--- a/public/Decreto Gober.docx
+++ b/public/Decreto Gober.docx
@@ -27,7 +27,25 @@
           <w:sz w:val="24"/>
           <w:szCs w:val="24"/>
         </w:rPr>
-        <w:t xml:space="preserve"> Las licencias y permisos para conducir, podrán ser suspendidos o cancelados de conformidad con lo establecido en los artículos 145 y 146 de la Ley. </w:t>
+        <w:t xml:space="preserve"> Las licencias y permisos para </w:t>
+      </w:r>
+      <w:proofErr w:type="gramStart"/>
+      <w:r>
+        <w:rPr>
+          <w:rFonts w:ascii="Arial" w:hAnsi="Arial" w:cs="Arial"/>
+          <w:sz w:val="24"/>
+          <w:szCs w:val="24"/>
+        </w:rPr>
+        <w:t>conducir,</w:t>
+      </w:r>
+      <w:proofErr w:type="gramEnd"/>
+      <w:r>
+        <w:rPr>
+          <w:rFonts w:ascii="Arial" w:hAnsi="Arial" w:cs="Arial"/>
+          <w:sz w:val="24"/>
+          <w:szCs w:val="24"/>
+        </w:rPr>
+        <w:t xml:space="preserve"> podrán ser suspendidos o cancelados de conformidad con lo establecido en los artículos 145 y 146 de la Ley. </w:t>
       </w:r>
     </w:p>
     <w:p>
@@ -752,7 +770,25 @@
           <w:sz w:val="24"/>
           <w:szCs w:val="24"/>
         </w:rPr>
-        <w:t xml:space="preserve">4. Sistema de retención: Mecanismo que mantiene el casco en la cabeza durante una colisión, donde por acción de la inercia del mismo tiende a salirse de su lugar. Consta de correas, anclajes y mecanismos de cierre o abrochado; y, </w:t>
+        <w:t xml:space="preserve">4. Sistema de retención: Mecanismo que mantiene el casco en la cabeza durante una colisión, donde por acción de la inercia </w:t>
+      </w:r>
+      <w:proofErr w:type="gramStart"/>
+      <w:r>
+        <w:rPr>
+          <w:rFonts w:ascii="Arial" w:hAnsi="Arial" w:cs="Arial"/>
+          <w:sz w:val="24"/>
+          <w:szCs w:val="24"/>
+        </w:rPr>
+        <w:t>del mismo</w:t>
+      </w:r>
+      <w:proofErr w:type="gramEnd"/>
+      <w:r>
+        <w:rPr>
+          <w:rFonts w:ascii="Arial" w:hAnsi="Arial" w:cs="Arial"/>
+          <w:sz w:val="24"/>
+          <w:szCs w:val="24"/>
+        </w:rPr>
+        <w:t xml:space="preserve"> tiende a salirse de su lugar. Consta de correas, anclajes y mecanismos de cierre o abrochado; y, </w:t>
       </w:r>
     </w:p>
     <w:p>
@@ -840,8 +876,18 @@
           <w:sz w:val="24"/>
           <w:szCs w:val="24"/>
         </w:rPr>
-        <w:t>En caso de infringir lo dispuesto en los incisos b) y d) de esta fracción, serán sancionadas con arresto hasta por 36 horas y tres puntos de penalización a la licencia para conducir y la remisión de la motocicleta al depósito..</w:t>
-      </w:r>
+        <w:t xml:space="preserve">En caso de infringir lo dispuesto en los incisos b) y d) de esta fracción, serán sancionadas con arresto hasta por 36 horas y tres puntos de penalización a la licencia para conducir y la remisión de la motocicleta al </w:t>
+      </w:r>
+      <w:proofErr w:type="gramStart"/>
+      <w:r>
+        <w:rPr>
+          <w:rFonts w:ascii="Arial" w:hAnsi="Arial" w:cs="Arial"/>
+          <w:sz w:val="24"/>
+          <w:szCs w:val="24"/>
+        </w:rPr>
+        <w:t>depósito..</w:t>
+      </w:r>
+      <w:proofErr w:type="gramEnd"/>
     </w:p>
     <w:p>
       <w:pPr>
@@ -1916,7 +1962,25 @@
           <w:sz w:val="24"/>
           <w:szCs w:val="24"/>
         </w:rPr>
-        <w:t xml:space="preserve">a) y b)… Las personas conductoras de vehículos de transporte de sustancias tóxicas o peligrosas que infrinjan el inciso a) de la presente disposición serán sancionadas con arresto hasta por 36 horas y tres puntos de penalización a la licencia para conducir. </w:t>
+        <w:t xml:space="preserve">a) y </w:t>
+      </w:r>
+      <w:proofErr w:type="gramStart"/>
+      <w:r>
+        <w:rPr>
+          <w:rFonts w:ascii="Arial" w:hAnsi="Arial" w:cs="Arial"/>
+          <w:sz w:val="24"/>
+          <w:szCs w:val="24"/>
+        </w:rPr>
+        <w:t>b)…</w:t>
+      </w:r>
+      <w:proofErr w:type="gramEnd"/>
+      <w:r>
+        <w:rPr>
+          <w:rFonts w:ascii="Arial" w:hAnsi="Arial" w:cs="Arial"/>
+          <w:sz w:val="24"/>
+          <w:szCs w:val="24"/>
+        </w:rPr>
+        <w:t xml:space="preserve"> Las personas conductoras de vehículos de transporte de sustancias tóxicas o peligrosas que infrinjan el inciso a) de la presente disposición serán sancionadas con arresto hasta por 36 horas y tres puntos de penalización a la licencia para conducir. </w:t>
       </w:r>
     </w:p>
     <w:p>
@@ -4382,7 +4446,25 @@
           <w:sz w:val="24"/>
           <w:szCs w:val="24"/>
         </w:rPr>
-        <w:t xml:space="preserve">Queda prohibido que toda persona que conduzca, opere o se traslade en vehículos motorizados de cualquier índole, realice las conductas siguientes: </w:t>
+        <w:t xml:space="preserve">Queda prohibido que toda persona que </w:t>
+      </w:r>
+      <w:proofErr w:type="gramStart"/>
+      <w:r>
+        <w:rPr>
+          <w:rFonts w:ascii="Arial" w:hAnsi="Arial" w:cs="Arial"/>
+          <w:sz w:val="24"/>
+          <w:szCs w:val="24"/>
+        </w:rPr>
+        <w:t>conduzca,</w:t>
+      </w:r>
+      <w:proofErr w:type="gramEnd"/>
+      <w:r>
+        <w:rPr>
+          <w:rFonts w:ascii="Arial" w:hAnsi="Arial" w:cs="Arial"/>
+          <w:sz w:val="24"/>
+          <w:szCs w:val="24"/>
+        </w:rPr>
+        <w:t xml:space="preserve"> opere o se traslade en vehículos motorizados de cualquier índole, realice las conductas siguientes: </w:t>
       </w:r>
     </w:p>
     <w:p>
@@ -5074,7 +5156,25 @@
           <w:sz w:val="24"/>
           <w:szCs w:val="24"/>
         </w:rPr>
-        <w:t>d) Remolquen algún objeto que impida la libre circulación de las demás personas peatonas sobre la acera, debiendo circular en el primer carril y en el sentido de la vía pública o estatal de comunicación; en caso que transiten en ciclovías y carriles preferenciales ciclistas deberán hacerlo pegado a la acera y en el sentido de la circulación ciclista; y,</w:t>
+        <w:t xml:space="preserve">d) Remolquen algún objeto que impida la libre circulación de las demás personas peatonas sobre la acera, debiendo circular en el primer carril y en el sentido de la vía pública o estatal de comunicación; </w:t>
+      </w:r>
+      <w:proofErr w:type="gramStart"/>
+      <w:r>
+        <w:rPr>
+          <w:rFonts w:ascii="Arial" w:hAnsi="Arial" w:cs="Arial"/>
+          <w:sz w:val="24"/>
+          <w:szCs w:val="24"/>
+        </w:rPr>
+        <w:t>en caso que</w:t>
+      </w:r>
+      <w:proofErr w:type="gramEnd"/>
+      <w:r>
+        <w:rPr>
+          <w:rFonts w:ascii="Arial" w:hAnsi="Arial" w:cs="Arial"/>
+          <w:sz w:val="24"/>
+          <w:szCs w:val="24"/>
+        </w:rPr>
+        <w:t xml:space="preserve"> transiten en ciclovías y carriles preferenciales ciclistas deberán hacerlo pegado a la acera y en el sentido de la circulación ciclista; y,</w:t>
       </w:r>
     </w:p>
     <w:p>
@@ -5470,7 +5570,25 @@
           <w:sz w:val="24"/>
           <w:szCs w:val="24"/>
         </w:rPr>
-        <w:t xml:space="preserve">Las personas conductoras de vehículos motorizados que no respeten la preferencia de paso y/o la prioridad de uso de las personas peatonas, ciclistas y conductoras de vehículos no motorizados de acuerdo a lo dispuesto en el presente artículo, serán sancionadas con </w:t>
+        <w:t xml:space="preserve">Las personas conductoras de vehículos motorizados que no respeten la preferencia de paso y/o la prioridad de uso de las personas peatonas, ciclistas y conductoras de vehículos no motorizados </w:t>
+      </w:r>
+      <w:proofErr w:type="gramStart"/>
+      <w:r>
+        <w:rPr>
+          <w:rFonts w:ascii="Arial" w:hAnsi="Arial" w:cs="Arial"/>
+          <w:sz w:val="24"/>
+          <w:szCs w:val="24"/>
+        </w:rPr>
+        <w:t>de acuerdo a</w:t>
+      </w:r>
+      <w:proofErr w:type="gramEnd"/>
+      <w:r>
+        <w:rPr>
+          <w:rFonts w:ascii="Arial" w:hAnsi="Arial" w:cs="Arial"/>
+          <w:sz w:val="24"/>
+          <w:szCs w:val="24"/>
+        </w:rPr>
+        <w:t xml:space="preserve"> lo dispuesto en el presente artículo, serán sancionadas con </w:t>
       </w:r>
       <w:r>
         <w:rPr>
@@ -6539,7 +6657,25 @@
           <w:sz w:val="24"/>
           <w:szCs w:val="24"/>
         </w:rPr>
-        <w:t xml:space="preserve"> Las personas conductoras y operadoras de cualquier vehículo motorizado, deberán respetar los límites de velocidad establecidos en la señalización vial. A falta de señalamiento restrictivo específico, los límites de velocidad se establecerán de acuerdo con los parámetros siguientes: </w:t>
+        <w:t xml:space="preserve"> Las personas conductoras y operadoras de cualquier vehículo </w:t>
+      </w:r>
+      <w:proofErr w:type="gramStart"/>
+      <w:r>
+        <w:rPr>
+          <w:rFonts w:ascii="Arial" w:hAnsi="Arial" w:cs="Arial"/>
+          <w:sz w:val="24"/>
+          <w:szCs w:val="24"/>
+        </w:rPr>
+        <w:t>motorizado,</w:t>
+      </w:r>
+      <w:proofErr w:type="gramEnd"/>
+      <w:r>
+        <w:rPr>
+          <w:rFonts w:ascii="Arial" w:hAnsi="Arial" w:cs="Arial"/>
+          <w:sz w:val="24"/>
+          <w:szCs w:val="24"/>
+        </w:rPr>
+        <w:t xml:space="preserve"> deberán respetar los límites de velocidad establecidos en la señalización vial. A falta de señalamiento restrictivo específico, los límites de velocidad se establecerán de acuerdo con los parámetros siguientes: </w:t>
       </w:r>
     </w:p>
     <w:p>
@@ -6905,7 +7041,25 @@
           <w:sz w:val="24"/>
           <w:szCs w:val="24"/>
         </w:rPr>
-        <w:t xml:space="preserve">Las personas conductoras de vehículos motorizados que no cumplan con lo dispuesto en esta fracción, serán sancionadas con amonestación y tres puntos de penalización a la licencia para conducir. </w:t>
+        <w:t xml:space="preserve">Las personas conductoras de vehículos motorizados que no cumplan con lo dispuesto en esta </w:t>
+      </w:r>
+      <w:proofErr w:type="gramStart"/>
+      <w:r>
+        <w:rPr>
+          <w:rFonts w:ascii="Arial" w:hAnsi="Arial" w:cs="Arial"/>
+          <w:sz w:val="24"/>
+          <w:szCs w:val="24"/>
+        </w:rPr>
+        <w:t>fracción,</w:t>
+      </w:r>
+      <w:proofErr w:type="gramEnd"/>
+      <w:r>
+        <w:rPr>
+          <w:rFonts w:ascii="Arial" w:hAnsi="Arial" w:cs="Arial"/>
+          <w:sz w:val="24"/>
+          <w:szCs w:val="24"/>
+        </w:rPr>
+        <w:t xml:space="preserve"> serán sancionadas con amonestación y tres puntos de penalización a la licencia para conducir. </w:t>
       </w:r>
     </w:p>
     <w:p>
@@ -7002,7 +7156,25 @@
           <w:sz w:val="24"/>
           <w:szCs w:val="24"/>
         </w:rPr>
-        <w:t xml:space="preserve">Las personas conductoras de vehículos motorizados que no cumplan con lo dispuesto en esta fracción, serán sancionadas con arresto de hasta por 36 horas y tres puntos de penalización a la licencia para conducir. </w:t>
+        <w:t xml:space="preserve">Las personas conductoras de vehículos motorizados que no cumplan con lo dispuesto en esta </w:t>
+      </w:r>
+      <w:proofErr w:type="gramStart"/>
+      <w:r>
+        <w:rPr>
+          <w:rFonts w:ascii="Arial" w:hAnsi="Arial" w:cs="Arial"/>
+          <w:sz w:val="24"/>
+          <w:szCs w:val="24"/>
+        </w:rPr>
+        <w:t>fracción,</w:t>
+      </w:r>
+      <w:proofErr w:type="gramEnd"/>
+      <w:r>
+        <w:rPr>
+          <w:rFonts w:ascii="Arial" w:hAnsi="Arial" w:cs="Arial"/>
+          <w:sz w:val="24"/>
+          <w:szCs w:val="24"/>
+        </w:rPr>
+        <w:t xml:space="preserve"> serán sancionadas con arresto de hasta por 36 horas y tres puntos de penalización a la licencia para conducir. </w:t>
       </w:r>
     </w:p>
     <w:p>
@@ -7231,7 +7403,25 @@
           <w:sz w:val="24"/>
           <w:szCs w:val="24"/>
         </w:rPr>
-        <w:t xml:space="preserve">Las personas conductoras u operadoras de vehículos motorizados que no cumplan con lo dispuesto en esta fracción, serán sancionadas con amonestación y tres puntos de penalización a la licencia para conducir. </w:t>
+        <w:t xml:space="preserve">Las personas conductoras u operadoras de vehículos motorizados que no cumplan con lo dispuesto en esta </w:t>
+      </w:r>
+      <w:proofErr w:type="gramStart"/>
+      <w:r>
+        <w:rPr>
+          <w:rFonts w:ascii="Arial" w:hAnsi="Arial" w:cs="Arial"/>
+          <w:sz w:val="24"/>
+          <w:szCs w:val="24"/>
+        </w:rPr>
+        <w:t>fracción,</w:t>
+      </w:r>
+      <w:proofErr w:type="gramEnd"/>
+      <w:r>
+        <w:rPr>
+          <w:rFonts w:ascii="Arial" w:hAnsi="Arial" w:cs="Arial"/>
+          <w:sz w:val="24"/>
+          <w:szCs w:val="24"/>
+        </w:rPr>
+        <w:t xml:space="preserve"> serán sancionadas con amonestación y tres puntos de penalización a la licencia para conducir. </w:t>
       </w:r>
     </w:p>
     <w:p>
@@ -8008,7 +8198,25 @@
           <w:sz w:val="24"/>
           <w:szCs w:val="24"/>
         </w:rPr>
-        <w:t xml:space="preserve">En vías de acceso controlado, los vehículos que se incorporan a los carriles centrales deberán ceder el paso; los vehículos que circulan sobre la vía lateral, deberán ceder el paso a los que se desincorporan de los carriles centrales, con excepción de situaciones de congestionamiento vial con tránsito detenido, en las que se alternará el paso bajo el criterio de «uno y uno»; </w:t>
+        <w:t xml:space="preserve">En vías de acceso controlado, los vehículos que se incorporan a los carriles centrales deberán ceder el paso; los vehículos que circulan sobre la vía </w:t>
+      </w:r>
+      <w:proofErr w:type="gramStart"/>
+      <w:r>
+        <w:rPr>
+          <w:rFonts w:ascii="Arial" w:hAnsi="Arial" w:cs="Arial"/>
+          <w:sz w:val="24"/>
+          <w:szCs w:val="24"/>
+        </w:rPr>
+        <w:t>lateral,</w:t>
+      </w:r>
+      <w:proofErr w:type="gramEnd"/>
+      <w:r>
+        <w:rPr>
+          <w:rFonts w:ascii="Arial" w:hAnsi="Arial" w:cs="Arial"/>
+          <w:sz w:val="24"/>
+          <w:szCs w:val="24"/>
+        </w:rPr>
+        <w:t xml:space="preserve"> deberán ceder el paso a los que se desincorporan de los carriles centrales, con excepción de situaciones de congestionamiento vial con tránsito detenido, en las que se alternará el paso bajo el criterio de «uno y uno»; </w:t>
       </w:r>
     </w:p>
     <w:p>
@@ -8613,7 +8821,25 @@
           <w:sz w:val="24"/>
           <w:szCs w:val="24"/>
         </w:rPr>
-        <w:t xml:space="preserve">El vehículo que circunde en el carril derecho, tendrá las siguientes opciones: </w:t>
+        <w:t xml:space="preserve">El vehículo que circunde en el carril </w:t>
+      </w:r>
+      <w:proofErr w:type="gramStart"/>
+      <w:r>
+        <w:rPr>
+          <w:rFonts w:ascii="Arial" w:hAnsi="Arial" w:cs="Arial"/>
+          <w:sz w:val="24"/>
+          <w:szCs w:val="24"/>
+        </w:rPr>
+        <w:t>derecho,</w:t>
+      </w:r>
+      <w:proofErr w:type="gramEnd"/>
+      <w:r>
+        <w:rPr>
+          <w:rFonts w:ascii="Arial" w:hAnsi="Arial" w:cs="Arial"/>
+          <w:sz w:val="24"/>
+          <w:szCs w:val="24"/>
+        </w:rPr>
+        <w:t xml:space="preserve"> tendrá las siguientes opciones: </w:t>
       </w:r>
     </w:p>
     <w:p>
@@ -11976,6 +12202,7 @@
           <w:szCs w:val="24"/>
         </w:rPr>
       </w:pPr>
+      <w:proofErr w:type="gramStart"/>
       <w:r>
         <w:rPr>
           <w:rFonts w:ascii="Arial" w:hAnsi="Arial" w:cs="Arial"/>
@@ -11983,7 +12210,16 @@
           <w:szCs w:val="24"/>
         </w:rPr>
         <w:lastRenderedPageBreak/>
-        <w:t xml:space="preserve">El vehículo a empujar o remolcar represente un peligro para sí o para terceros, en este supuesto, está permitido colocarlo en un lugar seguro. Se exceptúan de lo anterior los vehículos de transporte público en cualquiera de sus modalidades, que únicamente podrán ser remolcados por una grúa. </w:t>
+        <w:t>El vehículo a empujar</w:t>
+      </w:r>
+      <w:proofErr w:type="gramEnd"/>
+      <w:r>
+        <w:rPr>
+          <w:rFonts w:ascii="Arial" w:hAnsi="Arial" w:cs="Arial"/>
+          <w:sz w:val="24"/>
+          <w:szCs w:val="24"/>
+        </w:rPr>
+        <w:t xml:space="preserve"> o remolcar represente un peligro para sí o para terceros, en este supuesto, está permitido colocarlo en un lugar seguro. Se exceptúan de lo anterior los vehículos de transporte público en cualquiera de sus modalidades, que únicamente podrán ser remolcados por una grúa. </w:t>
       </w:r>
     </w:p>
     <w:p>
@@ -12070,7 +12306,25 @@
           <w:sz w:val="24"/>
           <w:szCs w:val="24"/>
         </w:rPr>
-        <w:t xml:space="preserve"> En caso de emergencia, siniestro o desastre, los vehículos de servicio social que circulen con las luces encendidas y señales audibles, podrán, tomando todas las medidas de seguridad necesarias: </w:t>
+        <w:t xml:space="preserve"> En caso de emergencia, siniestro o desastre, los vehículos de servicio social que circulen con las luces encendidas y señales </w:t>
+      </w:r>
+      <w:proofErr w:type="gramStart"/>
+      <w:r>
+        <w:rPr>
+          <w:rFonts w:ascii="Arial" w:hAnsi="Arial" w:cs="Arial"/>
+          <w:sz w:val="24"/>
+          <w:szCs w:val="24"/>
+        </w:rPr>
+        <w:t>audibles,</w:t>
+      </w:r>
+      <w:proofErr w:type="gramEnd"/>
+      <w:r>
+        <w:rPr>
+          <w:rFonts w:ascii="Arial" w:hAnsi="Arial" w:cs="Arial"/>
+          <w:sz w:val="24"/>
+          <w:szCs w:val="24"/>
+        </w:rPr>
+        <w:t xml:space="preserve"> podrán, tomando todas las medidas de seguridad necesarias: </w:t>
       </w:r>
     </w:p>
     <w:p>
@@ -12694,7 +12948,25 @@
           <w:sz w:val="24"/>
           <w:szCs w:val="24"/>
         </w:rPr>
-        <w:t>Quienes infrinjan las disposiciones contenidas en los incisos a) y b) serán sancionados con una multa de 50 a 70 UMAS y seis puntos de penalización a la licencia para conducir; y quienes infrinjan la disposición del incisos c) serán sancionadas con suspensión de la licencia o el permiso para conducir vehículos y seis puntos de penalización a la licencia para conducir;</w:t>
+        <w:t xml:space="preserve">Quienes infrinjan las disposiciones contenidas en los incisos a) y b) serán sancionados con una multa de 50 a 70 UMAS y seis puntos de penalización a la licencia para conducir; y quienes infrinjan la disposición </w:t>
+      </w:r>
+      <w:proofErr w:type="gramStart"/>
+      <w:r>
+        <w:rPr>
+          <w:rFonts w:ascii="Arial" w:hAnsi="Arial" w:cs="Arial"/>
+          <w:sz w:val="24"/>
+          <w:szCs w:val="24"/>
+        </w:rPr>
+        <w:t>del incisos</w:t>
+      </w:r>
+      <w:proofErr w:type="gramEnd"/>
+      <w:r>
+        <w:rPr>
+          <w:rFonts w:ascii="Arial" w:hAnsi="Arial" w:cs="Arial"/>
+          <w:sz w:val="24"/>
+          <w:szCs w:val="24"/>
+        </w:rPr>
+        <w:t xml:space="preserve"> c) serán sancionadas con suspensión de la licencia o el permiso para conducir vehículos y seis puntos de penalización a la licencia para conducir;</w:t>
       </w:r>
     </w:p>
     <w:p>
@@ -13670,27 +13942,7 @@
           <w:sz w:val="24"/>
           <w:szCs w:val="24"/>
         </w:rPr>
-        <w:t>tres puntos de</w:t>
-      </w:r>
-      <w:r>
-        <w:rPr>
-          <w:rFonts w:ascii="Arial" w:hAnsi="Arial" w:cs="Arial"/>
-          <w:b/>
-          <w:bCs/>
-          <w:sz w:val="24"/>
-          <w:szCs w:val="24"/>
-        </w:rPr>
-        <w:t xml:space="preserve"> </w:t>
-      </w:r>
-      <w:r>
-        <w:rPr>
-          <w:rFonts w:ascii="Arial" w:hAnsi="Arial" w:cs="Arial"/>
-          <w:b/>
-          <w:bCs/>
-          <w:sz w:val="24"/>
-          <w:szCs w:val="24"/>
-        </w:rPr>
-        <w:t>penalización</w:t>
+        <w:t>tres puntos de penalización</w:t>
       </w:r>
       <w:r>
         <w:rPr>
@@ -15042,15 +15294,7 @@
           <w:szCs w:val="24"/>
         </w:rPr>
         <w:lastRenderedPageBreak/>
-        <w:t>Los espejos retrovisores en su conjunto deberán estar siempre limpios y completos, con la finalidad de que la persona conductora u operadora pueda ver con facilidad la circulación detrás de su vehículo.</w:t>
-      </w:r>
-      <w:r>
-        <w:rPr>
-          <w:rFonts w:ascii="Arial" w:hAnsi="Arial" w:cs="Arial"/>
-          <w:sz w:val="24"/>
-          <w:szCs w:val="24"/>
-        </w:rPr>
-        <w:t xml:space="preserve"> </w:t>
+        <w:t xml:space="preserve">Los espejos retrovisores en su conjunto deberán estar siempre limpios y completos, con la finalidad de que la persona conductora u operadora pueda ver con facilidad la circulación detrás de su vehículo. </w:t>
       </w:r>
     </w:p>
     <w:p>
@@ -15353,15 +15597,7 @@
           <w:sz w:val="24"/>
           <w:szCs w:val="24"/>
         </w:rPr>
-        <w:t>En el caso de que un vehículo arrastre a otro o lo remolque, solamente será necesario que las luces indicadoras de frenado sean visibles en la parte posterior del último vehículo del remolque.</w:t>
-      </w:r>
-      <w:r>
-        <w:rPr>
-          <w:rFonts w:ascii="Arial" w:hAnsi="Arial" w:cs="Arial"/>
-          <w:sz w:val="24"/>
-          <w:szCs w:val="24"/>
-        </w:rPr>
-        <w:t xml:space="preserve"> </w:t>
+        <w:t xml:space="preserve">En el caso de que un vehículo arrastre a otro o lo remolque, solamente será necesario que las luces indicadoras de frenado sean visibles en la parte posterior del último vehículo del remolque. </w:t>
       </w:r>
     </w:p>
     <w:p>
@@ -15708,23 +15944,7 @@
           <w:sz w:val="24"/>
           <w:szCs w:val="24"/>
         </w:rPr>
-        <w:t>Estar provisto de un velocímetro con iluminación</w:t>
-      </w:r>
-      <w:r>
-        <w:rPr>
-          <w:rFonts w:ascii="Arial" w:hAnsi="Arial" w:cs="Arial"/>
-          <w:sz w:val="24"/>
-          <w:szCs w:val="24"/>
-        </w:rPr>
-        <w:t xml:space="preserve"> </w:t>
-      </w:r>
-      <w:r>
-        <w:rPr>
-          <w:rFonts w:ascii="Arial" w:hAnsi="Arial" w:cs="Arial"/>
-          <w:sz w:val="24"/>
-          <w:szCs w:val="24"/>
-        </w:rPr>
-        <w:t xml:space="preserve">para uso nocturno, en condiciones óptimas de funcionamiento; </w:t>
+        <w:t xml:space="preserve">Estar provisto de un velocímetro con iluminación para uso nocturno, en condiciones óptimas de funcionamiento; </w:t>
       </w:r>
     </w:p>
     <w:p>
@@ -16006,15 +16226,7 @@
           <w:sz w:val="24"/>
           <w:szCs w:val="24"/>
         </w:rPr>
-        <w:t>Contar con al menos 3 dispositivos de señalización de emergencia y seguridad para uso diurno o nocturno, a efecto de que sean visibles en condiciones atmosféricas normales, como son:</w:t>
-      </w:r>
-      <w:r>
-        <w:rPr>
-          <w:rFonts w:ascii="Arial" w:hAnsi="Arial" w:cs="Arial"/>
-          <w:sz w:val="24"/>
-          <w:szCs w:val="24"/>
-        </w:rPr>
-        <w:t xml:space="preserve"> </w:t>
+        <w:t xml:space="preserve">Contar con al menos 3 dispositivos de señalización de emergencia y seguridad para uso diurno o nocturno, a efecto de que sean visibles en condiciones atmosféricas normales, como son: </w:t>
       </w:r>
     </w:p>
     <w:p>
@@ -16158,7 +16370,25 @@
           <w:sz w:val="24"/>
           <w:szCs w:val="24"/>
         </w:rPr>
-        <w:t xml:space="preserve">Las personas conductoras de vehículos motorizados que viajen con pasajeros menores de doce años de edad o que midan menos de 1.45 metros de altura, deberán asegurarse de que éstos ocupen una de las plazas traseras sobre la hilera inmediatamente posterior </w:t>
+        <w:t xml:space="preserve">Las personas conductoras de vehículos motorizados que viajen con pasajeros menores de doce </w:t>
+      </w:r>
+      <w:proofErr w:type="gramStart"/>
+      <w:r>
+        <w:rPr>
+          <w:rFonts w:ascii="Arial" w:hAnsi="Arial" w:cs="Arial"/>
+          <w:sz w:val="24"/>
+          <w:szCs w:val="24"/>
+        </w:rPr>
+        <w:t>años de edad</w:t>
+      </w:r>
+      <w:proofErr w:type="gramEnd"/>
+      <w:r>
+        <w:rPr>
+          <w:rFonts w:ascii="Arial" w:hAnsi="Arial" w:cs="Arial"/>
+          <w:sz w:val="24"/>
+          <w:szCs w:val="24"/>
+        </w:rPr>
+        <w:t xml:space="preserve"> o que midan menos de 1.45 metros de altura, deberán asegurarse de que éstos ocupen una de las plazas traseras sobre la hilera inmediatamente posterior </w:t>
       </w:r>
       <w:r>
         <w:rPr>
@@ -16198,7 +16428,25 @@
           <w:sz w:val="24"/>
           <w:szCs w:val="24"/>
         </w:rPr>
-        <w:t xml:space="preserve">Los menores de cinco o más años de edad que pesen entre 10 y 19 kilogramos y midan entre 75 y 110 centímetros deberán viajar en la silla </w:t>
+        <w:t xml:space="preserve">Los menores de cinco o más </w:t>
+      </w:r>
+      <w:proofErr w:type="gramStart"/>
+      <w:r>
+        <w:rPr>
+          <w:rFonts w:ascii="Arial" w:hAnsi="Arial" w:cs="Arial"/>
+          <w:sz w:val="24"/>
+          <w:szCs w:val="24"/>
+        </w:rPr>
+        <w:t>años de edad</w:t>
+      </w:r>
+      <w:proofErr w:type="gramEnd"/>
+      <w:r>
+        <w:rPr>
+          <w:rFonts w:ascii="Arial" w:hAnsi="Arial" w:cs="Arial"/>
+          <w:sz w:val="24"/>
+          <w:szCs w:val="24"/>
+        </w:rPr>
+        <w:t xml:space="preserve"> que pesen entre 10 y 19 kilogramos y midan entre 75 y 110 centímetros deberán viajar en la silla </w:t>
       </w:r>
       <w:proofErr w:type="spellStart"/>
       <w:r>
@@ -16376,15 +16624,7 @@
           <w:sz w:val="24"/>
           <w:szCs w:val="24"/>
         </w:rPr>
-        <w:t>Se exime de portar dispositivos de seguridad para el transporte de menores a los vehículos de transporte público de pasajeros. Cuando se trate de transporte de estudiantes (cuya altura sea inferior a 1.45 m) sus vehículos deben contar con</w:t>
-      </w:r>
-      <w:r>
-        <w:rPr>
-          <w:rFonts w:ascii="Arial" w:hAnsi="Arial" w:cs="Arial"/>
-          <w:sz w:val="24"/>
-          <w:szCs w:val="24"/>
-        </w:rPr>
-        <w:t xml:space="preserve"> </w:t>
+        <w:t xml:space="preserve">Se exime de portar dispositivos de seguridad para el transporte de menores a los vehículos de transporte público de pasajeros. Cuando se trate de transporte de estudiantes (cuya altura sea inferior a 1.45 m) sus vehículos deben contar con </w:t>
       </w:r>
       <w:r>
         <w:rPr>
@@ -16681,7 +16921,25 @@
           <w:sz w:val="24"/>
           <w:szCs w:val="24"/>
         </w:rPr>
-        <w:t xml:space="preserve">Del a) al x) … El incumplimiento de las obligaciones previstas en esta fracción, se sancionará con amonestación y un punto de penalización a la licencia para conducir a excepción de la obligación contenida en el inciso x) cuya transgresión será sancionada con suspensión de la licencia o permiso </w:t>
+        <w:t xml:space="preserve">Del a) al x) … El incumplimiento de las obligaciones previstas en esta </w:t>
+      </w:r>
+      <w:proofErr w:type="gramStart"/>
+      <w:r>
+        <w:rPr>
+          <w:rFonts w:ascii="Arial" w:hAnsi="Arial" w:cs="Arial"/>
+          <w:sz w:val="24"/>
+          <w:szCs w:val="24"/>
+        </w:rPr>
+        <w:t>fracción,</w:t>
+      </w:r>
+      <w:proofErr w:type="gramEnd"/>
+      <w:r>
+        <w:rPr>
+          <w:rFonts w:ascii="Arial" w:hAnsi="Arial" w:cs="Arial"/>
+          <w:sz w:val="24"/>
+          <w:szCs w:val="24"/>
+        </w:rPr>
+        <w:t xml:space="preserve"> se sancionará con amonestación y un punto de penalización a la licencia para conducir a excepción de la obligación contenida en el inciso x) cuya transgresión será sancionada con suspensión de la licencia o permiso </w:t>
       </w:r>
       <w:r>
         <w:rPr>
@@ -16713,23 +16971,7 @@
           <w:sz w:val="24"/>
           <w:szCs w:val="24"/>
         </w:rPr>
-        <w:t>Para los vehículos de transporte público y transporte de</w:t>
-      </w:r>
-      <w:r>
-        <w:rPr>
-          <w:rFonts w:ascii="Arial" w:hAnsi="Arial" w:cs="Arial"/>
-          <w:sz w:val="24"/>
-          <w:szCs w:val="24"/>
-        </w:rPr>
-        <w:t xml:space="preserve"> </w:t>
-      </w:r>
-      <w:r>
-        <w:rPr>
-          <w:rFonts w:ascii="Arial" w:hAnsi="Arial" w:cs="Arial"/>
-          <w:sz w:val="24"/>
-          <w:szCs w:val="24"/>
-        </w:rPr>
-        <w:t xml:space="preserve">personal: a) Bandas reflejantes de color blanco y rojo en los costados laterales y posterior y bandas reflejantes amarillas en la parte frontal; b) Contar con un botiquín de primeros auxilios; y, c) Tratándose de taxis preferentes los sistemas para la sujeción de pasajeros que viajen en silla de ruedas, deben ser de acuerdo con la normatividad aplicable. El incumplimiento de las obligaciones previstas en esta fracción se sancionará con una multa entre 50 y 60 UMAS. </w:t>
+        <w:t xml:space="preserve">Para los vehículos de transporte público y transporte de personal: a) Bandas reflejantes de color blanco y rojo en los costados laterales y posterior y bandas reflejantes amarillas en la parte frontal; b) Contar con un botiquín de primeros auxilios; y, c) Tratándose de taxis preferentes los sistemas para la sujeción de pasajeros que viajen en silla de ruedas, deben ser de acuerdo con la normatividad aplicable. El incumplimiento de las obligaciones previstas en esta fracción se sancionará con una multa entre 50 y 60 UMAS. </w:t>
       </w:r>
     </w:p>
     <w:p>
@@ -18357,23 +18599,7 @@
           <w:szCs w:val="24"/>
         </w:rPr>
         <w:lastRenderedPageBreak/>
-        <w:t>destinados a la Secretaría de la</w:t>
-      </w:r>
-      <w:r>
-        <w:rPr>
-          <w:rFonts w:ascii="Arial" w:hAnsi="Arial" w:cs="Arial"/>
-          <w:sz w:val="24"/>
-          <w:szCs w:val="24"/>
-        </w:rPr>
-        <w:t xml:space="preserve"> </w:t>
-      </w:r>
-      <w:r>
-        <w:rPr>
-          <w:rFonts w:ascii="Arial" w:hAnsi="Arial" w:cs="Arial"/>
-          <w:sz w:val="24"/>
-          <w:szCs w:val="24"/>
-        </w:rPr>
-        <w:t xml:space="preserve">Defensa Nacional, la Secretaría de Marina o la Guardia Nacional. </w:t>
+        <w:t xml:space="preserve">destinados a la Secretaría de la Defensa Nacional, la Secretaría de Marina o la Guardia Nacional. </w:t>
       </w:r>
     </w:p>
     <w:p>
@@ -18405,7 +18631,25 @@
           <w:sz w:val="24"/>
           <w:szCs w:val="24"/>
         </w:rPr>
-        <w:t xml:space="preserve">La infracción a las prohibiciones previstas en la presente disposición, se sancionará con la </w:t>
+        <w:t xml:space="preserve">La infracción a las prohibiciones previstas en la presente </w:t>
+      </w:r>
+      <w:proofErr w:type="gramStart"/>
+      <w:r>
+        <w:rPr>
+          <w:rFonts w:ascii="Arial" w:hAnsi="Arial" w:cs="Arial"/>
+          <w:sz w:val="24"/>
+          <w:szCs w:val="24"/>
+        </w:rPr>
+        <w:t>disposición,</w:t>
+      </w:r>
+      <w:proofErr w:type="gramEnd"/>
+      <w:r>
+        <w:rPr>
+          <w:rFonts w:ascii="Arial" w:hAnsi="Arial" w:cs="Arial"/>
+          <w:sz w:val="24"/>
+          <w:szCs w:val="24"/>
+        </w:rPr>
+        <w:t xml:space="preserve"> se sancionará con la </w:t>
       </w:r>
       <w:r>
         <w:rPr>
@@ -18909,7 +19153,25 @@
           <w:sz w:val="24"/>
           <w:szCs w:val="24"/>
         </w:rPr>
-        <w:t xml:space="preserve">En el caso de portar una sola placa o a falta de ambas placas y no portar el permiso provisional, deberá de portar copia de la denuncia ante el ministerio público por robo o extravío de las mismas. </w:t>
+        <w:t xml:space="preserve">En el caso de portar una sola placa o a falta de ambas placas y no portar el permiso provisional, deberá de portar copia de la denuncia ante el ministerio público por robo o extravío de </w:t>
+      </w:r>
+      <w:proofErr w:type="gramStart"/>
+      <w:r>
+        <w:rPr>
+          <w:rFonts w:ascii="Arial" w:hAnsi="Arial" w:cs="Arial"/>
+          <w:sz w:val="24"/>
+          <w:szCs w:val="24"/>
+        </w:rPr>
+        <w:t>las mismas</w:t>
+      </w:r>
+      <w:proofErr w:type="gramEnd"/>
+      <w:r>
+        <w:rPr>
+          <w:rFonts w:ascii="Arial" w:hAnsi="Arial" w:cs="Arial"/>
+          <w:sz w:val="24"/>
+          <w:szCs w:val="24"/>
+        </w:rPr>
+        <w:t xml:space="preserve">. </w:t>
       </w:r>
     </w:p>
     <w:p>
@@ -19057,7 +19319,25 @@
           <w:sz w:val="24"/>
           <w:szCs w:val="24"/>
         </w:rPr>
-        <w:t xml:space="preserve"> Las placas clasificadas en la Ley como de demostración, se expedirán a los fabricantes o distribuidores de vehículos, personas físicas o morales que acrediten su actividad u objeto social, en los ramos de compraventa de vehículos nuevos o usados que transiten en prueba o demostración, de la distribuidora o agencia a un punto determinado y viceversa, en las vías públicas y estatales de comunicación. </w:t>
+        <w:t xml:space="preserve"> Las placas clasificadas en la Ley como de </w:t>
+      </w:r>
+      <w:proofErr w:type="gramStart"/>
+      <w:r>
+        <w:rPr>
+          <w:rFonts w:ascii="Arial" w:hAnsi="Arial" w:cs="Arial"/>
+          <w:sz w:val="24"/>
+          <w:szCs w:val="24"/>
+        </w:rPr>
+        <w:t>demostración,</w:t>
+      </w:r>
+      <w:proofErr w:type="gramEnd"/>
+      <w:r>
+        <w:rPr>
+          <w:rFonts w:ascii="Arial" w:hAnsi="Arial" w:cs="Arial"/>
+          <w:sz w:val="24"/>
+          <w:szCs w:val="24"/>
+        </w:rPr>
+        <w:t xml:space="preserve"> se expedirán a los fabricantes o distribuidores de vehículos, personas físicas o morales que acrediten su actividad u objeto social, en los ramos de compraventa de vehículos nuevos o usados que transiten en prueba o demostración, de la distribuidora o agencia a un punto determinado y viceversa, en las vías públicas y estatales de comunicación. </w:t>
       </w:r>
     </w:p>
     <w:p>
@@ -19152,15 +19432,7 @@
           <w:sz w:val="24"/>
           <w:szCs w:val="24"/>
         </w:rPr>
-        <w:t>El tiempo en que cada uno de los vehículos haya estado amparado por dichas placas. El registro a que se refiere este artículo deberá estar abierto a la</w:t>
-      </w:r>
-      <w:r>
-        <w:rPr>
-          <w:rFonts w:ascii="Arial" w:hAnsi="Arial" w:cs="Arial"/>
-          <w:sz w:val="24"/>
-          <w:szCs w:val="24"/>
-        </w:rPr>
-        <w:t xml:space="preserve"> </w:t>
+        <w:t xml:space="preserve">El tiempo en que cada uno de los vehículos haya estado amparado por dichas placas. El registro a que se refiere este artículo deberá estar abierto a la </w:t>
       </w:r>
       <w:r>
         <w:rPr>
@@ -19235,7 +19507,25 @@
           <w:sz w:val="24"/>
           <w:szCs w:val="24"/>
         </w:rPr>
-        <w:t xml:space="preserve"> Las placas clasificadas en la Ley como de traslado, se expedirán a las concesionarias o agencias de venta de vehículos motorizados, por un plazo de un año y se utilizarán para el traslado de los vehículos nuevos o seminuevos dentro del territorio del Estado o de este a otra entidad federativa. </w:t>
+        <w:t xml:space="preserve"> Las placas clasificadas en la Ley como de </w:t>
+      </w:r>
+      <w:proofErr w:type="gramStart"/>
+      <w:r>
+        <w:rPr>
+          <w:rFonts w:ascii="Arial" w:hAnsi="Arial" w:cs="Arial"/>
+          <w:sz w:val="24"/>
+          <w:szCs w:val="24"/>
+        </w:rPr>
+        <w:t>traslado,</w:t>
+      </w:r>
+      <w:proofErr w:type="gramEnd"/>
+      <w:r>
+        <w:rPr>
+          <w:rFonts w:ascii="Arial" w:hAnsi="Arial" w:cs="Arial"/>
+          <w:sz w:val="24"/>
+          <w:szCs w:val="24"/>
+        </w:rPr>
+        <w:t xml:space="preserve"> se expedirán a las concesionarias o agencias de venta de vehículos motorizados, por un plazo de un año y se utilizarán para el traslado de los vehículos nuevos o seminuevos dentro del territorio del Estado o de este a otra entidad federativa. </w:t>
       </w:r>
     </w:p>
     <w:p>
@@ -19794,6 +20084,7292 @@
           <w:szCs w:val="24"/>
         </w:rPr>
       </w:pPr>
+    </w:p>
+    <w:p>
+      <w:pPr>
+        <w:jc w:val="both"/>
+        <w:rPr>
+          <w:rFonts w:ascii="Arial" w:hAnsi="Arial" w:cs="Arial"/>
+          <w:sz w:val="24"/>
+          <w:szCs w:val="24"/>
+        </w:rPr>
+      </w:pPr>
+    </w:p>
+    <w:p>
+      <w:pPr>
+        <w:jc w:val="both"/>
+        <w:rPr>
+          <w:rFonts w:ascii="Arial" w:hAnsi="Arial" w:cs="Arial"/>
+          <w:sz w:val="24"/>
+          <w:szCs w:val="24"/>
+        </w:rPr>
+      </w:pPr>
+    </w:p>
+    <w:p>
+      <w:pPr>
+        <w:jc w:val="both"/>
+        <w:rPr>
+          <w:rFonts w:ascii="Arial" w:hAnsi="Arial" w:cs="Arial"/>
+          <w:sz w:val="24"/>
+          <w:szCs w:val="24"/>
+        </w:rPr>
+      </w:pPr>
+    </w:p>
+    <w:p>
+      <w:pPr>
+        <w:jc w:val="both"/>
+        <w:rPr>
+          <w:rFonts w:ascii="Arial" w:hAnsi="Arial" w:cs="Arial"/>
+          <w:sz w:val="24"/>
+          <w:szCs w:val="24"/>
+        </w:rPr>
+      </w:pPr>
+    </w:p>
+    <w:p>
+      <w:pPr>
+        <w:jc w:val="both"/>
+        <w:rPr>
+          <w:rFonts w:ascii="Arial" w:hAnsi="Arial" w:cs="Arial"/>
+          <w:sz w:val="24"/>
+          <w:szCs w:val="24"/>
+        </w:rPr>
+      </w:pPr>
+    </w:p>
+    <w:p>
+      <w:pPr>
+        <w:jc w:val="both"/>
+        <w:rPr>
+          <w:rFonts w:ascii="Arial" w:hAnsi="Arial" w:cs="Arial"/>
+          <w:sz w:val="24"/>
+          <w:szCs w:val="24"/>
+        </w:rPr>
+      </w:pPr>
+    </w:p>
+    <w:p>
+      <w:pPr>
+        <w:jc w:val="both"/>
+        <w:rPr>
+          <w:rFonts w:ascii="Arial" w:hAnsi="Arial" w:cs="Arial"/>
+          <w:sz w:val="24"/>
+          <w:szCs w:val="24"/>
+        </w:rPr>
+      </w:pPr>
+    </w:p>
+    <w:p>
+      <w:pPr>
+        <w:jc w:val="both"/>
+        <w:rPr>
+          <w:rFonts w:ascii="Arial" w:hAnsi="Arial" w:cs="Arial"/>
+          <w:sz w:val="24"/>
+          <w:szCs w:val="24"/>
+        </w:rPr>
+      </w:pPr>
+    </w:p>
+    <w:p>
+      <w:pPr>
+        <w:jc w:val="both"/>
+        <w:rPr>
+          <w:rFonts w:ascii="Arial" w:hAnsi="Arial" w:cs="Arial"/>
+          <w:sz w:val="24"/>
+          <w:szCs w:val="24"/>
+        </w:rPr>
+      </w:pPr>
+    </w:p>
+    <w:p>
+      <w:pPr>
+        <w:jc w:val="both"/>
+        <w:rPr>
+          <w:rFonts w:ascii="Arial" w:hAnsi="Arial" w:cs="Arial"/>
+          <w:sz w:val="24"/>
+          <w:szCs w:val="24"/>
+        </w:rPr>
+      </w:pPr>
+    </w:p>
+    <w:p>
+      <w:pPr>
+        <w:jc w:val="both"/>
+        <w:rPr>
+          <w:rFonts w:ascii="Arial" w:hAnsi="Arial" w:cs="Arial"/>
+          <w:sz w:val="24"/>
+          <w:szCs w:val="24"/>
+        </w:rPr>
+      </w:pPr>
+    </w:p>
+    <w:p>
+      <w:pPr>
+        <w:jc w:val="both"/>
+        <w:rPr>
+          <w:rFonts w:ascii="Arial" w:hAnsi="Arial" w:cs="Arial"/>
+          <w:sz w:val="24"/>
+          <w:szCs w:val="24"/>
+        </w:rPr>
+      </w:pPr>
+    </w:p>
+    <w:p>
+      <w:pPr>
+        <w:jc w:val="both"/>
+        <w:rPr>
+          <w:rFonts w:ascii="Arial" w:hAnsi="Arial" w:cs="Arial"/>
+          <w:sz w:val="24"/>
+          <w:szCs w:val="24"/>
+        </w:rPr>
+      </w:pPr>
+    </w:p>
+    <w:p>
+      <w:pPr>
+        <w:jc w:val="both"/>
+        <w:rPr>
+          <w:rFonts w:ascii="Arial" w:hAnsi="Arial" w:cs="Arial"/>
+          <w:sz w:val="24"/>
+          <w:szCs w:val="24"/>
+        </w:rPr>
+      </w:pPr>
+    </w:p>
+    <w:p>
+      <w:pPr>
+        <w:jc w:val="both"/>
+        <w:rPr>
+          <w:rFonts w:ascii="Arial" w:hAnsi="Arial" w:cs="Arial"/>
+          <w:sz w:val="24"/>
+          <w:szCs w:val="24"/>
+        </w:rPr>
+      </w:pPr>
+    </w:p>
+    <w:p>
+      <w:pPr>
+        <w:jc w:val="both"/>
+        <w:rPr>
+          <w:rFonts w:ascii="Arial" w:hAnsi="Arial" w:cs="Arial"/>
+          <w:sz w:val="24"/>
+          <w:szCs w:val="24"/>
+        </w:rPr>
+      </w:pPr>
+    </w:p>
+    <w:p>
+      <w:pPr>
+        <w:jc w:val="both"/>
+        <w:rPr>
+          <w:rFonts w:ascii="Arial" w:hAnsi="Arial" w:cs="Arial"/>
+          <w:sz w:val="24"/>
+          <w:szCs w:val="24"/>
+        </w:rPr>
+      </w:pPr>
+    </w:p>
+    <w:p>
+      <w:pPr>
+        <w:jc w:val="both"/>
+        <w:rPr>
+          <w:rFonts w:ascii="Arial" w:hAnsi="Arial" w:cs="Arial"/>
+          <w:sz w:val="24"/>
+          <w:szCs w:val="24"/>
+        </w:rPr>
+      </w:pPr>
+    </w:p>
+    <w:p>
+      <w:pPr>
+        <w:jc w:val="both"/>
+        <w:rPr>
+          <w:rFonts w:ascii="Arial" w:hAnsi="Arial" w:cs="Arial"/>
+          <w:sz w:val="24"/>
+          <w:szCs w:val="24"/>
+        </w:rPr>
+      </w:pPr>
+      <w:r>
+        <w:rPr>
+          <w:rFonts w:ascii="Arial" w:hAnsi="Arial" w:cs="Arial"/>
+          <w:b/>
+          <w:bCs/>
+          <w:sz w:val="24"/>
+          <w:szCs w:val="24"/>
+        </w:rPr>
+        <w:lastRenderedPageBreak/>
+        <w:t xml:space="preserve">Artículo 492. </w:t>
+      </w:r>
+      <w:r>
+        <w:rPr>
+          <w:rFonts w:ascii="Arial" w:hAnsi="Arial" w:cs="Arial"/>
+          <w:sz w:val="24"/>
+          <w:szCs w:val="24"/>
+        </w:rPr>
+        <w:t xml:space="preserve">La SFA podrá otorgar un permiso provisional para la circulación de vehículos sin placas, por un término de 30 días naturales, en los casos y previo cumplimiento de los requisitos siguientes: </w:t>
+      </w:r>
+    </w:p>
+    <w:p>
+      <w:pPr>
+        <w:pStyle w:val="Prrafodelista"/>
+        <w:numPr>
+          <w:ilvl w:val="0"/>
+          <w:numId w:val="25"/>
+        </w:numPr>
+        <w:jc w:val="both"/>
+        <w:rPr>
+          <w:rFonts w:ascii="Arial" w:hAnsi="Arial" w:cs="Arial"/>
+          <w:sz w:val="24"/>
+          <w:szCs w:val="24"/>
+        </w:rPr>
+      </w:pPr>
+      <w:r>
+        <w:rPr>
+          <w:rFonts w:ascii="Arial" w:hAnsi="Arial" w:cs="Arial"/>
+          <w:sz w:val="24"/>
+          <w:szCs w:val="24"/>
+        </w:rPr>
+        <w:t xml:space="preserve">Tratándose del trámite de alta a un vehículo nuevo: Se presentará factura o carta factura y la constancia del pago de los derechos correspondientes; </w:t>
+      </w:r>
+    </w:p>
+    <w:p>
+      <w:pPr>
+        <w:pStyle w:val="Prrafodelista"/>
+        <w:ind w:left="1428"/>
+        <w:jc w:val="both"/>
+        <w:rPr>
+          <w:rFonts w:ascii="Arial" w:hAnsi="Arial" w:cs="Arial"/>
+          <w:sz w:val="24"/>
+          <w:szCs w:val="24"/>
+        </w:rPr>
+      </w:pPr>
+    </w:p>
+    <w:p>
+      <w:pPr>
+        <w:pStyle w:val="Prrafodelista"/>
+        <w:numPr>
+          <w:ilvl w:val="0"/>
+          <w:numId w:val="25"/>
+        </w:numPr>
+        <w:jc w:val="both"/>
+        <w:rPr>
+          <w:rFonts w:ascii="Arial" w:hAnsi="Arial" w:cs="Arial"/>
+          <w:sz w:val="24"/>
+          <w:szCs w:val="24"/>
+        </w:rPr>
+      </w:pPr>
+      <w:r>
+        <w:rPr>
+          <w:rFonts w:ascii="Arial" w:hAnsi="Arial" w:cs="Arial"/>
+          <w:sz w:val="24"/>
+          <w:szCs w:val="24"/>
+        </w:rPr>
+        <w:t xml:space="preserve">Cuando se trate de dar de alta un vehículo usado: El interesado exhibirá la constancia de compraventa o la factura respectiva y la baja del registro anterior. </w:t>
+      </w:r>
+    </w:p>
+    <w:p>
+      <w:pPr>
+        <w:pStyle w:val="Prrafodelista"/>
+        <w:rPr>
+          <w:rFonts w:ascii="Arial" w:hAnsi="Arial" w:cs="Arial"/>
+          <w:sz w:val="24"/>
+          <w:szCs w:val="24"/>
+        </w:rPr>
+      </w:pPr>
+    </w:p>
+    <w:p>
+      <w:pPr>
+        <w:pStyle w:val="Prrafodelista"/>
+        <w:numPr>
+          <w:ilvl w:val="0"/>
+          <w:numId w:val="25"/>
+        </w:numPr>
+        <w:jc w:val="both"/>
+        <w:rPr>
+          <w:rFonts w:ascii="Arial" w:hAnsi="Arial" w:cs="Arial"/>
+          <w:sz w:val="24"/>
+          <w:szCs w:val="24"/>
+        </w:rPr>
+      </w:pPr>
+      <w:r>
+        <w:rPr>
+          <w:rFonts w:ascii="Arial" w:hAnsi="Arial" w:cs="Arial"/>
+          <w:sz w:val="24"/>
+          <w:szCs w:val="24"/>
+        </w:rPr>
+        <w:t xml:space="preserve">Cuando un particular trate de trasladar algún vehículo de un punto a otro dentro del Estado y carezca de placas; </w:t>
+      </w:r>
+    </w:p>
+    <w:p>
+      <w:pPr>
+        <w:pStyle w:val="Prrafodelista"/>
+        <w:rPr>
+          <w:rFonts w:ascii="Arial" w:hAnsi="Arial" w:cs="Arial"/>
+          <w:sz w:val="24"/>
+          <w:szCs w:val="24"/>
+        </w:rPr>
+      </w:pPr>
+    </w:p>
+    <w:p>
+      <w:pPr>
+        <w:pStyle w:val="Prrafodelista"/>
+        <w:numPr>
+          <w:ilvl w:val="0"/>
+          <w:numId w:val="25"/>
+        </w:numPr>
+        <w:jc w:val="both"/>
+        <w:rPr>
+          <w:rFonts w:ascii="Arial" w:hAnsi="Arial" w:cs="Arial"/>
+          <w:sz w:val="24"/>
+          <w:szCs w:val="24"/>
+        </w:rPr>
+      </w:pPr>
+      <w:r>
+        <w:rPr>
+          <w:rFonts w:ascii="Arial" w:hAnsi="Arial" w:cs="Arial"/>
+          <w:sz w:val="24"/>
+          <w:szCs w:val="24"/>
+        </w:rPr>
+        <w:t xml:space="preserve">Cuando se trate de pérdida de una placa, posteriormente </w:t>
+      </w:r>
+      <w:r>
+        <w:rPr>
+          <w:rFonts w:ascii="Arial" w:hAnsi="Arial" w:cs="Arial"/>
+          <w:sz w:val="24"/>
+          <w:szCs w:val="24"/>
+        </w:rPr>
+        <w:t xml:space="preserve">al plazo concedido: Se deberá dar de baja el registro, devolver la placa y dar de alta un nuevo registro; </w:t>
+      </w:r>
+    </w:p>
+    <w:p>
+      <w:pPr>
+        <w:pStyle w:val="Prrafodelista"/>
+        <w:rPr>
+          <w:rFonts w:ascii="Arial" w:hAnsi="Arial" w:cs="Arial"/>
+          <w:sz w:val="24"/>
+          <w:szCs w:val="24"/>
+        </w:rPr>
+      </w:pPr>
+    </w:p>
+    <w:p>
+      <w:pPr>
+        <w:pStyle w:val="Prrafodelista"/>
+        <w:numPr>
+          <w:ilvl w:val="0"/>
+          <w:numId w:val="25"/>
+        </w:numPr>
+        <w:jc w:val="both"/>
+        <w:rPr>
+          <w:rFonts w:ascii="Arial" w:hAnsi="Arial" w:cs="Arial"/>
+          <w:sz w:val="24"/>
+          <w:szCs w:val="24"/>
+        </w:rPr>
+      </w:pPr>
+      <w:r>
+        <w:rPr>
+          <w:rFonts w:ascii="Arial" w:hAnsi="Arial" w:cs="Arial"/>
+          <w:sz w:val="24"/>
+          <w:szCs w:val="24"/>
+        </w:rPr>
+        <w:t xml:space="preserve">Cuando se trate de deterioro o pérdida de ambas placas, posteriormente al plazo concedido: En caso de robo se deberá presentar la denuncia correspondiente ante el Ministerio Público, para posteriormente dar de alta un nuevo registro; y, </w:t>
+      </w:r>
+    </w:p>
+    <w:p>
+      <w:pPr>
+        <w:pStyle w:val="Prrafodelista"/>
+        <w:rPr>
+          <w:rFonts w:ascii="Arial" w:hAnsi="Arial" w:cs="Arial"/>
+          <w:sz w:val="24"/>
+          <w:szCs w:val="24"/>
+        </w:rPr>
+      </w:pPr>
+    </w:p>
+    <w:p>
+      <w:pPr>
+        <w:pStyle w:val="Prrafodelista"/>
+        <w:numPr>
+          <w:ilvl w:val="0"/>
+          <w:numId w:val="25"/>
+        </w:numPr>
+        <w:jc w:val="both"/>
+        <w:rPr>
+          <w:rFonts w:ascii="Arial" w:hAnsi="Arial" w:cs="Arial"/>
+          <w:sz w:val="24"/>
+          <w:szCs w:val="24"/>
+        </w:rPr>
+      </w:pPr>
+      <w:r>
+        <w:rPr>
+          <w:rFonts w:ascii="Arial" w:hAnsi="Arial" w:cs="Arial"/>
+          <w:sz w:val="24"/>
+          <w:szCs w:val="24"/>
+        </w:rPr>
+        <w:t xml:space="preserve">En caso de estricta necesidad previa solicitud por escrito por parte del interesado. </w:t>
+      </w:r>
+    </w:p>
+    <w:p>
+      <w:pPr>
+        <w:pStyle w:val="Prrafodelista"/>
+        <w:rPr>
+          <w:rFonts w:ascii="Arial" w:hAnsi="Arial" w:cs="Arial"/>
+          <w:sz w:val="24"/>
+          <w:szCs w:val="24"/>
+        </w:rPr>
+      </w:pPr>
+    </w:p>
+    <w:p>
+      <w:pPr>
+        <w:jc w:val="both"/>
+        <w:rPr>
+          <w:rFonts w:ascii="Arial" w:hAnsi="Arial" w:cs="Arial"/>
+          <w:sz w:val="24"/>
+          <w:szCs w:val="24"/>
+        </w:rPr>
+      </w:pPr>
+      <w:r>
+        <w:rPr>
+          <w:rFonts w:ascii="Arial" w:hAnsi="Arial" w:cs="Arial"/>
+          <w:sz w:val="24"/>
+          <w:szCs w:val="24"/>
+        </w:rPr>
+        <w:t>De la I. a la VI. … A quienes conduzcan un vehículo motorizado con permiso</w:t>
+      </w:r>
+      <w:r>
+        <w:rPr>
+          <w:rFonts w:ascii="Arial" w:hAnsi="Arial" w:cs="Arial"/>
+          <w:sz w:val="24"/>
+          <w:szCs w:val="24"/>
+        </w:rPr>
+        <w:t xml:space="preserve"> </w:t>
+      </w:r>
+      <w:r>
+        <w:rPr>
+          <w:rFonts w:ascii="Arial" w:hAnsi="Arial" w:cs="Arial"/>
+          <w:sz w:val="24"/>
+          <w:szCs w:val="24"/>
+        </w:rPr>
+        <w:t xml:space="preserve">provisional vencido se le sancionará con amonestación y </w:t>
+      </w:r>
+      <w:r>
+        <w:rPr>
+          <w:rFonts w:ascii="Arial" w:hAnsi="Arial" w:cs="Arial"/>
+          <w:b/>
+          <w:bCs/>
+          <w:sz w:val="24"/>
+          <w:szCs w:val="24"/>
+        </w:rPr>
+        <w:t xml:space="preserve">dos puntos de penalización </w:t>
+      </w:r>
+      <w:r>
+        <w:rPr>
+          <w:rFonts w:ascii="Arial" w:hAnsi="Arial" w:cs="Arial"/>
+          <w:sz w:val="24"/>
+          <w:szCs w:val="24"/>
+        </w:rPr>
+        <w:t>a la licencia para conducir.</w:t>
+      </w:r>
+    </w:p>
+    <w:p>
+      <w:pPr>
+        <w:jc w:val="both"/>
+        <w:rPr>
+          <w:rFonts w:ascii="Arial" w:hAnsi="Arial" w:cs="Arial"/>
+          <w:sz w:val="24"/>
+          <w:szCs w:val="24"/>
+        </w:rPr>
+      </w:pPr>
+    </w:p>
+    <w:p>
+      <w:pPr>
+        <w:jc w:val="both"/>
+        <w:rPr>
+          <w:rFonts w:ascii="Arial" w:hAnsi="Arial" w:cs="Arial"/>
+          <w:sz w:val="24"/>
+          <w:szCs w:val="24"/>
+        </w:rPr>
+      </w:pPr>
+      <w:r>
+        <w:rPr>
+          <w:rFonts w:ascii="Arial" w:hAnsi="Arial" w:cs="Arial"/>
+          <w:b/>
+          <w:bCs/>
+          <w:sz w:val="24"/>
+          <w:szCs w:val="24"/>
+        </w:rPr>
+        <w:t>Artículo 493.</w:t>
+      </w:r>
+      <w:r>
+        <w:rPr>
+          <w:rFonts w:ascii="Arial" w:hAnsi="Arial" w:cs="Arial"/>
+          <w:sz w:val="24"/>
+          <w:szCs w:val="24"/>
+        </w:rPr>
+        <w:t xml:space="preserve"> El permiso provisional de circulación vigente deberá fijarse en el extremo izquierdo del cristal posterior, para no impedir o dificultar la visibilidad del conductor y facilitar la identificación del vehículo. </w:t>
+      </w:r>
+    </w:p>
+    <w:p>
+      <w:pPr>
+        <w:jc w:val="both"/>
+        <w:rPr>
+          <w:rFonts w:ascii="Arial" w:hAnsi="Arial" w:cs="Arial"/>
+          <w:sz w:val="24"/>
+          <w:szCs w:val="24"/>
+        </w:rPr>
+      </w:pPr>
+      <w:r>
+        <w:rPr>
+          <w:rFonts w:ascii="Arial" w:hAnsi="Arial" w:cs="Arial"/>
+          <w:sz w:val="24"/>
+          <w:szCs w:val="24"/>
+        </w:rPr>
+        <w:t xml:space="preserve">A quien porte el permiso provisional en lugar diverso al autorizado se le sancionará con amonestación y </w:t>
+      </w:r>
+      <w:r>
+        <w:rPr>
+          <w:rFonts w:ascii="Arial" w:hAnsi="Arial" w:cs="Arial"/>
+          <w:b/>
+          <w:bCs/>
+          <w:sz w:val="24"/>
+          <w:szCs w:val="24"/>
+        </w:rPr>
+        <w:t>dos puntos de penalización</w:t>
+      </w:r>
+      <w:r>
+        <w:rPr>
+          <w:rFonts w:ascii="Arial" w:hAnsi="Arial" w:cs="Arial"/>
+          <w:sz w:val="24"/>
+          <w:szCs w:val="24"/>
+        </w:rPr>
+        <w:t xml:space="preserve"> a la licencia para conducir.</w:t>
+      </w:r>
+    </w:p>
+    <w:p>
+      <w:pPr>
+        <w:jc w:val="both"/>
+        <w:rPr>
+          <w:rFonts w:ascii="Arial" w:hAnsi="Arial" w:cs="Arial"/>
+          <w:sz w:val="24"/>
+          <w:szCs w:val="24"/>
+        </w:rPr>
+      </w:pPr>
+    </w:p>
+    <w:p>
+      <w:pPr>
+        <w:jc w:val="both"/>
+        <w:rPr>
+          <w:rFonts w:ascii="Arial" w:hAnsi="Arial" w:cs="Arial"/>
+          <w:sz w:val="24"/>
+          <w:szCs w:val="24"/>
+        </w:rPr>
+      </w:pPr>
+      <w:r>
+        <w:rPr>
+          <w:rFonts w:ascii="Arial" w:hAnsi="Arial" w:cs="Arial"/>
+          <w:b/>
+          <w:bCs/>
+          <w:sz w:val="24"/>
+          <w:szCs w:val="24"/>
+        </w:rPr>
+        <w:t>Artículo 494.</w:t>
+      </w:r>
+      <w:r>
+        <w:rPr>
+          <w:rFonts w:ascii="Arial" w:hAnsi="Arial" w:cs="Arial"/>
+          <w:sz w:val="24"/>
+          <w:szCs w:val="24"/>
+        </w:rPr>
+        <w:t xml:space="preserve"> Para circular por las vías públicas y estatales de comunicación todos los vehículos motorizados deberán contar con la calcomanía correspondiente a las </w:t>
+      </w:r>
+      <w:r>
+        <w:rPr>
+          <w:rFonts w:ascii="Arial" w:hAnsi="Arial" w:cs="Arial"/>
+          <w:sz w:val="24"/>
+          <w:szCs w:val="24"/>
+        </w:rPr>
+        <w:lastRenderedPageBreak/>
+        <w:t xml:space="preserve">placas de circulación vigentes, expedida por la SFA. Se exceptúa de lo dispuesto en este capítulo a las motocicletas, motonetas, bicimotos y cuatrimotos. </w:t>
+      </w:r>
+    </w:p>
+    <w:p>
+      <w:pPr>
+        <w:jc w:val="both"/>
+        <w:rPr>
+          <w:rFonts w:ascii="Arial" w:hAnsi="Arial" w:cs="Arial"/>
+          <w:sz w:val="24"/>
+          <w:szCs w:val="24"/>
+        </w:rPr>
+      </w:pPr>
+      <w:r>
+        <w:rPr>
+          <w:rFonts w:ascii="Arial" w:hAnsi="Arial" w:cs="Arial"/>
+          <w:sz w:val="24"/>
+          <w:szCs w:val="24"/>
+        </w:rPr>
+        <w:t xml:space="preserve">La calcomanía correspondiente a las placas de circulación se entregará de manera conjunta con aquellas, al cumplir con los requisitos exigidos para su expedición. </w:t>
+      </w:r>
+    </w:p>
+    <w:p>
+      <w:pPr>
+        <w:jc w:val="both"/>
+        <w:rPr>
+          <w:rFonts w:ascii="Arial" w:hAnsi="Arial" w:cs="Arial"/>
+          <w:sz w:val="24"/>
+          <w:szCs w:val="24"/>
+        </w:rPr>
+      </w:pPr>
+      <w:r>
+        <w:rPr>
+          <w:rFonts w:ascii="Arial" w:hAnsi="Arial" w:cs="Arial"/>
+          <w:sz w:val="24"/>
+          <w:szCs w:val="24"/>
+        </w:rPr>
+        <w:t xml:space="preserve">A quienes transiten por las vías estatales de comunicación sin la calcomanía correspondiente a las placas de circulación vigentes se le sancionará con amonestación y </w:t>
+      </w:r>
+      <w:r>
+        <w:rPr>
+          <w:rFonts w:ascii="Arial" w:hAnsi="Arial" w:cs="Arial"/>
+          <w:b/>
+          <w:bCs/>
+          <w:sz w:val="24"/>
+          <w:szCs w:val="24"/>
+        </w:rPr>
+        <w:t>un punto de penalización</w:t>
+      </w:r>
+      <w:r>
+        <w:rPr>
+          <w:rFonts w:ascii="Arial" w:hAnsi="Arial" w:cs="Arial"/>
+          <w:sz w:val="24"/>
+          <w:szCs w:val="24"/>
+        </w:rPr>
+        <w:t xml:space="preserve"> a la licencia para conducir.</w:t>
+      </w:r>
+    </w:p>
+    <w:p>
+      <w:pPr>
+        <w:jc w:val="both"/>
+        <w:rPr>
+          <w:rFonts w:ascii="Arial" w:hAnsi="Arial" w:cs="Arial"/>
+          <w:sz w:val="24"/>
+          <w:szCs w:val="24"/>
+        </w:rPr>
+      </w:pPr>
+    </w:p>
+    <w:p>
+      <w:pPr>
+        <w:jc w:val="both"/>
+        <w:rPr>
+          <w:rFonts w:ascii="Arial" w:hAnsi="Arial" w:cs="Arial"/>
+          <w:sz w:val="24"/>
+          <w:szCs w:val="24"/>
+        </w:rPr>
+      </w:pPr>
+      <w:r>
+        <w:rPr>
+          <w:rFonts w:ascii="Arial" w:hAnsi="Arial" w:cs="Arial"/>
+          <w:b/>
+          <w:bCs/>
+          <w:sz w:val="24"/>
+          <w:szCs w:val="24"/>
+        </w:rPr>
+        <w:t>Artículo 499.</w:t>
+      </w:r>
+      <w:r>
+        <w:rPr>
+          <w:rFonts w:ascii="Arial" w:hAnsi="Arial" w:cs="Arial"/>
+          <w:sz w:val="24"/>
+          <w:szCs w:val="24"/>
+        </w:rPr>
+        <w:t xml:space="preserve"> El propietario o posesionario de un vehículo motorizado nuevo tendrá la obligación de inscribirlo en el Registro Público Vehicular dentro de los 15 días posteriores a su adquisición para obtener la tarjeta de circulación, las placas de circulación y la calcomanía correspondiente a las placas de circulación. </w:t>
+      </w:r>
+    </w:p>
+    <w:p>
+      <w:pPr>
+        <w:jc w:val="both"/>
+        <w:rPr>
+          <w:rFonts w:ascii="Arial" w:hAnsi="Arial" w:cs="Arial"/>
+          <w:sz w:val="24"/>
+          <w:szCs w:val="24"/>
+        </w:rPr>
+      </w:pPr>
+      <w:r>
+        <w:rPr>
+          <w:rFonts w:ascii="Arial" w:hAnsi="Arial" w:cs="Arial"/>
+          <w:sz w:val="24"/>
+          <w:szCs w:val="24"/>
+        </w:rPr>
+        <w:t xml:space="preserve">En los casos de enajenación de un vehículo motorizado por traspaso, venta, permuta, cesión, adjudicación o por cualquier otro medio de traslación de la propiedad, el enajenante podrá presentar a la SSP el aviso de traslación de dominio. </w:t>
+      </w:r>
+    </w:p>
+    <w:p>
+      <w:pPr>
+        <w:jc w:val="both"/>
+        <w:rPr>
+          <w:rFonts w:ascii="Arial" w:hAnsi="Arial" w:cs="Arial"/>
+          <w:sz w:val="24"/>
+          <w:szCs w:val="24"/>
+        </w:rPr>
+      </w:pPr>
+      <w:r>
+        <w:rPr>
+          <w:rFonts w:ascii="Arial" w:hAnsi="Arial" w:cs="Arial"/>
+          <w:sz w:val="24"/>
+          <w:szCs w:val="24"/>
+        </w:rPr>
+        <w:t xml:space="preserve">El adquirente de un vehículo motorizado usado ya sea que se encuentre o no registrado en el REV, tendrá la obligación de inscribir el cambio de propietario en dicho registro dentro de los 30 días naturales siguientes a la transacción. </w:t>
+      </w:r>
+    </w:p>
+    <w:p>
+      <w:pPr>
+        <w:jc w:val="both"/>
+        <w:rPr>
+          <w:rFonts w:ascii="Arial" w:hAnsi="Arial" w:cs="Arial"/>
+          <w:sz w:val="24"/>
+          <w:szCs w:val="24"/>
+        </w:rPr>
+      </w:pPr>
+      <w:r>
+        <w:rPr>
+          <w:rFonts w:ascii="Arial" w:hAnsi="Arial" w:cs="Arial"/>
+          <w:sz w:val="24"/>
+          <w:szCs w:val="24"/>
+        </w:rPr>
+        <w:t xml:space="preserve">Quienes no cumplan con lo dispuesto en los párrafos primero y tercero de este artículo serán sancionados con amonestación y </w:t>
+      </w:r>
+      <w:r>
+        <w:rPr>
+          <w:rFonts w:ascii="Arial" w:hAnsi="Arial" w:cs="Arial"/>
+          <w:b/>
+          <w:bCs/>
+          <w:sz w:val="24"/>
+          <w:szCs w:val="24"/>
+        </w:rPr>
+        <w:t>tres puntos de penalización</w:t>
+      </w:r>
+      <w:r>
+        <w:rPr>
+          <w:rFonts w:ascii="Arial" w:hAnsi="Arial" w:cs="Arial"/>
+          <w:sz w:val="24"/>
+          <w:szCs w:val="24"/>
+        </w:rPr>
+        <w:t xml:space="preserve"> a la licencia de conducir.</w:t>
+      </w:r>
+    </w:p>
+    <w:p>
+      <w:pPr>
+        <w:jc w:val="both"/>
+        <w:rPr>
+          <w:rFonts w:ascii="Arial" w:hAnsi="Arial" w:cs="Arial"/>
+          <w:sz w:val="24"/>
+          <w:szCs w:val="24"/>
+        </w:rPr>
+      </w:pPr>
+    </w:p>
+    <w:p>
+      <w:pPr>
+        <w:jc w:val="both"/>
+        <w:rPr>
+          <w:rFonts w:ascii="Arial" w:hAnsi="Arial" w:cs="Arial"/>
+          <w:sz w:val="24"/>
+          <w:szCs w:val="24"/>
+        </w:rPr>
+      </w:pPr>
+      <w:r>
+        <w:rPr>
+          <w:rFonts w:ascii="Arial" w:hAnsi="Arial" w:cs="Arial"/>
+          <w:b/>
+          <w:bCs/>
+          <w:sz w:val="24"/>
+          <w:szCs w:val="24"/>
+        </w:rPr>
+        <w:t>Artículo 503.</w:t>
+      </w:r>
+      <w:r>
+        <w:rPr>
+          <w:rFonts w:ascii="Arial" w:hAnsi="Arial" w:cs="Arial"/>
+          <w:sz w:val="24"/>
+          <w:szCs w:val="24"/>
+        </w:rPr>
+        <w:t xml:space="preserve"> Los vehículos motorizados registrados en cualquier otra entidad federativa y en el extranjero, que pretendan circular dentro del territorio del Estado de manera temporal deberán realizar el trámite de registro de visita en el portal del REV cumpliendo con los requisitos que se señalen en la misma. </w:t>
+      </w:r>
+    </w:p>
+    <w:p>
+      <w:pPr>
+        <w:jc w:val="both"/>
+        <w:rPr>
+          <w:rFonts w:ascii="Arial" w:hAnsi="Arial" w:cs="Arial"/>
+          <w:sz w:val="24"/>
+          <w:szCs w:val="24"/>
+        </w:rPr>
+      </w:pPr>
+      <w:r>
+        <w:rPr>
+          <w:rFonts w:ascii="Arial" w:hAnsi="Arial" w:cs="Arial"/>
+          <w:sz w:val="24"/>
+          <w:szCs w:val="24"/>
+        </w:rPr>
+        <w:t xml:space="preserve">La vigencia del registro de visita será por 30 días, prorrogable por una única vez por un periodo igual. </w:t>
+      </w:r>
+    </w:p>
+    <w:p>
+      <w:pPr>
+        <w:jc w:val="both"/>
+        <w:rPr>
+          <w:rFonts w:ascii="Arial" w:hAnsi="Arial" w:cs="Arial"/>
+          <w:sz w:val="24"/>
+          <w:szCs w:val="24"/>
+        </w:rPr>
+      </w:pPr>
+      <w:r>
+        <w:rPr>
+          <w:rFonts w:ascii="Arial" w:hAnsi="Arial" w:cs="Arial"/>
+          <w:sz w:val="24"/>
+          <w:szCs w:val="24"/>
+        </w:rPr>
+        <w:t xml:space="preserve">Las personas conductoras que transiten en el territorio del Estado con un registro de visita vencido serán sancionadas con </w:t>
+      </w:r>
+      <w:r>
+        <w:rPr>
+          <w:rFonts w:ascii="Arial" w:hAnsi="Arial" w:cs="Arial"/>
+          <w:b/>
+          <w:bCs/>
+          <w:sz w:val="24"/>
+          <w:szCs w:val="24"/>
+        </w:rPr>
+        <w:t>arresto</w:t>
+      </w:r>
+      <w:r>
+        <w:rPr>
+          <w:rFonts w:ascii="Arial" w:hAnsi="Arial" w:cs="Arial"/>
+          <w:sz w:val="24"/>
+          <w:szCs w:val="24"/>
+        </w:rPr>
+        <w:t xml:space="preserve"> de hasta por 36 horas y </w:t>
+      </w:r>
+      <w:r>
+        <w:rPr>
+          <w:rFonts w:ascii="Arial" w:hAnsi="Arial" w:cs="Arial"/>
+          <w:b/>
+          <w:bCs/>
+          <w:sz w:val="24"/>
+          <w:szCs w:val="24"/>
+        </w:rPr>
+        <w:t>dos puntos de penalización</w:t>
+      </w:r>
+      <w:r>
+        <w:rPr>
+          <w:rFonts w:ascii="Arial" w:hAnsi="Arial" w:cs="Arial"/>
+          <w:sz w:val="24"/>
+          <w:szCs w:val="24"/>
+        </w:rPr>
+        <w:t xml:space="preserve"> a la licencia de conducir y el vehículo será remitido al </w:t>
+      </w:r>
+      <w:r>
+        <w:rPr>
+          <w:rFonts w:ascii="Arial" w:hAnsi="Arial" w:cs="Arial"/>
+          <w:b/>
+          <w:bCs/>
+          <w:sz w:val="24"/>
+          <w:szCs w:val="24"/>
+        </w:rPr>
+        <w:t>depósito</w:t>
+      </w:r>
+      <w:r>
+        <w:rPr>
+          <w:rFonts w:ascii="Arial" w:hAnsi="Arial" w:cs="Arial"/>
+          <w:sz w:val="24"/>
+          <w:szCs w:val="24"/>
+        </w:rPr>
+        <w:t xml:space="preserve"> y será entregado a su propietario o representante legal, una vez cubierta la sanción, además de presentar la constancia de registro temporal vigente de inscripción al Registro Público Vehicular. </w:t>
+      </w:r>
+    </w:p>
+    <w:p>
+      <w:pPr>
+        <w:jc w:val="both"/>
+        <w:rPr>
+          <w:rFonts w:ascii="Arial" w:hAnsi="Arial" w:cs="Arial"/>
+          <w:sz w:val="24"/>
+          <w:szCs w:val="24"/>
+        </w:rPr>
+      </w:pPr>
+      <w:r>
+        <w:rPr>
+          <w:rFonts w:ascii="Arial" w:hAnsi="Arial" w:cs="Arial"/>
+          <w:sz w:val="24"/>
+          <w:szCs w:val="24"/>
+        </w:rPr>
+        <w:t xml:space="preserve">Se exceptúan de lo anterior: </w:t>
+      </w:r>
+    </w:p>
+    <w:p>
+      <w:pPr>
+        <w:pStyle w:val="Prrafodelista"/>
+        <w:numPr>
+          <w:ilvl w:val="0"/>
+          <w:numId w:val="26"/>
+        </w:numPr>
+        <w:jc w:val="both"/>
+        <w:rPr>
+          <w:rFonts w:ascii="Arial" w:hAnsi="Arial" w:cs="Arial"/>
+          <w:sz w:val="24"/>
+          <w:szCs w:val="24"/>
+        </w:rPr>
+      </w:pPr>
+      <w:r>
+        <w:rPr>
+          <w:rFonts w:ascii="Arial" w:hAnsi="Arial" w:cs="Arial"/>
+          <w:sz w:val="24"/>
+          <w:szCs w:val="24"/>
+        </w:rPr>
+        <w:lastRenderedPageBreak/>
+        <w:t xml:space="preserve">Los vehículos motorizados de servicio público con concesión o permiso Federal que estén de paso por el territorio del Estado; y, </w:t>
+      </w:r>
+    </w:p>
+    <w:p>
+      <w:pPr>
+        <w:pStyle w:val="Prrafodelista"/>
+        <w:numPr>
+          <w:ilvl w:val="0"/>
+          <w:numId w:val="26"/>
+        </w:numPr>
+        <w:jc w:val="both"/>
+        <w:rPr>
+          <w:rFonts w:ascii="Arial" w:hAnsi="Arial" w:cs="Arial"/>
+          <w:sz w:val="24"/>
+          <w:szCs w:val="24"/>
+        </w:rPr>
+      </w:pPr>
+      <w:r>
+        <w:rPr>
+          <w:rFonts w:ascii="Arial" w:hAnsi="Arial" w:cs="Arial"/>
+          <w:sz w:val="24"/>
+          <w:szCs w:val="24"/>
+        </w:rPr>
+        <w:t>Los vehículos propiedad o en posesión de personas residentes en los municipios limítrofes del Estado con otras entidades federativas, cuando sus propietarios sean residentes en aquellas y presten sus servicios laborales o profesionales en los municipios del Estado.</w:t>
+      </w:r>
+    </w:p>
+    <w:p>
+      <w:pPr>
+        <w:jc w:val="both"/>
+        <w:rPr>
+          <w:rFonts w:ascii="Arial" w:hAnsi="Arial" w:cs="Arial"/>
+          <w:sz w:val="24"/>
+          <w:szCs w:val="24"/>
+        </w:rPr>
+      </w:pPr>
+    </w:p>
+    <w:p>
+      <w:pPr>
+        <w:jc w:val="both"/>
+        <w:rPr>
+          <w:rFonts w:ascii="Arial" w:hAnsi="Arial" w:cs="Arial"/>
+          <w:sz w:val="24"/>
+          <w:szCs w:val="24"/>
+        </w:rPr>
+      </w:pPr>
+      <w:r>
+        <w:rPr>
+          <w:rFonts w:ascii="Arial" w:hAnsi="Arial" w:cs="Arial"/>
+          <w:b/>
+          <w:bCs/>
+          <w:sz w:val="24"/>
+          <w:szCs w:val="24"/>
+        </w:rPr>
+        <w:t>Artículo 508.</w:t>
+      </w:r>
+      <w:r>
+        <w:rPr>
+          <w:rFonts w:ascii="Arial" w:hAnsi="Arial" w:cs="Arial"/>
+          <w:sz w:val="24"/>
+          <w:szCs w:val="24"/>
+        </w:rPr>
+        <w:t xml:space="preserve"> Se prohíbe a las personas conductoras u operadoras lo siguiente: </w:t>
+      </w:r>
+    </w:p>
+    <w:p>
+      <w:pPr>
+        <w:pStyle w:val="Prrafodelista"/>
+        <w:numPr>
+          <w:ilvl w:val="0"/>
+          <w:numId w:val="27"/>
+        </w:numPr>
+        <w:jc w:val="both"/>
+        <w:rPr>
+          <w:rFonts w:ascii="Arial" w:hAnsi="Arial" w:cs="Arial"/>
+          <w:sz w:val="24"/>
+          <w:szCs w:val="24"/>
+        </w:rPr>
+      </w:pPr>
+      <w:r>
+        <w:rPr>
+          <w:rFonts w:ascii="Arial" w:hAnsi="Arial" w:cs="Arial"/>
+          <w:sz w:val="24"/>
+          <w:szCs w:val="24"/>
+        </w:rPr>
+        <w:t>Conducir vehículos por las vías estatales y municipales de comunicación, con una alcoholemia superior a 0.25 mg/L en aire espirado o 0.05 g/</w:t>
+      </w:r>
+      <w:proofErr w:type="spellStart"/>
+      <w:r>
+        <w:rPr>
+          <w:rFonts w:ascii="Arial" w:hAnsi="Arial" w:cs="Arial"/>
+          <w:sz w:val="24"/>
+          <w:szCs w:val="24"/>
+        </w:rPr>
+        <w:t>dL</w:t>
+      </w:r>
+      <w:proofErr w:type="spellEnd"/>
+      <w:r>
+        <w:rPr>
+          <w:rFonts w:ascii="Arial" w:hAnsi="Arial" w:cs="Arial"/>
+          <w:sz w:val="24"/>
+          <w:szCs w:val="24"/>
+        </w:rPr>
+        <w:t xml:space="preserve"> en sangre, o bajo el influjo de sustancias tóxicas, psicotrópicas o estupefacientes sin prescripción médica. </w:t>
+      </w:r>
+    </w:p>
+    <w:p>
+      <w:pPr>
+        <w:pStyle w:val="Prrafodelista"/>
+        <w:ind w:left="1428"/>
+        <w:jc w:val="both"/>
+        <w:rPr>
+          <w:rFonts w:ascii="Arial" w:hAnsi="Arial" w:cs="Arial"/>
+          <w:sz w:val="24"/>
+          <w:szCs w:val="24"/>
+        </w:rPr>
+      </w:pPr>
+    </w:p>
+    <w:p>
+      <w:pPr>
+        <w:pStyle w:val="Prrafodelista"/>
+        <w:numPr>
+          <w:ilvl w:val="0"/>
+          <w:numId w:val="27"/>
+        </w:numPr>
+        <w:jc w:val="both"/>
+        <w:rPr>
+          <w:rFonts w:ascii="Arial" w:hAnsi="Arial" w:cs="Arial"/>
+          <w:sz w:val="24"/>
+          <w:szCs w:val="24"/>
+        </w:rPr>
+      </w:pPr>
+      <w:r>
+        <w:rPr>
+          <w:rFonts w:ascii="Arial" w:hAnsi="Arial" w:cs="Arial"/>
+          <w:sz w:val="24"/>
+          <w:szCs w:val="24"/>
+        </w:rPr>
+        <w:t>Conducir motocicletas con una alcoholemia superior a 0.1 mg/L en aire espirado o 0.02 g/</w:t>
+      </w:r>
+      <w:proofErr w:type="spellStart"/>
+      <w:r>
+        <w:rPr>
+          <w:rFonts w:ascii="Arial" w:hAnsi="Arial" w:cs="Arial"/>
+          <w:sz w:val="24"/>
+          <w:szCs w:val="24"/>
+        </w:rPr>
+        <w:t>dL</w:t>
+      </w:r>
+      <w:proofErr w:type="spellEnd"/>
+      <w:r>
+        <w:rPr>
+          <w:rFonts w:ascii="Arial" w:hAnsi="Arial" w:cs="Arial"/>
+          <w:sz w:val="24"/>
+          <w:szCs w:val="24"/>
+        </w:rPr>
+        <w:t xml:space="preserve"> en sangre; </w:t>
+      </w:r>
+    </w:p>
+    <w:p>
+      <w:pPr>
+        <w:pStyle w:val="Prrafodelista"/>
+        <w:rPr>
+          <w:rFonts w:ascii="Arial" w:hAnsi="Arial" w:cs="Arial"/>
+          <w:sz w:val="24"/>
+          <w:szCs w:val="24"/>
+        </w:rPr>
+      </w:pPr>
+    </w:p>
+    <w:p>
+      <w:pPr>
+        <w:pStyle w:val="Prrafodelista"/>
+        <w:numPr>
+          <w:ilvl w:val="0"/>
+          <w:numId w:val="27"/>
+        </w:numPr>
+        <w:jc w:val="both"/>
+        <w:rPr>
+          <w:rFonts w:ascii="Arial" w:hAnsi="Arial" w:cs="Arial"/>
+          <w:sz w:val="24"/>
+          <w:szCs w:val="24"/>
+        </w:rPr>
+      </w:pPr>
+      <w:r>
+        <w:rPr>
+          <w:rFonts w:ascii="Arial" w:hAnsi="Arial" w:cs="Arial"/>
+          <w:sz w:val="24"/>
+          <w:szCs w:val="24"/>
+        </w:rPr>
+        <w:t xml:space="preserve">Ingerir bebidas embriagantes, sustancias enervantes, psicotrópicas o tóxicas en el interior de un vehículo automotor en movimiento o estacionado en la vía pública; y, </w:t>
+      </w:r>
+    </w:p>
+    <w:p>
+      <w:pPr>
+        <w:pStyle w:val="Prrafodelista"/>
+        <w:rPr>
+          <w:rFonts w:ascii="Arial" w:hAnsi="Arial" w:cs="Arial"/>
+          <w:sz w:val="24"/>
+          <w:szCs w:val="24"/>
+        </w:rPr>
+      </w:pPr>
+    </w:p>
+    <w:p>
+      <w:pPr>
+        <w:pStyle w:val="Prrafodelista"/>
+        <w:numPr>
+          <w:ilvl w:val="0"/>
+          <w:numId w:val="27"/>
+        </w:numPr>
+        <w:jc w:val="both"/>
+        <w:rPr>
+          <w:rFonts w:ascii="Arial" w:hAnsi="Arial" w:cs="Arial"/>
+          <w:sz w:val="24"/>
+          <w:szCs w:val="24"/>
+        </w:rPr>
+      </w:pPr>
+      <w:r>
+        <w:rPr>
+          <w:rFonts w:ascii="Arial" w:hAnsi="Arial" w:cs="Arial"/>
+          <w:sz w:val="24"/>
+          <w:szCs w:val="24"/>
+        </w:rPr>
+        <w:t xml:space="preserve">Las personas operadoras de vehículos destinados al servicio de transporte público de pasajeros, transporte escolar o de personal, vehículos de emergencia, de transporte de carga o de transporte de sustancias tóxicas o peligrosas, no deben presentar ninguna cantidad de alcohol en la sangre o en aire espirado, síntomas simples de aliento alcohólico o de estar bajo los efectos de narcóticos, estupefacientes o psicotrópicos al conducir. </w:t>
+      </w:r>
+    </w:p>
+    <w:p>
+      <w:pPr>
+        <w:pStyle w:val="Prrafodelista"/>
+        <w:rPr>
+          <w:rFonts w:ascii="Arial" w:hAnsi="Arial" w:cs="Arial"/>
+          <w:sz w:val="24"/>
+          <w:szCs w:val="24"/>
+        </w:rPr>
+      </w:pPr>
+    </w:p>
+    <w:p>
+      <w:pPr>
+        <w:pStyle w:val="Prrafodelista"/>
+        <w:ind w:left="1428"/>
+        <w:jc w:val="both"/>
+        <w:rPr>
+          <w:rFonts w:ascii="Arial" w:hAnsi="Arial" w:cs="Arial"/>
+          <w:sz w:val="24"/>
+          <w:szCs w:val="24"/>
+        </w:rPr>
+      </w:pPr>
+      <w:r>
+        <w:rPr>
+          <w:rFonts w:ascii="Arial" w:hAnsi="Arial" w:cs="Arial"/>
+          <w:sz w:val="24"/>
+          <w:szCs w:val="24"/>
+        </w:rPr>
+        <w:t xml:space="preserve">A las personas conductoras de vehículos motorizados que infrinjan la disposición contenida en las fracciones I y II del presente artículo, se le sancionará con </w:t>
+      </w:r>
+      <w:r>
+        <w:rPr>
+          <w:rFonts w:ascii="Arial" w:hAnsi="Arial" w:cs="Arial"/>
+          <w:b/>
+          <w:bCs/>
+          <w:sz w:val="24"/>
+          <w:szCs w:val="24"/>
+        </w:rPr>
+        <w:t>arresto</w:t>
+      </w:r>
+      <w:r>
+        <w:rPr>
+          <w:rFonts w:ascii="Arial" w:hAnsi="Arial" w:cs="Arial"/>
+          <w:sz w:val="24"/>
+          <w:szCs w:val="24"/>
+        </w:rPr>
+        <w:t xml:space="preserve"> de hasta por 36 horas y </w:t>
+      </w:r>
+      <w:r>
+        <w:rPr>
+          <w:rFonts w:ascii="Arial" w:hAnsi="Arial" w:cs="Arial"/>
+          <w:b/>
+          <w:bCs/>
+          <w:sz w:val="24"/>
+          <w:szCs w:val="24"/>
+        </w:rPr>
+        <w:t xml:space="preserve">tres puntos de penalización </w:t>
+      </w:r>
+      <w:r>
+        <w:rPr>
+          <w:rFonts w:ascii="Arial" w:hAnsi="Arial" w:cs="Arial"/>
+          <w:sz w:val="24"/>
+          <w:szCs w:val="24"/>
+        </w:rPr>
+        <w:t>a la licencia para conducir y la remisión del vehículo al depósito en caso de que no se encuentre presente otra persona que esté apta para conducir.</w:t>
+      </w:r>
+    </w:p>
+    <w:p>
+      <w:pPr>
+        <w:pStyle w:val="Prrafodelista"/>
+        <w:ind w:left="1428"/>
+        <w:jc w:val="both"/>
+        <w:rPr>
+          <w:rFonts w:ascii="Arial" w:hAnsi="Arial" w:cs="Arial"/>
+          <w:sz w:val="24"/>
+          <w:szCs w:val="24"/>
+        </w:rPr>
+      </w:pPr>
+    </w:p>
+    <w:p>
+      <w:pPr>
+        <w:pStyle w:val="Prrafodelista"/>
+        <w:ind w:left="1428"/>
+        <w:jc w:val="both"/>
+        <w:rPr>
+          <w:rFonts w:ascii="Arial" w:hAnsi="Arial" w:cs="Arial"/>
+          <w:sz w:val="24"/>
+          <w:szCs w:val="24"/>
+        </w:rPr>
+      </w:pPr>
+      <w:r>
+        <w:rPr>
+          <w:rFonts w:ascii="Arial" w:hAnsi="Arial" w:cs="Arial"/>
+          <w:sz w:val="24"/>
+          <w:szCs w:val="24"/>
+        </w:rPr>
+        <w:t xml:space="preserve">A las personas conductoras de vehículos motorizados que infrinjan la disposición contenida en la fracción III del presente artículo, se les sancionará con </w:t>
+      </w:r>
+      <w:r>
+        <w:rPr>
+          <w:rFonts w:ascii="Arial" w:hAnsi="Arial" w:cs="Arial"/>
+          <w:b/>
+          <w:bCs/>
+          <w:sz w:val="24"/>
+          <w:szCs w:val="24"/>
+        </w:rPr>
+        <w:t>arresto</w:t>
+      </w:r>
+      <w:r>
+        <w:rPr>
+          <w:rFonts w:ascii="Arial" w:hAnsi="Arial" w:cs="Arial"/>
+          <w:sz w:val="24"/>
+          <w:szCs w:val="24"/>
+        </w:rPr>
+        <w:t xml:space="preserve"> de hasta por 36 horas y </w:t>
+      </w:r>
+      <w:r>
+        <w:rPr>
+          <w:rFonts w:ascii="Arial" w:hAnsi="Arial" w:cs="Arial"/>
+          <w:b/>
+          <w:bCs/>
+          <w:sz w:val="24"/>
+          <w:szCs w:val="24"/>
+        </w:rPr>
+        <w:t>un punto de penalización</w:t>
+      </w:r>
+      <w:r>
+        <w:rPr>
+          <w:rFonts w:ascii="Arial" w:hAnsi="Arial" w:cs="Arial"/>
+          <w:sz w:val="24"/>
+          <w:szCs w:val="24"/>
+        </w:rPr>
+        <w:t xml:space="preserve"> a la licencia para conducir.</w:t>
+      </w:r>
+    </w:p>
+    <w:p>
+      <w:pPr>
+        <w:pStyle w:val="Prrafodelista"/>
+        <w:ind w:left="1428"/>
+        <w:jc w:val="both"/>
+        <w:rPr>
+          <w:rFonts w:ascii="Arial" w:hAnsi="Arial" w:cs="Arial"/>
+          <w:sz w:val="24"/>
+          <w:szCs w:val="24"/>
+        </w:rPr>
+      </w:pPr>
+    </w:p>
+    <w:p>
+      <w:pPr>
+        <w:pStyle w:val="Prrafodelista"/>
+        <w:ind w:left="1428"/>
+        <w:jc w:val="both"/>
+        <w:rPr>
+          <w:rFonts w:ascii="Arial" w:hAnsi="Arial" w:cs="Arial"/>
+          <w:sz w:val="24"/>
+          <w:szCs w:val="24"/>
+        </w:rPr>
+      </w:pPr>
+      <w:r>
+        <w:rPr>
+          <w:rFonts w:ascii="Arial" w:hAnsi="Arial" w:cs="Arial"/>
+          <w:sz w:val="24"/>
+          <w:szCs w:val="24"/>
+        </w:rPr>
+        <w:t>A las personas operadoras de vehículos de transporte</w:t>
+      </w:r>
+      <w:r>
+        <w:rPr>
+          <w:rFonts w:ascii="Arial" w:hAnsi="Arial" w:cs="Arial"/>
+          <w:sz w:val="24"/>
+          <w:szCs w:val="24"/>
+        </w:rPr>
+        <w:t xml:space="preserve"> </w:t>
+      </w:r>
+      <w:r>
+        <w:rPr>
+          <w:rFonts w:ascii="Arial" w:hAnsi="Arial" w:cs="Arial"/>
+          <w:sz w:val="24"/>
+          <w:szCs w:val="24"/>
+        </w:rPr>
+        <w:t xml:space="preserve">público o especializado que infrinjan la disposición contenida en la fracción IV </w:t>
+      </w:r>
+      <w:r>
+        <w:rPr>
+          <w:rFonts w:ascii="Arial" w:hAnsi="Arial" w:cs="Arial"/>
+          <w:sz w:val="24"/>
+          <w:szCs w:val="24"/>
+        </w:rPr>
+        <w:lastRenderedPageBreak/>
+        <w:t xml:space="preserve">de este artículo, se le sancionará con </w:t>
+      </w:r>
+      <w:r>
+        <w:rPr>
+          <w:rFonts w:ascii="Arial" w:hAnsi="Arial" w:cs="Arial"/>
+          <w:b/>
+          <w:bCs/>
+          <w:sz w:val="24"/>
+          <w:szCs w:val="24"/>
+        </w:rPr>
+        <w:t>suspensión</w:t>
+      </w:r>
+      <w:r>
+        <w:rPr>
+          <w:rFonts w:ascii="Arial" w:hAnsi="Arial" w:cs="Arial"/>
+          <w:sz w:val="24"/>
+          <w:szCs w:val="24"/>
+        </w:rPr>
+        <w:t xml:space="preserve"> de la licencia o el permiso para conducir </w:t>
+      </w:r>
+      <w:proofErr w:type="spellStart"/>
+      <w:r>
+        <w:rPr>
+          <w:rFonts w:ascii="Arial" w:hAnsi="Arial" w:cs="Arial"/>
+          <w:sz w:val="24"/>
+          <w:szCs w:val="24"/>
+        </w:rPr>
+        <w:t>vehiculos</w:t>
+      </w:r>
+      <w:proofErr w:type="spellEnd"/>
+      <w:r>
+        <w:rPr>
+          <w:rFonts w:ascii="Arial" w:hAnsi="Arial" w:cs="Arial"/>
+          <w:sz w:val="24"/>
+          <w:szCs w:val="24"/>
+        </w:rPr>
+        <w:t xml:space="preserve"> y </w:t>
+      </w:r>
+      <w:r>
+        <w:rPr>
+          <w:rFonts w:ascii="Arial" w:hAnsi="Arial" w:cs="Arial"/>
+          <w:b/>
+          <w:bCs/>
+          <w:sz w:val="24"/>
+          <w:szCs w:val="24"/>
+        </w:rPr>
+        <w:t>seis puntos de penalización</w:t>
+      </w:r>
+      <w:r>
+        <w:rPr>
+          <w:rFonts w:ascii="Arial" w:hAnsi="Arial" w:cs="Arial"/>
+          <w:sz w:val="24"/>
+          <w:szCs w:val="24"/>
+        </w:rPr>
+        <w:t xml:space="preserve"> a la licencia para conducir y el vehículo será remitido al depósito, salvo en los casos siguientes: </w:t>
+      </w:r>
+      <w:r>
+        <w:rPr>
+          <w:rFonts w:ascii="Arial" w:hAnsi="Arial" w:cs="Arial"/>
+          <w:sz w:val="24"/>
+          <w:szCs w:val="24"/>
+        </w:rPr>
+        <w:t xml:space="preserve"> </w:t>
+      </w:r>
+    </w:p>
+    <w:p>
+      <w:pPr>
+        <w:pStyle w:val="Prrafodelista"/>
+        <w:ind w:left="2124"/>
+        <w:jc w:val="both"/>
+        <w:rPr>
+          <w:rFonts w:ascii="Arial" w:hAnsi="Arial" w:cs="Arial"/>
+          <w:sz w:val="24"/>
+          <w:szCs w:val="24"/>
+        </w:rPr>
+      </w:pPr>
+      <w:r>
+        <w:rPr>
+          <w:rFonts w:ascii="Arial" w:hAnsi="Arial" w:cs="Arial"/>
+          <w:sz w:val="24"/>
+          <w:szCs w:val="24"/>
+        </w:rPr>
+        <w:t xml:space="preserve">a) Cuando en los vehículos viajen con la persona conductora u operadora, personas menores de edad, senescentes, con movilidad limitada o discapacitados. Habiendo sido positivo el resultado de la prueba que acredite que la persona conductora u operadora está bajo los efectos del alcohol, narcóticos, estupefacientes o psicotrópicos, el Agente llenará la boleta de infracción correspondiente y deberá remitir a la persona conductora u operadora ante la autoridad administrativa competente, debiendo esperar a que llegue otro conductor o persona responsable, que cuente con licencia de conducir vigente para permitir que el vehículo continúe su marcha; </w:t>
+      </w:r>
+    </w:p>
+    <w:p>
+      <w:pPr>
+        <w:pStyle w:val="Prrafodelista"/>
+        <w:ind w:left="2124"/>
+        <w:jc w:val="both"/>
+        <w:rPr>
+          <w:rFonts w:ascii="Arial" w:hAnsi="Arial" w:cs="Arial"/>
+          <w:sz w:val="24"/>
+          <w:szCs w:val="24"/>
+        </w:rPr>
+      </w:pPr>
+    </w:p>
+    <w:p>
+      <w:pPr>
+        <w:pStyle w:val="Prrafodelista"/>
+        <w:ind w:left="2124"/>
+        <w:jc w:val="both"/>
+        <w:rPr>
+          <w:rFonts w:ascii="Arial" w:hAnsi="Arial" w:cs="Arial"/>
+          <w:sz w:val="24"/>
+          <w:szCs w:val="24"/>
+        </w:rPr>
+      </w:pPr>
+      <w:r>
+        <w:rPr>
+          <w:rFonts w:ascii="Arial" w:hAnsi="Arial" w:cs="Arial"/>
+          <w:sz w:val="24"/>
+          <w:szCs w:val="24"/>
+        </w:rPr>
+        <w:t xml:space="preserve">b) En el caso de personas operadoras de vehículos que transporten sustancias tóxicas o peligrosas o que cuenten con la autorización, calcomanía o distintivo expedido por la autoridad competente para el traslado o conducción de personas con discapacidad, no serán remitidos al depósito, debiendo el Agente llenar la boleta de infracción correspondiente, remitir a la persona conductora u operadora a la autoridad competente debiendo esperar a que llegue otro conductor o persona responsable, que cuente con licencia de conducir vigente para permitir que el vehículo continúe su marcha; y, </w:t>
+      </w:r>
+    </w:p>
+    <w:p>
+      <w:pPr>
+        <w:pStyle w:val="Prrafodelista"/>
+        <w:ind w:left="2124"/>
+        <w:jc w:val="both"/>
+        <w:rPr>
+          <w:rFonts w:ascii="Arial" w:hAnsi="Arial" w:cs="Arial"/>
+          <w:sz w:val="24"/>
+          <w:szCs w:val="24"/>
+        </w:rPr>
+      </w:pPr>
+    </w:p>
+    <w:p>
+      <w:pPr>
+        <w:pStyle w:val="Prrafodelista"/>
+        <w:ind w:left="2124"/>
+        <w:jc w:val="both"/>
+        <w:rPr>
+          <w:rFonts w:ascii="Arial" w:hAnsi="Arial" w:cs="Arial"/>
+          <w:sz w:val="24"/>
+          <w:szCs w:val="24"/>
+        </w:rPr>
+      </w:pPr>
+      <w:r>
+        <w:rPr>
+          <w:rFonts w:ascii="Arial" w:hAnsi="Arial" w:cs="Arial"/>
+          <w:sz w:val="24"/>
+          <w:szCs w:val="24"/>
+        </w:rPr>
+        <w:t>c) Tratándose de vehículos que transporten perecederos, el Agente elaborará la boleta de infracción correspondiente, sin retener el vehículo de carga, y permitirá al operador ponerse en contacto con una persona que se haga responsable del vehículo.</w:t>
+      </w:r>
+    </w:p>
+    <w:p>
+      <w:pPr>
+        <w:jc w:val="both"/>
+        <w:rPr>
+          <w:rFonts w:ascii="Arial" w:hAnsi="Arial" w:cs="Arial"/>
+          <w:sz w:val="24"/>
+          <w:szCs w:val="24"/>
+        </w:rPr>
+      </w:pPr>
+    </w:p>
+    <w:p>
+      <w:pPr>
+        <w:jc w:val="both"/>
+        <w:rPr>
+          <w:rFonts w:ascii="Arial" w:hAnsi="Arial" w:cs="Arial"/>
+          <w:sz w:val="24"/>
+          <w:szCs w:val="24"/>
+        </w:rPr>
+      </w:pPr>
+    </w:p>
+    <w:p>
+      <w:pPr>
+        <w:jc w:val="both"/>
+        <w:rPr>
+          <w:rFonts w:ascii="Arial" w:hAnsi="Arial" w:cs="Arial"/>
+          <w:sz w:val="24"/>
+          <w:szCs w:val="24"/>
+        </w:rPr>
+      </w:pPr>
+      <w:r>
+        <w:rPr>
+          <w:rFonts w:ascii="Arial" w:hAnsi="Arial" w:cs="Arial"/>
+          <w:b/>
+          <w:bCs/>
+          <w:sz w:val="24"/>
+          <w:szCs w:val="24"/>
+        </w:rPr>
+        <w:t>Artículo 521.</w:t>
+      </w:r>
+      <w:r>
+        <w:rPr>
+          <w:rFonts w:ascii="Arial" w:hAnsi="Arial" w:cs="Arial"/>
+          <w:sz w:val="24"/>
+          <w:szCs w:val="24"/>
+        </w:rPr>
+        <w:t xml:space="preserve"> </w:t>
+      </w:r>
+      <w:r>
+        <w:rPr>
+          <w:rFonts w:ascii="Arial" w:hAnsi="Arial" w:cs="Arial"/>
+          <w:sz w:val="24"/>
+          <w:szCs w:val="24"/>
+        </w:rPr>
+        <w:t xml:space="preserve">A la persona conductora u operadora de un vehículo motorizado que embista a una persona peatonal, ciclista o conductora de un vehículo no motorizado, sin ocasionar lesiones, se le sancionará con </w:t>
+      </w:r>
+      <w:r>
+        <w:rPr>
+          <w:rFonts w:ascii="Arial" w:hAnsi="Arial" w:cs="Arial"/>
+          <w:b/>
+          <w:bCs/>
+          <w:sz w:val="24"/>
+          <w:szCs w:val="24"/>
+        </w:rPr>
+        <w:t>arresto</w:t>
+      </w:r>
+      <w:r>
+        <w:rPr>
+          <w:rFonts w:ascii="Arial" w:hAnsi="Arial" w:cs="Arial"/>
+          <w:sz w:val="24"/>
+          <w:szCs w:val="24"/>
+        </w:rPr>
+        <w:t xml:space="preserve"> administrativo de 13 a 24 horas, y </w:t>
+      </w:r>
+      <w:r>
+        <w:rPr>
+          <w:rFonts w:ascii="Arial" w:hAnsi="Arial" w:cs="Arial"/>
+          <w:b/>
+          <w:bCs/>
+          <w:sz w:val="24"/>
+          <w:szCs w:val="24"/>
+        </w:rPr>
+        <w:t>tres puntos de penalización</w:t>
+      </w:r>
+      <w:r>
+        <w:rPr>
+          <w:rFonts w:ascii="Arial" w:hAnsi="Arial" w:cs="Arial"/>
+          <w:sz w:val="24"/>
+          <w:szCs w:val="24"/>
+        </w:rPr>
+        <w:t xml:space="preserve"> a la licencia de conducir.</w:t>
+      </w:r>
+    </w:p>
+    <w:p>
+      <w:pPr>
+        <w:jc w:val="both"/>
+        <w:rPr>
+          <w:rFonts w:ascii="Arial" w:hAnsi="Arial" w:cs="Arial"/>
+          <w:sz w:val="24"/>
+          <w:szCs w:val="24"/>
+        </w:rPr>
+      </w:pPr>
+    </w:p>
+    <w:p>
+      <w:pPr>
+        <w:jc w:val="both"/>
+        <w:rPr>
+          <w:rFonts w:ascii="Arial" w:hAnsi="Arial" w:cs="Arial"/>
+          <w:sz w:val="24"/>
+          <w:szCs w:val="24"/>
+        </w:rPr>
+      </w:pPr>
+    </w:p>
+    <w:p>
+      <w:pPr>
+        <w:jc w:val="both"/>
+        <w:rPr>
+          <w:rFonts w:ascii="Arial" w:hAnsi="Arial" w:cs="Arial"/>
+          <w:sz w:val="24"/>
+          <w:szCs w:val="24"/>
+        </w:rPr>
+      </w:pPr>
+      <w:r>
+        <w:rPr>
+          <w:rFonts w:ascii="Arial" w:hAnsi="Arial" w:cs="Arial"/>
+          <w:b/>
+          <w:bCs/>
+          <w:sz w:val="24"/>
+          <w:szCs w:val="24"/>
+        </w:rPr>
+        <w:lastRenderedPageBreak/>
+        <w:t>Artículo 593.</w:t>
+      </w:r>
+      <w:r>
+        <w:rPr>
+          <w:rFonts w:ascii="Arial" w:hAnsi="Arial" w:cs="Arial"/>
+          <w:sz w:val="24"/>
+          <w:szCs w:val="24"/>
+        </w:rPr>
+        <w:t xml:space="preserve"> Las posiciones y ademanes de señalamientos que realicen los Agentes se entenderán de la manera siguiente: </w:t>
+      </w:r>
+    </w:p>
+    <w:p>
+      <w:pPr>
+        <w:pStyle w:val="Prrafodelista"/>
+        <w:numPr>
+          <w:ilvl w:val="0"/>
+          <w:numId w:val="28"/>
+        </w:numPr>
+        <w:jc w:val="both"/>
+        <w:rPr>
+          <w:rFonts w:ascii="Arial" w:hAnsi="Arial" w:cs="Arial"/>
+          <w:sz w:val="24"/>
+          <w:szCs w:val="24"/>
+        </w:rPr>
+      </w:pPr>
+      <w:r>
+        <w:rPr>
+          <w:rFonts w:ascii="Arial" w:hAnsi="Arial" w:cs="Arial"/>
+          <w:sz w:val="24"/>
+          <w:szCs w:val="24"/>
+        </w:rPr>
+        <w:t xml:space="preserve">Alto. Cuando el frente o la espalda del Agente se encuentre dirigida hacia los vehículos de alguna vía, las personas conductoras u operadoras deberán detener la marcha en la línea de alto marcada sobre el arroyo vehicular; en ausencia de ésta, deberán hacerlo antes de entrar en la zona de cruce de personas peatonas y si no existiere esta última, deberán detenerse antes de entrar en el crucero u otra área de control. Las personas peatonas que transiten en la misma dirección de los vehículos, deberán abstenerse de cruzar las vías públicas y estatales de comunicación de manera transversal. </w:t>
+      </w:r>
+    </w:p>
+    <w:p>
+      <w:pPr>
+        <w:pStyle w:val="Prrafodelista"/>
+        <w:ind w:left="1428"/>
+        <w:jc w:val="both"/>
+        <w:rPr>
+          <w:rFonts w:ascii="Arial" w:hAnsi="Arial" w:cs="Arial"/>
+          <w:sz w:val="24"/>
+          <w:szCs w:val="24"/>
+        </w:rPr>
+      </w:pPr>
+    </w:p>
+    <w:p>
+      <w:pPr>
+        <w:pStyle w:val="Prrafodelista"/>
+        <w:ind w:left="1428"/>
+        <w:jc w:val="both"/>
+        <w:rPr>
+          <w:rFonts w:ascii="Arial" w:hAnsi="Arial" w:cs="Arial"/>
+          <w:sz w:val="24"/>
+          <w:szCs w:val="24"/>
+        </w:rPr>
+      </w:pPr>
+      <w:r>
+        <w:rPr>
+          <w:rFonts w:ascii="Arial" w:hAnsi="Arial" w:cs="Arial"/>
+          <w:sz w:val="24"/>
+          <w:szCs w:val="24"/>
+        </w:rPr>
+        <w:t xml:space="preserve">Al conductor u operador que desatienda el ademán de alto realizado por el Agente se le sancionará con amonestación y </w:t>
+      </w:r>
+      <w:r>
+        <w:rPr>
+          <w:rFonts w:ascii="Arial" w:hAnsi="Arial" w:cs="Arial"/>
+          <w:b/>
+          <w:bCs/>
+          <w:sz w:val="24"/>
+          <w:szCs w:val="24"/>
+        </w:rPr>
+        <w:t>tres puntos de penalización</w:t>
+      </w:r>
+      <w:r>
+        <w:rPr>
+          <w:rFonts w:ascii="Arial" w:hAnsi="Arial" w:cs="Arial"/>
+          <w:sz w:val="24"/>
+          <w:szCs w:val="24"/>
+        </w:rPr>
+        <w:t xml:space="preserve"> a la licencia para conducir.</w:t>
+      </w:r>
+      <w:r>
+        <w:rPr>
+          <w:rFonts w:ascii="Arial" w:hAnsi="Arial" w:cs="Arial"/>
+          <w:sz w:val="24"/>
+          <w:szCs w:val="24"/>
+        </w:rPr>
+        <w:t xml:space="preserve"> </w:t>
+      </w:r>
+    </w:p>
+    <w:p>
+      <w:pPr>
+        <w:pStyle w:val="Prrafodelista"/>
+        <w:ind w:left="1428"/>
+        <w:jc w:val="both"/>
+        <w:rPr>
+          <w:rFonts w:ascii="Arial" w:hAnsi="Arial" w:cs="Arial"/>
+          <w:sz w:val="24"/>
+          <w:szCs w:val="24"/>
+        </w:rPr>
+      </w:pPr>
+    </w:p>
+    <w:p>
+      <w:pPr>
+        <w:pStyle w:val="Prrafodelista"/>
+        <w:numPr>
+          <w:ilvl w:val="0"/>
+          <w:numId w:val="28"/>
+        </w:numPr>
+        <w:jc w:val="both"/>
+        <w:rPr>
+          <w:rFonts w:ascii="Arial" w:hAnsi="Arial" w:cs="Arial"/>
+          <w:sz w:val="24"/>
+          <w:szCs w:val="24"/>
+        </w:rPr>
+      </w:pPr>
+      <w:r>
+        <w:rPr>
+          <w:rFonts w:ascii="Arial" w:hAnsi="Arial" w:cs="Arial"/>
+          <w:sz w:val="24"/>
+          <w:szCs w:val="24"/>
+        </w:rPr>
+        <w:t xml:space="preserve">Siga. Cuando alguno de los costados del Agente esté orientado hacia el vehículo de alguna vía pública o estatal de comunicación, en este caso, las personas ciclistas, conductoras u operadoras de vehículos podrán seguir de frente o dar vuelta a la derecha o a la izquierda en las vías públicas y estatales de comunicación de un sólo sentido, siempre que esté permitida. Las personas peatonas que </w:t>
+      </w:r>
+      <w:r>
+        <w:rPr>
+          <w:rFonts w:ascii="Arial" w:hAnsi="Arial" w:cs="Arial"/>
+          <w:sz w:val="24"/>
+          <w:szCs w:val="24"/>
+        </w:rPr>
+        <w:t xml:space="preserve">transiten en la misma dirección, podrán cruzar la calle con preferencia de paso, respecto de los vehículos que intenten dar vuelta. </w:t>
+      </w:r>
+    </w:p>
+    <w:p>
+      <w:pPr>
+        <w:pStyle w:val="Prrafodelista"/>
+        <w:ind w:left="1428"/>
+        <w:jc w:val="both"/>
+        <w:rPr>
+          <w:rFonts w:ascii="Arial" w:hAnsi="Arial" w:cs="Arial"/>
+          <w:sz w:val="24"/>
+          <w:szCs w:val="24"/>
+        </w:rPr>
+      </w:pPr>
+    </w:p>
+    <w:p>
+      <w:pPr>
+        <w:pStyle w:val="Prrafodelista"/>
+        <w:ind w:left="1428"/>
+        <w:jc w:val="both"/>
+        <w:rPr>
+          <w:rFonts w:ascii="Arial" w:hAnsi="Arial" w:cs="Arial"/>
+          <w:sz w:val="24"/>
+          <w:szCs w:val="24"/>
+        </w:rPr>
+      </w:pPr>
+      <w:r>
+        <w:rPr>
+          <w:rFonts w:ascii="Arial" w:hAnsi="Arial" w:cs="Arial"/>
+          <w:sz w:val="24"/>
+          <w:szCs w:val="24"/>
+        </w:rPr>
+        <w:t xml:space="preserve">Al conductor u operador que desatienda el ademán de siga realizado por el Agente se le sancionará con amonestación y </w:t>
+      </w:r>
+      <w:r>
+        <w:rPr>
+          <w:rFonts w:ascii="Arial" w:hAnsi="Arial" w:cs="Arial"/>
+          <w:b/>
+          <w:bCs/>
+          <w:sz w:val="24"/>
+          <w:szCs w:val="24"/>
+        </w:rPr>
+        <w:t xml:space="preserve">tres puntos de penalización </w:t>
+      </w:r>
+      <w:r>
+        <w:rPr>
+          <w:rFonts w:ascii="Arial" w:hAnsi="Arial" w:cs="Arial"/>
+          <w:sz w:val="24"/>
+          <w:szCs w:val="24"/>
+        </w:rPr>
+        <w:t xml:space="preserve">a la licencia para conducir. </w:t>
+      </w:r>
+      <w:r>
+        <w:rPr>
+          <w:rFonts w:ascii="Arial" w:hAnsi="Arial" w:cs="Arial"/>
+          <w:sz w:val="24"/>
+          <w:szCs w:val="24"/>
+        </w:rPr>
+        <w:t xml:space="preserve"> </w:t>
+      </w:r>
+    </w:p>
+    <w:p>
+      <w:pPr>
+        <w:pStyle w:val="Prrafodelista"/>
+        <w:rPr>
+          <w:rFonts w:ascii="Arial" w:hAnsi="Arial" w:cs="Arial"/>
+          <w:sz w:val="24"/>
+          <w:szCs w:val="24"/>
+        </w:rPr>
+      </w:pPr>
+    </w:p>
+    <w:p>
+      <w:pPr>
+        <w:pStyle w:val="Prrafodelista"/>
+        <w:numPr>
+          <w:ilvl w:val="0"/>
+          <w:numId w:val="28"/>
+        </w:numPr>
+        <w:jc w:val="both"/>
+        <w:rPr>
+          <w:rFonts w:ascii="Arial" w:hAnsi="Arial" w:cs="Arial"/>
+          <w:sz w:val="24"/>
+          <w:szCs w:val="24"/>
+        </w:rPr>
+      </w:pPr>
+      <w:r>
+        <w:rPr>
+          <w:rFonts w:ascii="Arial" w:hAnsi="Arial" w:cs="Arial"/>
+          <w:sz w:val="24"/>
+          <w:szCs w:val="24"/>
+        </w:rPr>
+        <w:t xml:space="preserve">Preventiva. Cuando el Agente se encuentre en posición de «siga» y levante un brazo horizontalmente con la mano extendida hacia arriba del lado de donde procede la circulación o ambos brazos, si ésta se verifica en dos sentidos. En este caso, las personas ciclistas, conductoras y operadoras de vehículos, deberán tomar sus precauciones, porque la posición indica que el Agente está a punto de hacer el cambio de «siga» a «alto». Las personas peatonas que transiten en la misma dirección de los vehículos, deberán abstenerse de iniciar el cruce de la calle y quienes ya lo hayan iniciado, deberán apresurar el paso. </w:t>
+      </w:r>
+    </w:p>
+    <w:p>
+      <w:pPr>
+        <w:pStyle w:val="Prrafodelista"/>
+        <w:ind w:left="1428"/>
+        <w:jc w:val="both"/>
+        <w:rPr>
+          <w:rFonts w:ascii="Arial" w:hAnsi="Arial" w:cs="Arial"/>
+          <w:sz w:val="24"/>
+          <w:szCs w:val="24"/>
+        </w:rPr>
+      </w:pPr>
+    </w:p>
+    <w:p>
+      <w:pPr>
+        <w:pStyle w:val="Prrafodelista"/>
+        <w:ind w:left="1428"/>
+        <w:jc w:val="both"/>
+        <w:rPr>
+          <w:rFonts w:ascii="Arial" w:hAnsi="Arial" w:cs="Arial"/>
+          <w:sz w:val="24"/>
+          <w:szCs w:val="24"/>
+        </w:rPr>
+      </w:pPr>
+      <w:r>
+        <w:rPr>
+          <w:rFonts w:ascii="Arial" w:hAnsi="Arial" w:cs="Arial"/>
+          <w:sz w:val="24"/>
+          <w:szCs w:val="24"/>
+        </w:rPr>
+        <w:t xml:space="preserve">Al conductor u operador que desatienda el ademán de preventiva realizado por el Agente se le sancionará con amonestación y </w:t>
+      </w:r>
+      <w:r>
+        <w:rPr>
+          <w:rFonts w:ascii="Arial" w:hAnsi="Arial" w:cs="Arial"/>
+          <w:b/>
+          <w:bCs/>
+          <w:sz w:val="24"/>
+          <w:szCs w:val="24"/>
+        </w:rPr>
+        <w:t>tres puntos de penalización</w:t>
+      </w:r>
+      <w:r>
+        <w:rPr>
+          <w:rFonts w:ascii="Arial" w:hAnsi="Arial" w:cs="Arial"/>
+          <w:sz w:val="24"/>
+          <w:szCs w:val="24"/>
+        </w:rPr>
+        <w:t xml:space="preserve"> a la licencia para conducir. </w:t>
+      </w:r>
+      <w:r>
+        <w:rPr>
+          <w:rFonts w:ascii="Arial" w:hAnsi="Arial" w:cs="Arial"/>
+          <w:sz w:val="24"/>
+          <w:szCs w:val="24"/>
+        </w:rPr>
+        <w:t xml:space="preserve"> </w:t>
+      </w:r>
+    </w:p>
+    <w:p>
+      <w:pPr>
+        <w:pStyle w:val="Prrafodelista"/>
+        <w:rPr>
+          <w:rFonts w:ascii="Arial" w:hAnsi="Arial" w:cs="Arial"/>
+          <w:sz w:val="24"/>
+          <w:szCs w:val="24"/>
+        </w:rPr>
+      </w:pPr>
+    </w:p>
+    <w:p>
+      <w:pPr>
+        <w:pStyle w:val="Prrafodelista"/>
+        <w:numPr>
+          <w:ilvl w:val="0"/>
+          <w:numId w:val="28"/>
+        </w:numPr>
+        <w:jc w:val="both"/>
+        <w:rPr>
+          <w:rFonts w:ascii="Arial" w:hAnsi="Arial" w:cs="Arial"/>
+          <w:sz w:val="24"/>
+          <w:szCs w:val="24"/>
+        </w:rPr>
+      </w:pPr>
+      <w:r>
+        <w:rPr>
+          <w:rFonts w:ascii="Arial" w:hAnsi="Arial" w:cs="Arial"/>
+          <w:sz w:val="24"/>
+          <w:szCs w:val="24"/>
+        </w:rPr>
+        <w:t xml:space="preserve">Alto general. Cuando el Agente levante el brazo derecho en posición vertical o ambos brazos. En este caso, las personas peatonas, ciclistas, conductoras y operadoras de vehículos, deberán detener su marcha de inmediato ya que esta posición indica una situación de emergencia o de necesaria protección. </w:t>
+      </w:r>
+    </w:p>
+    <w:p>
+      <w:pPr>
+        <w:pStyle w:val="Prrafodelista"/>
+        <w:ind w:left="1428"/>
+        <w:jc w:val="both"/>
+        <w:rPr>
+          <w:rFonts w:ascii="Arial" w:hAnsi="Arial" w:cs="Arial"/>
+          <w:sz w:val="24"/>
+          <w:szCs w:val="24"/>
+        </w:rPr>
+      </w:pPr>
+    </w:p>
+    <w:p>
+      <w:pPr>
+        <w:pStyle w:val="Prrafodelista"/>
+        <w:ind w:left="1428"/>
+        <w:jc w:val="both"/>
+        <w:rPr>
+          <w:rFonts w:ascii="Arial" w:hAnsi="Arial" w:cs="Arial"/>
+          <w:sz w:val="24"/>
+          <w:szCs w:val="24"/>
+        </w:rPr>
+      </w:pPr>
+      <w:r>
+        <w:rPr>
+          <w:rFonts w:ascii="Arial" w:hAnsi="Arial" w:cs="Arial"/>
+          <w:sz w:val="24"/>
+          <w:szCs w:val="24"/>
+        </w:rPr>
+        <w:t xml:space="preserve">Al conductor u operador que desatienda el ademán de alto general realizado por el Agente se le sancionará con amonestación y </w:t>
+      </w:r>
+      <w:r>
+        <w:rPr>
+          <w:rFonts w:ascii="Arial" w:hAnsi="Arial" w:cs="Arial"/>
+          <w:b/>
+          <w:bCs/>
+          <w:sz w:val="24"/>
+          <w:szCs w:val="24"/>
+        </w:rPr>
+        <w:t>tres puntos de penalización</w:t>
+      </w:r>
+      <w:r>
+        <w:rPr>
+          <w:rFonts w:ascii="Arial" w:hAnsi="Arial" w:cs="Arial"/>
+          <w:sz w:val="24"/>
+          <w:szCs w:val="24"/>
+        </w:rPr>
+        <w:t xml:space="preserve"> a la licencia para conducir.</w:t>
+      </w:r>
+    </w:p>
+    <w:p>
+      <w:pPr>
+        <w:pStyle w:val="Prrafodelista"/>
+        <w:rPr>
+          <w:rFonts w:ascii="Arial" w:hAnsi="Arial" w:cs="Arial"/>
+          <w:sz w:val="24"/>
+          <w:szCs w:val="24"/>
+        </w:rPr>
+      </w:pPr>
+    </w:p>
+    <w:p>
+      <w:pPr>
+        <w:pStyle w:val="Prrafodelista"/>
+        <w:numPr>
+          <w:ilvl w:val="0"/>
+          <w:numId w:val="28"/>
+        </w:numPr>
+        <w:jc w:val="both"/>
+        <w:rPr>
+          <w:rFonts w:ascii="Arial" w:hAnsi="Arial" w:cs="Arial"/>
+          <w:sz w:val="24"/>
+          <w:szCs w:val="24"/>
+        </w:rPr>
+      </w:pPr>
+      <w:r>
+        <w:rPr>
+          <w:rFonts w:ascii="Arial" w:hAnsi="Arial" w:cs="Arial"/>
+          <w:sz w:val="24"/>
+          <w:szCs w:val="24"/>
+        </w:rPr>
+        <w:t xml:space="preserve">Vuelta a la izquierda: Cuando el Agente, tomando como base los brazos extendidos horizontalmente sobre sus costados, cambie la posición del brazo izquierdo del costado hacia el frente horizontalmente señalando con el dedo índice la dirección que las personas ciclistas, conductoras y operadoras de vehículos, deban seguir. Acto seguido levantará el antebrazo derecho sobre el hombro empuñando la mano e indicando con el dedo pulgar la dirección a seguir. </w:t>
+      </w:r>
+    </w:p>
+    <w:p>
+      <w:pPr>
+        <w:pStyle w:val="Prrafodelista"/>
+        <w:rPr>
+          <w:rFonts w:ascii="Arial" w:hAnsi="Arial" w:cs="Arial"/>
+          <w:sz w:val="24"/>
+          <w:szCs w:val="24"/>
+        </w:rPr>
+      </w:pPr>
+    </w:p>
+    <w:p>
+      <w:pPr>
+        <w:pStyle w:val="Prrafodelista"/>
+        <w:numPr>
+          <w:ilvl w:val="0"/>
+          <w:numId w:val="28"/>
+        </w:numPr>
+        <w:jc w:val="both"/>
+        <w:rPr>
+          <w:rFonts w:ascii="Arial" w:hAnsi="Arial" w:cs="Arial"/>
+          <w:sz w:val="24"/>
+          <w:szCs w:val="24"/>
+        </w:rPr>
+      </w:pPr>
+      <w:r>
+        <w:rPr>
+          <w:rFonts w:ascii="Arial" w:hAnsi="Arial" w:cs="Arial"/>
+          <w:sz w:val="24"/>
+          <w:szCs w:val="24"/>
+        </w:rPr>
+        <w:t xml:space="preserve">Para iniciar la circulación, el Agente deberá flexionar el brazo derecho y pasar la mano frente a su cara, repitiendo este movimiento con el brazo izquierdo, y dichos ademanes serán repetidos cuantas veces sea necesario. </w:t>
+      </w:r>
+    </w:p>
+    <w:p>
+      <w:pPr>
+        <w:pStyle w:val="Prrafodelista"/>
+        <w:rPr>
+          <w:rFonts w:ascii="Arial" w:hAnsi="Arial" w:cs="Arial"/>
+          <w:sz w:val="24"/>
+          <w:szCs w:val="24"/>
+        </w:rPr>
+      </w:pPr>
+    </w:p>
+    <w:p>
+      <w:pPr>
+        <w:pStyle w:val="Prrafodelista"/>
+        <w:numPr>
+          <w:ilvl w:val="0"/>
+          <w:numId w:val="28"/>
+        </w:numPr>
+        <w:jc w:val="both"/>
+        <w:rPr>
+          <w:rFonts w:ascii="Arial" w:hAnsi="Arial" w:cs="Arial"/>
+          <w:sz w:val="24"/>
+          <w:szCs w:val="24"/>
+        </w:rPr>
+      </w:pPr>
+      <w:r>
+        <w:rPr>
+          <w:rFonts w:ascii="Arial" w:hAnsi="Arial" w:cs="Arial"/>
+          <w:sz w:val="24"/>
+          <w:szCs w:val="24"/>
+        </w:rPr>
+        <w:t xml:space="preserve">Para que las personas peatonas puedan cruzar de una esquina a otra, donde el tránsito sea dirigido por Agentes, deberán esperar la señal de «siga» y cruzar de manera paralela a la circulación. </w:t>
+      </w:r>
+    </w:p>
+    <w:p>
+      <w:pPr>
+        <w:pStyle w:val="Prrafodelista"/>
+        <w:rPr>
+          <w:rFonts w:ascii="Arial" w:hAnsi="Arial" w:cs="Arial"/>
+          <w:sz w:val="24"/>
+          <w:szCs w:val="24"/>
+        </w:rPr>
+      </w:pPr>
+    </w:p>
+    <w:p>
+      <w:pPr>
+        <w:pStyle w:val="Prrafodelista"/>
+        <w:numPr>
+          <w:ilvl w:val="0"/>
+          <w:numId w:val="28"/>
+        </w:numPr>
+        <w:jc w:val="both"/>
+        <w:rPr>
+          <w:rFonts w:ascii="Arial" w:hAnsi="Arial" w:cs="Arial"/>
+          <w:sz w:val="24"/>
+          <w:szCs w:val="24"/>
+        </w:rPr>
+      </w:pPr>
+      <w:r>
+        <w:rPr>
+          <w:rFonts w:ascii="Arial" w:hAnsi="Arial" w:cs="Arial"/>
+          <w:sz w:val="24"/>
+          <w:szCs w:val="24"/>
+        </w:rPr>
+        <w:t xml:space="preserve"> Al hacer las señales a que se refieren las fracciones anteriores, los Agentes emplearán el silbato de la manera siguiente: </w:t>
+      </w:r>
+    </w:p>
+    <w:p>
+      <w:pPr>
+        <w:pStyle w:val="Prrafodelista"/>
+        <w:rPr>
+          <w:rFonts w:ascii="Arial" w:hAnsi="Arial" w:cs="Arial"/>
+          <w:sz w:val="24"/>
+          <w:szCs w:val="24"/>
+        </w:rPr>
+      </w:pPr>
+    </w:p>
+    <w:p>
+      <w:pPr>
+        <w:pStyle w:val="Prrafodelista"/>
+        <w:numPr>
+          <w:ilvl w:val="0"/>
+          <w:numId w:val="29"/>
+        </w:numPr>
+        <w:jc w:val="both"/>
+        <w:rPr>
+          <w:rFonts w:ascii="Arial" w:hAnsi="Arial" w:cs="Arial"/>
+          <w:sz w:val="24"/>
+          <w:szCs w:val="24"/>
+        </w:rPr>
+      </w:pPr>
+      <w:r>
+        <w:rPr>
+          <w:rFonts w:ascii="Arial" w:hAnsi="Arial" w:cs="Arial"/>
+          <w:sz w:val="24"/>
+          <w:szCs w:val="24"/>
+        </w:rPr>
+        <w:t xml:space="preserve">Alto. Un toque corto, las personas ciclistas, conductoras y operadoras de vehículos que accedan por una vía pública o estatal de comunicación a la intersección, deberán detenerse; </w:t>
+      </w:r>
+    </w:p>
+    <w:p>
+      <w:pPr>
+        <w:pStyle w:val="Prrafodelista"/>
+        <w:ind w:left="2484"/>
+        <w:jc w:val="both"/>
+        <w:rPr>
+          <w:rFonts w:ascii="Arial" w:hAnsi="Arial" w:cs="Arial"/>
+          <w:sz w:val="24"/>
+          <w:szCs w:val="24"/>
+        </w:rPr>
+      </w:pPr>
+    </w:p>
+    <w:p>
+      <w:pPr>
+        <w:pStyle w:val="Prrafodelista"/>
+        <w:ind w:left="2124"/>
+        <w:jc w:val="both"/>
+        <w:rPr>
+          <w:rFonts w:ascii="Arial" w:hAnsi="Arial" w:cs="Arial"/>
+          <w:sz w:val="24"/>
+          <w:szCs w:val="24"/>
+        </w:rPr>
+      </w:pPr>
+      <w:r>
+        <w:rPr>
+          <w:rFonts w:ascii="Arial" w:hAnsi="Arial" w:cs="Arial"/>
+          <w:sz w:val="24"/>
+          <w:szCs w:val="24"/>
+        </w:rPr>
+        <w:t xml:space="preserve">b) Siga. Dos toques cortos, las personas ciclistas, conductoras y operadoras de vehículos deberán continuar su marcha; </w:t>
+      </w:r>
+    </w:p>
+    <w:p>
+      <w:pPr>
+        <w:pStyle w:val="Prrafodelista"/>
+        <w:ind w:left="2124"/>
+        <w:jc w:val="both"/>
+        <w:rPr>
+          <w:rFonts w:ascii="Arial" w:hAnsi="Arial" w:cs="Arial"/>
+          <w:sz w:val="24"/>
+          <w:szCs w:val="24"/>
+        </w:rPr>
+      </w:pPr>
+    </w:p>
+    <w:p>
+      <w:pPr>
+        <w:pStyle w:val="Prrafodelista"/>
+        <w:ind w:left="2124"/>
+        <w:jc w:val="both"/>
+        <w:rPr>
+          <w:rFonts w:ascii="Arial" w:hAnsi="Arial" w:cs="Arial"/>
+          <w:sz w:val="24"/>
+          <w:szCs w:val="24"/>
+        </w:rPr>
+      </w:pPr>
+      <w:r>
+        <w:rPr>
+          <w:rFonts w:ascii="Arial" w:hAnsi="Arial" w:cs="Arial"/>
+          <w:sz w:val="24"/>
+          <w:szCs w:val="24"/>
+        </w:rPr>
+        <w:t xml:space="preserve">c) Preventiva. Un toque largo, las personas ciclistas, conductoras y operadoras de vehículos deberán disminuir su velocidad; </w:t>
+      </w:r>
+    </w:p>
+    <w:p>
+      <w:pPr>
+        <w:pStyle w:val="Prrafodelista"/>
+        <w:ind w:left="2124"/>
+        <w:jc w:val="both"/>
+        <w:rPr>
+          <w:rFonts w:ascii="Arial" w:hAnsi="Arial" w:cs="Arial"/>
+          <w:sz w:val="24"/>
+          <w:szCs w:val="24"/>
+        </w:rPr>
+      </w:pPr>
+    </w:p>
+    <w:p>
+      <w:pPr>
+        <w:pStyle w:val="Prrafodelista"/>
+        <w:ind w:left="2124"/>
+        <w:jc w:val="both"/>
+        <w:rPr>
+          <w:rFonts w:ascii="Arial" w:hAnsi="Arial" w:cs="Arial"/>
+          <w:sz w:val="24"/>
+          <w:szCs w:val="24"/>
+        </w:rPr>
+      </w:pPr>
+      <w:r>
+        <w:rPr>
+          <w:rFonts w:ascii="Arial" w:hAnsi="Arial" w:cs="Arial"/>
+          <w:sz w:val="24"/>
+          <w:szCs w:val="24"/>
+        </w:rPr>
+        <w:t xml:space="preserve">d) Alto total. Tres toques largos, las personas ciclistas, conductoras y operadoras de vehículos que acceden a la intersección deben hacer alto; </w:t>
+      </w:r>
+    </w:p>
+    <w:p>
+      <w:pPr>
+        <w:pStyle w:val="Prrafodelista"/>
+        <w:ind w:left="2124"/>
+        <w:jc w:val="both"/>
+        <w:rPr>
+          <w:rFonts w:ascii="Arial" w:hAnsi="Arial" w:cs="Arial"/>
+          <w:sz w:val="24"/>
+          <w:szCs w:val="24"/>
+        </w:rPr>
+      </w:pPr>
+    </w:p>
+    <w:p>
+      <w:pPr>
+        <w:pStyle w:val="Prrafodelista"/>
+        <w:ind w:left="2124"/>
+        <w:jc w:val="both"/>
+        <w:rPr>
+          <w:rFonts w:ascii="Arial" w:hAnsi="Arial" w:cs="Arial"/>
+          <w:sz w:val="24"/>
+          <w:szCs w:val="24"/>
+        </w:rPr>
+      </w:pPr>
+      <w:r>
+        <w:rPr>
+          <w:rFonts w:ascii="Arial" w:hAnsi="Arial" w:cs="Arial"/>
+          <w:sz w:val="24"/>
+          <w:szCs w:val="24"/>
+        </w:rPr>
+        <w:t xml:space="preserve">e) En caso de congestionamiento vehicular, dará tres o más toques cortos para conminar al orden y a la calma, procediendo posteriormente a la regulación del flujo y desahogo vehicular, de acuerdo con las indicaciones anteriores; </w:t>
+      </w:r>
+    </w:p>
+    <w:p>
+      <w:pPr>
+        <w:pStyle w:val="Prrafodelista"/>
+        <w:ind w:left="2124"/>
+        <w:jc w:val="both"/>
+        <w:rPr>
+          <w:rFonts w:ascii="Arial" w:hAnsi="Arial" w:cs="Arial"/>
+          <w:sz w:val="24"/>
+          <w:szCs w:val="24"/>
+        </w:rPr>
+      </w:pPr>
+    </w:p>
+    <w:p>
+      <w:pPr>
+        <w:pStyle w:val="Prrafodelista"/>
+        <w:ind w:left="2124"/>
+        <w:jc w:val="both"/>
+        <w:rPr>
+          <w:rFonts w:ascii="Arial" w:hAnsi="Arial" w:cs="Arial"/>
+          <w:sz w:val="24"/>
+          <w:szCs w:val="24"/>
+        </w:rPr>
+      </w:pPr>
+      <w:r>
+        <w:rPr>
+          <w:rFonts w:ascii="Arial" w:hAnsi="Arial" w:cs="Arial"/>
+          <w:sz w:val="24"/>
+          <w:szCs w:val="24"/>
+        </w:rPr>
+        <w:t xml:space="preserve">f) Tres toques cortos para llamar la atención a las personas peatonas; y, </w:t>
+      </w:r>
+    </w:p>
+    <w:p>
+      <w:pPr>
+        <w:pStyle w:val="Prrafodelista"/>
+        <w:ind w:left="2124"/>
+        <w:jc w:val="both"/>
+        <w:rPr>
+          <w:rFonts w:ascii="Arial" w:hAnsi="Arial" w:cs="Arial"/>
+          <w:sz w:val="24"/>
+          <w:szCs w:val="24"/>
+        </w:rPr>
+      </w:pPr>
+    </w:p>
+    <w:p>
+      <w:pPr>
+        <w:pStyle w:val="Prrafodelista"/>
+        <w:ind w:left="2124"/>
+        <w:jc w:val="both"/>
+        <w:rPr>
+          <w:rFonts w:ascii="Arial" w:hAnsi="Arial" w:cs="Arial"/>
+          <w:sz w:val="24"/>
+          <w:szCs w:val="24"/>
+        </w:rPr>
+      </w:pPr>
+      <w:r>
+        <w:rPr>
+          <w:rFonts w:ascii="Arial" w:hAnsi="Arial" w:cs="Arial"/>
+          <w:sz w:val="24"/>
+          <w:szCs w:val="24"/>
+        </w:rPr>
+        <w:t>g) Tres toques largos agudos, para solicitar apoyo.</w:t>
+      </w:r>
+    </w:p>
+    <w:p>
+      <w:pPr>
+        <w:jc w:val="both"/>
+        <w:rPr>
+          <w:rFonts w:ascii="Arial" w:hAnsi="Arial" w:cs="Arial"/>
+          <w:sz w:val="24"/>
+          <w:szCs w:val="24"/>
+        </w:rPr>
+      </w:pPr>
+    </w:p>
+    <w:p>
+      <w:pPr>
+        <w:jc w:val="both"/>
+        <w:rPr>
+          <w:rFonts w:ascii="Arial" w:hAnsi="Arial" w:cs="Arial"/>
+          <w:sz w:val="24"/>
+          <w:szCs w:val="24"/>
+        </w:rPr>
+      </w:pPr>
+    </w:p>
+    <w:p>
+      <w:pPr>
+        <w:jc w:val="both"/>
+        <w:rPr>
+          <w:rFonts w:ascii="Arial" w:hAnsi="Arial" w:cs="Arial"/>
+          <w:sz w:val="24"/>
+          <w:szCs w:val="24"/>
+        </w:rPr>
+      </w:pPr>
+      <w:r>
+        <w:rPr>
+          <w:rFonts w:ascii="Arial" w:hAnsi="Arial" w:cs="Arial"/>
+          <w:b/>
+          <w:bCs/>
+          <w:sz w:val="24"/>
+          <w:szCs w:val="24"/>
+        </w:rPr>
+        <w:t>Artículo 597.</w:t>
+      </w:r>
+      <w:r>
+        <w:rPr>
+          <w:rFonts w:ascii="Arial" w:hAnsi="Arial" w:cs="Arial"/>
+          <w:sz w:val="24"/>
+          <w:szCs w:val="24"/>
+        </w:rPr>
+        <w:t xml:space="preserve"> Las personas peatonas, ciclistas, conductoras u operadoras de vehículos deberán obedecer las indicaciones de los semáforos para vehículos, atendiendo a lo siguiente: </w:t>
+      </w:r>
+    </w:p>
+    <w:p>
+      <w:pPr>
+        <w:pStyle w:val="Prrafodelista"/>
+        <w:numPr>
+          <w:ilvl w:val="0"/>
+          <w:numId w:val="30"/>
+        </w:numPr>
+        <w:jc w:val="both"/>
+        <w:rPr>
+          <w:rFonts w:ascii="Arial" w:hAnsi="Arial" w:cs="Arial"/>
+          <w:sz w:val="24"/>
+          <w:szCs w:val="24"/>
+        </w:rPr>
+      </w:pPr>
+      <w:r>
+        <w:rPr>
+          <w:rFonts w:ascii="Arial" w:hAnsi="Arial" w:cs="Arial"/>
+          <w:sz w:val="24"/>
+          <w:szCs w:val="24"/>
+        </w:rPr>
+        <w:t xml:space="preserve">Ante una indicación verde, las personas ciclistas, conductoras y operadoras de vehículos podrán avanzar. Cuando la luz verde esté destellando, los vehículos deberán disminuir su velocidad para detenerse en el color ámbar. En los casos de vuelta, cederán el paso a las personas peatonas. De no existir semáforos para personas peatonas, éstas avanzarán con la indicación verde del semáforo para las personas ciclistas, conductoras y operadoras de vehículos en la misma dirección; </w:t>
+      </w:r>
+    </w:p>
+    <w:p>
+      <w:pPr>
+        <w:pStyle w:val="Prrafodelista"/>
+        <w:ind w:left="1428"/>
+        <w:jc w:val="both"/>
+        <w:rPr>
+          <w:rFonts w:ascii="Arial" w:hAnsi="Arial" w:cs="Arial"/>
+          <w:sz w:val="24"/>
+          <w:szCs w:val="24"/>
+        </w:rPr>
+      </w:pPr>
+    </w:p>
+    <w:p>
+      <w:pPr>
+        <w:pStyle w:val="Prrafodelista"/>
+        <w:numPr>
+          <w:ilvl w:val="0"/>
+          <w:numId w:val="30"/>
+        </w:numPr>
+        <w:jc w:val="both"/>
+        <w:rPr>
+          <w:rFonts w:ascii="Arial" w:hAnsi="Arial" w:cs="Arial"/>
+          <w:sz w:val="24"/>
+          <w:szCs w:val="24"/>
+        </w:rPr>
+      </w:pPr>
+      <w:r>
+        <w:rPr>
+          <w:rFonts w:ascii="Arial" w:hAnsi="Arial" w:cs="Arial"/>
+          <w:sz w:val="24"/>
+          <w:szCs w:val="24"/>
+        </w:rPr>
+        <w:t xml:space="preserve">Frente a una indicación de flecha verde exhibida sola o combinada con otra señal, las personas ciclistas, conductoras y operadoras de vehículos podrán entrar en la intersección para efectuar el movimiento indicado por la flecha. Las personas ciclistas, conductoras y operadoras de vehículos, que realicen la maniobra indicada por la flecha verde, deberán ceder el paso a las personas peatonas; </w:t>
+      </w:r>
+    </w:p>
+    <w:p>
+      <w:pPr>
+        <w:pStyle w:val="Prrafodelista"/>
+        <w:rPr>
+          <w:rFonts w:ascii="Arial" w:hAnsi="Arial" w:cs="Arial"/>
+          <w:sz w:val="24"/>
+          <w:szCs w:val="24"/>
+        </w:rPr>
+      </w:pPr>
+    </w:p>
+    <w:p>
+      <w:pPr>
+        <w:pStyle w:val="Prrafodelista"/>
+        <w:numPr>
+          <w:ilvl w:val="0"/>
+          <w:numId w:val="30"/>
+        </w:numPr>
+        <w:jc w:val="both"/>
+        <w:rPr>
+          <w:rFonts w:ascii="Arial" w:hAnsi="Arial" w:cs="Arial"/>
+          <w:sz w:val="24"/>
+          <w:szCs w:val="24"/>
+        </w:rPr>
+      </w:pPr>
+      <w:r>
+        <w:rPr>
+          <w:rFonts w:ascii="Arial" w:hAnsi="Arial" w:cs="Arial"/>
+          <w:sz w:val="24"/>
+          <w:szCs w:val="24"/>
+        </w:rPr>
+        <w:t xml:space="preserve">Ante una indicación de color ámbar, las personas peatonas, ciclistas, conductoras y operadoras de vehículos se abstendrán de entrar a la intersección, excepto que se encuentren en ella o el detenerse signifique por su velocidad, peligro a terceros u obstrucción al tránsito. En estos casos completarán el cruce con las precauciones debidas. Cuando la luz ámbar emita destellos intermitentes, las personas </w:t>
+      </w:r>
+      <w:r>
+        <w:rPr>
+          <w:rFonts w:ascii="Arial" w:hAnsi="Arial" w:cs="Arial"/>
+          <w:sz w:val="24"/>
+          <w:szCs w:val="24"/>
+        </w:rPr>
+        <w:lastRenderedPageBreak/>
+        <w:t xml:space="preserve">ciclistas, conductoras y operadoras de vehículos deberán disminuir su velocidad y podrán avanzar a través de la intersección o pasar dicha señal después de extremar precauciones; </w:t>
+      </w:r>
+    </w:p>
+    <w:p>
+      <w:pPr>
+        <w:pStyle w:val="Prrafodelista"/>
+        <w:rPr>
+          <w:rFonts w:ascii="Arial" w:hAnsi="Arial" w:cs="Arial"/>
+          <w:sz w:val="24"/>
+          <w:szCs w:val="24"/>
+        </w:rPr>
+      </w:pPr>
+    </w:p>
+    <w:p>
+      <w:pPr>
+        <w:pStyle w:val="Prrafodelista"/>
+        <w:ind w:left="1428"/>
+        <w:jc w:val="both"/>
+        <w:rPr>
+          <w:rFonts w:ascii="Arial" w:hAnsi="Arial" w:cs="Arial"/>
+          <w:sz w:val="24"/>
+          <w:szCs w:val="24"/>
+        </w:rPr>
+      </w:pPr>
+      <w:r>
+        <w:rPr>
+          <w:rFonts w:ascii="Arial" w:hAnsi="Arial" w:cs="Arial"/>
+          <w:sz w:val="24"/>
+          <w:szCs w:val="24"/>
+        </w:rPr>
+        <w:t xml:space="preserve">IV. Frente a una indicación en color rojo, las personas ciclistas, conductoras y operadoras de vehículos deberán detener su marcha en la línea de alto marcada sobre el arroyo vehicular; en ausencia de ésta, deberán detenerse antes de entrar en la zona de cruce de personas peatonas, que es la comprendida entre la prolongación imaginaria del perímetro de las construcciones y del límite extremo de la banqueta; </w:t>
+      </w:r>
+    </w:p>
+    <w:p>
+      <w:pPr>
+        <w:pStyle w:val="Prrafodelista"/>
+        <w:ind w:left="1428"/>
+        <w:jc w:val="both"/>
+        <w:rPr>
+          <w:rFonts w:ascii="Arial" w:hAnsi="Arial" w:cs="Arial"/>
+          <w:sz w:val="24"/>
+          <w:szCs w:val="24"/>
+        </w:rPr>
+      </w:pPr>
+    </w:p>
+    <w:p>
+      <w:pPr>
+        <w:pStyle w:val="Prrafodelista"/>
+        <w:ind w:left="1428"/>
+        <w:jc w:val="both"/>
+        <w:rPr>
+          <w:rFonts w:ascii="Arial" w:hAnsi="Arial" w:cs="Arial"/>
+          <w:sz w:val="24"/>
+          <w:szCs w:val="24"/>
+        </w:rPr>
+      </w:pPr>
+      <w:r>
+        <w:rPr>
+          <w:rFonts w:ascii="Arial" w:hAnsi="Arial" w:cs="Arial"/>
+          <w:sz w:val="24"/>
+          <w:szCs w:val="24"/>
+        </w:rPr>
+        <w:t xml:space="preserve">V. Frente a una indicación de luz roja para vehículos, las personas peatonas no deberán entrar en la vía de circulación, salvo que los semáforos para peatones lo permitan; </w:t>
+      </w:r>
+    </w:p>
+    <w:p>
+      <w:pPr>
+        <w:pStyle w:val="Prrafodelista"/>
+        <w:ind w:left="1428"/>
+        <w:jc w:val="both"/>
+        <w:rPr>
+          <w:rFonts w:ascii="Arial" w:hAnsi="Arial" w:cs="Arial"/>
+          <w:sz w:val="24"/>
+          <w:szCs w:val="24"/>
+        </w:rPr>
+      </w:pPr>
+    </w:p>
+    <w:p>
+      <w:pPr>
+        <w:pStyle w:val="Prrafodelista"/>
+        <w:ind w:left="1428"/>
+        <w:jc w:val="both"/>
+        <w:rPr>
+          <w:rFonts w:ascii="Arial" w:hAnsi="Arial" w:cs="Arial"/>
+          <w:sz w:val="24"/>
+          <w:szCs w:val="24"/>
+        </w:rPr>
+      </w:pPr>
+      <w:r>
+        <w:rPr>
+          <w:rFonts w:ascii="Arial" w:hAnsi="Arial" w:cs="Arial"/>
+          <w:sz w:val="24"/>
+          <w:szCs w:val="24"/>
+        </w:rPr>
+        <w:t xml:space="preserve">VI. Frente a una indicación roja para vehículos y una flecha verde, las personas conductoras y operadoras deberán realizar el movimiento únicamente en la dirección que indique la flecha; </w:t>
+      </w:r>
+    </w:p>
+    <w:p>
+      <w:pPr>
+        <w:pStyle w:val="Prrafodelista"/>
+        <w:ind w:left="1428"/>
+        <w:jc w:val="both"/>
+        <w:rPr>
+          <w:rFonts w:ascii="Arial" w:hAnsi="Arial" w:cs="Arial"/>
+          <w:sz w:val="24"/>
+          <w:szCs w:val="24"/>
+        </w:rPr>
+      </w:pPr>
+    </w:p>
+    <w:p>
+      <w:pPr>
+        <w:pStyle w:val="Prrafodelista"/>
+        <w:ind w:left="1428"/>
+        <w:jc w:val="both"/>
+        <w:rPr>
+          <w:rFonts w:ascii="Arial" w:hAnsi="Arial" w:cs="Arial"/>
+          <w:sz w:val="24"/>
+          <w:szCs w:val="24"/>
+        </w:rPr>
+      </w:pPr>
+      <w:r>
+        <w:rPr>
+          <w:rFonts w:ascii="Arial" w:hAnsi="Arial" w:cs="Arial"/>
+          <w:sz w:val="24"/>
+          <w:szCs w:val="24"/>
+        </w:rPr>
+        <w:t xml:space="preserve">VII. Frente a una indicación de flecha roja exhibida sola o combinada con otra señal, los vehículos no podrán avanzar en el sentido indicado en la flecha, pudiendo hacerlo en el sentido que lo indique la luz verde o después de que desaparezca la primera indicación, si no contraviene a otra; </w:t>
+      </w:r>
+    </w:p>
+    <w:p>
+      <w:pPr>
+        <w:pStyle w:val="Prrafodelista"/>
+        <w:ind w:left="1428"/>
+        <w:jc w:val="both"/>
+        <w:rPr>
+          <w:rFonts w:ascii="Arial" w:hAnsi="Arial" w:cs="Arial"/>
+          <w:sz w:val="24"/>
+          <w:szCs w:val="24"/>
+        </w:rPr>
+      </w:pPr>
+    </w:p>
+    <w:p>
+      <w:pPr>
+        <w:pStyle w:val="Prrafodelista"/>
+        <w:ind w:left="1428"/>
+        <w:jc w:val="both"/>
+        <w:rPr>
+          <w:rFonts w:ascii="Arial" w:hAnsi="Arial" w:cs="Arial"/>
+          <w:sz w:val="24"/>
+          <w:szCs w:val="24"/>
+        </w:rPr>
+      </w:pPr>
+      <w:r>
+        <w:rPr>
+          <w:rFonts w:ascii="Arial" w:hAnsi="Arial" w:cs="Arial"/>
+          <w:sz w:val="24"/>
+          <w:szCs w:val="24"/>
+        </w:rPr>
+        <w:t xml:space="preserve">VIII. Frente a una indicación de color rojo destellante para las personas ciclistas, conductoras y operadoras de vehículos, las personas peatonas no deberán entrar en la vía, salvo que los Agentes o Promotores Ciudadanos en Materia de Tránsito y Seguridad Vial se los indique; </w:t>
+      </w:r>
+    </w:p>
+    <w:p>
+      <w:pPr>
+        <w:pStyle w:val="Prrafodelista"/>
+        <w:ind w:left="1428"/>
+        <w:jc w:val="both"/>
+        <w:rPr>
+          <w:rFonts w:ascii="Arial" w:hAnsi="Arial" w:cs="Arial"/>
+          <w:sz w:val="24"/>
+          <w:szCs w:val="24"/>
+        </w:rPr>
+      </w:pPr>
+    </w:p>
+    <w:p>
+      <w:pPr>
+        <w:pStyle w:val="Prrafodelista"/>
+        <w:ind w:left="1428"/>
+        <w:jc w:val="both"/>
+        <w:rPr>
+          <w:rFonts w:ascii="Arial" w:hAnsi="Arial" w:cs="Arial"/>
+          <w:sz w:val="24"/>
+          <w:szCs w:val="24"/>
+        </w:rPr>
+      </w:pPr>
+      <w:r>
+        <w:rPr>
+          <w:rFonts w:ascii="Arial" w:hAnsi="Arial" w:cs="Arial"/>
+          <w:sz w:val="24"/>
+          <w:szCs w:val="24"/>
+        </w:rPr>
+        <w:t xml:space="preserve">IX. Cuando una lente de color rojo de un semáforo emita destellos intermitentes, las personas ciclistas, conductoras y operadoras de vehículos deben detener la marcha en la línea de alto, marcada sobre el arroyo vehicular; en ausencia de ésta, deberán detenerse antes de entrar en la zona de cruce de las personas peatonas u otras áreas de control y podrán reanudar su marcha, una vez que se hayan cerciorado de que no ponen en peligro a terceros; y, </w:t>
+      </w:r>
+    </w:p>
+    <w:p>
+      <w:pPr>
+        <w:pStyle w:val="Prrafodelista"/>
+        <w:ind w:left="1428"/>
+        <w:jc w:val="both"/>
+        <w:rPr>
+          <w:rFonts w:ascii="Arial" w:hAnsi="Arial" w:cs="Arial"/>
+          <w:sz w:val="24"/>
+          <w:szCs w:val="24"/>
+        </w:rPr>
+      </w:pPr>
+    </w:p>
+    <w:p>
+      <w:pPr>
+        <w:pStyle w:val="Prrafodelista"/>
+        <w:ind w:left="1428"/>
+        <w:jc w:val="both"/>
+        <w:rPr>
+          <w:rFonts w:ascii="Arial" w:hAnsi="Arial" w:cs="Arial"/>
+          <w:sz w:val="24"/>
+          <w:szCs w:val="24"/>
+        </w:rPr>
+      </w:pPr>
+      <w:r>
+        <w:rPr>
+          <w:rFonts w:ascii="Arial" w:hAnsi="Arial" w:cs="Arial"/>
+          <w:sz w:val="24"/>
+          <w:szCs w:val="24"/>
+        </w:rPr>
+        <w:t xml:space="preserve">X. Los semáforos, campanas y barreras instalados en intersecciones con ferrocarril, deberán ser obedecidos por las personas peatonas, ciclistas y conductoras de vehículos. </w:t>
+      </w:r>
+    </w:p>
+    <w:p>
+      <w:pPr>
+        <w:pStyle w:val="Prrafodelista"/>
+        <w:ind w:left="1428"/>
+        <w:jc w:val="both"/>
+        <w:rPr>
+          <w:rFonts w:ascii="Arial" w:hAnsi="Arial" w:cs="Arial"/>
+          <w:sz w:val="24"/>
+          <w:szCs w:val="24"/>
+        </w:rPr>
+      </w:pPr>
+    </w:p>
+    <w:p>
+      <w:pPr>
+        <w:pStyle w:val="Prrafodelista"/>
+        <w:ind w:left="1428"/>
+        <w:jc w:val="both"/>
+        <w:rPr>
+          <w:rFonts w:ascii="Arial" w:hAnsi="Arial" w:cs="Arial"/>
+          <w:sz w:val="24"/>
+          <w:szCs w:val="24"/>
+        </w:rPr>
+      </w:pPr>
+      <w:r>
+        <w:rPr>
+          <w:rFonts w:ascii="Arial" w:hAnsi="Arial" w:cs="Arial"/>
+          <w:sz w:val="24"/>
+          <w:szCs w:val="24"/>
+        </w:rPr>
+        <w:t xml:space="preserve">Las personas peatonas, ciclistas y conductoras de vehículos no motorizados que no cumplan con las disposiciones contenidas en el presente artículo, serán amonestadas verbalmente por los Agentes y orientadas a conducirse de conformidad a las disposiciones aplicables. </w:t>
+      </w:r>
+    </w:p>
+    <w:p>
+      <w:pPr>
+        <w:pStyle w:val="Prrafodelista"/>
+        <w:ind w:left="1428"/>
+        <w:jc w:val="both"/>
+        <w:rPr>
+          <w:rFonts w:ascii="Arial" w:hAnsi="Arial" w:cs="Arial"/>
+          <w:sz w:val="24"/>
+          <w:szCs w:val="24"/>
+        </w:rPr>
+      </w:pPr>
+    </w:p>
+    <w:p>
+      <w:pPr>
+        <w:ind w:left="1416"/>
+        <w:jc w:val="both"/>
+        <w:rPr>
+          <w:rFonts w:ascii="Arial" w:hAnsi="Arial" w:cs="Arial"/>
+          <w:sz w:val="24"/>
+          <w:szCs w:val="24"/>
+        </w:rPr>
+      </w:pPr>
+      <w:r>
+        <w:rPr>
+          <w:rFonts w:ascii="Arial" w:hAnsi="Arial" w:cs="Arial"/>
+          <w:sz w:val="24"/>
+          <w:szCs w:val="24"/>
+        </w:rPr>
+        <w:t>Las personas conductoras y operadoras de vehículos motorizados que no cumplan con las disposiciones contenidas en este artículo serán sancionadas con amonestación y dos puntos de penalización a la licencia para conducir.</w:t>
+      </w:r>
+    </w:p>
+    <w:p>
+      <w:pPr>
+        <w:jc w:val="both"/>
+        <w:rPr>
+          <w:rFonts w:ascii="Arial" w:hAnsi="Arial" w:cs="Arial"/>
+          <w:sz w:val="24"/>
+          <w:szCs w:val="24"/>
+        </w:rPr>
+      </w:pPr>
+    </w:p>
+    <w:p>
+      <w:pPr>
+        <w:jc w:val="both"/>
+        <w:rPr>
+          <w:rFonts w:ascii="Arial" w:hAnsi="Arial" w:cs="Arial"/>
+          <w:sz w:val="24"/>
+          <w:szCs w:val="24"/>
+        </w:rPr>
+      </w:pPr>
+      <w:r>
+        <w:rPr>
+          <w:rFonts w:ascii="Arial" w:hAnsi="Arial" w:cs="Arial"/>
+          <w:b/>
+          <w:bCs/>
+          <w:sz w:val="24"/>
+          <w:szCs w:val="24"/>
+        </w:rPr>
+        <w:t>Artículo 603.</w:t>
+      </w:r>
+      <w:r>
+        <w:rPr>
+          <w:rFonts w:ascii="Arial" w:hAnsi="Arial" w:cs="Arial"/>
+          <w:sz w:val="24"/>
+          <w:szCs w:val="24"/>
+        </w:rPr>
+        <w:t xml:space="preserve"> Se prohíbe instalar, retirar, sustituir, alterar, trasladar, ocultar o modificar el contenido de las señales, sin permiso o autorización de la Coordinación. </w:t>
+      </w:r>
+    </w:p>
+    <w:p>
+      <w:pPr>
+        <w:jc w:val="both"/>
+        <w:rPr>
+          <w:rFonts w:ascii="Arial" w:hAnsi="Arial" w:cs="Arial"/>
+          <w:sz w:val="24"/>
+          <w:szCs w:val="24"/>
+        </w:rPr>
+      </w:pPr>
+      <w:r>
+        <w:rPr>
+          <w:rFonts w:ascii="Arial" w:hAnsi="Arial" w:cs="Arial"/>
+          <w:sz w:val="24"/>
+          <w:szCs w:val="24"/>
+        </w:rPr>
+        <w:t xml:space="preserve">Los señalamientos instalados en contravención a lo dispuesto en este Título serán retirados por personal de la Coordinación, y en caso de existir un costo será a cuenta del infractor. </w:t>
+      </w:r>
+    </w:p>
+    <w:p>
+      <w:pPr>
+        <w:jc w:val="both"/>
+        <w:rPr>
+          <w:rFonts w:ascii="Arial" w:hAnsi="Arial" w:cs="Arial"/>
+          <w:sz w:val="24"/>
+          <w:szCs w:val="24"/>
+        </w:rPr>
+      </w:pPr>
+      <w:r>
+        <w:rPr>
+          <w:rFonts w:ascii="Arial" w:hAnsi="Arial" w:cs="Arial"/>
+          <w:sz w:val="24"/>
+          <w:szCs w:val="24"/>
+        </w:rPr>
+        <w:t xml:space="preserve">Al </w:t>
+      </w:r>
+      <w:proofErr w:type="gramStart"/>
+      <w:r>
+        <w:rPr>
+          <w:rFonts w:ascii="Arial" w:hAnsi="Arial" w:cs="Arial"/>
+          <w:sz w:val="24"/>
+          <w:szCs w:val="24"/>
+        </w:rPr>
+        <w:t>que</w:t>
+      </w:r>
+      <w:proofErr w:type="gramEnd"/>
+      <w:r>
+        <w:rPr>
+          <w:rFonts w:ascii="Arial" w:hAnsi="Arial" w:cs="Arial"/>
+          <w:sz w:val="24"/>
+          <w:szCs w:val="24"/>
+        </w:rPr>
+        <w:t xml:space="preserve"> sin autorización o permiso de la SSP, instale, retire, sustituya, altere, traslade, oculte o modifique el contenido de las señales, serán sancionadas con amonestación y </w:t>
+      </w:r>
+      <w:r>
+        <w:rPr>
+          <w:rFonts w:ascii="Arial" w:hAnsi="Arial" w:cs="Arial"/>
+          <w:b/>
+          <w:bCs/>
+          <w:sz w:val="24"/>
+          <w:szCs w:val="24"/>
+        </w:rPr>
+        <w:t>dos puntos de penalización</w:t>
+      </w:r>
+      <w:r>
+        <w:rPr>
+          <w:rFonts w:ascii="Arial" w:hAnsi="Arial" w:cs="Arial"/>
+          <w:sz w:val="24"/>
+          <w:szCs w:val="24"/>
+        </w:rPr>
+        <w:t xml:space="preserve"> a la licencia de conducir con independencia del costo que implique la reinstalación, retiro, o rehabilitación de la señal de que se trate.</w:t>
+      </w:r>
+    </w:p>
+    <w:p>
+      <w:pPr>
+        <w:jc w:val="both"/>
+        <w:rPr>
+          <w:rFonts w:ascii="Arial" w:hAnsi="Arial" w:cs="Arial"/>
+          <w:sz w:val="24"/>
+          <w:szCs w:val="24"/>
+        </w:rPr>
+      </w:pPr>
+    </w:p>
+    <w:p>
+      <w:pPr>
+        <w:jc w:val="both"/>
+        <w:rPr>
+          <w:rFonts w:ascii="Arial" w:hAnsi="Arial" w:cs="Arial"/>
+          <w:sz w:val="24"/>
+          <w:szCs w:val="24"/>
+        </w:rPr>
+      </w:pPr>
+      <w:r>
+        <w:rPr>
+          <w:rFonts w:ascii="Arial" w:hAnsi="Arial" w:cs="Arial"/>
+          <w:b/>
+          <w:bCs/>
+          <w:sz w:val="24"/>
+          <w:szCs w:val="24"/>
+        </w:rPr>
+        <w:t>Artículo 610.</w:t>
+      </w:r>
+      <w:r>
+        <w:rPr>
+          <w:rFonts w:ascii="Arial" w:hAnsi="Arial" w:cs="Arial"/>
+          <w:sz w:val="24"/>
+          <w:szCs w:val="24"/>
+        </w:rPr>
+        <w:t xml:space="preserve"> Las personas peatonas, ciclistas y conductoras de vehículos no motorizados que desacaten el contenido de las señales restrictivas serán amonestadas verbalmente por los Agentes y orientadas a conducirse de conformidad a las disposiciones aplicables. </w:t>
+      </w:r>
+    </w:p>
+    <w:p>
+      <w:pPr>
+        <w:jc w:val="both"/>
+        <w:rPr>
+          <w:rFonts w:ascii="Arial" w:hAnsi="Arial" w:cs="Arial"/>
+          <w:sz w:val="24"/>
+          <w:szCs w:val="24"/>
+        </w:rPr>
+      </w:pPr>
+      <w:r>
+        <w:rPr>
+          <w:rFonts w:ascii="Arial" w:hAnsi="Arial" w:cs="Arial"/>
+          <w:sz w:val="24"/>
+          <w:szCs w:val="24"/>
+        </w:rPr>
+        <w:t xml:space="preserve">Las personas conductoras u operadoras de vehículos motorizados que incumplan con lo ordenado en las señales restrictivas serán sancionadas con amonestación y </w:t>
+      </w:r>
+      <w:r>
+        <w:rPr>
+          <w:rFonts w:ascii="Arial" w:hAnsi="Arial" w:cs="Arial"/>
+          <w:b/>
+          <w:bCs/>
+          <w:sz w:val="24"/>
+          <w:szCs w:val="24"/>
+        </w:rPr>
+        <w:t>un punto de penalización</w:t>
+      </w:r>
+      <w:r>
+        <w:rPr>
+          <w:rFonts w:ascii="Arial" w:hAnsi="Arial" w:cs="Arial"/>
+          <w:sz w:val="24"/>
+          <w:szCs w:val="24"/>
+        </w:rPr>
+        <w:t xml:space="preserve"> a la licencia para conducir.</w:t>
+      </w:r>
+    </w:p>
+    <w:p>
+      <w:pPr>
+        <w:jc w:val="both"/>
+        <w:rPr>
+          <w:rFonts w:ascii="Arial" w:hAnsi="Arial" w:cs="Arial"/>
+          <w:sz w:val="24"/>
+          <w:szCs w:val="24"/>
+        </w:rPr>
+      </w:pPr>
+    </w:p>
+    <w:p>
+      <w:pPr>
+        <w:jc w:val="both"/>
+        <w:rPr>
+          <w:rFonts w:ascii="Arial" w:hAnsi="Arial" w:cs="Arial"/>
+          <w:sz w:val="24"/>
+          <w:szCs w:val="24"/>
+        </w:rPr>
+      </w:pPr>
+      <w:r>
+        <w:rPr>
+          <w:rFonts w:ascii="Arial" w:hAnsi="Arial" w:cs="Arial"/>
+          <w:b/>
+          <w:bCs/>
+          <w:sz w:val="24"/>
+          <w:szCs w:val="24"/>
+        </w:rPr>
+        <w:t xml:space="preserve">Artículo 617. </w:t>
+      </w:r>
+      <w:r>
+        <w:rPr>
+          <w:rFonts w:ascii="Arial" w:hAnsi="Arial" w:cs="Arial"/>
+          <w:sz w:val="24"/>
+          <w:szCs w:val="24"/>
+        </w:rPr>
+        <w:t xml:space="preserve">Las personas ciclistas y conductoras de vehículos no motorizados que desacaten el contenido de las señales especiales serán amonestadas verbalmente por los Agentes y orientadas a conducirse de conformidad a las disposiciones aplicables. </w:t>
+      </w:r>
+    </w:p>
+    <w:p>
+      <w:pPr>
+        <w:jc w:val="both"/>
+        <w:rPr>
+          <w:rFonts w:ascii="Arial" w:hAnsi="Arial" w:cs="Arial"/>
+          <w:sz w:val="24"/>
+          <w:szCs w:val="24"/>
+        </w:rPr>
+      </w:pPr>
+      <w:r>
+        <w:rPr>
+          <w:rFonts w:ascii="Arial" w:hAnsi="Arial" w:cs="Arial"/>
+          <w:sz w:val="24"/>
+          <w:szCs w:val="24"/>
+        </w:rPr>
+        <w:t xml:space="preserve">Las personas conductoras u operadoras de vehículos motorizados que incumplan con lo ordenado en las señales </w:t>
+      </w:r>
+      <w:proofErr w:type="gramStart"/>
+      <w:r>
+        <w:rPr>
+          <w:rFonts w:ascii="Arial" w:hAnsi="Arial" w:cs="Arial"/>
+          <w:sz w:val="24"/>
+          <w:szCs w:val="24"/>
+        </w:rPr>
+        <w:t>especiales,</w:t>
+      </w:r>
+      <w:proofErr w:type="gramEnd"/>
+      <w:r>
+        <w:rPr>
+          <w:rFonts w:ascii="Arial" w:hAnsi="Arial" w:cs="Arial"/>
+          <w:sz w:val="24"/>
+          <w:szCs w:val="24"/>
+        </w:rPr>
+        <w:t xml:space="preserve"> serán sancionadas con amonestación y </w:t>
+      </w:r>
+      <w:r>
+        <w:rPr>
+          <w:rFonts w:ascii="Arial" w:hAnsi="Arial" w:cs="Arial"/>
+          <w:sz w:val="24"/>
+          <w:szCs w:val="24"/>
+        </w:rPr>
+        <w:lastRenderedPageBreak/>
+        <w:t xml:space="preserve">un punto de penalización a la licencia de conducir con excepción de las correspondientes a las zonas escolares, que serán sancionadas con </w:t>
+      </w:r>
+      <w:r>
+        <w:rPr>
+          <w:rFonts w:ascii="Arial" w:hAnsi="Arial" w:cs="Arial"/>
+          <w:b/>
+          <w:bCs/>
+          <w:sz w:val="24"/>
+          <w:szCs w:val="24"/>
+        </w:rPr>
+        <w:t>arresto</w:t>
+      </w:r>
+      <w:r>
+        <w:rPr>
+          <w:rFonts w:ascii="Arial" w:hAnsi="Arial" w:cs="Arial"/>
+          <w:sz w:val="24"/>
+          <w:szCs w:val="24"/>
+        </w:rPr>
+        <w:t xml:space="preserve"> de hasta por 36 horas y </w:t>
+      </w:r>
+      <w:r>
+        <w:rPr>
+          <w:rFonts w:ascii="Arial" w:hAnsi="Arial" w:cs="Arial"/>
+          <w:b/>
+          <w:bCs/>
+          <w:sz w:val="24"/>
+          <w:szCs w:val="24"/>
+        </w:rPr>
+        <w:t>un punto de penalización</w:t>
+      </w:r>
+      <w:r>
+        <w:rPr>
+          <w:rFonts w:ascii="Arial" w:hAnsi="Arial" w:cs="Arial"/>
+          <w:sz w:val="24"/>
+          <w:szCs w:val="24"/>
+        </w:rPr>
+        <w:t xml:space="preserve"> a la licencia para conducir.</w:t>
+      </w:r>
+    </w:p>
+    <w:p>
+      <w:pPr>
+        <w:jc w:val="both"/>
+        <w:rPr>
+          <w:rFonts w:ascii="Arial" w:hAnsi="Arial" w:cs="Arial"/>
+          <w:sz w:val="24"/>
+          <w:szCs w:val="24"/>
+        </w:rPr>
+      </w:pPr>
+    </w:p>
+    <w:p>
+      <w:pPr>
+        <w:jc w:val="both"/>
+        <w:rPr>
+          <w:rFonts w:ascii="Arial" w:hAnsi="Arial" w:cs="Arial"/>
+          <w:sz w:val="24"/>
+          <w:szCs w:val="24"/>
+        </w:rPr>
+      </w:pPr>
+      <w:r>
+        <w:rPr>
+          <w:rFonts w:ascii="Arial" w:hAnsi="Arial" w:cs="Arial"/>
+          <w:b/>
+          <w:bCs/>
+          <w:sz w:val="24"/>
+          <w:szCs w:val="24"/>
+        </w:rPr>
+        <w:t>Artículo 620.</w:t>
+      </w:r>
+      <w:r>
+        <w:rPr>
+          <w:rFonts w:ascii="Arial" w:hAnsi="Arial" w:cs="Arial"/>
+          <w:sz w:val="24"/>
+          <w:szCs w:val="24"/>
+        </w:rPr>
+        <w:t xml:space="preserve"> Cuando en tramos de construcción, reparación, mantenimiento, limpieza o cualquier obra en las vías públicas y estatales de comunicación, se emitan señales por un trabajador, éste deberá utilizar además de los dispositivos mencionados, una banderola de color rojo con tamaño mínimo de 50 centímetros por lado. Sus indicaciones deberán entenderse de la manera siguiente: </w:t>
+      </w:r>
+    </w:p>
+    <w:p>
+      <w:pPr>
+        <w:pStyle w:val="Prrafodelista"/>
+        <w:numPr>
+          <w:ilvl w:val="0"/>
+          <w:numId w:val="31"/>
+        </w:numPr>
+        <w:jc w:val="both"/>
+        <w:rPr>
+          <w:rFonts w:ascii="Arial" w:hAnsi="Arial" w:cs="Arial"/>
+          <w:sz w:val="24"/>
+          <w:szCs w:val="24"/>
+        </w:rPr>
+      </w:pPr>
+      <w:r>
+        <w:rPr>
+          <w:rFonts w:ascii="Arial" w:hAnsi="Arial" w:cs="Arial"/>
+          <w:sz w:val="24"/>
+          <w:szCs w:val="24"/>
+        </w:rPr>
+        <w:t xml:space="preserve">Alto. Cuando el </w:t>
+      </w:r>
+      <w:proofErr w:type="spellStart"/>
+      <w:r>
+        <w:rPr>
+          <w:rFonts w:ascii="Arial" w:hAnsi="Arial" w:cs="Arial"/>
+          <w:sz w:val="24"/>
+          <w:szCs w:val="24"/>
+        </w:rPr>
+        <w:t>banderero</w:t>
+      </w:r>
+      <w:proofErr w:type="spellEnd"/>
+      <w:r>
+        <w:rPr>
+          <w:rFonts w:ascii="Arial" w:hAnsi="Arial" w:cs="Arial"/>
+          <w:sz w:val="24"/>
+          <w:szCs w:val="24"/>
+        </w:rPr>
+        <w:t xml:space="preserve"> se encuentre de frente o de espalda con el brazo que porta la </w:t>
+      </w:r>
+      <w:proofErr w:type="gramStart"/>
+      <w:r>
+        <w:rPr>
+          <w:rFonts w:ascii="Arial" w:hAnsi="Arial" w:cs="Arial"/>
+          <w:sz w:val="24"/>
+          <w:szCs w:val="24"/>
+        </w:rPr>
+        <w:t>banderola extendido horizontalmente</w:t>
+      </w:r>
+      <w:proofErr w:type="gramEnd"/>
+      <w:r>
+        <w:rPr>
+          <w:rFonts w:ascii="Arial" w:hAnsi="Arial" w:cs="Arial"/>
+          <w:sz w:val="24"/>
+          <w:szCs w:val="24"/>
+        </w:rPr>
+        <w:t xml:space="preserve">; </w:t>
+      </w:r>
+    </w:p>
+    <w:p>
+      <w:pPr>
+        <w:pStyle w:val="Prrafodelista"/>
+        <w:ind w:left="1428"/>
+        <w:jc w:val="both"/>
+        <w:rPr>
+          <w:rFonts w:ascii="Arial" w:hAnsi="Arial" w:cs="Arial"/>
+          <w:sz w:val="24"/>
+          <w:szCs w:val="24"/>
+        </w:rPr>
+      </w:pPr>
+    </w:p>
+    <w:p>
+      <w:pPr>
+        <w:pStyle w:val="Prrafodelista"/>
+        <w:numPr>
+          <w:ilvl w:val="0"/>
+          <w:numId w:val="31"/>
+        </w:numPr>
+        <w:jc w:val="both"/>
+        <w:rPr>
+          <w:rFonts w:ascii="Arial" w:hAnsi="Arial" w:cs="Arial"/>
+          <w:sz w:val="24"/>
+          <w:szCs w:val="24"/>
+        </w:rPr>
+      </w:pPr>
+      <w:r>
+        <w:rPr>
+          <w:rFonts w:ascii="Arial" w:hAnsi="Arial" w:cs="Arial"/>
+          <w:sz w:val="24"/>
+          <w:szCs w:val="24"/>
+        </w:rPr>
+        <w:t xml:space="preserve">Siga. Cuando el </w:t>
+      </w:r>
+      <w:proofErr w:type="spellStart"/>
+      <w:r>
+        <w:rPr>
+          <w:rFonts w:ascii="Arial" w:hAnsi="Arial" w:cs="Arial"/>
+          <w:sz w:val="24"/>
+          <w:szCs w:val="24"/>
+        </w:rPr>
+        <w:t>banderero</w:t>
+      </w:r>
+      <w:proofErr w:type="spellEnd"/>
+      <w:r>
+        <w:rPr>
+          <w:rFonts w:ascii="Arial" w:hAnsi="Arial" w:cs="Arial"/>
+          <w:sz w:val="24"/>
+          <w:szCs w:val="24"/>
+        </w:rPr>
+        <w:t xml:space="preserve"> se encuentre de perfil con la banderola hacia abajo y el brazo libre indicando seguir; y, </w:t>
+      </w:r>
+    </w:p>
+    <w:p>
+      <w:pPr>
+        <w:pStyle w:val="Prrafodelista"/>
+        <w:rPr>
+          <w:rFonts w:ascii="Arial" w:hAnsi="Arial" w:cs="Arial"/>
+          <w:sz w:val="24"/>
+          <w:szCs w:val="24"/>
+        </w:rPr>
+      </w:pPr>
+    </w:p>
+    <w:p>
+      <w:pPr>
+        <w:pStyle w:val="Prrafodelista"/>
+        <w:numPr>
+          <w:ilvl w:val="0"/>
+          <w:numId w:val="31"/>
+        </w:numPr>
+        <w:jc w:val="both"/>
+        <w:rPr>
+          <w:rFonts w:ascii="Arial" w:hAnsi="Arial" w:cs="Arial"/>
+          <w:sz w:val="24"/>
+          <w:szCs w:val="24"/>
+        </w:rPr>
+      </w:pPr>
+      <w:r>
+        <w:rPr>
+          <w:rFonts w:ascii="Arial" w:hAnsi="Arial" w:cs="Arial"/>
+          <w:sz w:val="24"/>
+          <w:szCs w:val="24"/>
+        </w:rPr>
+        <w:t xml:space="preserve">Preventiva: Cuando el </w:t>
+      </w:r>
+      <w:proofErr w:type="spellStart"/>
+      <w:r>
+        <w:rPr>
+          <w:rFonts w:ascii="Arial" w:hAnsi="Arial" w:cs="Arial"/>
+          <w:sz w:val="24"/>
+          <w:szCs w:val="24"/>
+        </w:rPr>
+        <w:t>banderero</w:t>
+      </w:r>
+      <w:proofErr w:type="spellEnd"/>
+      <w:r>
+        <w:rPr>
+          <w:rFonts w:ascii="Arial" w:hAnsi="Arial" w:cs="Arial"/>
+          <w:sz w:val="24"/>
+          <w:szCs w:val="24"/>
+        </w:rPr>
+        <w:t xml:space="preserve"> agite la banderola de arriba hacia abajo. </w:t>
+      </w:r>
+    </w:p>
+    <w:p>
+      <w:pPr>
+        <w:jc w:val="both"/>
+        <w:rPr>
+          <w:rFonts w:ascii="Arial" w:hAnsi="Arial" w:cs="Arial"/>
+          <w:sz w:val="24"/>
+          <w:szCs w:val="24"/>
+        </w:rPr>
+      </w:pPr>
+      <w:r>
+        <w:rPr>
+          <w:rFonts w:ascii="Arial" w:hAnsi="Arial" w:cs="Arial"/>
+          <w:sz w:val="24"/>
+          <w:szCs w:val="24"/>
+        </w:rPr>
+        <w:t xml:space="preserve">Las personas peatonas, ciclistas y conductoras de vehículos no motorizados que desacaten el contenido de las señales para protección de obras serán amonestadas verbalmente por los Agentes y orientadas a conducirse de conformidad a las disposiciones aplicables. </w:t>
+      </w:r>
+    </w:p>
+    <w:p>
+      <w:pPr>
+        <w:jc w:val="both"/>
+        <w:rPr>
+          <w:rFonts w:ascii="Arial" w:hAnsi="Arial" w:cs="Arial"/>
+          <w:sz w:val="24"/>
+          <w:szCs w:val="24"/>
+        </w:rPr>
+      </w:pPr>
+      <w:r>
+        <w:rPr>
+          <w:rFonts w:ascii="Arial" w:hAnsi="Arial" w:cs="Arial"/>
+          <w:sz w:val="24"/>
+          <w:szCs w:val="24"/>
+        </w:rPr>
+        <w:t>De la I. a la III. … … Las personas conductoras u operadoras de vehículos motorizados que incumplan con lo ordenado en las señales restrictivas serán sancionados con amonestación y un punto de penalización a la licencia para conducir.</w:t>
+      </w:r>
+    </w:p>
+    <w:p>
+      <w:pPr>
+        <w:jc w:val="both"/>
+        <w:rPr>
+          <w:rFonts w:ascii="Arial" w:hAnsi="Arial" w:cs="Arial"/>
+          <w:sz w:val="24"/>
+          <w:szCs w:val="24"/>
+        </w:rPr>
+      </w:pPr>
+    </w:p>
+    <w:p>
+      <w:pPr>
+        <w:jc w:val="both"/>
+        <w:rPr>
+          <w:rFonts w:ascii="Arial" w:hAnsi="Arial" w:cs="Arial"/>
+          <w:sz w:val="24"/>
+          <w:szCs w:val="24"/>
+        </w:rPr>
+      </w:pPr>
+      <w:r>
+        <w:rPr>
+          <w:rFonts w:ascii="Arial" w:hAnsi="Arial" w:cs="Arial"/>
+          <w:b/>
+          <w:bCs/>
+          <w:sz w:val="24"/>
+          <w:szCs w:val="24"/>
+        </w:rPr>
+        <w:t>Artículo 622.</w:t>
+      </w:r>
+      <w:r>
+        <w:rPr>
+          <w:rFonts w:ascii="Arial" w:hAnsi="Arial" w:cs="Arial"/>
+          <w:sz w:val="24"/>
+          <w:szCs w:val="24"/>
+        </w:rPr>
+        <w:t xml:space="preserve"> Para regular el tránsito y la seguridad vial, en las vías públicas y estatales de comunicación, la Coordinación, utilizará una señalética consistente en: rayas de color blanco, rojo o amarillo, símbolos, letras de color, pinturas y boyas aplicadas sobre el arroyo vehicular o en el límite de su acera inmediata, que se clasifican en: </w:t>
+      </w:r>
+    </w:p>
+    <w:p>
+      <w:pPr>
+        <w:ind w:left="708"/>
+        <w:jc w:val="both"/>
+        <w:rPr>
+          <w:rFonts w:ascii="Arial" w:hAnsi="Arial" w:cs="Arial"/>
+          <w:sz w:val="24"/>
+          <w:szCs w:val="24"/>
+        </w:rPr>
+      </w:pPr>
+      <w:r>
+        <w:rPr>
+          <w:rFonts w:ascii="Arial" w:hAnsi="Arial" w:cs="Arial"/>
+          <w:sz w:val="24"/>
+          <w:szCs w:val="24"/>
+        </w:rPr>
+        <w:t xml:space="preserve">I. Marcas en el arroyo vehicular: </w:t>
+      </w:r>
+    </w:p>
+    <w:p>
+      <w:pPr>
+        <w:ind w:left="1416"/>
+        <w:jc w:val="both"/>
+        <w:rPr>
+          <w:rFonts w:ascii="Arial" w:hAnsi="Arial" w:cs="Arial"/>
+          <w:sz w:val="24"/>
+          <w:szCs w:val="24"/>
+        </w:rPr>
+      </w:pPr>
+      <w:r>
+        <w:rPr>
+          <w:rFonts w:ascii="Arial" w:hAnsi="Arial" w:cs="Arial"/>
+          <w:sz w:val="24"/>
+          <w:szCs w:val="24"/>
+        </w:rPr>
+        <w:t xml:space="preserve">a) Rayas longitudinales, que delimitan los carriles de circulación y guían a las personas ciclistas, conductoras y operadoras de vehículos dentro de los mismos. </w:t>
+      </w:r>
+    </w:p>
+    <w:p>
+      <w:pPr>
+        <w:ind w:left="1416"/>
+        <w:jc w:val="both"/>
+        <w:rPr>
+          <w:rFonts w:ascii="Arial" w:hAnsi="Arial" w:cs="Arial"/>
+          <w:sz w:val="24"/>
+          <w:szCs w:val="24"/>
+        </w:rPr>
+      </w:pPr>
+      <w:r>
+        <w:rPr>
+          <w:rFonts w:ascii="Arial" w:hAnsi="Arial" w:cs="Arial"/>
+          <w:sz w:val="24"/>
+          <w:szCs w:val="24"/>
+        </w:rPr>
+        <w:t xml:space="preserve">Las personas ciclistas y conductoras de vehículos no motorizados que rebasen las rayas longitudinales serán amonestadas verbalmente por </w:t>
+      </w:r>
+      <w:r>
+        <w:rPr>
+          <w:rFonts w:ascii="Arial" w:hAnsi="Arial" w:cs="Arial"/>
+          <w:sz w:val="24"/>
+          <w:szCs w:val="24"/>
+        </w:rPr>
+        <w:lastRenderedPageBreak/>
+        <w:t>los Agentes y orientadas a conducirse de</w:t>
+      </w:r>
+      <w:r>
+        <w:rPr>
+          <w:rFonts w:ascii="Arial" w:hAnsi="Arial" w:cs="Arial"/>
+          <w:sz w:val="24"/>
+          <w:szCs w:val="24"/>
+        </w:rPr>
+        <w:t xml:space="preserve"> </w:t>
+      </w:r>
+      <w:r>
+        <w:rPr>
+          <w:rFonts w:ascii="Arial" w:hAnsi="Arial" w:cs="Arial"/>
+          <w:sz w:val="24"/>
+          <w:szCs w:val="24"/>
+        </w:rPr>
+        <w:t xml:space="preserve">conformidad a las disposiciones aplicables. </w:t>
+      </w:r>
+    </w:p>
+    <w:p>
+      <w:pPr>
+        <w:ind w:left="1416"/>
+        <w:jc w:val="both"/>
+        <w:rPr>
+          <w:rFonts w:ascii="Arial" w:hAnsi="Arial" w:cs="Arial"/>
+          <w:sz w:val="24"/>
+          <w:szCs w:val="24"/>
+        </w:rPr>
+      </w:pPr>
+      <w:r>
+        <w:rPr>
+          <w:rFonts w:ascii="Arial" w:hAnsi="Arial" w:cs="Arial"/>
+          <w:sz w:val="24"/>
+          <w:szCs w:val="24"/>
+        </w:rPr>
+        <w:t xml:space="preserve">Las personas conductoras u operadoras de vehículos motorizados que rebasen las rayas longitudinales serán sancionadas con amonestación y </w:t>
+      </w:r>
+      <w:r>
+        <w:rPr>
+          <w:rFonts w:ascii="Arial" w:hAnsi="Arial" w:cs="Arial"/>
+          <w:b/>
+          <w:bCs/>
+          <w:sz w:val="24"/>
+          <w:szCs w:val="24"/>
+        </w:rPr>
+        <w:t>un punto de penalización</w:t>
+      </w:r>
+      <w:r>
+        <w:rPr>
+          <w:rFonts w:ascii="Arial" w:hAnsi="Arial" w:cs="Arial"/>
+          <w:sz w:val="24"/>
+          <w:szCs w:val="24"/>
+        </w:rPr>
+        <w:t xml:space="preserve"> a la licencia para </w:t>
+      </w:r>
+      <w:proofErr w:type="gramStart"/>
+      <w:r>
+        <w:rPr>
+          <w:rFonts w:ascii="Arial" w:hAnsi="Arial" w:cs="Arial"/>
+          <w:sz w:val="24"/>
+          <w:szCs w:val="24"/>
+        </w:rPr>
+        <w:t>conducir.</w:t>
+      </w:r>
+      <w:r>
+        <w:rPr>
+          <w:rFonts w:ascii="Arial" w:hAnsi="Arial" w:cs="Arial"/>
+          <w:sz w:val="24"/>
+          <w:szCs w:val="24"/>
+        </w:rPr>
+        <w:t>.</w:t>
+      </w:r>
+      <w:proofErr w:type="gramEnd"/>
+      <w:r>
+        <w:rPr>
+          <w:rFonts w:ascii="Arial" w:hAnsi="Arial" w:cs="Arial"/>
+          <w:sz w:val="24"/>
+          <w:szCs w:val="24"/>
+        </w:rPr>
+        <w:t xml:space="preserve"> </w:t>
+      </w:r>
+    </w:p>
+    <w:p>
+      <w:pPr>
+        <w:ind w:left="1416"/>
+        <w:jc w:val="both"/>
+        <w:rPr>
+          <w:rFonts w:ascii="Arial" w:hAnsi="Arial" w:cs="Arial"/>
+          <w:sz w:val="24"/>
+          <w:szCs w:val="24"/>
+        </w:rPr>
+      </w:pPr>
+      <w:r>
+        <w:rPr>
+          <w:rFonts w:ascii="Arial" w:hAnsi="Arial" w:cs="Arial"/>
+          <w:sz w:val="24"/>
+          <w:szCs w:val="24"/>
+        </w:rPr>
+        <w:t xml:space="preserve">b) Raya longitudinal continua sencilla, indica la prohibición de cruzar, rebasar o cambiar de carril; </w:t>
+      </w:r>
+    </w:p>
+    <w:p>
+      <w:pPr>
+        <w:ind w:left="1416"/>
+        <w:jc w:val="both"/>
+        <w:rPr>
+          <w:rFonts w:ascii="Arial" w:hAnsi="Arial" w:cs="Arial"/>
+          <w:sz w:val="24"/>
+          <w:szCs w:val="24"/>
+        </w:rPr>
+      </w:pPr>
+      <w:r>
+        <w:rPr>
+          <w:rFonts w:ascii="Arial" w:hAnsi="Arial" w:cs="Arial"/>
+          <w:sz w:val="24"/>
+          <w:szCs w:val="24"/>
+        </w:rPr>
+        <w:t xml:space="preserve">Las personas ciclistas y conductoras de vehículos no motorizados que rebasen las rayas longitudinales continuas sencillas serán amonestadas verbalmente por los Agentes y orientadas a conducirse de conformidad a las disposiciones aplicables; </w:t>
+      </w:r>
+    </w:p>
+    <w:p>
+      <w:pPr>
+        <w:ind w:left="1416"/>
+        <w:jc w:val="both"/>
+        <w:rPr>
+          <w:rFonts w:ascii="Arial" w:hAnsi="Arial" w:cs="Arial"/>
+          <w:sz w:val="24"/>
+          <w:szCs w:val="24"/>
+        </w:rPr>
+      </w:pPr>
+      <w:r>
+        <w:rPr>
+          <w:rFonts w:ascii="Arial" w:hAnsi="Arial" w:cs="Arial"/>
+          <w:sz w:val="24"/>
+          <w:szCs w:val="24"/>
+        </w:rPr>
+        <w:t>Las personas conductoras u operadoras de vehículos motorizados que rebasen las rayas longitudinales continuas serán sancionadas con amonestación y un punto de penalización a la licencia para conducir.</w:t>
+      </w:r>
+    </w:p>
+    <w:p>
+      <w:pPr>
+        <w:ind w:left="1416"/>
+        <w:jc w:val="both"/>
+        <w:rPr>
+          <w:rFonts w:ascii="Arial" w:hAnsi="Arial" w:cs="Arial"/>
+          <w:sz w:val="24"/>
+          <w:szCs w:val="24"/>
+        </w:rPr>
+      </w:pPr>
+      <w:r>
+        <w:rPr>
+          <w:rFonts w:ascii="Arial" w:hAnsi="Arial" w:cs="Arial"/>
+          <w:sz w:val="24"/>
+          <w:szCs w:val="24"/>
+        </w:rPr>
+        <w:t xml:space="preserve">c) Raya longitudinal discontinua, indica que se puede rebasar para cambiar de carril o rebasar a otros vehículos; </w:t>
+      </w:r>
+    </w:p>
+    <w:p>
+      <w:pPr>
+        <w:ind w:left="1416"/>
+        <w:jc w:val="both"/>
+        <w:rPr>
+          <w:rFonts w:ascii="Arial" w:hAnsi="Arial" w:cs="Arial"/>
+          <w:sz w:val="24"/>
+          <w:szCs w:val="24"/>
+        </w:rPr>
+      </w:pPr>
+      <w:r>
+        <w:rPr>
+          <w:rFonts w:ascii="Arial" w:hAnsi="Arial" w:cs="Arial"/>
+          <w:sz w:val="24"/>
+          <w:szCs w:val="24"/>
+        </w:rPr>
+        <w:t xml:space="preserve">d) Rayas longitudinales dobles, una continua y otra discontinua, indican que no se debe rebasar si la línea continua está del lado de los vehículos, en caso contrario señala que se puede rebasar sólo durante el tiempo que dure la maniobra. </w:t>
+      </w:r>
+    </w:p>
+    <w:p>
+      <w:pPr>
+        <w:ind w:left="1416"/>
+        <w:jc w:val="both"/>
+        <w:rPr>
+          <w:rFonts w:ascii="Arial" w:hAnsi="Arial" w:cs="Arial"/>
+          <w:sz w:val="24"/>
+          <w:szCs w:val="24"/>
+        </w:rPr>
+      </w:pPr>
+      <w:r>
+        <w:rPr>
+          <w:rFonts w:ascii="Arial" w:hAnsi="Arial" w:cs="Arial"/>
+          <w:sz w:val="24"/>
+          <w:szCs w:val="24"/>
+        </w:rPr>
+        <w:t>Las personas conductoras u operadoras de vehículos motorizados que rebasen teniendo la raya longitudinal doble de su lado serán sancionadas con amonestación y dos puntos de penalización a la licencia para conducir;</w:t>
+      </w:r>
+    </w:p>
+    <w:p>
+      <w:pPr>
+        <w:ind w:left="1416"/>
+        <w:jc w:val="both"/>
+        <w:rPr>
+          <w:rFonts w:ascii="Arial" w:hAnsi="Arial" w:cs="Arial"/>
+          <w:sz w:val="24"/>
+          <w:szCs w:val="24"/>
+        </w:rPr>
+      </w:pPr>
+      <w:r>
+        <w:rPr>
+          <w:rFonts w:ascii="Arial" w:hAnsi="Arial" w:cs="Arial"/>
+          <w:sz w:val="24"/>
+          <w:szCs w:val="24"/>
+        </w:rPr>
+        <w:t xml:space="preserve">e) Rayas transversales, indican el límite de parada de los vehículos o delimitan la zona de cruce de personas peatonas. No deberán ser rebasadas en tanto no cese el motivo de la detención del vehículo; </w:t>
+      </w:r>
+    </w:p>
+    <w:p>
+      <w:pPr>
+        <w:ind w:left="1416"/>
+        <w:jc w:val="both"/>
+        <w:rPr>
+          <w:rFonts w:ascii="Arial" w:hAnsi="Arial" w:cs="Arial"/>
+          <w:sz w:val="24"/>
+          <w:szCs w:val="24"/>
+        </w:rPr>
+      </w:pPr>
+      <w:r>
+        <w:rPr>
+          <w:rFonts w:ascii="Arial" w:hAnsi="Arial" w:cs="Arial"/>
+          <w:sz w:val="24"/>
+          <w:szCs w:val="24"/>
+        </w:rPr>
+        <w:t>Las personas conductoras u operadoras de vehículos motorizados que invadan las rayas transversales serán sancionadas con amonestación y dos puntos de penalización a la licencia para conducir.</w:t>
+      </w:r>
+      <w:r>
+        <w:rPr>
+          <w:rFonts w:ascii="Arial" w:hAnsi="Arial" w:cs="Arial"/>
+          <w:sz w:val="24"/>
+          <w:szCs w:val="24"/>
+        </w:rPr>
+        <w:t xml:space="preserve"> </w:t>
+      </w:r>
+    </w:p>
+    <w:p>
+      <w:pPr>
+        <w:ind w:left="1416"/>
+        <w:jc w:val="both"/>
+        <w:rPr>
+          <w:rFonts w:ascii="Arial" w:hAnsi="Arial" w:cs="Arial"/>
+          <w:sz w:val="24"/>
+          <w:szCs w:val="24"/>
+        </w:rPr>
+      </w:pPr>
+      <w:r>
+        <w:rPr>
+          <w:rFonts w:ascii="Arial" w:hAnsi="Arial" w:cs="Arial"/>
+          <w:sz w:val="24"/>
+          <w:szCs w:val="24"/>
+        </w:rPr>
+        <w:t xml:space="preserve">f) Rayas oblicuas o inclinadas, advierten de la proximidad de obstáculos e indican a las personas ciclistas, conductoras y operadoras de vehículos extremar sus precauciones; y, </w:t>
+      </w:r>
+    </w:p>
+    <w:p>
+      <w:pPr>
+        <w:ind w:left="1416"/>
+        <w:jc w:val="both"/>
+        <w:rPr>
+          <w:rFonts w:ascii="Arial" w:hAnsi="Arial" w:cs="Arial"/>
+          <w:sz w:val="24"/>
+          <w:szCs w:val="24"/>
+        </w:rPr>
+      </w:pPr>
+      <w:r>
+        <w:rPr>
+          <w:rFonts w:ascii="Arial" w:hAnsi="Arial" w:cs="Arial"/>
+          <w:sz w:val="24"/>
+          <w:szCs w:val="24"/>
+        </w:rPr>
+        <w:t xml:space="preserve">g) Rayas de estacionamiento, sirven para delimitar el espacio donde está permitido el estacionamiento. </w:t>
+      </w:r>
+    </w:p>
+    <w:p>
+      <w:pPr>
+        <w:ind w:left="1416"/>
+        <w:jc w:val="both"/>
+        <w:rPr>
+          <w:rFonts w:ascii="Arial" w:hAnsi="Arial" w:cs="Arial"/>
+          <w:sz w:val="24"/>
+          <w:szCs w:val="24"/>
+        </w:rPr>
+      </w:pPr>
+      <w:r>
+        <w:rPr>
+          <w:rFonts w:ascii="Arial" w:hAnsi="Arial" w:cs="Arial"/>
+          <w:sz w:val="24"/>
+          <w:szCs w:val="24"/>
+        </w:rPr>
+        <w:t xml:space="preserve">Las personas conductoras u operadoras de vehículos motorizados que invadan o sobrepasen las rayas de estacionamiento serán </w:t>
+      </w:r>
+      <w:r>
+        <w:rPr>
+          <w:rFonts w:ascii="Arial" w:hAnsi="Arial" w:cs="Arial"/>
+          <w:sz w:val="24"/>
+          <w:szCs w:val="24"/>
+        </w:rPr>
+        <w:lastRenderedPageBreak/>
+        <w:t>sancionadas con amonestación y un punto de penalización a la licencia para conducir.</w:t>
+      </w:r>
+    </w:p>
+    <w:p>
+      <w:pPr>
+        <w:ind w:left="708"/>
+        <w:jc w:val="both"/>
+        <w:rPr>
+          <w:rFonts w:ascii="Arial" w:hAnsi="Arial" w:cs="Arial"/>
+          <w:sz w:val="24"/>
+          <w:szCs w:val="24"/>
+        </w:rPr>
+      </w:pPr>
+      <w:r>
+        <w:rPr>
+          <w:rFonts w:ascii="Arial" w:hAnsi="Arial" w:cs="Arial"/>
+          <w:sz w:val="24"/>
+          <w:szCs w:val="24"/>
+        </w:rPr>
+        <w:t xml:space="preserve">II. Marcas en guarniciones. Son rayas, símbolos o letras de color blanco, amarillo o rojo, que se pintan o colocan sobre el arroyo vehicular, estructuras, guarniciones u objetos dentro o adyacente a las vías públicas y estatales de comunicación, a fin de indicar ciertos riesgos, regular o canalizar el tránsito o complementar las indicaciones de otras señales y se clasifican en: </w:t>
+      </w:r>
+    </w:p>
+    <w:p>
+      <w:pPr>
+        <w:ind w:left="1416"/>
+        <w:jc w:val="both"/>
+        <w:rPr>
+          <w:rFonts w:ascii="Arial" w:hAnsi="Arial" w:cs="Arial"/>
+          <w:sz w:val="24"/>
+          <w:szCs w:val="24"/>
+        </w:rPr>
+      </w:pPr>
+      <w:r>
+        <w:rPr>
+          <w:rFonts w:ascii="Arial" w:hAnsi="Arial" w:cs="Arial"/>
+          <w:sz w:val="24"/>
+          <w:szCs w:val="24"/>
+        </w:rPr>
+        <w:t xml:space="preserve">a) Guarniciones de concreto pintadas de blanco: Indican la permisión de estacionamiento para personas con discapacidad, senescentes y de movilidad limitada, para cajones de ascenso o descenso de pasaje, para maniobras de carga o descarga y para estacionamiento con límite de tiempo, con las restricciones y prohibiciones que impongan otras señales. </w:t>
+      </w:r>
+    </w:p>
+    <w:p>
+      <w:pPr>
+        <w:ind w:left="1416"/>
+        <w:jc w:val="both"/>
+        <w:rPr>
+          <w:rFonts w:ascii="Arial" w:hAnsi="Arial" w:cs="Arial"/>
+          <w:sz w:val="24"/>
+          <w:szCs w:val="24"/>
+        </w:rPr>
+      </w:pPr>
+      <w:r>
+        <w:rPr>
+          <w:rFonts w:ascii="Arial" w:hAnsi="Arial" w:cs="Arial"/>
+          <w:sz w:val="24"/>
+          <w:szCs w:val="24"/>
+        </w:rPr>
+        <w:t xml:space="preserve">Las personas conductoras u operadoras de vehículos motorizados que sin causa justificada se estacionen en esta zona serán sancionadas con amonestación y tres puntos de penalización a la licencia para conducir, y para el caso de que la persona conductora u operadora no se encuentre dentro del vehículo, será remitido al depósito vehicular correspondiente; </w:t>
+      </w:r>
+      <w:r>
+        <w:rPr>
+          <w:rFonts w:ascii="Arial" w:hAnsi="Arial" w:cs="Arial"/>
+          <w:sz w:val="24"/>
+          <w:szCs w:val="24"/>
+        </w:rPr>
+        <w:t xml:space="preserve"> </w:t>
+      </w:r>
+    </w:p>
+    <w:p>
+      <w:pPr>
+        <w:ind w:left="1416"/>
+        <w:jc w:val="both"/>
+        <w:rPr>
+          <w:rFonts w:ascii="Arial" w:hAnsi="Arial" w:cs="Arial"/>
+          <w:sz w:val="24"/>
+          <w:szCs w:val="24"/>
+        </w:rPr>
+      </w:pPr>
+      <w:r>
+        <w:rPr>
+          <w:rFonts w:ascii="Arial" w:hAnsi="Arial" w:cs="Arial"/>
+          <w:sz w:val="24"/>
+          <w:szCs w:val="24"/>
+        </w:rPr>
+        <w:t xml:space="preserve">b) Guarniciones de concreto pintadas de amarillo: Indican la prohibición de estacionamiento, su longitud y ubicación será determinada por la Coordinación. En intersecciones, por regla general, serán de 15 metros contados a partir de la esquina; </w:t>
+      </w:r>
+    </w:p>
+    <w:p>
+      <w:pPr>
+        <w:ind w:left="1416"/>
+        <w:jc w:val="both"/>
+        <w:rPr>
+          <w:rFonts w:ascii="Arial" w:hAnsi="Arial" w:cs="Arial"/>
+          <w:sz w:val="24"/>
+          <w:szCs w:val="24"/>
+        </w:rPr>
+      </w:pPr>
+      <w:r>
+        <w:rPr>
+          <w:rFonts w:ascii="Arial" w:hAnsi="Arial" w:cs="Arial"/>
+          <w:sz w:val="24"/>
+          <w:szCs w:val="24"/>
+        </w:rPr>
+        <w:t>Las personas conductoras u operadoras de vehículos motorizados que sin causa justificada se estacionen en esta zona serán sancionadas con amonestación y un punto de penalización a la licencia para conducir y para el caso de que la persona conductora u operadora no se encuentre dentro del vehículo, será remitido al depósito correspondiente; y,</w:t>
+      </w:r>
+      <w:r>
+        <w:rPr>
+          <w:rFonts w:ascii="Arial" w:hAnsi="Arial" w:cs="Arial"/>
+          <w:sz w:val="24"/>
+          <w:szCs w:val="24"/>
+        </w:rPr>
+        <w:t xml:space="preserve"> </w:t>
+      </w:r>
+    </w:p>
+    <w:p>
+      <w:pPr>
+        <w:ind w:left="1416"/>
+        <w:jc w:val="both"/>
+        <w:rPr>
+          <w:rFonts w:ascii="Arial" w:hAnsi="Arial" w:cs="Arial"/>
+          <w:sz w:val="24"/>
+          <w:szCs w:val="24"/>
+        </w:rPr>
+      </w:pPr>
+      <w:r>
+        <w:rPr>
+          <w:rFonts w:ascii="Arial" w:hAnsi="Arial" w:cs="Arial"/>
+          <w:sz w:val="24"/>
+          <w:szCs w:val="24"/>
+        </w:rPr>
+        <w:t xml:space="preserve">c) Guarniciones de concreto pintadas de color rojo: Indican la prohibición permanente de estacionarse a cualquier hora del día o noche. </w:t>
+      </w:r>
+    </w:p>
+    <w:p>
+      <w:pPr>
+        <w:ind w:left="1416"/>
+        <w:jc w:val="both"/>
+        <w:rPr>
+          <w:rFonts w:ascii="Arial" w:hAnsi="Arial" w:cs="Arial"/>
+          <w:sz w:val="24"/>
+          <w:szCs w:val="24"/>
+        </w:rPr>
+      </w:pPr>
+      <w:r>
+        <w:rPr>
+          <w:rFonts w:ascii="Arial" w:hAnsi="Arial" w:cs="Arial"/>
+          <w:sz w:val="24"/>
+          <w:szCs w:val="24"/>
+        </w:rPr>
+        <w:t>Las personas conductoras u operadoras de vehículos motorizados que sin causa justificada se estacionen en esta zona serán sancionadas con amonestación y un punto de penalización a la licencia para conducir, y para el caso de que la persona conductora u operadora no se encuentre dentro del vehículo, será remitido al depósito correspondiente.</w:t>
+      </w:r>
+      <w:r>
+        <w:rPr>
+          <w:rFonts w:ascii="Arial" w:hAnsi="Arial" w:cs="Arial"/>
+          <w:sz w:val="24"/>
+          <w:szCs w:val="24"/>
+        </w:rPr>
+        <w:t xml:space="preserve"> </w:t>
+      </w:r>
+    </w:p>
+    <w:p>
+      <w:pPr>
+        <w:ind w:left="708"/>
+        <w:jc w:val="both"/>
+        <w:rPr>
+          <w:rFonts w:ascii="Arial" w:hAnsi="Arial" w:cs="Arial"/>
+          <w:sz w:val="24"/>
+          <w:szCs w:val="24"/>
+        </w:rPr>
+      </w:pPr>
+      <w:r>
+        <w:rPr>
+          <w:rFonts w:ascii="Arial" w:hAnsi="Arial" w:cs="Arial"/>
+          <w:sz w:val="24"/>
+          <w:szCs w:val="24"/>
+        </w:rPr>
+        <w:t xml:space="preserve">III. Letras y símbolos: </w:t>
+      </w:r>
+    </w:p>
+    <w:p>
+      <w:pPr>
+        <w:ind w:left="1416"/>
+        <w:jc w:val="both"/>
+        <w:rPr>
+          <w:rFonts w:ascii="Arial" w:hAnsi="Arial" w:cs="Arial"/>
+          <w:sz w:val="24"/>
+          <w:szCs w:val="24"/>
+        </w:rPr>
+      </w:pPr>
+      <w:r>
+        <w:rPr>
+          <w:rFonts w:ascii="Arial" w:hAnsi="Arial" w:cs="Arial"/>
+          <w:sz w:val="24"/>
+          <w:szCs w:val="24"/>
+        </w:rPr>
+        <w:lastRenderedPageBreak/>
+        <w:t>a) Cruce de ferrocarril: El símbolo F.X.C., que indica la proximidad de un cruce de ferrocarril, para que</w:t>
+      </w:r>
+      <w:r>
+        <w:rPr>
+          <w:rFonts w:ascii="Arial" w:hAnsi="Arial" w:cs="Arial"/>
+          <w:sz w:val="24"/>
+          <w:szCs w:val="24"/>
+        </w:rPr>
+        <w:t xml:space="preserve"> </w:t>
+      </w:r>
+      <w:r>
+        <w:rPr>
+          <w:rFonts w:ascii="Arial" w:hAnsi="Arial" w:cs="Arial"/>
+          <w:sz w:val="24"/>
+          <w:szCs w:val="24"/>
+        </w:rPr>
+        <w:t xml:space="preserve">las personas peatonas, ciclistas, conductoras y operadoras de vehículos extremen sus precauciones; y, </w:t>
+      </w:r>
+      <w:r>
+        <w:rPr>
+          <w:rFonts w:ascii="Arial" w:hAnsi="Arial" w:cs="Arial"/>
+          <w:sz w:val="24"/>
+          <w:szCs w:val="24"/>
+        </w:rPr>
+        <w:br/>
+      </w:r>
+    </w:p>
+    <w:p>
+      <w:pPr>
+        <w:ind w:left="1416"/>
+        <w:jc w:val="both"/>
+        <w:rPr>
+          <w:rFonts w:ascii="Arial" w:hAnsi="Arial" w:cs="Arial"/>
+          <w:sz w:val="24"/>
+          <w:szCs w:val="24"/>
+        </w:rPr>
+      </w:pPr>
+      <w:r>
+        <w:rPr>
+          <w:rFonts w:ascii="Arial" w:hAnsi="Arial" w:cs="Arial"/>
+          <w:sz w:val="24"/>
+          <w:szCs w:val="24"/>
+        </w:rPr>
+        <w:t xml:space="preserve">b) Uso de carriles direccionales en intersecciones que indican a las personas ciclistas, conductoras y operadoras de vehículos el carril que deben tomar al aproximarse a una intersección. </w:t>
+      </w:r>
+    </w:p>
+    <w:p>
+      <w:pPr>
+        <w:ind w:left="708"/>
+        <w:jc w:val="both"/>
+        <w:rPr>
+          <w:rFonts w:ascii="Arial" w:hAnsi="Arial" w:cs="Arial"/>
+          <w:sz w:val="24"/>
+          <w:szCs w:val="24"/>
+        </w:rPr>
+      </w:pPr>
+      <w:r>
+        <w:rPr>
+          <w:rFonts w:ascii="Arial" w:hAnsi="Arial" w:cs="Arial"/>
+          <w:sz w:val="24"/>
+          <w:szCs w:val="24"/>
+        </w:rPr>
+        <w:t xml:space="preserve">IV. Marcas en obstáculos: </w:t>
+      </w:r>
+    </w:p>
+    <w:p>
+      <w:pPr>
+        <w:ind w:left="1416"/>
+        <w:jc w:val="both"/>
+        <w:rPr>
+          <w:rFonts w:ascii="Arial" w:hAnsi="Arial" w:cs="Arial"/>
+          <w:sz w:val="24"/>
+          <w:szCs w:val="24"/>
+        </w:rPr>
+      </w:pPr>
+      <w:r>
+        <w:rPr>
+          <w:rFonts w:ascii="Arial" w:hAnsi="Arial" w:cs="Arial"/>
+          <w:sz w:val="24"/>
+          <w:szCs w:val="24"/>
+        </w:rPr>
+        <w:t xml:space="preserve">a) Indicadores de peligro, indican a las personas ciclistas, conductoras y operadoras de vehículos la presencia de obstáculos; y, </w:t>
+      </w:r>
+    </w:p>
+    <w:p>
+      <w:pPr>
+        <w:ind w:left="1416"/>
+        <w:jc w:val="both"/>
+        <w:rPr>
+          <w:rFonts w:ascii="Arial" w:hAnsi="Arial" w:cs="Arial"/>
+          <w:sz w:val="24"/>
+          <w:szCs w:val="24"/>
+        </w:rPr>
+      </w:pPr>
+      <w:r>
+        <w:rPr>
+          <w:rFonts w:ascii="Arial" w:hAnsi="Arial" w:cs="Arial"/>
+          <w:sz w:val="24"/>
+          <w:szCs w:val="24"/>
+        </w:rPr>
+        <w:t xml:space="preserve">b) Fantasmas o indicadores de alumbrado, que delimitan la orilla de los acotamientos. </w:t>
+      </w:r>
+    </w:p>
+    <w:p>
+      <w:pPr>
+        <w:ind w:left="708"/>
+        <w:jc w:val="both"/>
+        <w:rPr>
+          <w:rFonts w:ascii="Arial" w:hAnsi="Arial" w:cs="Arial"/>
+          <w:sz w:val="24"/>
+          <w:szCs w:val="24"/>
+        </w:rPr>
+      </w:pPr>
+      <w:r>
+        <w:rPr>
+          <w:rFonts w:ascii="Arial" w:hAnsi="Arial" w:cs="Arial"/>
+          <w:sz w:val="24"/>
+          <w:szCs w:val="24"/>
+        </w:rPr>
+        <w:t xml:space="preserve">V. Zonas peatonales: Son áreas indicadas con rayas gruesas en color amarillo o blanco, en donde las personas conductoras y operadoras deberán extremar precauciones; </w:t>
+      </w:r>
+    </w:p>
+    <w:p>
+      <w:pPr>
+        <w:ind w:left="708"/>
+        <w:jc w:val="both"/>
+        <w:rPr>
+          <w:rFonts w:ascii="Arial" w:hAnsi="Arial" w:cs="Arial"/>
+          <w:sz w:val="24"/>
+          <w:szCs w:val="24"/>
+        </w:rPr>
+      </w:pPr>
+      <w:r>
+        <w:rPr>
+          <w:rFonts w:ascii="Arial" w:hAnsi="Arial" w:cs="Arial"/>
+          <w:sz w:val="24"/>
+          <w:szCs w:val="24"/>
+        </w:rPr>
+        <w:t xml:space="preserve">VI. Pasos peatonales: Son áreas situadas a desnivel sobre el arroyo vehicular de color rojo y amarillo, en donde las personas ciclistas, conductoras y operadoras de vehículos deberán efectuar alto total y reanudar su marcha con precaución; </w:t>
+      </w:r>
+    </w:p>
+    <w:p>
+      <w:pPr>
+        <w:ind w:left="708"/>
+        <w:jc w:val="both"/>
+        <w:rPr>
+          <w:rFonts w:ascii="Arial" w:hAnsi="Arial" w:cs="Arial"/>
+          <w:sz w:val="24"/>
+          <w:szCs w:val="24"/>
+        </w:rPr>
+      </w:pPr>
+      <w:r>
+        <w:rPr>
+          <w:rFonts w:ascii="Arial" w:hAnsi="Arial" w:cs="Arial"/>
+          <w:sz w:val="24"/>
+          <w:szCs w:val="24"/>
+        </w:rPr>
+        <w:t xml:space="preserve">VII. Isletas: Son superficies ubicadas en los cruceros de las vías públicas y estatales de comunicación o en sus inmediaciones, podrán estar delimitadas por guarniciones, tachuelas, boyas, rayas u otros materiales, y sirven para canalizar el tránsito o como zonas exclusivas de personas peatonas. Sobre estas isletas se prohíbe la circulación y el estacionamiento de vehículos; </w:t>
+      </w:r>
+    </w:p>
+    <w:p>
+      <w:pPr>
+        <w:ind w:left="708"/>
+        <w:jc w:val="both"/>
+        <w:rPr>
+          <w:rFonts w:ascii="Arial" w:hAnsi="Arial" w:cs="Arial"/>
+          <w:sz w:val="24"/>
+          <w:szCs w:val="24"/>
+        </w:rPr>
+      </w:pPr>
+      <w:r>
+        <w:rPr>
+          <w:rFonts w:ascii="Arial" w:hAnsi="Arial" w:cs="Arial"/>
+          <w:sz w:val="24"/>
+          <w:szCs w:val="24"/>
+        </w:rPr>
+        <w:t>Las personas conductoras u operadoras de vehículos motorizados que sin causa justificada se estacionen en las isletas serán sancionadas con amonestación y un punto de penalización a la licencia para conducir y para el caso</w:t>
+      </w:r>
+      <w:r>
+        <w:rPr>
+          <w:rFonts w:ascii="Arial" w:hAnsi="Arial" w:cs="Arial"/>
+          <w:sz w:val="24"/>
+          <w:szCs w:val="24"/>
+        </w:rPr>
+        <w:t xml:space="preserve"> </w:t>
+      </w:r>
+      <w:r>
+        <w:rPr>
+          <w:rFonts w:ascii="Arial" w:hAnsi="Arial" w:cs="Arial"/>
+          <w:sz w:val="24"/>
+          <w:szCs w:val="24"/>
+        </w:rPr>
+        <w:t>de que la persona conductora u operadora no se encuentre dentro del vehículo, será remitido al depósito correspondiente; y,</w:t>
+      </w:r>
+      <w:r>
+        <w:rPr>
+          <w:rFonts w:ascii="Arial" w:hAnsi="Arial" w:cs="Arial"/>
+          <w:sz w:val="24"/>
+          <w:szCs w:val="24"/>
+        </w:rPr>
+        <w:t xml:space="preserve"> </w:t>
+      </w:r>
+    </w:p>
+    <w:p>
+      <w:pPr>
+        <w:ind w:left="708"/>
+        <w:jc w:val="both"/>
+        <w:rPr>
+          <w:rFonts w:ascii="Arial" w:hAnsi="Arial" w:cs="Arial"/>
+          <w:sz w:val="24"/>
+          <w:szCs w:val="24"/>
+        </w:rPr>
+      </w:pPr>
+      <w:r>
+        <w:rPr>
+          <w:rFonts w:ascii="Arial" w:hAnsi="Arial" w:cs="Arial"/>
+          <w:sz w:val="24"/>
+          <w:szCs w:val="24"/>
+        </w:rPr>
+        <w:t xml:space="preserve">VIII. Vibradores: Son </w:t>
+      </w:r>
+      <w:proofErr w:type="spellStart"/>
+      <w:r>
+        <w:rPr>
+          <w:rFonts w:ascii="Arial" w:hAnsi="Arial" w:cs="Arial"/>
+          <w:sz w:val="24"/>
+          <w:szCs w:val="24"/>
+        </w:rPr>
+        <w:t>acanalamientos</w:t>
+      </w:r>
+      <w:proofErr w:type="spellEnd"/>
+      <w:r>
+        <w:rPr>
+          <w:rFonts w:ascii="Arial" w:hAnsi="Arial" w:cs="Arial"/>
+          <w:sz w:val="24"/>
+          <w:szCs w:val="24"/>
+        </w:rPr>
+        <w:t xml:space="preserve"> del arroyo vehicular, transversales al eje de las vías públicas y estatales de comunicación, que advierten la proximidad de un peligro. Ante esta advertencia, las personas ciclistas y conductoras u operadoras de vehículos deberán disminuir la velocidad y extremar sus precauciones.</w:t>
+      </w:r>
+    </w:p>
+    <w:p>
+      <w:pPr>
+        <w:jc w:val="both"/>
+        <w:rPr>
+          <w:rFonts w:ascii="Arial" w:hAnsi="Arial" w:cs="Arial"/>
+          <w:sz w:val="24"/>
+          <w:szCs w:val="24"/>
+        </w:rPr>
+      </w:pPr>
+    </w:p>
+    <w:p>
+      <w:pPr>
+        <w:jc w:val="both"/>
+        <w:rPr>
+          <w:rFonts w:ascii="Arial" w:hAnsi="Arial" w:cs="Arial"/>
+          <w:sz w:val="24"/>
+          <w:szCs w:val="24"/>
+        </w:rPr>
+      </w:pPr>
+      <w:r>
+        <w:rPr>
+          <w:rFonts w:ascii="Arial" w:hAnsi="Arial" w:cs="Arial"/>
+          <w:b/>
+          <w:bCs/>
+          <w:sz w:val="24"/>
+          <w:szCs w:val="24"/>
+        </w:rPr>
+        <w:t>Artículo 638.</w:t>
+      </w:r>
+      <w:r>
+        <w:rPr>
+          <w:rFonts w:ascii="Arial" w:hAnsi="Arial" w:cs="Arial"/>
+          <w:sz w:val="24"/>
+          <w:szCs w:val="24"/>
+        </w:rPr>
+        <w:t xml:space="preserve"> Sólo se permite la circulación de maquinaria agrícola o de construcción en las vías públicas y estatales de comunicación cuando cuenten con </w:t>
+      </w:r>
+      <w:r>
+        <w:rPr>
+          <w:rFonts w:ascii="Arial" w:hAnsi="Arial" w:cs="Arial"/>
+          <w:sz w:val="24"/>
+          <w:szCs w:val="24"/>
+        </w:rPr>
+        <w:lastRenderedPageBreak/>
+        <w:t xml:space="preserve">autorización por parte de la Coordinación. Su circulación se limitará al traslado del vehículo al lugar donde será utilizado. </w:t>
+      </w:r>
+    </w:p>
+    <w:p>
+      <w:pPr>
+        <w:jc w:val="both"/>
+        <w:rPr>
+          <w:rFonts w:ascii="Arial" w:hAnsi="Arial" w:cs="Arial"/>
+          <w:sz w:val="24"/>
+          <w:szCs w:val="24"/>
+        </w:rPr>
+      </w:pPr>
+      <w:r>
+        <w:rPr>
+          <w:rFonts w:ascii="Arial" w:hAnsi="Arial" w:cs="Arial"/>
+          <w:sz w:val="24"/>
+          <w:szCs w:val="24"/>
+        </w:rPr>
+        <w:t>Al transitar por las vías públicas y estatales de comunicación, la</w:t>
+      </w:r>
+      <w:r>
+        <w:rPr>
+          <w:rFonts w:ascii="Arial" w:hAnsi="Arial" w:cs="Arial"/>
+          <w:sz w:val="24"/>
+          <w:szCs w:val="24"/>
+        </w:rPr>
+        <w:t xml:space="preserve"> </w:t>
+      </w:r>
+      <w:r>
+        <w:rPr>
+          <w:rFonts w:ascii="Arial" w:hAnsi="Arial" w:cs="Arial"/>
+          <w:sz w:val="24"/>
+          <w:szCs w:val="24"/>
+        </w:rPr>
+        <w:t xml:space="preserve">maquinaria agrícola o de construcción deberá contar con las medidas de seguridad necesarias, como señales de advertencia reflejantes o luminosas. Cuando su velocidad de circulación sea menor a 20 kilómetros por hora o tenga dimensiones excesivas deberá contar con el apoyo de un vehículo que lo abandere para prevenir a las demás personas conductoras y operadoras de su presencia. </w:t>
+      </w:r>
+    </w:p>
+    <w:p>
+      <w:pPr>
+        <w:jc w:val="both"/>
+        <w:rPr>
+          <w:rFonts w:ascii="Arial" w:hAnsi="Arial" w:cs="Arial"/>
+          <w:sz w:val="24"/>
+          <w:szCs w:val="24"/>
+        </w:rPr>
+      </w:pPr>
+      <w:r>
+        <w:rPr>
+          <w:rFonts w:ascii="Arial" w:hAnsi="Arial" w:cs="Arial"/>
+          <w:sz w:val="24"/>
+          <w:szCs w:val="24"/>
+        </w:rPr>
+        <w:t xml:space="preserve">La infracción a las prohibiciones dispuestas en este </w:t>
+      </w:r>
+      <w:proofErr w:type="gramStart"/>
+      <w:r>
+        <w:rPr>
+          <w:rFonts w:ascii="Arial" w:hAnsi="Arial" w:cs="Arial"/>
+          <w:sz w:val="24"/>
+          <w:szCs w:val="24"/>
+        </w:rPr>
+        <w:t>artículo,</w:t>
+      </w:r>
+      <w:proofErr w:type="gramEnd"/>
+      <w:r>
+        <w:rPr>
+          <w:rFonts w:ascii="Arial" w:hAnsi="Arial" w:cs="Arial"/>
+          <w:sz w:val="24"/>
+          <w:szCs w:val="24"/>
+        </w:rPr>
+        <w:t xml:space="preserve"> se sancionará con </w:t>
+      </w:r>
+      <w:r>
+        <w:rPr>
+          <w:rFonts w:ascii="Arial" w:hAnsi="Arial" w:cs="Arial"/>
+          <w:b/>
+          <w:bCs/>
+          <w:sz w:val="24"/>
+          <w:szCs w:val="24"/>
+        </w:rPr>
+        <w:t>arresto</w:t>
+      </w:r>
+      <w:r>
+        <w:rPr>
+          <w:rFonts w:ascii="Arial" w:hAnsi="Arial" w:cs="Arial"/>
+          <w:sz w:val="24"/>
+          <w:szCs w:val="24"/>
+        </w:rPr>
+        <w:t xml:space="preserve"> de hasta por 36 horas y </w:t>
+      </w:r>
+      <w:r>
+        <w:rPr>
+          <w:rFonts w:ascii="Arial" w:hAnsi="Arial" w:cs="Arial"/>
+          <w:b/>
+          <w:bCs/>
+          <w:sz w:val="24"/>
+          <w:szCs w:val="24"/>
+        </w:rPr>
+        <w:t>cuatro puntos de penalización</w:t>
+      </w:r>
+      <w:r>
+        <w:rPr>
+          <w:rFonts w:ascii="Arial" w:hAnsi="Arial" w:cs="Arial"/>
+          <w:sz w:val="24"/>
+          <w:szCs w:val="24"/>
+        </w:rPr>
+        <w:t xml:space="preserve"> a la licencia de conducir.</w:t>
+      </w:r>
+    </w:p>
+    <w:p>
+      <w:pPr>
+        <w:jc w:val="both"/>
+        <w:rPr>
+          <w:rFonts w:ascii="Arial" w:hAnsi="Arial" w:cs="Arial"/>
+          <w:sz w:val="24"/>
+          <w:szCs w:val="24"/>
+        </w:rPr>
+      </w:pPr>
+    </w:p>
+    <w:p>
+      <w:pPr>
+        <w:jc w:val="both"/>
+        <w:rPr>
+          <w:rFonts w:ascii="Arial" w:hAnsi="Arial" w:cs="Arial"/>
+          <w:sz w:val="24"/>
+          <w:szCs w:val="24"/>
+        </w:rPr>
+      </w:pPr>
+    </w:p>
+    <w:p>
+      <w:pPr>
+        <w:jc w:val="both"/>
+        <w:rPr>
+          <w:rFonts w:ascii="Arial" w:hAnsi="Arial" w:cs="Arial"/>
+          <w:sz w:val="24"/>
+          <w:szCs w:val="24"/>
+        </w:rPr>
+      </w:pPr>
+      <w:r>
+        <w:rPr>
+          <w:rFonts w:ascii="Arial" w:hAnsi="Arial" w:cs="Arial"/>
+          <w:b/>
+          <w:bCs/>
+          <w:sz w:val="24"/>
+          <w:szCs w:val="24"/>
+        </w:rPr>
+        <w:t>Artículo 642.</w:t>
+      </w:r>
+      <w:r>
+        <w:rPr>
+          <w:rFonts w:ascii="Arial" w:hAnsi="Arial" w:cs="Arial"/>
+          <w:sz w:val="24"/>
+          <w:szCs w:val="24"/>
+        </w:rPr>
+        <w:t xml:space="preserve"> En las vías públicas y estatales de comunicación está prohibido: </w:t>
+      </w:r>
+    </w:p>
+    <w:p>
+      <w:pPr>
+        <w:pStyle w:val="Prrafodelista"/>
+        <w:numPr>
+          <w:ilvl w:val="0"/>
+          <w:numId w:val="32"/>
+        </w:numPr>
+        <w:jc w:val="both"/>
+        <w:rPr>
+          <w:rFonts w:ascii="Arial" w:hAnsi="Arial" w:cs="Arial"/>
+          <w:sz w:val="24"/>
+          <w:szCs w:val="24"/>
+        </w:rPr>
+      </w:pPr>
+      <w:r>
+        <w:rPr>
+          <w:rFonts w:ascii="Arial" w:hAnsi="Arial" w:cs="Arial"/>
+          <w:sz w:val="24"/>
+          <w:szCs w:val="24"/>
+        </w:rPr>
+        <w:t xml:space="preserve">Efectuar reparaciones a vehículos, salvo en casos de emergencia; </w:t>
+      </w:r>
+    </w:p>
+    <w:p>
+      <w:pPr>
+        <w:pStyle w:val="Prrafodelista"/>
+        <w:ind w:left="1428"/>
+        <w:jc w:val="both"/>
+        <w:rPr>
+          <w:rFonts w:ascii="Arial" w:hAnsi="Arial" w:cs="Arial"/>
+          <w:sz w:val="24"/>
+          <w:szCs w:val="24"/>
+        </w:rPr>
+      </w:pPr>
+    </w:p>
+    <w:p>
+      <w:pPr>
+        <w:pStyle w:val="Prrafodelista"/>
+        <w:ind w:left="1428"/>
+        <w:jc w:val="both"/>
+        <w:rPr>
+          <w:rFonts w:ascii="Arial" w:hAnsi="Arial" w:cs="Arial"/>
+          <w:sz w:val="24"/>
+          <w:szCs w:val="24"/>
+        </w:rPr>
+      </w:pPr>
+      <w:r>
+        <w:rPr>
+          <w:rFonts w:ascii="Arial" w:hAnsi="Arial" w:cs="Arial"/>
+          <w:sz w:val="24"/>
+          <w:szCs w:val="24"/>
+        </w:rPr>
+        <w:t xml:space="preserve">El incumplimiento a lo dispuesto en las fracciones I a V se sancionará con amonestación y </w:t>
+      </w:r>
+      <w:r>
+        <w:rPr>
+          <w:rFonts w:ascii="Arial" w:hAnsi="Arial" w:cs="Arial"/>
+          <w:b/>
+          <w:bCs/>
+          <w:sz w:val="24"/>
+          <w:szCs w:val="24"/>
+        </w:rPr>
+        <w:t>tres puntos de penalización</w:t>
+      </w:r>
+      <w:r>
+        <w:rPr>
+          <w:rFonts w:ascii="Arial" w:hAnsi="Arial" w:cs="Arial"/>
+          <w:sz w:val="24"/>
+          <w:szCs w:val="24"/>
+        </w:rPr>
+        <w:t xml:space="preserve"> a la licencia para conducir y la remisión al depósito del vehículo o remolque.</w:t>
+      </w:r>
+    </w:p>
+    <w:p>
+      <w:pPr>
+        <w:pStyle w:val="Prrafodelista"/>
+        <w:ind w:left="1428"/>
+        <w:jc w:val="both"/>
+        <w:rPr>
+          <w:rFonts w:ascii="Arial" w:hAnsi="Arial" w:cs="Arial"/>
+          <w:sz w:val="24"/>
+          <w:szCs w:val="24"/>
+        </w:rPr>
+      </w:pPr>
+    </w:p>
+    <w:p>
+      <w:pPr>
+        <w:pStyle w:val="Prrafodelista"/>
+        <w:numPr>
+          <w:ilvl w:val="0"/>
+          <w:numId w:val="32"/>
+        </w:numPr>
+        <w:jc w:val="both"/>
+        <w:rPr>
+          <w:rFonts w:ascii="Arial" w:hAnsi="Arial" w:cs="Arial"/>
+          <w:sz w:val="24"/>
+          <w:szCs w:val="24"/>
+        </w:rPr>
+      </w:pPr>
+      <w:r>
+        <w:rPr>
+          <w:rFonts w:ascii="Arial" w:hAnsi="Arial" w:cs="Arial"/>
+          <w:sz w:val="24"/>
+          <w:szCs w:val="24"/>
+        </w:rPr>
+        <w:t xml:space="preserve">Organizar o participar en competencias vehiculares de alta velocidad, acrobacias y demás maniobras riesgosas; </w:t>
+      </w:r>
+    </w:p>
+    <w:p>
+      <w:pPr>
+        <w:pStyle w:val="Prrafodelista"/>
+        <w:ind w:left="1428"/>
+        <w:jc w:val="both"/>
+        <w:rPr>
+          <w:rFonts w:ascii="Arial" w:hAnsi="Arial" w:cs="Arial"/>
+          <w:sz w:val="24"/>
+          <w:szCs w:val="24"/>
+        </w:rPr>
+      </w:pPr>
+    </w:p>
+    <w:p>
+      <w:pPr>
+        <w:pStyle w:val="Prrafodelista"/>
+        <w:ind w:left="1416"/>
+        <w:rPr>
+          <w:rFonts w:ascii="Arial" w:hAnsi="Arial" w:cs="Arial"/>
+          <w:sz w:val="24"/>
+          <w:szCs w:val="24"/>
+        </w:rPr>
+      </w:pPr>
+      <w:r>
+        <w:rPr>
+          <w:rFonts w:ascii="Arial" w:hAnsi="Arial" w:cs="Arial"/>
+          <w:sz w:val="24"/>
+          <w:szCs w:val="24"/>
+        </w:rPr>
+        <w:t xml:space="preserve">El incumplimiento a lo dispuesto en las fracciones I a V se sancionará con amonestación y </w:t>
+      </w:r>
+      <w:r>
+        <w:rPr>
+          <w:rFonts w:ascii="Arial" w:hAnsi="Arial" w:cs="Arial"/>
+          <w:b/>
+          <w:bCs/>
+          <w:sz w:val="24"/>
+          <w:szCs w:val="24"/>
+        </w:rPr>
+        <w:t>tres puntos de penalización</w:t>
+      </w:r>
+      <w:r>
+        <w:rPr>
+          <w:rFonts w:ascii="Arial" w:hAnsi="Arial" w:cs="Arial"/>
+          <w:sz w:val="24"/>
+          <w:szCs w:val="24"/>
+        </w:rPr>
+        <w:t xml:space="preserve"> a la licencia para conducir y la remisión al depósito del vehículo o remolque.</w:t>
+      </w:r>
+    </w:p>
+    <w:p>
+      <w:pPr>
+        <w:pStyle w:val="Prrafodelista"/>
+        <w:rPr>
+          <w:rFonts w:ascii="Arial" w:hAnsi="Arial" w:cs="Arial"/>
+          <w:sz w:val="24"/>
+          <w:szCs w:val="24"/>
+        </w:rPr>
+      </w:pPr>
+    </w:p>
+    <w:p>
+      <w:pPr>
+        <w:pStyle w:val="Prrafodelista"/>
+        <w:numPr>
+          <w:ilvl w:val="0"/>
+          <w:numId w:val="32"/>
+        </w:numPr>
+        <w:jc w:val="both"/>
+        <w:rPr>
+          <w:rFonts w:ascii="Arial" w:hAnsi="Arial" w:cs="Arial"/>
+          <w:sz w:val="24"/>
+          <w:szCs w:val="24"/>
+        </w:rPr>
+      </w:pPr>
+      <w:r>
+        <w:rPr>
+          <w:rFonts w:ascii="Arial" w:hAnsi="Arial" w:cs="Arial"/>
+          <w:sz w:val="24"/>
+          <w:szCs w:val="24"/>
+        </w:rPr>
+        <w:t xml:space="preserve">Colocar, instalar, arrojar o abandonar objetos o residuos que puedan entorpecer la libre circulación de personas peatonas, ciclistas, conductoras u operadoras de vehículos; </w:t>
+      </w:r>
+    </w:p>
+    <w:p>
+      <w:pPr>
+        <w:pStyle w:val="Prrafodelista"/>
+        <w:ind w:left="1428"/>
+        <w:jc w:val="both"/>
+        <w:rPr>
+          <w:rFonts w:ascii="Arial" w:hAnsi="Arial" w:cs="Arial"/>
+          <w:sz w:val="24"/>
+          <w:szCs w:val="24"/>
+        </w:rPr>
+      </w:pPr>
+    </w:p>
+    <w:p>
+      <w:pPr>
+        <w:pStyle w:val="Prrafodelista"/>
+        <w:ind w:left="1428"/>
+        <w:jc w:val="both"/>
+        <w:rPr>
+          <w:rFonts w:ascii="Arial" w:hAnsi="Arial" w:cs="Arial"/>
+          <w:sz w:val="24"/>
+          <w:szCs w:val="24"/>
+        </w:rPr>
+      </w:pPr>
+      <w:r>
+        <w:rPr>
+          <w:rFonts w:ascii="Arial" w:hAnsi="Arial" w:cs="Arial"/>
+          <w:sz w:val="24"/>
+          <w:szCs w:val="24"/>
+        </w:rPr>
+        <w:t xml:space="preserve">El incumplimiento a lo dispuesto en las fracciones I a V se sancionará con amonestación y </w:t>
+      </w:r>
+      <w:r>
+        <w:rPr>
+          <w:rFonts w:ascii="Arial" w:hAnsi="Arial" w:cs="Arial"/>
+          <w:b/>
+          <w:bCs/>
+          <w:sz w:val="24"/>
+          <w:szCs w:val="24"/>
+        </w:rPr>
+        <w:t>tres puntos de penalización</w:t>
+      </w:r>
+      <w:r>
+        <w:rPr>
+          <w:rFonts w:ascii="Arial" w:hAnsi="Arial" w:cs="Arial"/>
+          <w:sz w:val="24"/>
+          <w:szCs w:val="24"/>
+        </w:rPr>
+        <w:t xml:space="preserve"> a la licencia para conducir y la remisión al depósito del vehículo o remolque.</w:t>
+      </w:r>
+    </w:p>
+    <w:p>
+      <w:pPr>
+        <w:pStyle w:val="Prrafodelista"/>
+        <w:rPr>
+          <w:rFonts w:ascii="Arial" w:hAnsi="Arial" w:cs="Arial"/>
+          <w:sz w:val="24"/>
+          <w:szCs w:val="24"/>
+        </w:rPr>
+      </w:pPr>
+    </w:p>
+    <w:p>
+      <w:pPr>
+        <w:pStyle w:val="Prrafodelista"/>
+        <w:numPr>
+          <w:ilvl w:val="0"/>
+          <w:numId w:val="32"/>
+        </w:numPr>
+        <w:jc w:val="both"/>
+        <w:rPr>
+          <w:rFonts w:ascii="Arial" w:hAnsi="Arial" w:cs="Arial"/>
+          <w:sz w:val="24"/>
+          <w:szCs w:val="24"/>
+        </w:rPr>
+      </w:pPr>
+      <w:r>
+        <w:rPr>
+          <w:rFonts w:ascii="Arial" w:hAnsi="Arial" w:cs="Arial"/>
+          <w:sz w:val="24"/>
+          <w:szCs w:val="24"/>
+        </w:rPr>
+        <w:t xml:space="preserve">Utilizar inadecuadamente, obstruir, limitar, dañar, colocar, deteriorar o destruir la señalización vial; </w:t>
+      </w:r>
+    </w:p>
+    <w:p>
+      <w:pPr>
+        <w:pStyle w:val="Prrafodelista"/>
+        <w:ind w:left="1428"/>
+        <w:jc w:val="both"/>
+        <w:rPr>
+          <w:rFonts w:ascii="Arial" w:hAnsi="Arial" w:cs="Arial"/>
+          <w:sz w:val="24"/>
+          <w:szCs w:val="24"/>
+        </w:rPr>
+      </w:pPr>
+    </w:p>
+    <w:p>
+      <w:pPr>
+        <w:pStyle w:val="Prrafodelista"/>
+        <w:ind w:left="1428"/>
+        <w:jc w:val="both"/>
+        <w:rPr>
+          <w:rFonts w:ascii="Arial" w:hAnsi="Arial" w:cs="Arial"/>
+          <w:sz w:val="24"/>
+          <w:szCs w:val="24"/>
+        </w:rPr>
+      </w:pPr>
+      <w:r>
+        <w:rPr>
+          <w:rFonts w:ascii="Arial" w:hAnsi="Arial" w:cs="Arial"/>
+          <w:sz w:val="24"/>
+          <w:szCs w:val="24"/>
+        </w:rPr>
+        <w:lastRenderedPageBreak/>
+        <w:t xml:space="preserve">El incumplimiento a lo dispuesto en las fracciones I a V se sancionará con amonestación y </w:t>
+      </w:r>
+      <w:r>
+        <w:rPr>
+          <w:rFonts w:ascii="Arial" w:hAnsi="Arial" w:cs="Arial"/>
+          <w:b/>
+          <w:bCs/>
+          <w:sz w:val="24"/>
+          <w:szCs w:val="24"/>
+        </w:rPr>
+        <w:t>tres puntos de penalización</w:t>
+      </w:r>
+      <w:r>
+        <w:rPr>
+          <w:rFonts w:ascii="Arial" w:hAnsi="Arial" w:cs="Arial"/>
+          <w:sz w:val="24"/>
+          <w:szCs w:val="24"/>
+        </w:rPr>
+        <w:t xml:space="preserve"> a la licencia para conducir y la remisión al depósito del vehículo o remolque.</w:t>
+      </w:r>
+    </w:p>
+    <w:p>
+      <w:pPr>
+        <w:pStyle w:val="Prrafodelista"/>
+        <w:rPr>
+          <w:rFonts w:ascii="Arial" w:hAnsi="Arial" w:cs="Arial"/>
+          <w:sz w:val="24"/>
+          <w:szCs w:val="24"/>
+        </w:rPr>
+      </w:pPr>
+    </w:p>
+    <w:p>
+      <w:pPr>
+        <w:pStyle w:val="Prrafodelista"/>
+        <w:numPr>
+          <w:ilvl w:val="0"/>
+          <w:numId w:val="32"/>
+        </w:numPr>
+        <w:jc w:val="both"/>
+        <w:rPr>
+          <w:rFonts w:ascii="Arial" w:hAnsi="Arial" w:cs="Arial"/>
+          <w:sz w:val="24"/>
+          <w:szCs w:val="24"/>
+        </w:rPr>
+      </w:pPr>
+      <w:r>
+        <w:rPr>
+          <w:rFonts w:ascii="Arial" w:hAnsi="Arial" w:cs="Arial"/>
+          <w:sz w:val="24"/>
+          <w:szCs w:val="24"/>
+        </w:rPr>
+        <w:t xml:space="preserve">Colocar o instalar cualquier objeto o señalización para reservar espacios de estacionamiento en las vías públicas y estatales de comunicación, sin la autorización correspondiente; </w:t>
+      </w:r>
+    </w:p>
+    <w:p>
+      <w:pPr>
+        <w:pStyle w:val="Prrafodelista"/>
+        <w:ind w:left="1428"/>
+        <w:jc w:val="both"/>
+        <w:rPr>
+          <w:rFonts w:ascii="Arial" w:hAnsi="Arial" w:cs="Arial"/>
+          <w:sz w:val="24"/>
+          <w:szCs w:val="24"/>
+        </w:rPr>
+      </w:pPr>
+    </w:p>
+    <w:p>
+      <w:pPr>
+        <w:pStyle w:val="Prrafodelista"/>
+        <w:ind w:left="1428"/>
+        <w:jc w:val="both"/>
+        <w:rPr>
+          <w:rFonts w:ascii="Arial" w:hAnsi="Arial" w:cs="Arial"/>
+          <w:sz w:val="24"/>
+          <w:szCs w:val="24"/>
+        </w:rPr>
+      </w:pPr>
+      <w:r>
+        <w:rPr>
+          <w:rFonts w:ascii="Arial" w:hAnsi="Arial" w:cs="Arial"/>
+          <w:sz w:val="24"/>
+          <w:szCs w:val="24"/>
+        </w:rPr>
+        <w:t xml:space="preserve">El incumplimiento a lo dispuesto en las fracciones I a V se sancionará con amonestación y </w:t>
+      </w:r>
+      <w:r>
+        <w:rPr>
+          <w:rFonts w:ascii="Arial" w:hAnsi="Arial" w:cs="Arial"/>
+          <w:b/>
+          <w:bCs/>
+          <w:sz w:val="24"/>
+          <w:szCs w:val="24"/>
+        </w:rPr>
+        <w:t>tres puntos de penalización</w:t>
+      </w:r>
+      <w:r>
+        <w:rPr>
+          <w:rFonts w:ascii="Arial" w:hAnsi="Arial" w:cs="Arial"/>
+          <w:sz w:val="24"/>
+          <w:szCs w:val="24"/>
+        </w:rPr>
+        <w:t xml:space="preserve"> a la licencia para conducir y la remisión al depósito del vehículo o remolque.</w:t>
+      </w:r>
+      <w:r>
+        <w:rPr>
+          <w:rFonts w:ascii="Arial" w:hAnsi="Arial" w:cs="Arial"/>
+          <w:sz w:val="24"/>
+          <w:szCs w:val="24"/>
+        </w:rPr>
+        <w:t xml:space="preserve"> </w:t>
+      </w:r>
+    </w:p>
+    <w:p>
+      <w:pPr>
+        <w:pStyle w:val="Prrafodelista"/>
+        <w:rPr>
+          <w:rFonts w:ascii="Arial" w:hAnsi="Arial" w:cs="Arial"/>
+          <w:sz w:val="24"/>
+          <w:szCs w:val="24"/>
+        </w:rPr>
+      </w:pPr>
+    </w:p>
+    <w:p>
+      <w:pPr>
+        <w:pStyle w:val="Prrafodelista"/>
+        <w:numPr>
+          <w:ilvl w:val="0"/>
+          <w:numId w:val="32"/>
+        </w:numPr>
+        <w:jc w:val="both"/>
+        <w:rPr>
+          <w:rFonts w:ascii="Arial" w:hAnsi="Arial" w:cs="Arial"/>
+          <w:sz w:val="24"/>
+          <w:szCs w:val="24"/>
+        </w:rPr>
+      </w:pPr>
+      <w:r>
+        <w:rPr>
+          <w:rFonts w:ascii="Arial" w:hAnsi="Arial" w:cs="Arial"/>
+          <w:sz w:val="24"/>
+          <w:szCs w:val="24"/>
+        </w:rPr>
+        <w:t xml:space="preserve">Cerrar u obstruir la circulación con vehículos, plumas, rejas o cualquier otro objeto, a menos que se cuente con la debida autorización para la restricción temporal de la circulación de vehículos por la realización de algún evento; </w:t>
+      </w:r>
+    </w:p>
+    <w:p>
+      <w:pPr>
+        <w:pStyle w:val="Prrafodelista"/>
+        <w:ind w:left="1428"/>
+        <w:jc w:val="both"/>
+        <w:rPr>
+          <w:rFonts w:ascii="Arial" w:hAnsi="Arial" w:cs="Arial"/>
+          <w:sz w:val="24"/>
+          <w:szCs w:val="24"/>
+        </w:rPr>
+      </w:pPr>
+    </w:p>
+    <w:p>
+      <w:pPr>
+        <w:pStyle w:val="Prrafodelista"/>
+        <w:ind w:left="1428"/>
+        <w:jc w:val="both"/>
+        <w:rPr>
+          <w:rFonts w:ascii="Arial" w:hAnsi="Arial" w:cs="Arial"/>
+          <w:sz w:val="24"/>
+          <w:szCs w:val="24"/>
+        </w:rPr>
+      </w:pPr>
+      <w:r>
+        <w:rPr>
+          <w:rFonts w:ascii="Arial" w:hAnsi="Arial" w:cs="Arial"/>
+          <w:sz w:val="24"/>
+          <w:szCs w:val="24"/>
+        </w:rPr>
+        <w:t xml:space="preserve">El incumplimiento a la presente disposición se sancionará con amonestación y </w:t>
+      </w:r>
+      <w:r>
+        <w:rPr>
+          <w:rFonts w:ascii="Arial" w:hAnsi="Arial" w:cs="Arial"/>
+          <w:b/>
+          <w:bCs/>
+          <w:sz w:val="24"/>
+          <w:szCs w:val="24"/>
+        </w:rPr>
+        <w:t>tres puntos de penalización</w:t>
+      </w:r>
+      <w:r>
+        <w:rPr>
+          <w:rFonts w:ascii="Arial" w:hAnsi="Arial" w:cs="Arial"/>
+          <w:sz w:val="24"/>
+          <w:szCs w:val="24"/>
+        </w:rPr>
+        <w:t xml:space="preserve"> a la licencia para conducir y la remisión del vehículo al </w:t>
+      </w:r>
+      <w:proofErr w:type="gramStart"/>
+      <w:r>
+        <w:rPr>
+          <w:rFonts w:ascii="Arial" w:hAnsi="Arial" w:cs="Arial"/>
+          <w:sz w:val="24"/>
+          <w:szCs w:val="24"/>
+        </w:rPr>
+        <w:t>depósito.</w:t>
+      </w:r>
+      <w:r>
+        <w:rPr>
+          <w:rFonts w:ascii="Arial" w:hAnsi="Arial" w:cs="Arial"/>
+          <w:sz w:val="24"/>
+          <w:szCs w:val="24"/>
+        </w:rPr>
+        <w:t>.</w:t>
+      </w:r>
+      <w:proofErr w:type="gramEnd"/>
+      <w:r>
+        <w:rPr>
+          <w:rFonts w:ascii="Arial" w:hAnsi="Arial" w:cs="Arial"/>
+          <w:sz w:val="24"/>
+          <w:szCs w:val="24"/>
+        </w:rPr>
+        <w:t xml:space="preserve"> </w:t>
+      </w:r>
+    </w:p>
+    <w:p>
+      <w:pPr>
+        <w:pStyle w:val="Prrafodelista"/>
+        <w:rPr>
+          <w:rFonts w:ascii="Arial" w:hAnsi="Arial" w:cs="Arial"/>
+          <w:sz w:val="24"/>
+          <w:szCs w:val="24"/>
+        </w:rPr>
+      </w:pPr>
+    </w:p>
+    <w:p>
+      <w:pPr>
+        <w:pStyle w:val="Prrafodelista"/>
+        <w:numPr>
+          <w:ilvl w:val="0"/>
+          <w:numId w:val="32"/>
+        </w:numPr>
+        <w:jc w:val="both"/>
+        <w:rPr>
+          <w:rFonts w:ascii="Arial" w:hAnsi="Arial" w:cs="Arial"/>
+          <w:sz w:val="24"/>
+          <w:szCs w:val="24"/>
+        </w:rPr>
+      </w:pPr>
+      <w:r>
+        <w:rPr>
+          <w:rFonts w:ascii="Arial" w:hAnsi="Arial" w:cs="Arial"/>
+          <w:sz w:val="24"/>
+          <w:szCs w:val="24"/>
+        </w:rPr>
+        <w:t>Instalar dispositivos para el control del tránsito que</w:t>
+      </w:r>
+      <w:r>
+        <w:rPr>
+          <w:rFonts w:ascii="Arial" w:hAnsi="Arial" w:cs="Arial"/>
+          <w:sz w:val="24"/>
+          <w:szCs w:val="24"/>
+        </w:rPr>
+        <w:t xml:space="preserve"> </w:t>
+      </w:r>
+      <w:r>
+        <w:rPr>
+          <w:rFonts w:ascii="Arial" w:hAnsi="Arial" w:cs="Arial"/>
+          <w:sz w:val="24"/>
+          <w:szCs w:val="24"/>
+        </w:rPr>
+        <w:t xml:space="preserve">obstaculicen o afecten la vía pública o estatal de comunicación, a menos que se cuente con la autorización debida o se trate de artefactos colocados momentáneamente para facilitar el ascenso o descenso de las personas con discapacidad o señalamientos de advertencia de un siniestro de tránsito o emergencias; </w:t>
+      </w:r>
+    </w:p>
+    <w:p>
+      <w:pPr>
+        <w:pStyle w:val="Prrafodelista"/>
+        <w:ind w:left="1428"/>
+        <w:jc w:val="both"/>
+        <w:rPr>
+          <w:rFonts w:ascii="Arial" w:hAnsi="Arial" w:cs="Arial"/>
+          <w:sz w:val="24"/>
+          <w:szCs w:val="24"/>
+        </w:rPr>
+      </w:pPr>
+      <w:r>
+        <w:rPr>
+          <w:rFonts w:ascii="Arial" w:hAnsi="Arial" w:cs="Arial"/>
+          <w:sz w:val="24"/>
+          <w:szCs w:val="24"/>
+        </w:rPr>
+        <w:br/>
+      </w:r>
+      <w:r>
+        <w:rPr>
+          <w:rFonts w:ascii="Arial" w:hAnsi="Arial" w:cs="Arial"/>
+          <w:sz w:val="24"/>
+          <w:szCs w:val="24"/>
+        </w:rPr>
+        <w:t xml:space="preserve">Quienes infrinjan la presente disposición serán sancionados con una multa equivalente entre 30 y 40 UMAS o un arresto administrativo de 6 a 12 horas. </w:t>
+      </w:r>
+    </w:p>
+    <w:p>
+      <w:pPr>
+        <w:pStyle w:val="Prrafodelista"/>
+        <w:rPr>
+          <w:rFonts w:ascii="Arial" w:hAnsi="Arial" w:cs="Arial"/>
+          <w:sz w:val="24"/>
+          <w:szCs w:val="24"/>
+        </w:rPr>
+      </w:pPr>
+    </w:p>
+    <w:p>
+      <w:pPr>
+        <w:pStyle w:val="Prrafodelista"/>
+        <w:numPr>
+          <w:ilvl w:val="0"/>
+          <w:numId w:val="32"/>
+        </w:numPr>
+        <w:jc w:val="both"/>
+        <w:rPr>
+          <w:rFonts w:ascii="Arial" w:hAnsi="Arial" w:cs="Arial"/>
+          <w:sz w:val="24"/>
+          <w:szCs w:val="24"/>
+        </w:rPr>
+      </w:pPr>
+      <w:r>
+        <w:rPr>
+          <w:rFonts w:ascii="Arial" w:hAnsi="Arial" w:cs="Arial"/>
+          <w:sz w:val="24"/>
+          <w:szCs w:val="24"/>
+        </w:rPr>
+        <w:t xml:space="preserve">Utilizar símbolos y leyendas característicos de la señalización vial para fines publicitarios; </w:t>
+      </w:r>
+    </w:p>
+    <w:p>
+      <w:pPr>
+        <w:pStyle w:val="Prrafodelista"/>
+        <w:ind w:left="1428"/>
+        <w:jc w:val="both"/>
+        <w:rPr>
+          <w:rFonts w:ascii="Arial" w:hAnsi="Arial" w:cs="Arial"/>
+          <w:sz w:val="24"/>
+          <w:szCs w:val="24"/>
+        </w:rPr>
+      </w:pPr>
+    </w:p>
+    <w:p>
+      <w:pPr>
+        <w:pStyle w:val="Prrafodelista"/>
+        <w:ind w:left="1428"/>
+        <w:jc w:val="both"/>
+        <w:rPr>
+          <w:rFonts w:ascii="Arial" w:hAnsi="Arial" w:cs="Arial"/>
+          <w:sz w:val="24"/>
+          <w:szCs w:val="24"/>
+        </w:rPr>
+      </w:pPr>
+      <w:r>
+        <w:rPr>
+          <w:rFonts w:ascii="Arial" w:hAnsi="Arial" w:cs="Arial"/>
+          <w:sz w:val="24"/>
+          <w:szCs w:val="24"/>
+        </w:rPr>
+        <w:t xml:space="preserve">Quienes infrinjan la presente disposición serán sancionados con una multa equivalente entre 60 y 80 UMAS. </w:t>
+      </w:r>
+    </w:p>
+    <w:p>
+      <w:pPr>
+        <w:pStyle w:val="Prrafodelista"/>
+        <w:rPr>
+          <w:rFonts w:ascii="Arial" w:hAnsi="Arial" w:cs="Arial"/>
+          <w:sz w:val="24"/>
+          <w:szCs w:val="24"/>
+        </w:rPr>
+      </w:pPr>
+    </w:p>
+    <w:p>
+      <w:pPr>
+        <w:pStyle w:val="Prrafodelista"/>
+        <w:numPr>
+          <w:ilvl w:val="0"/>
+          <w:numId w:val="32"/>
+        </w:numPr>
+        <w:jc w:val="both"/>
+        <w:rPr>
+          <w:rFonts w:ascii="Arial" w:hAnsi="Arial" w:cs="Arial"/>
+          <w:sz w:val="24"/>
+          <w:szCs w:val="24"/>
+        </w:rPr>
+      </w:pPr>
+      <w:r>
+        <w:rPr>
+          <w:rFonts w:ascii="Arial" w:hAnsi="Arial" w:cs="Arial"/>
+          <w:sz w:val="24"/>
+          <w:szCs w:val="24"/>
+        </w:rPr>
+        <w:t xml:space="preserve">Colocar luces, dispositivos, instrumentos o cualquier objeto que confundan, desorienten o distraigan a las personas peatonas, ciclistas, conductoras y operadoras de vehículos; </w:t>
+      </w:r>
+    </w:p>
+    <w:p>
+      <w:pPr>
+        <w:pStyle w:val="Prrafodelista"/>
+        <w:ind w:left="1428"/>
+        <w:jc w:val="both"/>
+        <w:rPr>
+          <w:rFonts w:ascii="Arial" w:hAnsi="Arial" w:cs="Arial"/>
+          <w:sz w:val="24"/>
+          <w:szCs w:val="24"/>
+        </w:rPr>
+      </w:pPr>
+    </w:p>
+    <w:p>
+      <w:pPr>
+        <w:pStyle w:val="Prrafodelista"/>
+        <w:ind w:left="1428"/>
+        <w:jc w:val="both"/>
+        <w:rPr>
+          <w:rFonts w:ascii="Arial" w:hAnsi="Arial" w:cs="Arial"/>
+          <w:sz w:val="24"/>
+          <w:szCs w:val="24"/>
+        </w:rPr>
+      </w:pPr>
+      <w:r>
+        <w:rPr>
+          <w:rFonts w:ascii="Arial" w:hAnsi="Arial" w:cs="Arial"/>
+          <w:sz w:val="24"/>
+          <w:szCs w:val="24"/>
+        </w:rPr>
+        <w:lastRenderedPageBreak/>
+        <w:t xml:space="preserve">Quienes infrinjan la presente disposición serán sancionados con una multa entre 30 y 40 UMAS y el retiro del material distractor. </w:t>
+      </w:r>
+    </w:p>
+    <w:p>
+      <w:pPr>
+        <w:pStyle w:val="Prrafodelista"/>
+        <w:rPr>
+          <w:rFonts w:ascii="Arial" w:hAnsi="Arial" w:cs="Arial"/>
+          <w:sz w:val="24"/>
+          <w:szCs w:val="24"/>
+        </w:rPr>
+      </w:pPr>
+    </w:p>
+    <w:p>
+      <w:pPr>
+        <w:pStyle w:val="Prrafodelista"/>
+        <w:numPr>
+          <w:ilvl w:val="0"/>
+          <w:numId w:val="32"/>
+        </w:numPr>
+        <w:jc w:val="both"/>
+        <w:rPr>
+          <w:rFonts w:ascii="Arial" w:hAnsi="Arial" w:cs="Arial"/>
+          <w:sz w:val="24"/>
+          <w:szCs w:val="24"/>
+        </w:rPr>
+      </w:pPr>
+      <w:r>
+        <w:rPr>
+          <w:rFonts w:ascii="Arial" w:hAnsi="Arial" w:cs="Arial"/>
+          <w:sz w:val="24"/>
+          <w:szCs w:val="24"/>
+        </w:rPr>
+        <w:t xml:space="preserve">Efectuar trabajos en la vía pública sin contar con los señalamientos de desvío y protección de obra, como en materia de protección civil. </w:t>
+      </w:r>
+    </w:p>
+    <w:p>
+      <w:pPr>
+        <w:pStyle w:val="Prrafodelista"/>
+        <w:ind w:left="1428"/>
+        <w:jc w:val="both"/>
+        <w:rPr>
+          <w:rFonts w:ascii="Arial" w:hAnsi="Arial" w:cs="Arial"/>
+          <w:sz w:val="24"/>
+          <w:szCs w:val="24"/>
+        </w:rPr>
+      </w:pPr>
+    </w:p>
+    <w:p>
+      <w:pPr>
+        <w:pStyle w:val="Prrafodelista"/>
+        <w:ind w:left="1428"/>
+        <w:jc w:val="both"/>
+        <w:rPr>
+          <w:rFonts w:ascii="Arial" w:hAnsi="Arial" w:cs="Arial"/>
+          <w:sz w:val="24"/>
+          <w:szCs w:val="24"/>
+        </w:rPr>
+      </w:pPr>
+      <w:r>
+        <w:rPr>
+          <w:rFonts w:ascii="Arial" w:hAnsi="Arial" w:cs="Arial"/>
+          <w:sz w:val="24"/>
+          <w:szCs w:val="24"/>
+        </w:rPr>
+        <w:t xml:space="preserve">Quienes infrinjan la presente disposición serán sancionados con una multa entre 25 y 40 UMAS. </w:t>
+      </w:r>
+    </w:p>
+    <w:p>
+      <w:pPr>
+        <w:pStyle w:val="Prrafodelista"/>
+        <w:rPr>
+          <w:rFonts w:ascii="Arial" w:hAnsi="Arial" w:cs="Arial"/>
+          <w:sz w:val="24"/>
+          <w:szCs w:val="24"/>
+        </w:rPr>
+      </w:pPr>
+    </w:p>
+    <w:p>
+      <w:pPr>
+        <w:pStyle w:val="Prrafodelista"/>
+        <w:numPr>
+          <w:ilvl w:val="0"/>
+          <w:numId w:val="32"/>
+        </w:numPr>
+        <w:jc w:val="both"/>
+        <w:rPr>
+          <w:rFonts w:ascii="Arial" w:hAnsi="Arial" w:cs="Arial"/>
+          <w:sz w:val="24"/>
+          <w:szCs w:val="24"/>
+        </w:rPr>
+      </w:pPr>
+      <w:r>
+        <w:rPr>
+          <w:rFonts w:ascii="Arial" w:hAnsi="Arial" w:cs="Arial"/>
+          <w:sz w:val="24"/>
+          <w:szCs w:val="24"/>
+        </w:rPr>
+        <w:t xml:space="preserve">Mantener un vehículo estacionado, una vez que sea requerido su retiro por las autoridades de tránsito y seguridad vial, cuando se realicen obras públicas o trabajos de servicios urbanos en las vías públicas y estatales de comunicación; </w:t>
+      </w:r>
+    </w:p>
+    <w:p>
+      <w:pPr>
+        <w:pStyle w:val="Prrafodelista"/>
+        <w:ind w:left="1428"/>
+        <w:jc w:val="both"/>
+        <w:rPr>
+          <w:rFonts w:ascii="Arial" w:hAnsi="Arial" w:cs="Arial"/>
+          <w:sz w:val="24"/>
+          <w:szCs w:val="24"/>
+        </w:rPr>
+      </w:pPr>
+    </w:p>
+    <w:p>
+      <w:pPr>
+        <w:pStyle w:val="Prrafodelista"/>
+        <w:ind w:left="1428"/>
+        <w:jc w:val="both"/>
+        <w:rPr>
+          <w:rFonts w:ascii="Arial" w:hAnsi="Arial" w:cs="Arial"/>
+          <w:sz w:val="24"/>
+          <w:szCs w:val="24"/>
+        </w:rPr>
+      </w:pPr>
+      <w:r>
+        <w:rPr>
+          <w:rFonts w:ascii="Arial" w:hAnsi="Arial" w:cs="Arial"/>
+          <w:sz w:val="24"/>
+          <w:szCs w:val="24"/>
+        </w:rPr>
+        <w:t>Quienes infrinjan la presente disposición serán sancionados con una multa entre 30 y 40 UMAS y la remisión del vehículo al depósito.</w:t>
+      </w:r>
+    </w:p>
+    <w:p>
+      <w:pPr>
+        <w:pStyle w:val="Prrafodelista"/>
+        <w:ind w:left="1428"/>
+        <w:jc w:val="both"/>
+        <w:rPr>
+          <w:rFonts w:ascii="Arial" w:hAnsi="Arial" w:cs="Arial"/>
+          <w:sz w:val="24"/>
+          <w:szCs w:val="24"/>
+        </w:rPr>
+      </w:pPr>
+    </w:p>
+    <w:p>
+      <w:pPr>
+        <w:pStyle w:val="Prrafodelista"/>
+        <w:ind w:left="1428"/>
+        <w:jc w:val="both"/>
+        <w:rPr>
+          <w:rFonts w:ascii="Arial" w:hAnsi="Arial" w:cs="Arial"/>
+          <w:sz w:val="24"/>
+          <w:szCs w:val="24"/>
+        </w:rPr>
+      </w:pPr>
+      <w:r>
+        <w:rPr>
+          <w:rFonts w:ascii="Arial" w:hAnsi="Arial" w:cs="Arial"/>
+          <w:sz w:val="24"/>
+          <w:szCs w:val="24"/>
+        </w:rPr>
+        <w:t xml:space="preserve">En caso de que las personas responsables se nieguen a retirar los elementos incorporados a las vías públicas y estatales de comunicación que obstaculicen, impidan la circulación o el estacionamiento de vehículos a que se refieren las fracciones III, IV, V, VI, VII, VIII, IX y XI; la Coordinación deberá retirarlos a la brevedad para evitar un siniestro de tránsito. </w:t>
+      </w:r>
+    </w:p>
+    <w:p>
+      <w:pPr>
+        <w:pStyle w:val="Prrafodelista"/>
+        <w:ind w:left="1428"/>
+        <w:jc w:val="both"/>
+        <w:rPr>
+          <w:rFonts w:ascii="Arial" w:hAnsi="Arial" w:cs="Arial"/>
+          <w:sz w:val="24"/>
+          <w:szCs w:val="24"/>
+        </w:rPr>
+      </w:pPr>
+    </w:p>
+    <w:p>
+      <w:pPr>
+        <w:pStyle w:val="Prrafodelista"/>
+        <w:ind w:left="1428"/>
+        <w:jc w:val="both"/>
+        <w:rPr>
+          <w:rFonts w:ascii="Arial" w:hAnsi="Arial" w:cs="Arial"/>
+          <w:sz w:val="24"/>
+          <w:szCs w:val="24"/>
+        </w:rPr>
+      </w:pPr>
+      <w:r>
+        <w:rPr>
+          <w:rFonts w:ascii="Arial" w:hAnsi="Arial" w:cs="Arial"/>
+          <w:sz w:val="24"/>
+          <w:szCs w:val="24"/>
+        </w:rPr>
+        <w:t>Cuando se cometa alguna de las infracciones contenidas en las fracciones II, V, VI y VII el Agente remitirá al probable infractor ante la autoridad competente, para que se inicie el procedimiento administrativo sancionador respectivo.</w:t>
+      </w:r>
+    </w:p>
+    <w:p>
+      <w:pPr>
+        <w:jc w:val="both"/>
+        <w:rPr>
+          <w:rFonts w:ascii="Arial" w:hAnsi="Arial" w:cs="Arial"/>
+          <w:sz w:val="24"/>
+          <w:szCs w:val="24"/>
+        </w:rPr>
+      </w:pPr>
+    </w:p>
+    <w:p>
+      <w:pPr>
+        <w:jc w:val="both"/>
+        <w:rPr>
+          <w:rFonts w:ascii="Arial" w:hAnsi="Arial" w:cs="Arial"/>
+          <w:sz w:val="24"/>
+          <w:szCs w:val="24"/>
+        </w:rPr>
+      </w:pPr>
+      <w:r>
+        <w:rPr>
+          <w:rFonts w:ascii="Arial" w:hAnsi="Arial" w:cs="Arial"/>
+          <w:sz w:val="24"/>
+          <w:szCs w:val="24"/>
+        </w:rPr>
+        <w:t>Artículo 645. Cualquier persona conductora u operadora de vehículos que se estacione u ocupe la vía pública, deberá hacerlo de forma momentánea, provisional o temporal, sin que represente una afectación al desplazamiento de las personas peatonas, conductoras y operadoras o se obstruya la entrada o salida de una cochera. Debiendo atender a lo siguiente:</w:t>
+      </w:r>
+      <w:r>
+        <w:rPr>
+          <w:rFonts w:ascii="Arial" w:hAnsi="Arial" w:cs="Arial"/>
+          <w:sz w:val="24"/>
+          <w:szCs w:val="24"/>
+        </w:rPr>
+        <w:t xml:space="preserve"> </w:t>
+      </w:r>
+    </w:p>
+    <w:p>
+      <w:pPr>
+        <w:pStyle w:val="Prrafodelista"/>
+        <w:numPr>
+          <w:ilvl w:val="0"/>
+          <w:numId w:val="33"/>
+        </w:numPr>
+        <w:jc w:val="both"/>
+        <w:rPr>
+          <w:rFonts w:ascii="Arial" w:hAnsi="Arial" w:cs="Arial"/>
+          <w:sz w:val="24"/>
+          <w:szCs w:val="24"/>
+        </w:rPr>
+      </w:pPr>
+      <w:r>
+        <w:rPr>
+          <w:rFonts w:ascii="Arial" w:hAnsi="Arial" w:cs="Arial"/>
+          <w:sz w:val="24"/>
+          <w:szCs w:val="24"/>
+        </w:rPr>
+        <w:t xml:space="preserve">El vehículo deberá quedar orientado en el sentido de la circulación; </w:t>
+      </w:r>
+    </w:p>
+    <w:p>
+      <w:pPr>
+        <w:pStyle w:val="Prrafodelista"/>
+        <w:ind w:left="1428"/>
+        <w:jc w:val="both"/>
+        <w:rPr>
+          <w:rFonts w:ascii="Arial" w:hAnsi="Arial" w:cs="Arial"/>
+          <w:sz w:val="24"/>
+          <w:szCs w:val="24"/>
+        </w:rPr>
+      </w:pPr>
+    </w:p>
+    <w:p>
+      <w:pPr>
+        <w:pStyle w:val="Prrafodelista"/>
+        <w:numPr>
+          <w:ilvl w:val="0"/>
+          <w:numId w:val="33"/>
+        </w:numPr>
+        <w:jc w:val="both"/>
+        <w:rPr>
+          <w:rFonts w:ascii="Arial" w:hAnsi="Arial" w:cs="Arial"/>
+          <w:sz w:val="24"/>
+          <w:szCs w:val="24"/>
+        </w:rPr>
+      </w:pPr>
+      <w:r>
+        <w:rPr>
+          <w:rFonts w:ascii="Arial" w:hAnsi="Arial" w:cs="Arial"/>
+          <w:sz w:val="24"/>
+          <w:szCs w:val="24"/>
+        </w:rPr>
+        <w:t xml:space="preserve">En zonas urbanas, deberá quedar a menos de 30 centímetros del límite del arroyo vehicular; </w:t>
+      </w:r>
+    </w:p>
+    <w:p>
+      <w:pPr>
+        <w:pStyle w:val="Prrafodelista"/>
+        <w:rPr>
+          <w:rFonts w:ascii="Arial" w:hAnsi="Arial" w:cs="Arial"/>
+          <w:sz w:val="24"/>
+          <w:szCs w:val="24"/>
+        </w:rPr>
+      </w:pPr>
+    </w:p>
+    <w:p>
+      <w:pPr>
+        <w:pStyle w:val="Prrafodelista"/>
+        <w:numPr>
+          <w:ilvl w:val="0"/>
+          <w:numId w:val="33"/>
+        </w:numPr>
+        <w:jc w:val="both"/>
+        <w:rPr>
+          <w:rFonts w:ascii="Arial" w:hAnsi="Arial" w:cs="Arial"/>
+          <w:sz w:val="24"/>
+          <w:szCs w:val="24"/>
+        </w:rPr>
+      </w:pPr>
+      <w:r>
+        <w:rPr>
+          <w:rFonts w:ascii="Arial" w:hAnsi="Arial" w:cs="Arial"/>
+          <w:sz w:val="24"/>
+          <w:szCs w:val="24"/>
+        </w:rPr>
+        <w:t xml:space="preserve"> En zonas suburbanas, el vehículo deberá quedar cuando menos un metro fuera del arroyo vehicular; </w:t>
+      </w:r>
+    </w:p>
+    <w:p>
+      <w:pPr>
+        <w:pStyle w:val="Prrafodelista"/>
+        <w:rPr>
+          <w:rFonts w:ascii="Arial" w:hAnsi="Arial" w:cs="Arial"/>
+          <w:sz w:val="24"/>
+          <w:szCs w:val="24"/>
+        </w:rPr>
+      </w:pPr>
+    </w:p>
+    <w:p>
+      <w:pPr>
+        <w:pStyle w:val="Prrafodelista"/>
+        <w:numPr>
+          <w:ilvl w:val="0"/>
+          <w:numId w:val="33"/>
+        </w:numPr>
+        <w:jc w:val="both"/>
+        <w:rPr>
+          <w:rFonts w:ascii="Arial" w:hAnsi="Arial" w:cs="Arial"/>
+          <w:sz w:val="24"/>
+          <w:szCs w:val="24"/>
+        </w:rPr>
+      </w:pPr>
+      <w:r>
+        <w:rPr>
+          <w:rFonts w:ascii="Arial" w:hAnsi="Arial" w:cs="Arial"/>
+          <w:sz w:val="24"/>
+          <w:szCs w:val="24"/>
+        </w:rPr>
+        <w:lastRenderedPageBreak/>
+        <w:t xml:space="preserve">Cuando el vehículo quede estacionado en una pendiente descendente, además de aplicar el freno de estacionamiento, las ruedas delanteras deberán quedar dirigidas hacia la acera; </w:t>
+      </w:r>
+    </w:p>
+    <w:p>
+      <w:pPr>
+        <w:pStyle w:val="Prrafodelista"/>
+        <w:rPr>
+          <w:rFonts w:ascii="Arial" w:hAnsi="Arial" w:cs="Arial"/>
+          <w:sz w:val="24"/>
+          <w:szCs w:val="24"/>
+        </w:rPr>
+      </w:pPr>
+    </w:p>
+    <w:p>
+      <w:pPr>
+        <w:pStyle w:val="Prrafodelista"/>
+        <w:numPr>
+          <w:ilvl w:val="0"/>
+          <w:numId w:val="33"/>
+        </w:numPr>
+        <w:jc w:val="both"/>
+        <w:rPr>
+          <w:rFonts w:ascii="Arial" w:hAnsi="Arial" w:cs="Arial"/>
+          <w:sz w:val="24"/>
+          <w:szCs w:val="24"/>
+        </w:rPr>
+      </w:pPr>
+      <w:r>
+        <w:rPr>
+          <w:rFonts w:ascii="Arial" w:hAnsi="Arial" w:cs="Arial"/>
+          <w:sz w:val="24"/>
+          <w:szCs w:val="24"/>
+        </w:rPr>
+        <w:t xml:space="preserve">Cuando el vehículo quede en una pendiente ascendente, sus ruedas delanteras se colocarán en posición inversa a la acera; y, </w:t>
+      </w:r>
+    </w:p>
+    <w:p>
+      <w:pPr>
+        <w:pStyle w:val="Prrafodelista"/>
+        <w:rPr>
+          <w:rFonts w:ascii="Arial" w:hAnsi="Arial" w:cs="Arial"/>
+          <w:sz w:val="24"/>
+          <w:szCs w:val="24"/>
+        </w:rPr>
+      </w:pPr>
+    </w:p>
+    <w:p>
+      <w:pPr>
+        <w:pStyle w:val="Prrafodelista"/>
+        <w:numPr>
+          <w:ilvl w:val="0"/>
+          <w:numId w:val="33"/>
+        </w:numPr>
+        <w:jc w:val="both"/>
+        <w:rPr>
+          <w:rFonts w:ascii="Arial" w:hAnsi="Arial" w:cs="Arial"/>
+          <w:sz w:val="24"/>
+          <w:szCs w:val="24"/>
+        </w:rPr>
+      </w:pPr>
+      <w:r>
+        <w:rPr>
+          <w:rFonts w:ascii="Arial" w:hAnsi="Arial" w:cs="Arial"/>
+          <w:sz w:val="24"/>
+          <w:szCs w:val="24"/>
+        </w:rPr>
+        <w:t xml:space="preserve">Cuando un vehículo cuyo peso sea mayor a tres toneladas se estacione en pendientes, deberán colocarse cuñas apropiadas en las ruedas traseras. </w:t>
+      </w:r>
+    </w:p>
+    <w:p>
+      <w:pPr>
+        <w:pStyle w:val="Prrafodelista"/>
+        <w:rPr>
+          <w:rFonts w:ascii="Arial" w:hAnsi="Arial" w:cs="Arial"/>
+          <w:sz w:val="24"/>
+          <w:szCs w:val="24"/>
+        </w:rPr>
+      </w:pPr>
+    </w:p>
+    <w:p>
+      <w:pPr>
+        <w:pStyle w:val="Prrafodelista"/>
+        <w:ind w:left="1428"/>
+        <w:jc w:val="both"/>
+        <w:rPr>
+          <w:rFonts w:ascii="Arial" w:hAnsi="Arial" w:cs="Arial"/>
+          <w:sz w:val="24"/>
+          <w:szCs w:val="24"/>
+        </w:rPr>
+      </w:pPr>
+      <w:r>
+        <w:rPr>
+          <w:rFonts w:ascii="Arial" w:hAnsi="Arial" w:cs="Arial"/>
+          <w:sz w:val="24"/>
+          <w:szCs w:val="24"/>
+        </w:rPr>
+        <w:t xml:space="preserve">Quienes incumplan lo dispuesto en este artículo serán sancionados con amonestación y </w:t>
+      </w:r>
+      <w:r>
+        <w:rPr>
+          <w:rFonts w:ascii="Arial" w:hAnsi="Arial" w:cs="Arial"/>
+          <w:b/>
+          <w:bCs/>
+          <w:sz w:val="24"/>
+          <w:szCs w:val="24"/>
+        </w:rPr>
+        <w:t>dos puntos de penalización</w:t>
+      </w:r>
+      <w:r>
+        <w:rPr>
+          <w:rFonts w:ascii="Arial" w:hAnsi="Arial" w:cs="Arial"/>
+          <w:sz w:val="24"/>
+          <w:szCs w:val="24"/>
+        </w:rPr>
+        <w:t xml:space="preserve"> a la licencia para conducir.</w:t>
+      </w:r>
+    </w:p>
+    <w:p>
+      <w:pPr>
+        <w:jc w:val="both"/>
+        <w:rPr>
+          <w:rFonts w:ascii="Arial" w:hAnsi="Arial" w:cs="Arial"/>
+          <w:sz w:val="24"/>
+          <w:szCs w:val="24"/>
+        </w:rPr>
+      </w:pPr>
+    </w:p>
+    <w:p>
+      <w:pPr>
+        <w:jc w:val="both"/>
+        <w:rPr>
+          <w:rFonts w:ascii="Arial" w:hAnsi="Arial" w:cs="Arial"/>
+          <w:sz w:val="24"/>
+          <w:szCs w:val="24"/>
+        </w:rPr>
+      </w:pPr>
+      <w:r>
+        <w:rPr>
+          <w:rFonts w:ascii="Arial" w:hAnsi="Arial" w:cs="Arial"/>
+          <w:b/>
+          <w:bCs/>
+          <w:sz w:val="24"/>
+          <w:szCs w:val="24"/>
+        </w:rPr>
+        <w:t xml:space="preserve">Artículo 646. </w:t>
+      </w:r>
+      <w:r>
+        <w:rPr>
+          <w:rFonts w:ascii="Arial" w:hAnsi="Arial" w:cs="Arial"/>
+          <w:sz w:val="24"/>
+          <w:szCs w:val="24"/>
+        </w:rPr>
+        <w:t xml:space="preserve">Los vehículos con placas de circulación para personas con discapacidad y de servicio social tienen preferencia en el uso de espacios disponibles para estacionamiento en los sitios permitidos para tal efecto en las vías públicas y estatales de comunicación. </w:t>
+      </w:r>
+    </w:p>
+    <w:p>
+      <w:pPr>
+        <w:jc w:val="both"/>
+        <w:rPr>
+          <w:rFonts w:ascii="Arial" w:hAnsi="Arial" w:cs="Arial"/>
+          <w:sz w:val="24"/>
+          <w:szCs w:val="24"/>
+        </w:rPr>
+      </w:pPr>
+      <w:r>
+        <w:rPr>
+          <w:rFonts w:ascii="Arial" w:hAnsi="Arial" w:cs="Arial"/>
+          <w:sz w:val="24"/>
+          <w:szCs w:val="24"/>
+        </w:rPr>
+        <w:t xml:space="preserve">Quienes contravengan lo dispuesto en este artículo serán sancionados con una amonestación y </w:t>
+      </w:r>
+      <w:r>
+        <w:rPr>
+          <w:rFonts w:ascii="Arial" w:hAnsi="Arial" w:cs="Arial"/>
+          <w:b/>
+          <w:bCs/>
+          <w:sz w:val="24"/>
+          <w:szCs w:val="24"/>
+        </w:rPr>
+        <w:t>tres puntos de penalización</w:t>
+      </w:r>
+      <w:r>
+        <w:rPr>
+          <w:rFonts w:ascii="Arial" w:hAnsi="Arial" w:cs="Arial"/>
+          <w:sz w:val="24"/>
+          <w:szCs w:val="24"/>
+        </w:rPr>
+        <w:t xml:space="preserve"> a la licencia para conducir.</w:t>
+      </w:r>
+    </w:p>
+    <w:p>
+      <w:pPr>
+        <w:jc w:val="both"/>
+        <w:rPr>
+          <w:rFonts w:ascii="Arial" w:hAnsi="Arial" w:cs="Arial"/>
+          <w:sz w:val="24"/>
+          <w:szCs w:val="24"/>
+        </w:rPr>
+      </w:pPr>
+    </w:p>
+    <w:p>
+      <w:pPr>
+        <w:jc w:val="both"/>
+        <w:rPr>
+          <w:rFonts w:ascii="Arial" w:hAnsi="Arial" w:cs="Arial"/>
+          <w:sz w:val="24"/>
+          <w:szCs w:val="24"/>
+        </w:rPr>
+      </w:pPr>
+      <w:r>
+        <w:rPr>
+          <w:rFonts w:ascii="Arial" w:hAnsi="Arial" w:cs="Arial"/>
+          <w:b/>
+          <w:bCs/>
+          <w:sz w:val="24"/>
+          <w:szCs w:val="24"/>
+        </w:rPr>
+        <w:t>Artículo 647.</w:t>
+      </w:r>
+      <w:r>
+        <w:rPr>
+          <w:rFonts w:ascii="Arial" w:hAnsi="Arial" w:cs="Arial"/>
+          <w:sz w:val="24"/>
+          <w:szCs w:val="24"/>
+        </w:rPr>
+        <w:t xml:space="preserve"> Queda prohibido estacionar cualquier vehículo: </w:t>
+      </w:r>
+    </w:p>
+    <w:p>
+      <w:pPr>
+        <w:ind w:left="708"/>
+        <w:jc w:val="both"/>
+        <w:rPr>
+          <w:rFonts w:ascii="Arial" w:hAnsi="Arial" w:cs="Arial"/>
+          <w:sz w:val="24"/>
+          <w:szCs w:val="24"/>
+        </w:rPr>
+      </w:pPr>
+      <w:r>
+        <w:rPr>
+          <w:rFonts w:ascii="Arial" w:hAnsi="Arial" w:cs="Arial"/>
+          <w:sz w:val="24"/>
+          <w:szCs w:val="24"/>
+        </w:rPr>
+        <w:t xml:space="preserve">I. Sobre vías destinadas a la movilidad de las personas peatonas, especialmente banquetas y cruces, como vías ciclistas exclusivas, para ello es suficiente que cualquier parte del vehículo se encuentre invadiendo u obstruyendo estos espacios. </w:t>
+      </w:r>
+    </w:p>
+    <w:p>
+      <w:pPr>
+        <w:ind w:left="708"/>
+        <w:jc w:val="both"/>
+        <w:rPr>
+          <w:rFonts w:ascii="Arial" w:hAnsi="Arial" w:cs="Arial"/>
+          <w:sz w:val="24"/>
+          <w:szCs w:val="24"/>
+        </w:rPr>
+      </w:pPr>
+      <w:r>
+        <w:rPr>
+          <w:rFonts w:ascii="Arial" w:hAnsi="Arial" w:cs="Arial"/>
+          <w:sz w:val="24"/>
+          <w:szCs w:val="24"/>
+        </w:rPr>
+        <w:t xml:space="preserve">A quienes infrinjan esta disposición se les sancionará con amonestación y </w:t>
+      </w:r>
+      <w:r>
+        <w:rPr>
+          <w:rFonts w:ascii="Arial" w:hAnsi="Arial" w:cs="Arial"/>
+          <w:b/>
+          <w:bCs/>
+          <w:sz w:val="24"/>
+          <w:szCs w:val="24"/>
+        </w:rPr>
+        <w:t>tres puntos de penalización</w:t>
+      </w:r>
+      <w:r>
+        <w:rPr>
+          <w:rFonts w:ascii="Arial" w:hAnsi="Arial" w:cs="Arial"/>
+          <w:sz w:val="24"/>
+          <w:szCs w:val="24"/>
+        </w:rPr>
+        <w:t xml:space="preserve"> a la licencia para conducir;</w:t>
+      </w:r>
+      <w:r>
+        <w:rPr>
+          <w:rFonts w:ascii="Arial" w:hAnsi="Arial" w:cs="Arial"/>
+          <w:sz w:val="24"/>
+          <w:szCs w:val="24"/>
+        </w:rPr>
+        <w:t xml:space="preserve"> </w:t>
+      </w:r>
+    </w:p>
+    <w:p>
+      <w:pPr>
+        <w:ind w:left="708"/>
+        <w:jc w:val="both"/>
+        <w:rPr>
+          <w:rFonts w:ascii="Arial" w:hAnsi="Arial" w:cs="Arial"/>
+          <w:sz w:val="24"/>
+          <w:szCs w:val="24"/>
+        </w:rPr>
+      </w:pPr>
+      <w:r>
+        <w:rPr>
+          <w:rFonts w:ascii="Arial" w:hAnsi="Arial" w:cs="Arial"/>
+          <w:sz w:val="24"/>
+          <w:szCs w:val="24"/>
+        </w:rPr>
+        <w:t xml:space="preserve">II. En las vías primarias. </w:t>
+      </w:r>
+    </w:p>
+    <w:p>
+      <w:pPr>
+        <w:ind w:left="708"/>
+        <w:jc w:val="both"/>
+        <w:rPr>
+          <w:rFonts w:ascii="Arial" w:hAnsi="Arial" w:cs="Arial"/>
+          <w:sz w:val="24"/>
+          <w:szCs w:val="24"/>
+        </w:rPr>
+      </w:pPr>
+      <w:r>
+        <w:rPr>
+          <w:rFonts w:ascii="Arial" w:hAnsi="Arial" w:cs="Arial"/>
+          <w:sz w:val="24"/>
+          <w:szCs w:val="24"/>
+        </w:rPr>
+        <w:t xml:space="preserve">A quienes infrinjan esta disposición se les sancionará con amonestación y </w:t>
+      </w:r>
+      <w:r>
+        <w:rPr>
+          <w:rFonts w:ascii="Arial" w:hAnsi="Arial" w:cs="Arial"/>
+          <w:b/>
+          <w:bCs/>
+          <w:sz w:val="24"/>
+          <w:szCs w:val="24"/>
+        </w:rPr>
+        <w:t>un punto de penalización</w:t>
+      </w:r>
+      <w:r>
+        <w:rPr>
+          <w:rFonts w:ascii="Arial" w:hAnsi="Arial" w:cs="Arial"/>
+          <w:sz w:val="24"/>
+          <w:szCs w:val="24"/>
+        </w:rPr>
+        <w:t xml:space="preserve"> a la licencia para conducir y en caso de que no esté presente la persona conductora u operadora se remitirá el vehículo al </w:t>
+      </w:r>
+      <w:r>
+        <w:rPr>
+          <w:rFonts w:ascii="Arial" w:hAnsi="Arial" w:cs="Arial"/>
+          <w:b/>
+          <w:bCs/>
+          <w:sz w:val="24"/>
+          <w:szCs w:val="24"/>
+        </w:rPr>
+        <w:t>depósito</w:t>
+      </w:r>
+      <w:r>
+        <w:rPr>
+          <w:rFonts w:ascii="Arial" w:hAnsi="Arial" w:cs="Arial"/>
+          <w:sz w:val="24"/>
+          <w:szCs w:val="24"/>
+        </w:rPr>
+        <w:t>;</w:t>
+      </w:r>
+      <w:r>
+        <w:rPr>
+          <w:rFonts w:ascii="Arial" w:hAnsi="Arial" w:cs="Arial"/>
+          <w:sz w:val="24"/>
+          <w:szCs w:val="24"/>
+        </w:rPr>
+        <w:t xml:space="preserve"> </w:t>
+      </w:r>
+    </w:p>
+    <w:p>
+      <w:pPr>
+        <w:ind w:left="708"/>
+        <w:jc w:val="both"/>
+        <w:rPr>
+          <w:rFonts w:ascii="Arial" w:hAnsi="Arial" w:cs="Arial"/>
+          <w:sz w:val="24"/>
+          <w:szCs w:val="24"/>
+        </w:rPr>
+      </w:pPr>
+      <w:r>
+        <w:rPr>
+          <w:rFonts w:ascii="Arial" w:hAnsi="Arial" w:cs="Arial"/>
+          <w:sz w:val="24"/>
+          <w:szCs w:val="24"/>
+        </w:rPr>
+        <w:t xml:space="preserve">III. Sobre o debajo de cualquier puente o estructura elevada de una vía pública o estatal de comunicación o en el interior de un túnel. </w:t>
+      </w:r>
+    </w:p>
+    <w:p>
+      <w:pPr>
+        <w:ind w:left="708"/>
+        <w:jc w:val="both"/>
+        <w:rPr>
+          <w:rFonts w:ascii="Arial" w:hAnsi="Arial" w:cs="Arial"/>
+          <w:sz w:val="24"/>
+          <w:szCs w:val="24"/>
+        </w:rPr>
+      </w:pPr>
+      <w:r>
+        <w:rPr>
+          <w:rFonts w:ascii="Arial" w:hAnsi="Arial" w:cs="Arial"/>
+          <w:sz w:val="24"/>
+          <w:szCs w:val="24"/>
+        </w:rPr>
+        <w:lastRenderedPageBreak/>
+        <w:t xml:space="preserve">A quienes infrinjan esta disposición se les sancionará con </w:t>
+      </w:r>
+      <w:r>
+        <w:rPr>
+          <w:rFonts w:ascii="Arial" w:hAnsi="Arial" w:cs="Arial"/>
+          <w:b/>
+          <w:bCs/>
+          <w:sz w:val="24"/>
+          <w:szCs w:val="24"/>
+        </w:rPr>
+        <w:t>arresto</w:t>
+      </w:r>
+      <w:r>
+        <w:rPr>
+          <w:rFonts w:ascii="Arial" w:hAnsi="Arial" w:cs="Arial"/>
+          <w:sz w:val="24"/>
+          <w:szCs w:val="24"/>
+        </w:rPr>
+        <w:t xml:space="preserve"> de hasta por 36 horas y </w:t>
+      </w:r>
+      <w:r>
+        <w:rPr>
+          <w:rFonts w:ascii="Arial" w:hAnsi="Arial" w:cs="Arial"/>
+          <w:b/>
+          <w:bCs/>
+          <w:sz w:val="24"/>
+          <w:szCs w:val="24"/>
+        </w:rPr>
+        <w:t>cuatro puntos de penalización</w:t>
+      </w:r>
+      <w:r>
+        <w:rPr>
+          <w:rFonts w:ascii="Arial" w:hAnsi="Arial" w:cs="Arial"/>
+          <w:sz w:val="24"/>
+          <w:szCs w:val="24"/>
+        </w:rPr>
+        <w:t xml:space="preserve"> a la licencia para conducir y en caso de que no esté presente la persona conductora u operadora se remitirá el vehículo al depósito</w:t>
+      </w:r>
+      <w:r>
+        <w:rPr>
+          <w:rFonts w:ascii="Arial" w:hAnsi="Arial" w:cs="Arial"/>
+          <w:sz w:val="24"/>
+          <w:szCs w:val="24"/>
+        </w:rPr>
+        <w:t xml:space="preserve">; </w:t>
+      </w:r>
+    </w:p>
+    <w:p>
+      <w:pPr>
+        <w:ind w:left="708"/>
+        <w:jc w:val="both"/>
+        <w:rPr>
+          <w:rFonts w:ascii="Arial" w:hAnsi="Arial" w:cs="Arial"/>
+          <w:sz w:val="24"/>
+          <w:szCs w:val="24"/>
+        </w:rPr>
+      </w:pPr>
+      <w:r>
+        <w:rPr>
+          <w:rFonts w:ascii="Arial" w:hAnsi="Arial" w:cs="Arial"/>
+          <w:sz w:val="24"/>
+          <w:szCs w:val="24"/>
+        </w:rPr>
+        <w:t xml:space="preserve">IV. En el costado izquierdo de la vía pública o estatal de comunicación cuando existan camellones centrales, laterales o islas, como en las glorietas, salvo que las marcas en el arroyo vehicular y el señalamiento lo permita; </w:t>
+      </w:r>
+    </w:p>
+    <w:p>
+      <w:pPr>
+        <w:ind w:left="708"/>
+        <w:jc w:val="both"/>
+        <w:rPr>
+          <w:rFonts w:ascii="Arial" w:hAnsi="Arial" w:cs="Arial"/>
+          <w:sz w:val="24"/>
+          <w:szCs w:val="24"/>
+        </w:rPr>
+      </w:pPr>
+      <w:r>
+        <w:rPr>
+          <w:rFonts w:ascii="Arial" w:hAnsi="Arial" w:cs="Arial"/>
+          <w:sz w:val="24"/>
+          <w:szCs w:val="24"/>
+        </w:rPr>
+        <w:t xml:space="preserve">A quienes infrinjan esta disposición se les sancionará con amonestación y </w:t>
+      </w:r>
+      <w:r>
+        <w:rPr>
+          <w:rFonts w:ascii="Arial" w:hAnsi="Arial" w:cs="Arial"/>
+          <w:b/>
+          <w:bCs/>
+          <w:sz w:val="24"/>
+          <w:szCs w:val="24"/>
+        </w:rPr>
+        <w:t>un punto de penalización</w:t>
+      </w:r>
+      <w:r>
+        <w:rPr>
+          <w:rFonts w:ascii="Arial" w:hAnsi="Arial" w:cs="Arial"/>
+          <w:sz w:val="24"/>
+          <w:szCs w:val="24"/>
+        </w:rPr>
+        <w:t xml:space="preserve"> a la licencia para conducir y en caso de que no esté presente la persona conductora u operadora se remitirá el vehículo al </w:t>
+      </w:r>
+      <w:r>
+        <w:rPr>
+          <w:rFonts w:ascii="Arial" w:hAnsi="Arial" w:cs="Arial"/>
+          <w:b/>
+          <w:bCs/>
+          <w:sz w:val="24"/>
+          <w:szCs w:val="24"/>
+        </w:rPr>
+        <w:t>depósito</w:t>
+      </w:r>
+      <w:r>
+        <w:rPr>
+          <w:rFonts w:ascii="Arial" w:hAnsi="Arial" w:cs="Arial"/>
+          <w:sz w:val="24"/>
+          <w:szCs w:val="24"/>
+        </w:rPr>
+        <w:t>;</w:t>
+      </w:r>
+      <w:r>
+        <w:rPr>
+          <w:rFonts w:ascii="Arial" w:hAnsi="Arial" w:cs="Arial"/>
+          <w:sz w:val="24"/>
+          <w:szCs w:val="24"/>
+        </w:rPr>
+        <w:t xml:space="preserve"> </w:t>
+      </w:r>
+    </w:p>
+    <w:p>
+      <w:pPr>
+        <w:ind w:left="708"/>
+        <w:jc w:val="both"/>
+        <w:rPr>
+          <w:rFonts w:ascii="Arial" w:hAnsi="Arial" w:cs="Arial"/>
+          <w:sz w:val="24"/>
+          <w:szCs w:val="24"/>
+        </w:rPr>
+      </w:pPr>
+      <w:r>
+        <w:rPr>
+          <w:rFonts w:ascii="Arial" w:hAnsi="Arial" w:cs="Arial"/>
+          <w:sz w:val="24"/>
+          <w:szCs w:val="24"/>
+        </w:rPr>
+        <w:t xml:space="preserve">V. En donde exista señalamiento restrictivo, o la guarnición de la acera sea de color amarillo, que indica el área donde está prohibido el estacionamiento. </w:t>
+      </w:r>
+    </w:p>
+    <w:p>
+      <w:pPr>
+        <w:ind w:left="708"/>
+        <w:jc w:val="both"/>
+        <w:rPr>
+          <w:rFonts w:ascii="Arial" w:hAnsi="Arial" w:cs="Arial"/>
+          <w:sz w:val="24"/>
+          <w:szCs w:val="24"/>
+        </w:rPr>
+      </w:pPr>
+      <w:r>
+        <w:rPr>
+          <w:rFonts w:ascii="Arial" w:hAnsi="Arial" w:cs="Arial"/>
+          <w:sz w:val="24"/>
+          <w:szCs w:val="24"/>
+        </w:rPr>
+        <w:t xml:space="preserve">A quienes infrinjan esta disposición se les sancionará con amonestación y </w:t>
+      </w:r>
+      <w:r>
+        <w:rPr>
+          <w:rFonts w:ascii="Arial" w:hAnsi="Arial" w:cs="Arial"/>
+          <w:b/>
+          <w:bCs/>
+          <w:sz w:val="24"/>
+          <w:szCs w:val="24"/>
+        </w:rPr>
+        <w:t>un punto de penalización</w:t>
+      </w:r>
+      <w:r>
+        <w:rPr>
+          <w:rFonts w:ascii="Arial" w:hAnsi="Arial" w:cs="Arial"/>
+          <w:sz w:val="24"/>
+          <w:szCs w:val="24"/>
+        </w:rPr>
+        <w:t xml:space="preserve"> a la licencia para conducir y en caso de que no esté presente la persona conductora u operadora se remitirá el vehículo al </w:t>
+      </w:r>
+      <w:r>
+        <w:rPr>
+          <w:rFonts w:ascii="Arial" w:hAnsi="Arial" w:cs="Arial"/>
+          <w:b/>
+          <w:bCs/>
+          <w:sz w:val="24"/>
+          <w:szCs w:val="24"/>
+        </w:rPr>
+        <w:t>depósito</w:t>
+      </w:r>
+      <w:r>
+        <w:rPr>
+          <w:rFonts w:ascii="Arial" w:hAnsi="Arial" w:cs="Arial"/>
+          <w:sz w:val="24"/>
+          <w:szCs w:val="24"/>
+        </w:rPr>
+        <w:t>;</w:t>
+      </w:r>
+      <w:r>
+        <w:rPr>
+          <w:rFonts w:ascii="Arial" w:hAnsi="Arial" w:cs="Arial"/>
+          <w:sz w:val="24"/>
+          <w:szCs w:val="24"/>
+        </w:rPr>
+        <w:t xml:space="preserve"> </w:t>
+      </w:r>
+    </w:p>
+    <w:p>
+      <w:pPr>
+        <w:ind w:left="708"/>
+        <w:jc w:val="both"/>
+        <w:rPr>
+          <w:rFonts w:ascii="Arial" w:hAnsi="Arial" w:cs="Arial"/>
+          <w:sz w:val="24"/>
+          <w:szCs w:val="24"/>
+        </w:rPr>
+      </w:pPr>
+      <w:r>
+        <w:rPr>
+          <w:rFonts w:ascii="Arial" w:hAnsi="Arial" w:cs="Arial"/>
+          <w:sz w:val="24"/>
+          <w:szCs w:val="24"/>
+        </w:rPr>
+        <w:t xml:space="preserve">VI. En los carriles preferente y confinados para transporte público. </w:t>
+      </w:r>
+    </w:p>
+    <w:p>
+      <w:pPr>
+        <w:ind w:left="708"/>
+        <w:jc w:val="both"/>
+        <w:rPr>
+          <w:rFonts w:ascii="Arial" w:hAnsi="Arial" w:cs="Arial"/>
+          <w:sz w:val="24"/>
+          <w:szCs w:val="24"/>
+        </w:rPr>
+      </w:pPr>
+      <w:r>
+        <w:rPr>
+          <w:rFonts w:ascii="Arial" w:hAnsi="Arial" w:cs="Arial"/>
+          <w:sz w:val="24"/>
+          <w:szCs w:val="24"/>
+        </w:rPr>
+        <w:t xml:space="preserve">A quienes infrinjan esta disposición se les sancionará con </w:t>
+      </w:r>
+      <w:r>
+        <w:rPr>
+          <w:rFonts w:ascii="Arial" w:hAnsi="Arial" w:cs="Arial"/>
+          <w:b/>
+          <w:bCs/>
+          <w:sz w:val="24"/>
+          <w:szCs w:val="24"/>
+        </w:rPr>
+        <w:t>suspensión</w:t>
+      </w:r>
+      <w:r>
+        <w:rPr>
+          <w:rFonts w:ascii="Arial" w:hAnsi="Arial" w:cs="Arial"/>
+          <w:sz w:val="24"/>
+          <w:szCs w:val="24"/>
+        </w:rPr>
+        <w:t xml:space="preserve"> de la licencia o permiso para conducir vehículos y </w:t>
+      </w:r>
+      <w:r>
+        <w:rPr>
+          <w:rFonts w:ascii="Arial" w:hAnsi="Arial" w:cs="Arial"/>
+          <w:b/>
+          <w:bCs/>
+          <w:sz w:val="24"/>
+          <w:szCs w:val="24"/>
+        </w:rPr>
+        <w:t>seis puntos de penalización</w:t>
+      </w:r>
+      <w:r>
+        <w:rPr>
+          <w:rFonts w:ascii="Arial" w:hAnsi="Arial" w:cs="Arial"/>
+          <w:sz w:val="24"/>
+          <w:szCs w:val="24"/>
+        </w:rPr>
+        <w:t xml:space="preserve"> a la licencia para conducir y en caso de que no esté presente la persona conductora u operadora se remitirá el vehículo al </w:t>
+      </w:r>
+      <w:r>
+        <w:rPr>
+          <w:rFonts w:ascii="Arial" w:hAnsi="Arial" w:cs="Arial"/>
+          <w:b/>
+          <w:bCs/>
+          <w:sz w:val="24"/>
+          <w:szCs w:val="24"/>
+        </w:rPr>
+        <w:t>depósito</w:t>
+      </w:r>
+      <w:r>
+        <w:rPr>
+          <w:rFonts w:ascii="Arial" w:hAnsi="Arial" w:cs="Arial"/>
+          <w:sz w:val="24"/>
+          <w:szCs w:val="24"/>
+        </w:rPr>
+        <w:t>;</w:t>
+      </w:r>
+      <w:r>
+        <w:rPr>
+          <w:rFonts w:ascii="Arial" w:hAnsi="Arial" w:cs="Arial"/>
+          <w:sz w:val="24"/>
+          <w:szCs w:val="24"/>
+        </w:rPr>
+        <w:t xml:space="preserve"> </w:t>
+      </w:r>
+    </w:p>
+    <w:p>
+      <w:pPr>
+        <w:ind w:left="708"/>
+        <w:jc w:val="both"/>
+        <w:rPr>
+          <w:rFonts w:ascii="Arial" w:hAnsi="Arial" w:cs="Arial"/>
+          <w:sz w:val="24"/>
+          <w:szCs w:val="24"/>
+        </w:rPr>
+      </w:pPr>
+      <w:r>
+        <w:rPr>
+          <w:rFonts w:ascii="Arial" w:hAnsi="Arial" w:cs="Arial"/>
+          <w:sz w:val="24"/>
+          <w:szCs w:val="24"/>
+        </w:rPr>
+        <w:t xml:space="preserve">VII. En áreas de circulación, accesos y salidas de estaciones y terminales del transporte público, sitios de taxi, como en zonas de ascenso y descenso de pasaje de transporte público. </w:t>
+      </w:r>
+    </w:p>
+    <w:p>
+      <w:pPr>
+        <w:ind w:left="708"/>
+        <w:jc w:val="both"/>
+        <w:rPr>
+          <w:rFonts w:ascii="Arial" w:hAnsi="Arial" w:cs="Arial"/>
+          <w:sz w:val="24"/>
+          <w:szCs w:val="24"/>
+        </w:rPr>
+      </w:pPr>
+      <w:r>
+        <w:rPr>
+          <w:rFonts w:ascii="Arial" w:hAnsi="Arial" w:cs="Arial"/>
+          <w:sz w:val="24"/>
+          <w:szCs w:val="24"/>
+        </w:rPr>
+        <w:t xml:space="preserve">A quienes infrinjan esta disposición se les sancionará con </w:t>
+      </w:r>
+      <w:r>
+        <w:rPr>
+          <w:rFonts w:ascii="Arial" w:hAnsi="Arial" w:cs="Arial"/>
+          <w:b/>
+          <w:bCs/>
+          <w:sz w:val="24"/>
+          <w:szCs w:val="24"/>
+        </w:rPr>
+        <w:t>suspensión</w:t>
+      </w:r>
+      <w:r>
+        <w:rPr>
+          <w:rFonts w:ascii="Arial" w:hAnsi="Arial" w:cs="Arial"/>
+          <w:sz w:val="24"/>
+          <w:szCs w:val="24"/>
+        </w:rPr>
+        <w:t xml:space="preserve"> de la licencia o permiso para conducir vehículos y </w:t>
+      </w:r>
+      <w:r>
+        <w:rPr>
+          <w:rFonts w:ascii="Arial" w:hAnsi="Arial" w:cs="Arial"/>
+          <w:b/>
+          <w:bCs/>
+          <w:sz w:val="24"/>
+          <w:szCs w:val="24"/>
+        </w:rPr>
+        <w:t>seis puntos de penalización</w:t>
+      </w:r>
+      <w:r>
+        <w:rPr>
+          <w:rFonts w:ascii="Arial" w:hAnsi="Arial" w:cs="Arial"/>
+          <w:sz w:val="24"/>
+          <w:szCs w:val="24"/>
+        </w:rPr>
+        <w:t xml:space="preserve"> a la licencia para conducir y en caso de que no esté presente la persona conductora u operadora se remitirá el vehículo al </w:t>
+      </w:r>
+      <w:r>
+        <w:rPr>
+          <w:rFonts w:ascii="Arial" w:hAnsi="Arial" w:cs="Arial"/>
+          <w:b/>
+          <w:bCs/>
+          <w:sz w:val="24"/>
+          <w:szCs w:val="24"/>
+        </w:rPr>
+        <w:t>depósito</w:t>
+      </w:r>
+      <w:r>
+        <w:rPr>
+          <w:rFonts w:ascii="Arial" w:hAnsi="Arial" w:cs="Arial"/>
+          <w:sz w:val="24"/>
+          <w:szCs w:val="24"/>
+        </w:rPr>
+        <w:t>;</w:t>
+      </w:r>
+      <w:r>
+        <w:rPr>
+          <w:rFonts w:ascii="Arial" w:hAnsi="Arial" w:cs="Arial"/>
+          <w:sz w:val="24"/>
+          <w:szCs w:val="24"/>
+        </w:rPr>
+        <w:t xml:space="preserve"> </w:t>
+      </w:r>
+    </w:p>
+    <w:p>
+      <w:pPr>
+        <w:ind w:left="708"/>
+        <w:jc w:val="both"/>
+        <w:rPr>
+          <w:rFonts w:ascii="Arial" w:hAnsi="Arial" w:cs="Arial"/>
+          <w:sz w:val="24"/>
+          <w:szCs w:val="24"/>
+        </w:rPr>
+      </w:pPr>
+      <w:r>
+        <w:rPr>
+          <w:rFonts w:ascii="Arial" w:hAnsi="Arial" w:cs="Arial"/>
+          <w:sz w:val="24"/>
+          <w:szCs w:val="24"/>
+        </w:rPr>
+        <w:t xml:space="preserve">VIII. En espacios para servicios especiales autorizados por la SSP o cualquier otro sitio indicado por la señalización vial correspondiente, cuando éste no sea su fin. </w:t>
+      </w:r>
+    </w:p>
+    <w:p>
+      <w:pPr>
+        <w:ind w:left="708"/>
+        <w:jc w:val="both"/>
+        <w:rPr>
+          <w:rFonts w:ascii="Arial" w:hAnsi="Arial" w:cs="Arial"/>
+          <w:sz w:val="24"/>
+          <w:szCs w:val="24"/>
+        </w:rPr>
+      </w:pPr>
+      <w:r>
+        <w:rPr>
+          <w:rFonts w:ascii="Arial" w:hAnsi="Arial" w:cs="Arial"/>
+          <w:sz w:val="24"/>
+          <w:szCs w:val="24"/>
+        </w:rPr>
+        <w:t xml:space="preserve">A quienes infrinjan esta disposición se les sancionará con </w:t>
+      </w:r>
+      <w:r>
+        <w:rPr>
+          <w:rFonts w:ascii="Arial" w:hAnsi="Arial" w:cs="Arial"/>
+          <w:b/>
+          <w:bCs/>
+          <w:sz w:val="24"/>
+          <w:szCs w:val="24"/>
+        </w:rPr>
+        <w:t>arresto</w:t>
+      </w:r>
+      <w:r>
+        <w:rPr>
+          <w:rFonts w:ascii="Arial" w:hAnsi="Arial" w:cs="Arial"/>
+          <w:sz w:val="24"/>
+          <w:szCs w:val="24"/>
+        </w:rPr>
+        <w:t xml:space="preserve"> de hasta por 36 horas y </w:t>
+      </w:r>
+      <w:r>
+        <w:rPr>
+          <w:rFonts w:ascii="Arial" w:hAnsi="Arial" w:cs="Arial"/>
+          <w:b/>
+          <w:bCs/>
+          <w:sz w:val="24"/>
+          <w:szCs w:val="24"/>
+        </w:rPr>
+        <w:t>cuatro puntos de penalización</w:t>
+      </w:r>
+      <w:r>
+        <w:rPr>
+          <w:rFonts w:ascii="Arial" w:hAnsi="Arial" w:cs="Arial"/>
+          <w:sz w:val="24"/>
+          <w:szCs w:val="24"/>
+        </w:rPr>
+        <w:t xml:space="preserve"> a la licencia para conducir y en caso de que no esté presente la persona conductora u operadora se remitirá el vehículo al </w:t>
+      </w:r>
+      <w:r>
+        <w:rPr>
+          <w:rFonts w:ascii="Arial" w:hAnsi="Arial" w:cs="Arial"/>
+          <w:b/>
+          <w:bCs/>
+          <w:sz w:val="24"/>
+          <w:szCs w:val="24"/>
+        </w:rPr>
+        <w:t>depósito</w:t>
+      </w:r>
+      <w:r>
+        <w:rPr>
+          <w:rFonts w:ascii="Arial" w:hAnsi="Arial" w:cs="Arial"/>
+          <w:sz w:val="24"/>
+          <w:szCs w:val="24"/>
+        </w:rPr>
+        <w:t>;</w:t>
+      </w:r>
+      <w:r>
+        <w:rPr>
+          <w:rFonts w:ascii="Arial" w:hAnsi="Arial" w:cs="Arial"/>
+          <w:sz w:val="24"/>
+          <w:szCs w:val="24"/>
+        </w:rPr>
+        <w:t xml:space="preserve"> </w:t>
+      </w:r>
+    </w:p>
+    <w:p>
+      <w:pPr>
+        <w:ind w:left="708"/>
+        <w:jc w:val="both"/>
+        <w:rPr>
+          <w:rFonts w:ascii="Arial" w:hAnsi="Arial" w:cs="Arial"/>
+          <w:sz w:val="24"/>
+          <w:szCs w:val="24"/>
+        </w:rPr>
+      </w:pPr>
+      <w:r>
+        <w:rPr>
+          <w:rFonts w:ascii="Arial" w:hAnsi="Arial" w:cs="Arial"/>
+          <w:sz w:val="24"/>
+          <w:szCs w:val="24"/>
+        </w:rPr>
+        <w:lastRenderedPageBreak/>
+        <w:t xml:space="preserve">IX. En espacios de servicios especiales destinados al ascenso y descenso de pasajeros cuando la permanencia del vehículo supere el tiempo indicado en la señalización vial, excepto cuando se trate de pasajeros con discapacidad o movilidad limitada. </w:t>
+      </w:r>
+    </w:p>
+    <w:p>
+      <w:pPr>
+        <w:ind w:left="708"/>
+        <w:jc w:val="both"/>
+        <w:rPr>
+          <w:rFonts w:ascii="Arial" w:hAnsi="Arial" w:cs="Arial"/>
+          <w:sz w:val="24"/>
+          <w:szCs w:val="24"/>
+        </w:rPr>
+      </w:pPr>
+      <w:r>
+        <w:rPr>
+          <w:rFonts w:ascii="Arial" w:hAnsi="Arial" w:cs="Arial"/>
+          <w:sz w:val="24"/>
+          <w:szCs w:val="24"/>
+        </w:rPr>
+        <w:t xml:space="preserve">A quienes infrinjan esta disposición se les sancionará con amonestación y </w:t>
+      </w:r>
+      <w:r>
+        <w:rPr>
+          <w:rFonts w:ascii="Arial" w:hAnsi="Arial" w:cs="Arial"/>
+          <w:b/>
+          <w:bCs/>
+          <w:sz w:val="24"/>
+          <w:szCs w:val="24"/>
+        </w:rPr>
+        <w:t>dos puntos de penalización</w:t>
+      </w:r>
+      <w:r>
+        <w:rPr>
+          <w:rFonts w:ascii="Arial" w:hAnsi="Arial" w:cs="Arial"/>
+          <w:sz w:val="24"/>
+          <w:szCs w:val="24"/>
+        </w:rPr>
+        <w:t xml:space="preserve"> a la licencia para conducir y en caso de que no esté presente la persona conductora u operadora se remitirá el vehículo al </w:t>
+      </w:r>
+      <w:r>
+        <w:rPr>
+          <w:rFonts w:ascii="Arial" w:hAnsi="Arial" w:cs="Arial"/>
+          <w:b/>
+          <w:bCs/>
+          <w:sz w:val="24"/>
+          <w:szCs w:val="24"/>
+        </w:rPr>
+        <w:t>depósito</w:t>
+      </w:r>
+      <w:r>
+        <w:rPr>
+          <w:rFonts w:ascii="Arial" w:hAnsi="Arial" w:cs="Arial"/>
+          <w:sz w:val="24"/>
+          <w:szCs w:val="24"/>
+        </w:rPr>
+        <w:t>;</w:t>
+      </w:r>
+      <w:r>
+        <w:rPr>
+          <w:rFonts w:ascii="Arial" w:hAnsi="Arial" w:cs="Arial"/>
+          <w:sz w:val="24"/>
+          <w:szCs w:val="24"/>
+        </w:rPr>
+        <w:t xml:space="preserve"> </w:t>
+      </w:r>
+    </w:p>
+    <w:p>
+      <w:pPr>
+        <w:ind w:left="708"/>
+        <w:jc w:val="both"/>
+        <w:rPr>
+          <w:rFonts w:ascii="Arial" w:hAnsi="Arial" w:cs="Arial"/>
+          <w:sz w:val="24"/>
+          <w:szCs w:val="24"/>
+        </w:rPr>
+      </w:pPr>
+      <w:r>
+        <w:rPr>
+          <w:rFonts w:ascii="Arial" w:hAnsi="Arial" w:cs="Arial"/>
+          <w:sz w:val="24"/>
+          <w:szCs w:val="24"/>
+        </w:rPr>
+        <w:t xml:space="preserve">X. Frente a: </w:t>
+      </w:r>
+    </w:p>
+    <w:p>
+      <w:pPr>
+        <w:ind w:left="1416"/>
+        <w:jc w:val="both"/>
+        <w:rPr>
+          <w:rFonts w:ascii="Arial" w:hAnsi="Arial" w:cs="Arial"/>
+          <w:sz w:val="24"/>
+          <w:szCs w:val="24"/>
+        </w:rPr>
+      </w:pPr>
+      <w:r>
+        <w:rPr>
+          <w:rFonts w:ascii="Arial" w:hAnsi="Arial" w:cs="Arial"/>
+          <w:sz w:val="24"/>
+          <w:szCs w:val="24"/>
+        </w:rPr>
+        <w:t xml:space="preserve">a) Bancos; </w:t>
+      </w:r>
+    </w:p>
+    <w:p>
+      <w:pPr>
+        <w:ind w:left="1416"/>
+        <w:jc w:val="both"/>
+        <w:rPr>
+          <w:rFonts w:ascii="Arial" w:hAnsi="Arial" w:cs="Arial"/>
+          <w:sz w:val="24"/>
+          <w:szCs w:val="24"/>
+        </w:rPr>
+      </w:pPr>
+      <w:r>
+        <w:rPr>
+          <w:rFonts w:ascii="Arial" w:hAnsi="Arial" w:cs="Arial"/>
+          <w:sz w:val="24"/>
+          <w:szCs w:val="24"/>
+        </w:rPr>
+        <w:t xml:space="preserve">b) Hidrantes para uso de los bomberos; </w:t>
+      </w:r>
+    </w:p>
+    <w:p>
+      <w:pPr>
+        <w:ind w:left="1416"/>
+        <w:jc w:val="both"/>
+        <w:rPr>
+          <w:rFonts w:ascii="Arial" w:hAnsi="Arial" w:cs="Arial"/>
+          <w:sz w:val="24"/>
+          <w:szCs w:val="24"/>
+        </w:rPr>
+      </w:pPr>
+      <w:r>
+        <w:rPr>
+          <w:rFonts w:ascii="Arial" w:hAnsi="Arial" w:cs="Arial"/>
+          <w:sz w:val="24"/>
+          <w:szCs w:val="24"/>
+        </w:rPr>
+        <w:t xml:space="preserve">c) Entradas y salidas de vehículos de emergencia; </w:t>
+      </w:r>
+    </w:p>
+    <w:p>
+      <w:pPr>
+        <w:ind w:left="1416"/>
+        <w:jc w:val="both"/>
+        <w:rPr>
+          <w:rFonts w:ascii="Arial" w:hAnsi="Arial" w:cs="Arial"/>
+          <w:sz w:val="24"/>
+          <w:szCs w:val="24"/>
+        </w:rPr>
+      </w:pPr>
+      <w:r>
+        <w:rPr>
+          <w:rFonts w:ascii="Arial" w:hAnsi="Arial" w:cs="Arial"/>
+          <w:sz w:val="24"/>
+          <w:szCs w:val="24"/>
+        </w:rPr>
+        <w:t xml:space="preserve">d) Entradas o salidas de estacionamientos públicos y gasolineras; </w:t>
+      </w:r>
+    </w:p>
+    <w:p>
+      <w:pPr>
+        <w:ind w:left="1416"/>
+        <w:jc w:val="both"/>
+        <w:rPr>
+          <w:rFonts w:ascii="Arial" w:hAnsi="Arial" w:cs="Arial"/>
+          <w:sz w:val="24"/>
+          <w:szCs w:val="24"/>
+        </w:rPr>
+      </w:pPr>
+      <w:r>
+        <w:rPr>
+          <w:rFonts w:ascii="Arial" w:hAnsi="Arial" w:cs="Arial"/>
+          <w:sz w:val="24"/>
+          <w:szCs w:val="24"/>
+        </w:rPr>
+        <w:t xml:space="preserve">e) Centros escolares y demás centros de concentración masiva que determine la Coordinación; </w:t>
+      </w:r>
+    </w:p>
+    <w:p>
+      <w:pPr>
+        <w:ind w:left="1416"/>
+        <w:jc w:val="both"/>
+        <w:rPr>
+          <w:rFonts w:ascii="Arial" w:hAnsi="Arial" w:cs="Arial"/>
+          <w:sz w:val="24"/>
+          <w:szCs w:val="24"/>
+        </w:rPr>
+      </w:pPr>
+      <w:r>
+        <w:rPr>
+          <w:rFonts w:ascii="Arial" w:hAnsi="Arial" w:cs="Arial"/>
+          <w:sz w:val="24"/>
+          <w:szCs w:val="24"/>
+        </w:rPr>
+        <w:t xml:space="preserve">f) Rampas peatonales; </w:t>
+      </w:r>
+    </w:p>
+    <w:p>
+      <w:pPr>
+        <w:ind w:left="1416"/>
+        <w:jc w:val="both"/>
+        <w:rPr>
+          <w:rFonts w:ascii="Arial" w:hAnsi="Arial" w:cs="Arial"/>
+          <w:sz w:val="24"/>
+          <w:szCs w:val="24"/>
+        </w:rPr>
+      </w:pPr>
+      <w:r>
+        <w:rPr>
+          <w:rFonts w:ascii="Arial" w:hAnsi="Arial" w:cs="Arial"/>
+          <w:sz w:val="24"/>
+          <w:szCs w:val="24"/>
+        </w:rPr>
+        <w:t xml:space="preserve">g) Rampas de acceso de vehículos, salvo que se trate de la del domicilio de la persona conductora u operadora, siempre y cuando no se invada la acera o el tránsito de personas peatonas; y, </w:t>
+      </w:r>
+    </w:p>
+    <w:p>
+      <w:pPr>
+        <w:ind w:left="1416"/>
+        <w:jc w:val="both"/>
+        <w:rPr>
+          <w:rFonts w:ascii="Arial" w:hAnsi="Arial" w:cs="Arial"/>
+          <w:sz w:val="24"/>
+          <w:szCs w:val="24"/>
+        </w:rPr>
+      </w:pPr>
+      <w:r>
+        <w:rPr>
+          <w:rFonts w:ascii="Arial" w:hAnsi="Arial" w:cs="Arial"/>
+          <w:sz w:val="24"/>
+          <w:szCs w:val="24"/>
+        </w:rPr>
+        <w:t xml:space="preserve">h) En entradas y salidas de personas peatonas en instalaciones de hospitales o centros de salud. </w:t>
+      </w:r>
+    </w:p>
+    <w:p>
+      <w:pPr>
+        <w:ind w:left="1416"/>
+        <w:jc w:val="both"/>
+        <w:rPr>
+          <w:rFonts w:ascii="Arial" w:hAnsi="Arial" w:cs="Arial"/>
+          <w:sz w:val="24"/>
+          <w:szCs w:val="24"/>
+        </w:rPr>
+      </w:pPr>
+      <w:r>
+        <w:rPr>
+          <w:rFonts w:ascii="Arial" w:hAnsi="Arial" w:cs="Arial"/>
+          <w:sz w:val="24"/>
+          <w:szCs w:val="24"/>
+        </w:rPr>
+        <w:t xml:space="preserve">Del a) al h) … A quienes infrinjan esta disposición se les sancionará con </w:t>
+      </w:r>
+      <w:r>
+        <w:rPr>
+          <w:rFonts w:ascii="Arial" w:hAnsi="Arial" w:cs="Arial"/>
+          <w:b/>
+          <w:bCs/>
+          <w:sz w:val="24"/>
+          <w:szCs w:val="24"/>
+        </w:rPr>
+        <w:t>arresto</w:t>
+      </w:r>
+      <w:r>
+        <w:rPr>
+          <w:rFonts w:ascii="Arial" w:hAnsi="Arial" w:cs="Arial"/>
+          <w:sz w:val="24"/>
+          <w:szCs w:val="24"/>
+        </w:rPr>
+        <w:t xml:space="preserve"> de hasta por 36 horas y </w:t>
+      </w:r>
+      <w:r>
+        <w:rPr>
+          <w:rFonts w:ascii="Arial" w:hAnsi="Arial" w:cs="Arial"/>
+          <w:b/>
+          <w:bCs/>
+          <w:sz w:val="24"/>
+          <w:szCs w:val="24"/>
+        </w:rPr>
+        <w:t>cuatro puntos de penalización</w:t>
+      </w:r>
+      <w:r>
+        <w:rPr>
+          <w:rFonts w:ascii="Arial" w:hAnsi="Arial" w:cs="Arial"/>
+          <w:sz w:val="24"/>
+          <w:szCs w:val="24"/>
+        </w:rPr>
+        <w:t xml:space="preserve"> a la licencia para conducir y en caso de que no esté presente la persona conductora u operadora se remitirá el vehículo al </w:t>
+      </w:r>
+      <w:r>
+        <w:rPr>
+          <w:rFonts w:ascii="Arial" w:hAnsi="Arial" w:cs="Arial"/>
+          <w:b/>
+          <w:bCs/>
+          <w:sz w:val="24"/>
+          <w:szCs w:val="24"/>
+        </w:rPr>
+        <w:t>depósito</w:t>
+      </w:r>
+      <w:r>
+        <w:rPr>
+          <w:rFonts w:ascii="Arial" w:hAnsi="Arial" w:cs="Arial"/>
+          <w:sz w:val="24"/>
+          <w:szCs w:val="24"/>
+        </w:rPr>
+        <w:t>;</w:t>
+      </w:r>
+      <w:r>
+        <w:rPr>
+          <w:rFonts w:ascii="Arial" w:hAnsi="Arial" w:cs="Arial"/>
+          <w:sz w:val="24"/>
+          <w:szCs w:val="24"/>
+        </w:rPr>
+        <w:t xml:space="preserve"> </w:t>
+      </w:r>
+    </w:p>
+    <w:p>
+      <w:pPr>
+        <w:ind w:left="708"/>
+        <w:jc w:val="both"/>
+        <w:rPr>
+          <w:rFonts w:ascii="Arial" w:hAnsi="Arial" w:cs="Arial"/>
+          <w:sz w:val="24"/>
+          <w:szCs w:val="24"/>
+        </w:rPr>
+      </w:pPr>
+      <w:r>
+        <w:rPr>
+          <w:rFonts w:ascii="Arial" w:hAnsi="Arial" w:cs="Arial"/>
+          <w:sz w:val="24"/>
+          <w:szCs w:val="24"/>
+        </w:rPr>
+        <w:t xml:space="preserve">XI. En lugares donde se obstruya la visibilidad de la señalización vial. </w:t>
+      </w:r>
+    </w:p>
+    <w:p>
+      <w:pPr>
+        <w:ind w:left="708"/>
+        <w:jc w:val="both"/>
+        <w:rPr>
+          <w:rFonts w:ascii="Arial" w:hAnsi="Arial" w:cs="Arial"/>
+          <w:sz w:val="24"/>
+          <w:szCs w:val="24"/>
+        </w:rPr>
+      </w:pPr>
+      <w:r>
+        <w:rPr>
+          <w:rFonts w:ascii="Arial" w:hAnsi="Arial" w:cs="Arial"/>
+          <w:sz w:val="24"/>
+          <w:szCs w:val="24"/>
+        </w:rPr>
+        <w:t xml:space="preserve">A quienes infrinjan esta disposición se les sancionará con amonestación y </w:t>
+      </w:r>
+      <w:r>
+        <w:rPr>
+          <w:rFonts w:ascii="Arial" w:hAnsi="Arial" w:cs="Arial"/>
+          <w:b/>
+          <w:bCs/>
+          <w:sz w:val="24"/>
+          <w:szCs w:val="24"/>
+        </w:rPr>
+        <w:t>un punto de penalización</w:t>
+      </w:r>
+      <w:r>
+        <w:rPr>
+          <w:rFonts w:ascii="Arial" w:hAnsi="Arial" w:cs="Arial"/>
+          <w:sz w:val="24"/>
+          <w:szCs w:val="24"/>
+        </w:rPr>
+        <w:t xml:space="preserve"> a la licencia para conducir y en caso de que no esté presente la persona conductora u operadora se remitirá el vehículo al depósito;</w:t>
+      </w:r>
+    </w:p>
+    <w:p>
+      <w:pPr>
+        <w:ind w:left="708"/>
+        <w:jc w:val="both"/>
+        <w:rPr>
+          <w:rFonts w:ascii="Arial" w:hAnsi="Arial" w:cs="Arial"/>
+          <w:sz w:val="24"/>
+          <w:szCs w:val="24"/>
+        </w:rPr>
+      </w:pPr>
+      <w:r>
+        <w:rPr>
+          <w:rFonts w:ascii="Arial" w:hAnsi="Arial" w:cs="Arial"/>
+          <w:sz w:val="24"/>
+          <w:szCs w:val="24"/>
+        </w:rPr>
+        <w:t xml:space="preserve">XII. Sobre las vías públicas o estatales de comunicación en doble o más filas. </w:t>
+      </w:r>
+    </w:p>
+    <w:p>
+      <w:pPr>
+        <w:ind w:left="708"/>
+        <w:jc w:val="both"/>
+        <w:rPr>
+          <w:rFonts w:ascii="Arial" w:hAnsi="Arial" w:cs="Arial"/>
+          <w:sz w:val="24"/>
+          <w:szCs w:val="24"/>
+        </w:rPr>
+      </w:pPr>
+      <w:r>
+        <w:rPr>
+          <w:rFonts w:ascii="Arial" w:hAnsi="Arial" w:cs="Arial"/>
+          <w:sz w:val="24"/>
+          <w:szCs w:val="24"/>
+        </w:rPr>
+        <w:t>A quienes infrinjan esta disposición se les sancionará con amonestación y tres puntos de penalización a la licencia para conducir y en caso de que no esté presente la persona conductora u operadora se remitirá el vehículo al depósito;</w:t>
+      </w:r>
+      <w:r>
+        <w:rPr>
+          <w:rFonts w:ascii="Arial" w:hAnsi="Arial" w:cs="Arial"/>
+          <w:sz w:val="24"/>
+          <w:szCs w:val="24"/>
+        </w:rPr>
+        <w:t xml:space="preserve"> </w:t>
+      </w:r>
+    </w:p>
+    <w:p>
+      <w:pPr>
+        <w:ind w:left="708"/>
+        <w:jc w:val="both"/>
+        <w:rPr>
+          <w:rFonts w:ascii="Arial" w:hAnsi="Arial" w:cs="Arial"/>
+          <w:sz w:val="24"/>
+          <w:szCs w:val="24"/>
+        </w:rPr>
+      </w:pPr>
+      <w:r>
+        <w:rPr>
+          <w:rFonts w:ascii="Arial" w:hAnsi="Arial" w:cs="Arial"/>
+          <w:sz w:val="24"/>
+          <w:szCs w:val="24"/>
+        </w:rPr>
+        <w:lastRenderedPageBreak/>
+        <w:t xml:space="preserve">XIII. En batería, con excepción de bicicletas y motocicletas o que un señalamiento así lo permita. </w:t>
+      </w:r>
+    </w:p>
+    <w:p>
+      <w:pPr>
+        <w:ind w:left="708"/>
+        <w:jc w:val="both"/>
+        <w:rPr>
+          <w:rFonts w:ascii="Arial" w:hAnsi="Arial" w:cs="Arial"/>
+          <w:sz w:val="24"/>
+          <w:szCs w:val="24"/>
+        </w:rPr>
+      </w:pPr>
+      <w:r>
+        <w:rPr>
+          <w:rFonts w:ascii="Arial" w:hAnsi="Arial" w:cs="Arial"/>
+          <w:sz w:val="24"/>
+          <w:szCs w:val="24"/>
+        </w:rPr>
+        <w:t xml:space="preserve">A quienes infrinjan esta disposición se les sancionará con amonestación y un punto de penalización a la licencia para conducir y en caso de que no esté presente la persona conductora u operadora se remitirá el vehículo al depósito; </w:t>
+      </w:r>
+      <w:r>
+        <w:rPr>
+          <w:rFonts w:ascii="Arial" w:hAnsi="Arial" w:cs="Arial"/>
+          <w:sz w:val="24"/>
+          <w:szCs w:val="24"/>
+        </w:rPr>
+        <w:t xml:space="preserve"> </w:t>
+      </w:r>
+    </w:p>
+    <w:p>
+      <w:pPr>
+        <w:ind w:left="708"/>
+        <w:jc w:val="both"/>
+        <w:rPr>
+          <w:rFonts w:ascii="Arial" w:hAnsi="Arial" w:cs="Arial"/>
+          <w:sz w:val="24"/>
+          <w:szCs w:val="24"/>
+        </w:rPr>
+      </w:pPr>
+      <w:r>
+        <w:rPr>
+          <w:rFonts w:ascii="Arial" w:hAnsi="Arial" w:cs="Arial"/>
+          <w:sz w:val="24"/>
+          <w:szCs w:val="24"/>
+        </w:rPr>
+        <w:t xml:space="preserve">XIV. En un tramo menor a: </w:t>
+      </w:r>
+    </w:p>
+    <w:p>
+      <w:pPr>
+        <w:ind w:left="1416"/>
+        <w:jc w:val="both"/>
+        <w:rPr>
+          <w:rFonts w:ascii="Arial" w:hAnsi="Arial" w:cs="Arial"/>
+          <w:sz w:val="24"/>
+          <w:szCs w:val="24"/>
+        </w:rPr>
+      </w:pPr>
+      <w:r>
+        <w:rPr>
+          <w:rFonts w:ascii="Arial" w:hAnsi="Arial" w:cs="Arial"/>
+          <w:sz w:val="24"/>
+          <w:szCs w:val="24"/>
+        </w:rPr>
+        <w:t xml:space="preserve">a) Siete metros y medio a partir de la guarnición de la vía trasversal; </w:t>
+      </w:r>
+    </w:p>
+    <w:p>
+      <w:pPr>
+        <w:ind w:left="1416"/>
+        <w:jc w:val="both"/>
+        <w:rPr>
+          <w:rFonts w:ascii="Arial" w:hAnsi="Arial" w:cs="Arial"/>
+          <w:sz w:val="24"/>
+          <w:szCs w:val="24"/>
+        </w:rPr>
+      </w:pPr>
+      <w:r>
+        <w:rPr>
+          <w:rFonts w:ascii="Arial" w:hAnsi="Arial" w:cs="Arial"/>
+          <w:sz w:val="24"/>
+          <w:szCs w:val="24"/>
+        </w:rPr>
+        <w:t xml:space="preserve">b) Seis metros de la entrada de una estación de bomberos y de vehículos de emergencia, y en un espacio de 25 metros a cada lado del eje de entrada en la acera opuesta de ella; y, </w:t>
+      </w:r>
+    </w:p>
+    <w:p>
+      <w:pPr>
+        <w:ind w:left="1416"/>
+        <w:jc w:val="both"/>
+        <w:rPr>
+          <w:rFonts w:ascii="Arial" w:hAnsi="Arial" w:cs="Arial"/>
+          <w:sz w:val="24"/>
+          <w:szCs w:val="24"/>
+        </w:rPr>
+      </w:pPr>
+      <w:r>
+        <w:rPr>
+          <w:rFonts w:ascii="Arial" w:hAnsi="Arial" w:cs="Arial"/>
+          <w:sz w:val="24"/>
+          <w:szCs w:val="24"/>
+        </w:rPr>
+        <w:t xml:space="preserve">c) Diez metros de cualquier cruce de vía férrea. </w:t>
+      </w:r>
+    </w:p>
+    <w:p>
+      <w:pPr>
+        <w:ind w:left="1416"/>
+        <w:jc w:val="both"/>
+        <w:rPr>
+          <w:rFonts w:ascii="Arial" w:hAnsi="Arial" w:cs="Arial"/>
+          <w:sz w:val="24"/>
+          <w:szCs w:val="24"/>
+        </w:rPr>
+      </w:pPr>
+      <w:r>
+        <w:rPr>
+          <w:rFonts w:ascii="Arial" w:hAnsi="Arial" w:cs="Arial"/>
+          <w:sz w:val="24"/>
+          <w:szCs w:val="24"/>
+        </w:rPr>
+        <w:t>Del a) al c) … A quienes infrinjan esta disposición se les sancionará con una amonestación y un punto de penalización a la licencia para conducir y en caso de que no esté presente la persona conductora u operadora se remitirá el vehículo al depósito</w:t>
+      </w:r>
+      <w:r>
+        <w:rPr>
+          <w:rFonts w:ascii="Arial" w:hAnsi="Arial" w:cs="Arial"/>
+          <w:sz w:val="24"/>
+          <w:szCs w:val="24"/>
+        </w:rPr>
+        <w:t xml:space="preserve">. </w:t>
+      </w:r>
+    </w:p>
+    <w:p>
+      <w:pPr>
+        <w:ind w:left="708"/>
+        <w:jc w:val="both"/>
+        <w:rPr>
+          <w:rFonts w:ascii="Arial" w:hAnsi="Arial" w:cs="Arial"/>
+          <w:sz w:val="24"/>
+          <w:szCs w:val="24"/>
+        </w:rPr>
+      </w:pPr>
+      <w:r>
+        <w:rPr>
+          <w:rFonts w:ascii="Arial" w:hAnsi="Arial" w:cs="Arial"/>
+          <w:sz w:val="24"/>
+          <w:szCs w:val="24"/>
+        </w:rPr>
+        <w:t xml:space="preserve">XV. En lugares o cajones destinados al estacionamiento de vehículos que transporten o sean conducidos por personas con discapacidad, identificados con el señalamiento informativo. </w:t>
+      </w:r>
+    </w:p>
+    <w:p>
+      <w:pPr>
+        <w:ind w:left="708"/>
+        <w:jc w:val="both"/>
+        <w:rPr>
+          <w:rFonts w:ascii="Arial" w:hAnsi="Arial" w:cs="Arial"/>
+          <w:sz w:val="24"/>
+          <w:szCs w:val="24"/>
+        </w:rPr>
+      </w:pPr>
+      <w:r>
+        <w:rPr>
+          <w:rFonts w:ascii="Arial" w:hAnsi="Arial" w:cs="Arial"/>
+          <w:sz w:val="24"/>
+          <w:szCs w:val="24"/>
+        </w:rPr>
+        <w:t>A quienes infrinjan esta disposición se les sancionará con suspensión de la licencia o permiso para conducir vehículos y seis puntos de penalización a la licencia para conducir y en caso de que no esté presente la persona conductora u operadora se remitirá el vehículo al depósito;</w:t>
+      </w:r>
+    </w:p>
+    <w:p>
+      <w:pPr>
+        <w:ind w:left="708"/>
+        <w:jc w:val="both"/>
+        <w:rPr>
+          <w:rFonts w:ascii="Arial" w:hAnsi="Arial" w:cs="Arial"/>
+          <w:sz w:val="24"/>
+          <w:szCs w:val="24"/>
+        </w:rPr>
+      </w:pPr>
+      <w:r>
+        <w:rPr>
+          <w:rFonts w:ascii="Arial" w:hAnsi="Arial" w:cs="Arial"/>
+          <w:sz w:val="24"/>
+          <w:szCs w:val="24"/>
+        </w:rPr>
+        <w:t xml:space="preserve">XVI. En carreteras de no más de dos carriles y con doble sentido de circulación, en un tramo menor a; </w:t>
+      </w:r>
+    </w:p>
+    <w:p>
+      <w:pPr>
+        <w:ind w:left="1416"/>
+        <w:jc w:val="both"/>
+        <w:rPr>
+          <w:rFonts w:ascii="Arial" w:hAnsi="Arial" w:cs="Arial"/>
+          <w:sz w:val="24"/>
+          <w:szCs w:val="24"/>
+        </w:rPr>
+      </w:pPr>
+      <w:r>
+        <w:rPr>
+          <w:rFonts w:ascii="Arial" w:hAnsi="Arial" w:cs="Arial"/>
+          <w:sz w:val="24"/>
+          <w:szCs w:val="24"/>
+        </w:rPr>
+        <w:t xml:space="preserve">a) Cincuenta metros de un vehículo estacionado en el lado opuesto; y, </w:t>
+      </w:r>
+    </w:p>
+    <w:p>
+      <w:pPr>
+        <w:ind w:left="1416"/>
+        <w:jc w:val="both"/>
+        <w:rPr>
+          <w:rFonts w:ascii="Arial" w:hAnsi="Arial" w:cs="Arial"/>
+          <w:sz w:val="24"/>
+          <w:szCs w:val="24"/>
+        </w:rPr>
+      </w:pPr>
+      <w:r>
+        <w:rPr>
+          <w:rFonts w:ascii="Arial" w:hAnsi="Arial" w:cs="Arial"/>
+          <w:sz w:val="24"/>
+          <w:szCs w:val="24"/>
+        </w:rPr>
+        <w:t xml:space="preserve">b) Cien metros de una curva o cima sin visibilidad. </w:t>
+      </w:r>
+    </w:p>
+    <w:p>
+      <w:pPr>
+        <w:ind w:left="1416"/>
+        <w:jc w:val="both"/>
+        <w:rPr>
+          <w:rFonts w:ascii="Arial" w:hAnsi="Arial" w:cs="Arial"/>
+          <w:sz w:val="24"/>
+          <w:szCs w:val="24"/>
+        </w:rPr>
+      </w:pPr>
+      <w:r>
+        <w:rPr>
+          <w:rFonts w:ascii="Arial" w:hAnsi="Arial" w:cs="Arial"/>
+          <w:sz w:val="24"/>
+          <w:szCs w:val="24"/>
+        </w:rPr>
+        <w:t xml:space="preserve">a) y b) … A quienes infrinjan esta disposición se les sancionará con amonestación y </w:t>
+      </w:r>
+      <w:r>
+        <w:rPr>
+          <w:rFonts w:ascii="Arial" w:hAnsi="Arial" w:cs="Arial"/>
+          <w:b/>
+          <w:bCs/>
+          <w:sz w:val="24"/>
+          <w:szCs w:val="24"/>
+        </w:rPr>
+        <w:t>dos puntos de penalización</w:t>
+      </w:r>
+      <w:r>
+        <w:rPr>
+          <w:rFonts w:ascii="Arial" w:hAnsi="Arial" w:cs="Arial"/>
+          <w:sz w:val="24"/>
+          <w:szCs w:val="24"/>
+        </w:rPr>
+        <w:t xml:space="preserve"> a la licencia para conducir y en caso de que no esté presente la persona conductora u operadora se remitirá el vehículo al depósito.</w:t>
+      </w:r>
+      <w:r>
+        <w:rPr>
+          <w:rFonts w:ascii="Arial" w:hAnsi="Arial" w:cs="Arial"/>
+          <w:sz w:val="24"/>
+          <w:szCs w:val="24"/>
+        </w:rPr>
+        <w:t xml:space="preserve"> </w:t>
+      </w:r>
+    </w:p>
+    <w:p>
+      <w:pPr>
+        <w:ind w:left="708"/>
+        <w:jc w:val="both"/>
+        <w:rPr>
+          <w:rFonts w:ascii="Arial" w:hAnsi="Arial" w:cs="Arial"/>
+          <w:sz w:val="24"/>
+          <w:szCs w:val="24"/>
+        </w:rPr>
+      </w:pPr>
+      <w:r>
+        <w:rPr>
+          <w:rFonts w:ascii="Arial" w:hAnsi="Arial" w:cs="Arial"/>
+          <w:sz w:val="24"/>
+          <w:szCs w:val="24"/>
+        </w:rPr>
+        <w:t xml:space="preserve">XVII. En sentido contrario a la circulación. </w:t>
+      </w:r>
+    </w:p>
+    <w:p>
+      <w:pPr>
+        <w:ind w:left="708"/>
+        <w:jc w:val="both"/>
+        <w:rPr>
+          <w:rFonts w:ascii="Arial" w:hAnsi="Arial" w:cs="Arial"/>
+          <w:sz w:val="24"/>
+          <w:szCs w:val="24"/>
+        </w:rPr>
+      </w:pPr>
+      <w:r>
+        <w:rPr>
+          <w:rFonts w:ascii="Arial" w:hAnsi="Arial" w:cs="Arial"/>
+          <w:sz w:val="24"/>
+          <w:szCs w:val="24"/>
+        </w:rPr>
+        <w:t xml:space="preserve">A quienes infrinjan esta disposición se les sancionará con amonestación y dos puntos de penalización a la licencia para conducir y en caso de que no esté presente la persona conductora u operadora se remitirá el vehículo al depósito; </w:t>
+      </w:r>
+      <w:r>
+        <w:rPr>
+          <w:rFonts w:ascii="Arial" w:hAnsi="Arial" w:cs="Arial"/>
+          <w:sz w:val="24"/>
+          <w:szCs w:val="24"/>
+        </w:rPr>
+        <w:t xml:space="preserve"> </w:t>
+      </w:r>
+    </w:p>
+    <w:p>
+      <w:pPr>
+        <w:ind w:left="708"/>
+        <w:jc w:val="both"/>
+        <w:rPr>
+          <w:rFonts w:ascii="Arial" w:hAnsi="Arial" w:cs="Arial"/>
+          <w:sz w:val="24"/>
+          <w:szCs w:val="24"/>
+        </w:rPr>
+      </w:pPr>
+      <w:r>
+        <w:rPr>
+          <w:rFonts w:ascii="Arial" w:hAnsi="Arial" w:cs="Arial"/>
+          <w:sz w:val="24"/>
+          <w:szCs w:val="24"/>
+        </w:rPr>
+        <w:lastRenderedPageBreak/>
+        <w:t xml:space="preserve">XVIII. En los cajones exclusivos debidamente autorizados y que cuenten con marcas que así lo indiquen. </w:t>
+      </w:r>
+    </w:p>
+    <w:p>
+      <w:pPr>
+        <w:ind w:left="708"/>
+        <w:jc w:val="both"/>
+        <w:rPr>
+          <w:rFonts w:ascii="Arial" w:hAnsi="Arial" w:cs="Arial"/>
+          <w:sz w:val="24"/>
+          <w:szCs w:val="24"/>
+        </w:rPr>
+      </w:pPr>
+      <w:r>
+        <w:rPr>
+          <w:rFonts w:ascii="Arial" w:hAnsi="Arial" w:cs="Arial"/>
+          <w:sz w:val="24"/>
+          <w:szCs w:val="24"/>
+        </w:rPr>
+        <w:t>A quienes infrinjan esta disposición se les sancionará con suspensión de la licencia o permiso para conducir vehículos y seis puntos de penalización a la licencia para conducir y en caso de que no esté presente la persona</w:t>
+      </w:r>
+      <w:r>
+        <w:rPr>
+          <w:rFonts w:ascii="Arial" w:hAnsi="Arial" w:cs="Arial"/>
+          <w:sz w:val="24"/>
+          <w:szCs w:val="24"/>
+        </w:rPr>
+        <w:t xml:space="preserve"> </w:t>
+      </w:r>
+      <w:r>
+        <w:rPr>
+          <w:rFonts w:ascii="Arial" w:hAnsi="Arial" w:cs="Arial"/>
+          <w:sz w:val="24"/>
+          <w:szCs w:val="24"/>
+        </w:rPr>
+        <w:t xml:space="preserve">conductora u operadora se remitirá el vehículo al </w:t>
+      </w:r>
+      <w:r>
+        <w:rPr>
+          <w:rFonts w:ascii="Arial" w:hAnsi="Arial" w:cs="Arial"/>
+          <w:b/>
+          <w:bCs/>
+          <w:sz w:val="24"/>
+          <w:szCs w:val="24"/>
+        </w:rPr>
+        <w:t>depósito</w:t>
+      </w:r>
+      <w:r>
+        <w:rPr>
+          <w:rFonts w:ascii="Arial" w:hAnsi="Arial" w:cs="Arial"/>
+          <w:sz w:val="24"/>
+          <w:szCs w:val="24"/>
+        </w:rPr>
+        <w:t>; y,</w:t>
+      </w:r>
+      <w:r>
+        <w:rPr>
+          <w:rFonts w:ascii="Arial" w:hAnsi="Arial" w:cs="Arial"/>
+          <w:sz w:val="24"/>
+          <w:szCs w:val="24"/>
+        </w:rPr>
+        <w:t xml:space="preserve"> </w:t>
+      </w:r>
+    </w:p>
+    <w:p>
+      <w:pPr>
+        <w:ind w:left="708"/>
+        <w:jc w:val="both"/>
+        <w:rPr>
+          <w:rFonts w:ascii="Arial" w:hAnsi="Arial" w:cs="Arial"/>
+          <w:sz w:val="24"/>
+          <w:szCs w:val="24"/>
+        </w:rPr>
+      </w:pPr>
+      <w:r>
+        <w:rPr>
+          <w:rFonts w:ascii="Arial" w:hAnsi="Arial" w:cs="Arial"/>
+          <w:sz w:val="24"/>
+          <w:szCs w:val="24"/>
+        </w:rPr>
+        <w:t xml:space="preserve">XIX. En vías ciclistas y en el espacio contiguo a estas, con excepción de los vehículos no motorizados para los que están destinados estos espacios. </w:t>
+      </w:r>
+    </w:p>
+    <w:p>
+      <w:pPr>
+        <w:ind w:left="708"/>
+        <w:jc w:val="both"/>
+        <w:rPr>
+          <w:rFonts w:ascii="Arial" w:hAnsi="Arial" w:cs="Arial"/>
+          <w:sz w:val="24"/>
+          <w:szCs w:val="24"/>
+        </w:rPr>
+      </w:pPr>
+      <w:r>
+        <w:rPr>
+          <w:rFonts w:ascii="Arial" w:hAnsi="Arial" w:cs="Arial"/>
+          <w:sz w:val="24"/>
+          <w:szCs w:val="24"/>
+        </w:rPr>
+        <w:t xml:space="preserve">A quienes infrinjan esta disposición se les sancionará con amonestación y </w:t>
+      </w:r>
+      <w:r>
+        <w:rPr>
+          <w:rFonts w:ascii="Arial" w:hAnsi="Arial" w:cs="Arial"/>
+          <w:b/>
+          <w:bCs/>
+          <w:sz w:val="24"/>
+          <w:szCs w:val="24"/>
+        </w:rPr>
+        <w:t>cuatro puntos de penalización</w:t>
+      </w:r>
+      <w:r>
+        <w:rPr>
+          <w:rFonts w:ascii="Arial" w:hAnsi="Arial" w:cs="Arial"/>
+          <w:sz w:val="24"/>
+          <w:szCs w:val="24"/>
+        </w:rPr>
+        <w:t xml:space="preserve"> a la licencia para conducir y en caso de que no esté presente la persona conductora u operadora se remitirá el vehículo al </w:t>
+      </w:r>
+      <w:r>
+        <w:rPr>
+          <w:rFonts w:ascii="Arial" w:hAnsi="Arial" w:cs="Arial"/>
+          <w:b/>
+          <w:bCs/>
+          <w:sz w:val="24"/>
+          <w:szCs w:val="24"/>
+        </w:rPr>
+        <w:t>depósito</w:t>
+      </w:r>
+      <w:r>
+        <w:rPr>
+          <w:rFonts w:ascii="Arial" w:hAnsi="Arial" w:cs="Arial"/>
+          <w:sz w:val="24"/>
+          <w:szCs w:val="24"/>
+        </w:rPr>
+        <w:t>.</w:t>
+      </w:r>
     </w:p>
     <w:p>
       <w:pPr>
@@ -21337,6 +28913,95 @@
     </w:lvl>
   </w:abstractNum>
   <w:abstractNum w:abstractNumId="1" w15:restartNumberingAfterBreak="0">
+    <w:nsid w:val="068E3123"/>
+    <w:multiLevelType w:val="hybridMultilevel"/>
+    <w:tmpl w:val="281867AA"/>
+    <w:lvl w:ilvl="0" w:tplc="15F23038">
+      <w:start w:val="1"/>
+      <w:numFmt w:val="upperRoman"/>
+      <w:lvlText w:val="%1."/>
+      <w:lvlJc w:val="left"/>
+      <w:pPr>
+        <w:ind w:left="1428" w:hanging="720"/>
+      </w:pPr>
+      <w:rPr>
+        <w:rFonts w:hint="default"/>
+      </w:rPr>
+    </w:lvl>
+    <w:lvl w:ilvl="1" w:tplc="080A0019" w:tentative="1">
+      <w:start w:val="1"/>
+      <w:numFmt w:val="lowerLetter"/>
+      <w:lvlText w:val="%2."/>
+      <w:lvlJc w:val="left"/>
+      <w:pPr>
+        <w:ind w:left="1788" w:hanging="360"/>
+      </w:pPr>
+    </w:lvl>
+    <w:lvl w:ilvl="2" w:tplc="080A001B" w:tentative="1">
+      <w:start w:val="1"/>
+      <w:numFmt w:val="lowerRoman"/>
+      <w:lvlText w:val="%3."/>
+      <w:lvlJc w:val="right"/>
+      <w:pPr>
+        <w:ind w:left="2508" w:hanging="180"/>
+      </w:pPr>
+    </w:lvl>
+    <w:lvl w:ilvl="3" w:tplc="080A000F" w:tentative="1">
+      <w:start w:val="1"/>
+      <w:numFmt w:val="decimal"/>
+      <w:lvlText w:val="%4."/>
+      <w:lvlJc w:val="left"/>
+      <w:pPr>
+        <w:ind w:left="3228" w:hanging="360"/>
+      </w:pPr>
+    </w:lvl>
+    <w:lvl w:ilvl="4" w:tplc="080A0019" w:tentative="1">
+      <w:start w:val="1"/>
+      <w:numFmt w:val="lowerLetter"/>
+      <w:lvlText w:val="%5."/>
+      <w:lvlJc w:val="left"/>
+      <w:pPr>
+        <w:ind w:left="3948" w:hanging="360"/>
+      </w:pPr>
+    </w:lvl>
+    <w:lvl w:ilvl="5" w:tplc="080A001B" w:tentative="1">
+      <w:start w:val="1"/>
+      <w:numFmt w:val="lowerRoman"/>
+      <w:lvlText w:val="%6."/>
+      <w:lvlJc w:val="right"/>
+      <w:pPr>
+        <w:ind w:left="4668" w:hanging="180"/>
+      </w:pPr>
+    </w:lvl>
+    <w:lvl w:ilvl="6" w:tplc="080A000F" w:tentative="1">
+      <w:start w:val="1"/>
+      <w:numFmt w:val="decimal"/>
+      <w:lvlText w:val="%7."/>
+      <w:lvlJc w:val="left"/>
+      <w:pPr>
+        <w:ind w:left="5388" w:hanging="360"/>
+      </w:pPr>
+    </w:lvl>
+    <w:lvl w:ilvl="7" w:tplc="080A0019" w:tentative="1">
+      <w:start w:val="1"/>
+      <w:numFmt w:val="lowerLetter"/>
+      <w:lvlText w:val="%8."/>
+      <w:lvlJc w:val="left"/>
+      <w:pPr>
+        <w:ind w:left="6108" w:hanging="360"/>
+      </w:pPr>
+    </w:lvl>
+    <w:lvl w:ilvl="8" w:tplc="080A001B" w:tentative="1">
+      <w:start w:val="1"/>
+      <w:numFmt w:val="lowerRoman"/>
+      <w:lvlText w:val="%9."/>
+      <w:lvlJc w:val="right"/>
+      <w:pPr>
+        <w:ind w:left="6828" w:hanging="180"/>
+      </w:pPr>
+    </w:lvl>
+  </w:abstractNum>
+  <w:abstractNum w:abstractNumId="2" w15:restartNumberingAfterBreak="0">
     <w:nsid w:val="0A74436D"/>
     <w:multiLevelType w:val="hybridMultilevel"/>
     <w:tmpl w:val="F0D606E0"/>
@@ -21425,7 +29090,7 @@
       </w:pPr>
     </w:lvl>
   </w:abstractNum>
-  <w:abstractNum w:abstractNumId="2" w15:restartNumberingAfterBreak="0">
+  <w:abstractNum w:abstractNumId="3" w15:restartNumberingAfterBreak="0">
     <w:nsid w:val="16C068CD"/>
     <w:multiLevelType w:val="hybridMultilevel"/>
     <w:tmpl w:val="432A24A8"/>
@@ -21514,7 +29179,7 @@
       </w:pPr>
     </w:lvl>
   </w:abstractNum>
-  <w:abstractNum w:abstractNumId="3" w15:restartNumberingAfterBreak="0">
+  <w:abstractNum w:abstractNumId="4" w15:restartNumberingAfterBreak="0">
     <w:nsid w:val="1E804F89"/>
     <w:multiLevelType w:val="hybridMultilevel"/>
     <w:tmpl w:val="E64453FA"/>
@@ -21603,7 +29268,7 @@
       </w:pPr>
     </w:lvl>
   </w:abstractNum>
-  <w:abstractNum w:abstractNumId="4" w15:restartNumberingAfterBreak="0">
+  <w:abstractNum w:abstractNumId="5" w15:restartNumberingAfterBreak="0">
     <w:nsid w:val="217B1FA6"/>
     <w:multiLevelType w:val="hybridMultilevel"/>
     <w:tmpl w:val="4238CB7E"/>
@@ -21692,7 +29357,7 @@
       </w:pPr>
     </w:lvl>
   </w:abstractNum>
-  <w:abstractNum w:abstractNumId="5" w15:restartNumberingAfterBreak="0">
+  <w:abstractNum w:abstractNumId="6" w15:restartNumberingAfterBreak="0">
     <w:nsid w:val="295C6955"/>
     <w:multiLevelType w:val="hybridMultilevel"/>
     <w:tmpl w:val="32DC9BDE"/>
@@ -21781,7 +29446,7 @@
       </w:pPr>
     </w:lvl>
   </w:abstractNum>
-  <w:abstractNum w:abstractNumId="6" w15:restartNumberingAfterBreak="0">
+  <w:abstractNum w:abstractNumId="7" w15:restartNumberingAfterBreak="0">
     <w:nsid w:val="34A56C79"/>
     <w:multiLevelType w:val="hybridMultilevel"/>
     <w:tmpl w:val="3F54E0B4"/>
@@ -21870,7 +29535,7 @@
       </w:pPr>
     </w:lvl>
   </w:abstractNum>
-  <w:abstractNum w:abstractNumId="7" w15:restartNumberingAfterBreak="0">
+  <w:abstractNum w:abstractNumId="8" w15:restartNumberingAfterBreak="0">
     <w:nsid w:val="3597101E"/>
     <w:multiLevelType w:val="hybridMultilevel"/>
     <w:tmpl w:val="502E8D6C"/>
@@ -21959,7 +29624,96 @@
       </w:pPr>
     </w:lvl>
   </w:abstractNum>
-  <w:abstractNum w:abstractNumId="8" w15:restartNumberingAfterBreak="0">
+  <w:abstractNum w:abstractNumId="9" w15:restartNumberingAfterBreak="0">
+    <w:nsid w:val="35D57D72"/>
+    <w:multiLevelType w:val="hybridMultilevel"/>
+    <w:tmpl w:val="A7BAFBF2"/>
+    <w:lvl w:ilvl="0" w:tplc="D7DA6D0A">
+      <w:start w:val="1"/>
+      <w:numFmt w:val="upperRoman"/>
+      <w:lvlText w:val="%1."/>
+      <w:lvlJc w:val="left"/>
+      <w:pPr>
+        <w:ind w:left="1428" w:hanging="720"/>
+      </w:pPr>
+      <w:rPr>
+        <w:rFonts w:hint="default"/>
+      </w:rPr>
+    </w:lvl>
+    <w:lvl w:ilvl="1" w:tplc="080A0019" w:tentative="1">
+      <w:start w:val="1"/>
+      <w:numFmt w:val="lowerLetter"/>
+      <w:lvlText w:val="%2."/>
+      <w:lvlJc w:val="left"/>
+      <w:pPr>
+        <w:ind w:left="1788" w:hanging="360"/>
+      </w:pPr>
+    </w:lvl>
+    <w:lvl w:ilvl="2" w:tplc="080A001B" w:tentative="1">
+      <w:start w:val="1"/>
+      <w:numFmt w:val="lowerRoman"/>
+      <w:lvlText w:val="%3."/>
+      <w:lvlJc w:val="right"/>
+      <w:pPr>
+        <w:ind w:left="2508" w:hanging="180"/>
+      </w:pPr>
+    </w:lvl>
+    <w:lvl w:ilvl="3" w:tplc="080A000F" w:tentative="1">
+      <w:start w:val="1"/>
+      <w:numFmt w:val="decimal"/>
+      <w:lvlText w:val="%4."/>
+      <w:lvlJc w:val="left"/>
+      <w:pPr>
+        <w:ind w:left="3228" w:hanging="360"/>
+      </w:pPr>
+    </w:lvl>
+    <w:lvl w:ilvl="4" w:tplc="080A0019" w:tentative="1">
+      <w:start w:val="1"/>
+      <w:numFmt w:val="lowerLetter"/>
+      <w:lvlText w:val="%5."/>
+      <w:lvlJc w:val="left"/>
+      <w:pPr>
+        <w:ind w:left="3948" w:hanging="360"/>
+      </w:pPr>
+    </w:lvl>
+    <w:lvl w:ilvl="5" w:tplc="080A001B" w:tentative="1">
+      <w:start w:val="1"/>
+      <w:numFmt w:val="lowerRoman"/>
+      <w:lvlText w:val="%6."/>
+      <w:lvlJc w:val="right"/>
+      <w:pPr>
+        <w:ind w:left="4668" w:hanging="180"/>
+      </w:pPr>
+    </w:lvl>
+    <w:lvl w:ilvl="6" w:tplc="080A000F" w:tentative="1">
+      <w:start w:val="1"/>
+      <w:numFmt w:val="decimal"/>
+      <w:lvlText w:val="%7."/>
+      <w:lvlJc w:val="left"/>
+      <w:pPr>
+        <w:ind w:left="5388" w:hanging="360"/>
+      </w:pPr>
+    </w:lvl>
+    <w:lvl w:ilvl="7" w:tplc="080A0019" w:tentative="1">
+      <w:start w:val="1"/>
+      <w:numFmt w:val="lowerLetter"/>
+      <w:lvlText w:val="%8."/>
+      <w:lvlJc w:val="left"/>
+      <w:pPr>
+        <w:ind w:left="6108" w:hanging="360"/>
+      </w:pPr>
+    </w:lvl>
+    <w:lvl w:ilvl="8" w:tplc="080A001B" w:tentative="1">
+      <w:start w:val="1"/>
+      <w:numFmt w:val="lowerRoman"/>
+      <w:lvlText w:val="%9."/>
+      <w:lvlJc w:val="right"/>
+      <w:pPr>
+        <w:ind w:left="6828" w:hanging="180"/>
+      </w:pPr>
+    </w:lvl>
+  </w:abstractNum>
+  <w:abstractNum w:abstractNumId="10" w15:restartNumberingAfterBreak="0">
     <w:nsid w:val="375D2FF8"/>
     <w:multiLevelType w:val="hybridMultilevel"/>
     <w:tmpl w:val="355EE410"/>
@@ -22048,7 +29802,7 @@
       </w:pPr>
     </w:lvl>
   </w:abstractNum>
-  <w:abstractNum w:abstractNumId="9" w15:restartNumberingAfterBreak="0">
+  <w:abstractNum w:abstractNumId="11" w15:restartNumberingAfterBreak="0">
     <w:nsid w:val="37B0081A"/>
     <w:multiLevelType w:val="hybridMultilevel"/>
     <w:tmpl w:val="944A47C2"/>
@@ -22137,7 +29891,7 @@
       </w:pPr>
     </w:lvl>
   </w:abstractNum>
-  <w:abstractNum w:abstractNumId="10" w15:restartNumberingAfterBreak="0">
+  <w:abstractNum w:abstractNumId="12" w15:restartNumberingAfterBreak="0">
     <w:nsid w:val="3E2D11FD"/>
     <w:multiLevelType w:val="hybridMultilevel"/>
     <w:tmpl w:val="04322B98"/>
@@ -22226,7 +29980,185 @@
       </w:pPr>
     </w:lvl>
   </w:abstractNum>
-  <w:abstractNum w:abstractNumId="11" w15:restartNumberingAfterBreak="0">
+  <w:abstractNum w:abstractNumId="13" w15:restartNumberingAfterBreak="0">
+    <w:nsid w:val="438B7427"/>
+    <w:multiLevelType w:val="hybridMultilevel"/>
+    <w:tmpl w:val="78920F0C"/>
+    <w:lvl w:ilvl="0" w:tplc="04F6A50E">
+      <w:start w:val="1"/>
+      <w:numFmt w:val="upperRoman"/>
+      <w:lvlText w:val="%1."/>
+      <w:lvlJc w:val="left"/>
+      <w:pPr>
+        <w:ind w:left="1428" w:hanging="720"/>
+      </w:pPr>
+      <w:rPr>
+        <w:rFonts w:hint="default"/>
+      </w:rPr>
+    </w:lvl>
+    <w:lvl w:ilvl="1" w:tplc="080A0019" w:tentative="1">
+      <w:start w:val="1"/>
+      <w:numFmt w:val="lowerLetter"/>
+      <w:lvlText w:val="%2."/>
+      <w:lvlJc w:val="left"/>
+      <w:pPr>
+        <w:ind w:left="1788" w:hanging="360"/>
+      </w:pPr>
+    </w:lvl>
+    <w:lvl w:ilvl="2" w:tplc="080A001B" w:tentative="1">
+      <w:start w:val="1"/>
+      <w:numFmt w:val="lowerRoman"/>
+      <w:lvlText w:val="%3."/>
+      <w:lvlJc w:val="right"/>
+      <w:pPr>
+        <w:ind w:left="2508" w:hanging="180"/>
+      </w:pPr>
+    </w:lvl>
+    <w:lvl w:ilvl="3" w:tplc="080A000F" w:tentative="1">
+      <w:start w:val="1"/>
+      <w:numFmt w:val="decimal"/>
+      <w:lvlText w:val="%4."/>
+      <w:lvlJc w:val="left"/>
+      <w:pPr>
+        <w:ind w:left="3228" w:hanging="360"/>
+      </w:pPr>
+    </w:lvl>
+    <w:lvl w:ilvl="4" w:tplc="080A0019" w:tentative="1">
+      <w:start w:val="1"/>
+      <w:numFmt w:val="lowerLetter"/>
+      <w:lvlText w:val="%5."/>
+      <w:lvlJc w:val="left"/>
+      <w:pPr>
+        <w:ind w:left="3948" w:hanging="360"/>
+      </w:pPr>
+    </w:lvl>
+    <w:lvl w:ilvl="5" w:tplc="080A001B" w:tentative="1">
+      <w:start w:val="1"/>
+      <w:numFmt w:val="lowerRoman"/>
+      <w:lvlText w:val="%6."/>
+      <w:lvlJc w:val="right"/>
+      <w:pPr>
+        <w:ind w:left="4668" w:hanging="180"/>
+      </w:pPr>
+    </w:lvl>
+    <w:lvl w:ilvl="6" w:tplc="080A000F" w:tentative="1">
+      <w:start w:val="1"/>
+      <w:numFmt w:val="decimal"/>
+      <w:lvlText w:val="%7."/>
+      <w:lvlJc w:val="left"/>
+      <w:pPr>
+        <w:ind w:left="5388" w:hanging="360"/>
+      </w:pPr>
+    </w:lvl>
+    <w:lvl w:ilvl="7" w:tplc="080A0019" w:tentative="1">
+      <w:start w:val="1"/>
+      <w:numFmt w:val="lowerLetter"/>
+      <w:lvlText w:val="%8."/>
+      <w:lvlJc w:val="left"/>
+      <w:pPr>
+        <w:ind w:left="6108" w:hanging="360"/>
+      </w:pPr>
+    </w:lvl>
+    <w:lvl w:ilvl="8" w:tplc="080A001B" w:tentative="1">
+      <w:start w:val="1"/>
+      <w:numFmt w:val="lowerRoman"/>
+      <w:lvlText w:val="%9."/>
+      <w:lvlJc w:val="right"/>
+      <w:pPr>
+        <w:ind w:left="6828" w:hanging="180"/>
+      </w:pPr>
+    </w:lvl>
+  </w:abstractNum>
+  <w:abstractNum w:abstractNumId="14" w15:restartNumberingAfterBreak="0">
+    <w:nsid w:val="43CA56F8"/>
+    <w:multiLevelType w:val="hybridMultilevel"/>
+    <w:tmpl w:val="98EAD2D6"/>
+    <w:lvl w:ilvl="0" w:tplc="8C8A2360">
+      <w:start w:val="1"/>
+      <w:numFmt w:val="upperRoman"/>
+      <w:lvlText w:val="%1."/>
+      <w:lvlJc w:val="left"/>
+      <w:pPr>
+        <w:ind w:left="1428" w:hanging="720"/>
+      </w:pPr>
+      <w:rPr>
+        <w:rFonts w:hint="default"/>
+      </w:rPr>
+    </w:lvl>
+    <w:lvl w:ilvl="1" w:tplc="080A0019" w:tentative="1">
+      <w:start w:val="1"/>
+      <w:numFmt w:val="lowerLetter"/>
+      <w:lvlText w:val="%2."/>
+      <w:lvlJc w:val="left"/>
+      <w:pPr>
+        <w:ind w:left="1788" w:hanging="360"/>
+      </w:pPr>
+    </w:lvl>
+    <w:lvl w:ilvl="2" w:tplc="080A001B" w:tentative="1">
+      <w:start w:val="1"/>
+      <w:numFmt w:val="lowerRoman"/>
+      <w:lvlText w:val="%3."/>
+      <w:lvlJc w:val="right"/>
+      <w:pPr>
+        <w:ind w:left="2508" w:hanging="180"/>
+      </w:pPr>
+    </w:lvl>
+    <w:lvl w:ilvl="3" w:tplc="080A000F" w:tentative="1">
+      <w:start w:val="1"/>
+      <w:numFmt w:val="decimal"/>
+      <w:lvlText w:val="%4."/>
+      <w:lvlJc w:val="left"/>
+      <w:pPr>
+        <w:ind w:left="3228" w:hanging="360"/>
+      </w:pPr>
+    </w:lvl>
+    <w:lvl w:ilvl="4" w:tplc="080A0019" w:tentative="1">
+      <w:start w:val="1"/>
+      <w:numFmt w:val="lowerLetter"/>
+      <w:lvlText w:val="%5."/>
+      <w:lvlJc w:val="left"/>
+      <w:pPr>
+        <w:ind w:left="3948" w:hanging="360"/>
+      </w:pPr>
+    </w:lvl>
+    <w:lvl w:ilvl="5" w:tplc="080A001B" w:tentative="1">
+      <w:start w:val="1"/>
+      <w:numFmt w:val="lowerRoman"/>
+      <w:lvlText w:val="%6."/>
+      <w:lvlJc w:val="right"/>
+      <w:pPr>
+        <w:ind w:left="4668" w:hanging="180"/>
+      </w:pPr>
+    </w:lvl>
+    <w:lvl w:ilvl="6" w:tplc="080A000F" w:tentative="1">
+      <w:start w:val="1"/>
+      <w:numFmt w:val="decimal"/>
+      <w:lvlText w:val="%7."/>
+      <w:lvlJc w:val="left"/>
+      <w:pPr>
+        <w:ind w:left="5388" w:hanging="360"/>
+      </w:pPr>
+    </w:lvl>
+    <w:lvl w:ilvl="7" w:tplc="080A0019" w:tentative="1">
+      <w:start w:val="1"/>
+      <w:numFmt w:val="lowerLetter"/>
+      <w:lvlText w:val="%8."/>
+      <w:lvlJc w:val="left"/>
+      <w:pPr>
+        <w:ind w:left="6108" w:hanging="360"/>
+      </w:pPr>
+    </w:lvl>
+    <w:lvl w:ilvl="8" w:tplc="080A001B" w:tentative="1">
+      <w:start w:val="1"/>
+      <w:numFmt w:val="lowerRoman"/>
+      <w:lvlText w:val="%9."/>
+      <w:lvlJc w:val="right"/>
+      <w:pPr>
+        <w:ind w:left="6828" w:hanging="180"/>
+      </w:pPr>
+    </w:lvl>
+  </w:abstractNum>
+  <w:abstractNum w:abstractNumId="15" w15:restartNumberingAfterBreak="0">
     <w:nsid w:val="452E365B"/>
     <w:multiLevelType w:val="hybridMultilevel"/>
     <w:tmpl w:val="2D6879C6"/>
@@ -22315,7 +30247,7 @@
       </w:pPr>
     </w:lvl>
   </w:abstractNum>
-  <w:abstractNum w:abstractNumId="12" w15:restartNumberingAfterBreak="0">
+  <w:abstractNum w:abstractNumId="16" w15:restartNumberingAfterBreak="0">
     <w:nsid w:val="47846627"/>
     <w:multiLevelType w:val="hybridMultilevel"/>
     <w:tmpl w:val="F964016C"/>
@@ -22404,7 +30336,7 @@
       </w:pPr>
     </w:lvl>
   </w:abstractNum>
-  <w:abstractNum w:abstractNumId="13" w15:restartNumberingAfterBreak="0">
+  <w:abstractNum w:abstractNumId="17" w15:restartNumberingAfterBreak="0">
     <w:nsid w:val="4B4F6461"/>
     <w:multiLevelType w:val="hybridMultilevel"/>
     <w:tmpl w:val="7A360E6C"/>
@@ -22496,11 +30428,11 @@
       </w:pPr>
     </w:lvl>
   </w:abstractNum>
-  <w:abstractNum w:abstractNumId="14" w15:restartNumberingAfterBreak="0">
-    <w:nsid w:val="4EA30514"/>
+  <w:abstractNum w:abstractNumId="18" w15:restartNumberingAfterBreak="0">
+    <w:nsid w:val="4B814F5B"/>
     <w:multiLevelType w:val="hybridMultilevel"/>
-    <w:tmpl w:val="BC3CDFD2"/>
-    <w:lvl w:ilvl="0" w:tplc="01903118">
+    <w:tmpl w:val="63B8E94C"/>
+    <w:lvl w:ilvl="0" w:tplc="F0CECDFA">
       <w:start w:val="1"/>
       <w:numFmt w:val="upperRoman"/>
       <w:lvlText w:val="%1."/>
@@ -22585,17 +30517,17 @@
       </w:pPr>
     </w:lvl>
   </w:abstractNum>
-  <w:abstractNum w:abstractNumId="15" w15:restartNumberingAfterBreak="0">
-    <w:nsid w:val="538900CD"/>
+  <w:abstractNum w:abstractNumId="19" w15:restartNumberingAfterBreak="0">
+    <w:nsid w:val="4EA30514"/>
     <w:multiLevelType w:val="hybridMultilevel"/>
-    <w:tmpl w:val="71B0FB8A"/>
-    <w:lvl w:ilvl="0" w:tplc="85544722">
+    <w:tmpl w:val="BC3CDFD2"/>
+    <w:lvl w:ilvl="0" w:tplc="01903118">
       <w:start w:val="1"/>
-      <w:numFmt w:val="lowerLetter"/>
-      <w:lvlText w:val="%1)"/>
+      <w:numFmt w:val="upperRoman"/>
+      <w:lvlText w:val="%1."/>
       <w:lvlJc w:val="left"/>
       <w:pPr>
-        <w:ind w:left="2484" w:hanging="360"/>
+        <w:ind w:left="1428" w:hanging="720"/>
       </w:pPr>
       <w:rPr>
         <w:rFonts w:hint="default"/>
@@ -22607,7 +30539,7 @@
       <w:lvlText w:val="%2."/>
       <w:lvlJc w:val="left"/>
       <w:pPr>
-        <w:ind w:left="3204" w:hanging="360"/>
+        <w:ind w:left="1788" w:hanging="360"/>
       </w:pPr>
     </w:lvl>
     <w:lvl w:ilvl="2" w:tplc="080A001B" w:tentative="1">
@@ -22616,7 +30548,7 @@
       <w:lvlText w:val="%3."/>
       <w:lvlJc w:val="right"/>
       <w:pPr>
-        <w:ind w:left="3924" w:hanging="180"/>
+        <w:ind w:left="2508" w:hanging="180"/>
       </w:pPr>
     </w:lvl>
     <w:lvl w:ilvl="3" w:tplc="080A000F" w:tentative="1">
@@ -22625,7 +30557,7 @@
       <w:lvlText w:val="%4."/>
       <w:lvlJc w:val="left"/>
       <w:pPr>
-        <w:ind w:left="4644" w:hanging="360"/>
+        <w:ind w:left="3228" w:hanging="360"/>
       </w:pPr>
     </w:lvl>
     <w:lvl w:ilvl="4" w:tplc="080A0019" w:tentative="1">
@@ -22634,7 +30566,7 @@
       <w:lvlText w:val="%5."/>
       <w:lvlJc w:val="left"/>
       <w:pPr>
-        <w:ind w:left="5364" w:hanging="360"/>
+        <w:ind w:left="3948" w:hanging="360"/>
       </w:pPr>
     </w:lvl>
     <w:lvl w:ilvl="5" w:tplc="080A001B" w:tentative="1">
@@ -22643,7 +30575,7 @@
       <w:lvlText w:val="%6."/>
       <w:lvlJc w:val="right"/>
       <w:pPr>
-        <w:ind w:left="6084" w:hanging="180"/>
+        <w:ind w:left="4668" w:hanging="180"/>
       </w:pPr>
     </w:lvl>
     <w:lvl w:ilvl="6" w:tplc="080A000F" w:tentative="1">
@@ -22652,7 +30584,7 @@
       <w:lvlText w:val="%7."/>
       <w:lvlJc w:val="left"/>
       <w:pPr>
-        <w:ind w:left="6804" w:hanging="360"/>
+        <w:ind w:left="5388" w:hanging="360"/>
       </w:pPr>
     </w:lvl>
     <w:lvl w:ilvl="7" w:tplc="080A0019" w:tentative="1">
@@ -22661,7 +30593,7 @@
       <w:lvlText w:val="%8."/>
       <w:lvlJc w:val="left"/>
       <w:pPr>
-        <w:ind w:left="7524" w:hanging="360"/>
+        <w:ind w:left="6108" w:hanging="360"/>
       </w:pPr>
     </w:lvl>
     <w:lvl w:ilvl="8" w:tplc="080A001B" w:tentative="1">
@@ -22670,21 +30602,21 @@
       <w:lvlText w:val="%9."/>
       <w:lvlJc w:val="right"/>
       <w:pPr>
-        <w:ind w:left="8244" w:hanging="180"/>
+        <w:ind w:left="6828" w:hanging="180"/>
       </w:pPr>
     </w:lvl>
   </w:abstractNum>
-  <w:abstractNum w:abstractNumId="16" w15:restartNumberingAfterBreak="0">
-    <w:nsid w:val="57731586"/>
+  <w:abstractNum w:abstractNumId="20" w15:restartNumberingAfterBreak="0">
+    <w:nsid w:val="538900CD"/>
     <w:multiLevelType w:val="hybridMultilevel"/>
-    <w:tmpl w:val="393AD330"/>
-    <w:lvl w:ilvl="0" w:tplc="1CD8DAFA">
+    <w:tmpl w:val="71B0FB8A"/>
+    <w:lvl w:ilvl="0" w:tplc="85544722">
       <w:start w:val="1"/>
-      <w:numFmt w:val="upperRoman"/>
-      <w:lvlText w:val="%1."/>
+      <w:numFmt w:val="lowerLetter"/>
+      <w:lvlText w:val="%1)"/>
       <w:lvlJc w:val="left"/>
       <w:pPr>
-        <w:ind w:left="1428" w:hanging="720"/>
+        <w:ind w:left="2484" w:hanging="360"/>
       </w:pPr>
       <w:rPr>
         <w:rFonts w:hint="default"/>
@@ -22696,7 +30628,7 @@
       <w:lvlText w:val="%2."/>
       <w:lvlJc w:val="left"/>
       <w:pPr>
-        <w:ind w:left="1788" w:hanging="360"/>
+        <w:ind w:left="3204" w:hanging="360"/>
       </w:pPr>
     </w:lvl>
     <w:lvl w:ilvl="2" w:tplc="080A001B" w:tentative="1">
@@ -22705,7 +30637,7 @@
       <w:lvlText w:val="%3."/>
       <w:lvlJc w:val="right"/>
       <w:pPr>
-        <w:ind w:left="2508" w:hanging="180"/>
+        <w:ind w:left="3924" w:hanging="180"/>
       </w:pPr>
     </w:lvl>
     <w:lvl w:ilvl="3" w:tplc="080A000F" w:tentative="1">
@@ -22714,7 +30646,7 @@
       <w:lvlText w:val="%4."/>
       <w:lvlJc w:val="left"/>
       <w:pPr>
-        <w:ind w:left="3228" w:hanging="360"/>
+        <w:ind w:left="4644" w:hanging="360"/>
       </w:pPr>
     </w:lvl>
     <w:lvl w:ilvl="4" w:tplc="080A0019" w:tentative="1">
@@ -22723,7 +30655,7 @@
       <w:lvlText w:val="%5."/>
       <w:lvlJc w:val="left"/>
       <w:pPr>
-        <w:ind w:left="3948" w:hanging="360"/>
+        <w:ind w:left="5364" w:hanging="360"/>
       </w:pPr>
     </w:lvl>
     <w:lvl w:ilvl="5" w:tplc="080A001B" w:tentative="1">
@@ -22732,7 +30664,7 @@
       <w:lvlText w:val="%6."/>
       <w:lvlJc w:val="right"/>
       <w:pPr>
-        <w:ind w:left="4668" w:hanging="180"/>
+        <w:ind w:left="6084" w:hanging="180"/>
       </w:pPr>
     </w:lvl>
     <w:lvl w:ilvl="6" w:tplc="080A000F" w:tentative="1">
@@ -22741,7 +30673,7 @@
       <w:lvlText w:val="%7."/>
       <w:lvlJc w:val="left"/>
       <w:pPr>
-        <w:ind w:left="5388" w:hanging="360"/>
+        <w:ind w:left="6804" w:hanging="360"/>
       </w:pPr>
     </w:lvl>
     <w:lvl w:ilvl="7" w:tplc="080A0019" w:tentative="1">
@@ -22750,7 +30682,7 @@
       <w:lvlText w:val="%8."/>
       <w:lvlJc w:val="left"/>
       <w:pPr>
-        <w:ind w:left="6108" w:hanging="360"/>
+        <w:ind w:left="7524" w:hanging="360"/>
       </w:pPr>
     </w:lvl>
     <w:lvl w:ilvl="8" w:tplc="080A001B" w:tentative="1">
@@ -22759,15 +30691,15 @@
       <w:lvlText w:val="%9."/>
       <w:lvlJc w:val="right"/>
       <w:pPr>
-        <w:ind w:left="6828" w:hanging="180"/>
+        <w:ind w:left="8244" w:hanging="180"/>
       </w:pPr>
     </w:lvl>
   </w:abstractNum>
-  <w:abstractNum w:abstractNumId="17" w15:restartNumberingAfterBreak="0">
-    <w:nsid w:val="5BC72706"/>
+  <w:abstractNum w:abstractNumId="21" w15:restartNumberingAfterBreak="0">
+    <w:nsid w:val="57731586"/>
     <w:multiLevelType w:val="hybridMultilevel"/>
-    <w:tmpl w:val="46CA09A6"/>
-    <w:lvl w:ilvl="0" w:tplc="C5FE54F8">
+    <w:tmpl w:val="393AD330"/>
+    <w:lvl w:ilvl="0" w:tplc="1CD8DAFA">
       <w:start w:val="1"/>
       <w:numFmt w:val="upperRoman"/>
       <w:lvlText w:val="%1."/>
@@ -22852,11 +30784,11 @@
       </w:pPr>
     </w:lvl>
   </w:abstractNum>
-  <w:abstractNum w:abstractNumId="18" w15:restartNumberingAfterBreak="0">
-    <w:nsid w:val="615E182F"/>
+  <w:abstractNum w:abstractNumId="22" w15:restartNumberingAfterBreak="0">
+    <w:nsid w:val="5BC72706"/>
     <w:multiLevelType w:val="hybridMultilevel"/>
-    <w:tmpl w:val="DBB06D64"/>
-    <w:lvl w:ilvl="0" w:tplc="01CC2E20">
+    <w:tmpl w:val="46CA09A6"/>
+    <w:lvl w:ilvl="0" w:tplc="C5FE54F8">
       <w:start w:val="1"/>
       <w:numFmt w:val="upperRoman"/>
       <w:lvlText w:val="%1."/>
@@ -22941,11 +30873,11 @@
       </w:pPr>
     </w:lvl>
   </w:abstractNum>
-  <w:abstractNum w:abstractNumId="19" w15:restartNumberingAfterBreak="0">
-    <w:nsid w:val="64E605BE"/>
+  <w:abstractNum w:abstractNumId="23" w15:restartNumberingAfterBreak="0">
+    <w:nsid w:val="5C560E14"/>
     <w:multiLevelType w:val="hybridMultilevel"/>
-    <w:tmpl w:val="53F42778"/>
-    <w:lvl w:ilvl="0" w:tplc="6A442762">
+    <w:tmpl w:val="0CAEEFE2"/>
+    <w:lvl w:ilvl="0" w:tplc="6276D5FE">
       <w:start w:val="1"/>
       <w:numFmt w:val="upperRoman"/>
       <w:lvlText w:val="%1."/>
@@ -23030,11 +30962,11 @@
       </w:pPr>
     </w:lvl>
   </w:abstractNum>
-  <w:abstractNum w:abstractNumId="20" w15:restartNumberingAfterBreak="0">
-    <w:nsid w:val="6948453E"/>
+  <w:abstractNum w:abstractNumId="24" w15:restartNumberingAfterBreak="0">
+    <w:nsid w:val="615E182F"/>
     <w:multiLevelType w:val="hybridMultilevel"/>
-    <w:tmpl w:val="A73AC840"/>
-    <w:lvl w:ilvl="0" w:tplc="5556501C">
+    <w:tmpl w:val="DBB06D64"/>
+    <w:lvl w:ilvl="0" w:tplc="01CC2E20">
       <w:start w:val="1"/>
       <w:numFmt w:val="upperRoman"/>
       <w:lvlText w:val="%1."/>
@@ -23119,11 +31051,11 @@
       </w:pPr>
     </w:lvl>
   </w:abstractNum>
-  <w:abstractNum w:abstractNumId="21" w15:restartNumberingAfterBreak="0">
-    <w:nsid w:val="6B2829E5"/>
+  <w:abstractNum w:abstractNumId="25" w15:restartNumberingAfterBreak="0">
+    <w:nsid w:val="64E605BE"/>
     <w:multiLevelType w:val="hybridMultilevel"/>
-    <w:tmpl w:val="C622B7BE"/>
-    <w:lvl w:ilvl="0" w:tplc="F2A8E1AA">
+    <w:tmpl w:val="53F42778"/>
+    <w:lvl w:ilvl="0" w:tplc="6A442762">
       <w:start w:val="1"/>
       <w:numFmt w:val="upperRoman"/>
       <w:lvlText w:val="%1."/>
@@ -23208,11 +31140,11 @@
       </w:pPr>
     </w:lvl>
   </w:abstractNum>
-  <w:abstractNum w:abstractNumId="22" w15:restartNumberingAfterBreak="0">
-    <w:nsid w:val="6F5976E1"/>
+  <w:abstractNum w:abstractNumId="26" w15:restartNumberingAfterBreak="0">
+    <w:nsid w:val="663B2F3B"/>
     <w:multiLevelType w:val="hybridMultilevel"/>
-    <w:tmpl w:val="E08E4C5A"/>
-    <w:lvl w:ilvl="0" w:tplc="289C38F8">
+    <w:tmpl w:val="4AFC0058"/>
+    <w:lvl w:ilvl="0" w:tplc="59F210C2">
       <w:start w:val="1"/>
       <w:numFmt w:val="upperRoman"/>
       <w:lvlText w:val="%1."/>
@@ -23297,11 +31229,11 @@
       </w:pPr>
     </w:lvl>
   </w:abstractNum>
-  <w:abstractNum w:abstractNumId="23" w15:restartNumberingAfterBreak="0">
-    <w:nsid w:val="7A777AD9"/>
+  <w:abstractNum w:abstractNumId="27" w15:restartNumberingAfterBreak="0">
+    <w:nsid w:val="6948453E"/>
     <w:multiLevelType w:val="hybridMultilevel"/>
-    <w:tmpl w:val="59A0ABD4"/>
-    <w:lvl w:ilvl="0" w:tplc="13DC3EAA">
+    <w:tmpl w:val="A73AC840"/>
+    <w:lvl w:ilvl="0" w:tplc="5556501C">
       <w:start w:val="1"/>
       <w:numFmt w:val="upperRoman"/>
       <w:lvlText w:val="%1."/>
@@ -23386,77 +31318,549 @@
       </w:pPr>
     </w:lvl>
   </w:abstractNum>
+  <w:abstractNum w:abstractNumId="28" w15:restartNumberingAfterBreak="0">
+    <w:nsid w:val="6B2829E5"/>
+    <w:multiLevelType w:val="hybridMultilevel"/>
+    <w:tmpl w:val="C622B7BE"/>
+    <w:lvl w:ilvl="0" w:tplc="F2A8E1AA">
+      <w:start w:val="1"/>
+      <w:numFmt w:val="upperRoman"/>
+      <w:lvlText w:val="%1."/>
+      <w:lvlJc w:val="left"/>
+      <w:pPr>
+        <w:ind w:left="1428" w:hanging="720"/>
+      </w:pPr>
+      <w:rPr>
+        <w:rFonts w:hint="default"/>
+      </w:rPr>
+    </w:lvl>
+    <w:lvl w:ilvl="1" w:tplc="080A0019" w:tentative="1">
+      <w:start w:val="1"/>
+      <w:numFmt w:val="lowerLetter"/>
+      <w:lvlText w:val="%2."/>
+      <w:lvlJc w:val="left"/>
+      <w:pPr>
+        <w:ind w:left="1788" w:hanging="360"/>
+      </w:pPr>
+    </w:lvl>
+    <w:lvl w:ilvl="2" w:tplc="080A001B" w:tentative="1">
+      <w:start w:val="1"/>
+      <w:numFmt w:val="lowerRoman"/>
+      <w:lvlText w:val="%3."/>
+      <w:lvlJc w:val="right"/>
+      <w:pPr>
+        <w:ind w:left="2508" w:hanging="180"/>
+      </w:pPr>
+    </w:lvl>
+    <w:lvl w:ilvl="3" w:tplc="080A000F" w:tentative="1">
+      <w:start w:val="1"/>
+      <w:numFmt w:val="decimal"/>
+      <w:lvlText w:val="%4."/>
+      <w:lvlJc w:val="left"/>
+      <w:pPr>
+        <w:ind w:left="3228" w:hanging="360"/>
+      </w:pPr>
+    </w:lvl>
+    <w:lvl w:ilvl="4" w:tplc="080A0019" w:tentative="1">
+      <w:start w:val="1"/>
+      <w:numFmt w:val="lowerLetter"/>
+      <w:lvlText w:val="%5."/>
+      <w:lvlJc w:val="left"/>
+      <w:pPr>
+        <w:ind w:left="3948" w:hanging="360"/>
+      </w:pPr>
+    </w:lvl>
+    <w:lvl w:ilvl="5" w:tplc="080A001B" w:tentative="1">
+      <w:start w:val="1"/>
+      <w:numFmt w:val="lowerRoman"/>
+      <w:lvlText w:val="%6."/>
+      <w:lvlJc w:val="right"/>
+      <w:pPr>
+        <w:ind w:left="4668" w:hanging="180"/>
+      </w:pPr>
+    </w:lvl>
+    <w:lvl w:ilvl="6" w:tplc="080A000F" w:tentative="1">
+      <w:start w:val="1"/>
+      <w:numFmt w:val="decimal"/>
+      <w:lvlText w:val="%7."/>
+      <w:lvlJc w:val="left"/>
+      <w:pPr>
+        <w:ind w:left="5388" w:hanging="360"/>
+      </w:pPr>
+    </w:lvl>
+    <w:lvl w:ilvl="7" w:tplc="080A0019" w:tentative="1">
+      <w:start w:val="1"/>
+      <w:numFmt w:val="lowerLetter"/>
+      <w:lvlText w:val="%8."/>
+      <w:lvlJc w:val="left"/>
+      <w:pPr>
+        <w:ind w:left="6108" w:hanging="360"/>
+      </w:pPr>
+    </w:lvl>
+    <w:lvl w:ilvl="8" w:tplc="080A001B" w:tentative="1">
+      <w:start w:val="1"/>
+      <w:numFmt w:val="lowerRoman"/>
+      <w:lvlText w:val="%9."/>
+      <w:lvlJc w:val="right"/>
+      <w:pPr>
+        <w:ind w:left="6828" w:hanging="180"/>
+      </w:pPr>
+    </w:lvl>
+  </w:abstractNum>
+  <w:abstractNum w:abstractNumId="29" w15:restartNumberingAfterBreak="0">
+    <w:nsid w:val="6F5976E1"/>
+    <w:multiLevelType w:val="hybridMultilevel"/>
+    <w:tmpl w:val="E08E4C5A"/>
+    <w:lvl w:ilvl="0" w:tplc="289C38F8">
+      <w:start w:val="1"/>
+      <w:numFmt w:val="upperRoman"/>
+      <w:lvlText w:val="%1."/>
+      <w:lvlJc w:val="left"/>
+      <w:pPr>
+        <w:ind w:left="1428" w:hanging="720"/>
+      </w:pPr>
+      <w:rPr>
+        <w:rFonts w:hint="default"/>
+      </w:rPr>
+    </w:lvl>
+    <w:lvl w:ilvl="1" w:tplc="080A0019" w:tentative="1">
+      <w:start w:val="1"/>
+      <w:numFmt w:val="lowerLetter"/>
+      <w:lvlText w:val="%2."/>
+      <w:lvlJc w:val="left"/>
+      <w:pPr>
+        <w:ind w:left="1788" w:hanging="360"/>
+      </w:pPr>
+    </w:lvl>
+    <w:lvl w:ilvl="2" w:tplc="080A001B" w:tentative="1">
+      <w:start w:val="1"/>
+      <w:numFmt w:val="lowerRoman"/>
+      <w:lvlText w:val="%3."/>
+      <w:lvlJc w:val="right"/>
+      <w:pPr>
+        <w:ind w:left="2508" w:hanging="180"/>
+      </w:pPr>
+    </w:lvl>
+    <w:lvl w:ilvl="3" w:tplc="080A000F" w:tentative="1">
+      <w:start w:val="1"/>
+      <w:numFmt w:val="decimal"/>
+      <w:lvlText w:val="%4."/>
+      <w:lvlJc w:val="left"/>
+      <w:pPr>
+        <w:ind w:left="3228" w:hanging="360"/>
+      </w:pPr>
+    </w:lvl>
+    <w:lvl w:ilvl="4" w:tplc="080A0019" w:tentative="1">
+      <w:start w:val="1"/>
+      <w:numFmt w:val="lowerLetter"/>
+      <w:lvlText w:val="%5."/>
+      <w:lvlJc w:val="left"/>
+      <w:pPr>
+        <w:ind w:left="3948" w:hanging="360"/>
+      </w:pPr>
+    </w:lvl>
+    <w:lvl w:ilvl="5" w:tplc="080A001B" w:tentative="1">
+      <w:start w:val="1"/>
+      <w:numFmt w:val="lowerRoman"/>
+      <w:lvlText w:val="%6."/>
+      <w:lvlJc w:val="right"/>
+      <w:pPr>
+        <w:ind w:left="4668" w:hanging="180"/>
+      </w:pPr>
+    </w:lvl>
+    <w:lvl w:ilvl="6" w:tplc="080A000F" w:tentative="1">
+      <w:start w:val="1"/>
+      <w:numFmt w:val="decimal"/>
+      <w:lvlText w:val="%7."/>
+      <w:lvlJc w:val="left"/>
+      <w:pPr>
+        <w:ind w:left="5388" w:hanging="360"/>
+      </w:pPr>
+    </w:lvl>
+    <w:lvl w:ilvl="7" w:tplc="080A0019" w:tentative="1">
+      <w:start w:val="1"/>
+      <w:numFmt w:val="lowerLetter"/>
+      <w:lvlText w:val="%8."/>
+      <w:lvlJc w:val="left"/>
+      <w:pPr>
+        <w:ind w:left="6108" w:hanging="360"/>
+      </w:pPr>
+    </w:lvl>
+    <w:lvl w:ilvl="8" w:tplc="080A001B" w:tentative="1">
+      <w:start w:val="1"/>
+      <w:numFmt w:val="lowerRoman"/>
+      <w:lvlText w:val="%9."/>
+      <w:lvlJc w:val="right"/>
+      <w:pPr>
+        <w:ind w:left="6828" w:hanging="180"/>
+      </w:pPr>
+    </w:lvl>
+  </w:abstractNum>
+  <w:abstractNum w:abstractNumId="30" w15:restartNumberingAfterBreak="0">
+    <w:nsid w:val="795922DE"/>
+    <w:multiLevelType w:val="hybridMultilevel"/>
+    <w:tmpl w:val="54A84092"/>
+    <w:lvl w:ilvl="0" w:tplc="EC3E9E5A">
+      <w:start w:val="1"/>
+      <w:numFmt w:val="upperRoman"/>
+      <w:lvlText w:val="%1."/>
+      <w:lvlJc w:val="left"/>
+      <w:pPr>
+        <w:ind w:left="1428" w:hanging="720"/>
+      </w:pPr>
+      <w:rPr>
+        <w:rFonts w:hint="default"/>
+      </w:rPr>
+    </w:lvl>
+    <w:lvl w:ilvl="1" w:tplc="080A0019">
+      <w:start w:val="1"/>
+      <w:numFmt w:val="lowerLetter"/>
+      <w:lvlText w:val="%2."/>
+      <w:lvlJc w:val="left"/>
+      <w:pPr>
+        <w:ind w:left="1788" w:hanging="360"/>
+      </w:pPr>
+    </w:lvl>
+    <w:lvl w:ilvl="2" w:tplc="080A001B" w:tentative="1">
+      <w:start w:val="1"/>
+      <w:numFmt w:val="lowerRoman"/>
+      <w:lvlText w:val="%3."/>
+      <w:lvlJc w:val="right"/>
+      <w:pPr>
+        <w:ind w:left="2508" w:hanging="180"/>
+      </w:pPr>
+    </w:lvl>
+    <w:lvl w:ilvl="3" w:tplc="080A000F" w:tentative="1">
+      <w:start w:val="1"/>
+      <w:numFmt w:val="decimal"/>
+      <w:lvlText w:val="%4."/>
+      <w:lvlJc w:val="left"/>
+      <w:pPr>
+        <w:ind w:left="3228" w:hanging="360"/>
+      </w:pPr>
+    </w:lvl>
+    <w:lvl w:ilvl="4" w:tplc="080A0019" w:tentative="1">
+      <w:start w:val="1"/>
+      <w:numFmt w:val="lowerLetter"/>
+      <w:lvlText w:val="%5."/>
+      <w:lvlJc w:val="left"/>
+      <w:pPr>
+        <w:ind w:left="3948" w:hanging="360"/>
+      </w:pPr>
+    </w:lvl>
+    <w:lvl w:ilvl="5" w:tplc="080A001B" w:tentative="1">
+      <w:start w:val="1"/>
+      <w:numFmt w:val="lowerRoman"/>
+      <w:lvlText w:val="%6."/>
+      <w:lvlJc w:val="right"/>
+      <w:pPr>
+        <w:ind w:left="4668" w:hanging="180"/>
+      </w:pPr>
+    </w:lvl>
+    <w:lvl w:ilvl="6" w:tplc="080A000F" w:tentative="1">
+      <w:start w:val="1"/>
+      <w:numFmt w:val="decimal"/>
+      <w:lvlText w:val="%7."/>
+      <w:lvlJc w:val="left"/>
+      <w:pPr>
+        <w:ind w:left="5388" w:hanging="360"/>
+      </w:pPr>
+    </w:lvl>
+    <w:lvl w:ilvl="7" w:tplc="080A0019" w:tentative="1">
+      <w:start w:val="1"/>
+      <w:numFmt w:val="lowerLetter"/>
+      <w:lvlText w:val="%8."/>
+      <w:lvlJc w:val="left"/>
+      <w:pPr>
+        <w:ind w:left="6108" w:hanging="360"/>
+      </w:pPr>
+    </w:lvl>
+    <w:lvl w:ilvl="8" w:tplc="080A001B" w:tentative="1">
+      <w:start w:val="1"/>
+      <w:numFmt w:val="lowerRoman"/>
+      <w:lvlText w:val="%9."/>
+      <w:lvlJc w:val="right"/>
+      <w:pPr>
+        <w:ind w:left="6828" w:hanging="180"/>
+      </w:pPr>
+    </w:lvl>
+  </w:abstractNum>
+  <w:abstractNum w:abstractNumId="31" w15:restartNumberingAfterBreak="0">
+    <w:nsid w:val="7A777AD9"/>
+    <w:multiLevelType w:val="hybridMultilevel"/>
+    <w:tmpl w:val="59A0ABD4"/>
+    <w:lvl w:ilvl="0" w:tplc="13DC3EAA">
+      <w:start w:val="1"/>
+      <w:numFmt w:val="upperRoman"/>
+      <w:lvlText w:val="%1."/>
+      <w:lvlJc w:val="left"/>
+      <w:pPr>
+        <w:ind w:left="1428" w:hanging="720"/>
+      </w:pPr>
+      <w:rPr>
+        <w:rFonts w:hint="default"/>
+      </w:rPr>
+    </w:lvl>
+    <w:lvl w:ilvl="1" w:tplc="080A0019" w:tentative="1">
+      <w:start w:val="1"/>
+      <w:numFmt w:val="lowerLetter"/>
+      <w:lvlText w:val="%2."/>
+      <w:lvlJc w:val="left"/>
+      <w:pPr>
+        <w:ind w:left="1788" w:hanging="360"/>
+      </w:pPr>
+    </w:lvl>
+    <w:lvl w:ilvl="2" w:tplc="080A001B" w:tentative="1">
+      <w:start w:val="1"/>
+      <w:numFmt w:val="lowerRoman"/>
+      <w:lvlText w:val="%3."/>
+      <w:lvlJc w:val="right"/>
+      <w:pPr>
+        <w:ind w:left="2508" w:hanging="180"/>
+      </w:pPr>
+    </w:lvl>
+    <w:lvl w:ilvl="3" w:tplc="080A000F" w:tentative="1">
+      <w:start w:val="1"/>
+      <w:numFmt w:val="decimal"/>
+      <w:lvlText w:val="%4."/>
+      <w:lvlJc w:val="left"/>
+      <w:pPr>
+        <w:ind w:left="3228" w:hanging="360"/>
+      </w:pPr>
+    </w:lvl>
+    <w:lvl w:ilvl="4" w:tplc="080A0019" w:tentative="1">
+      <w:start w:val="1"/>
+      <w:numFmt w:val="lowerLetter"/>
+      <w:lvlText w:val="%5."/>
+      <w:lvlJc w:val="left"/>
+      <w:pPr>
+        <w:ind w:left="3948" w:hanging="360"/>
+      </w:pPr>
+    </w:lvl>
+    <w:lvl w:ilvl="5" w:tplc="080A001B" w:tentative="1">
+      <w:start w:val="1"/>
+      <w:numFmt w:val="lowerRoman"/>
+      <w:lvlText w:val="%6."/>
+      <w:lvlJc w:val="right"/>
+      <w:pPr>
+        <w:ind w:left="4668" w:hanging="180"/>
+      </w:pPr>
+    </w:lvl>
+    <w:lvl w:ilvl="6" w:tplc="080A000F" w:tentative="1">
+      <w:start w:val="1"/>
+      <w:numFmt w:val="decimal"/>
+      <w:lvlText w:val="%7."/>
+      <w:lvlJc w:val="left"/>
+      <w:pPr>
+        <w:ind w:left="5388" w:hanging="360"/>
+      </w:pPr>
+    </w:lvl>
+    <w:lvl w:ilvl="7" w:tplc="080A0019" w:tentative="1">
+      <w:start w:val="1"/>
+      <w:numFmt w:val="lowerLetter"/>
+      <w:lvlText w:val="%8."/>
+      <w:lvlJc w:val="left"/>
+      <w:pPr>
+        <w:ind w:left="6108" w:hanging="360"/>
+      </w:pPr>
+    </w:lvl>
+    <w:lvl w:ilvl="8" w:tplc="080A001B" w:tentative="1">
+      <w:start w:val="1"/>
+      <w:numFmt w:val="lowerRoman"/>
+      <w:lvlText w:val="%9."/>
+      <w:lvlJc w:val="right"/>
+      <w:pPr>
+        <w:ind w:left="6828" w:hanging="180"/>
+      </w:pPr>
+    </w:lvl>
+  </w:abstractNum>
+  <w:abstractNum w:abstractNumId="32" w15:restartNumberingAfterBreak="0">
+    <w:nsid w:val="7DA747F1"/>
+    <w:multiLevelType w:val="hybridMultilevel"/>
+    <w:tmpl w:val="136EC64A"/>
+    <w:lvl w:ilvl="0" w:tplc="CA50F3A2">
+      <w:start w:val="1"/>
+      <w:numFmt w:val="lowerLetter"/>
+      <w:lvlText w:val="%1)"/>
+      <w:lvlJc w:val="left"/>
+      <w:pPr>
+        <w:ind w:left="2484" w:hanging="360"/>
+      </w:pPr>
+      <w:rPr>
+        <w:rFonts w:hint="default"/>
+      </w:rPr>
+    </w:lvl>
+    <w:lvl w:ilvl="1" w:tplc="080A0019" w:tentative="1">
+      <w:start w:val="1"/>
+      <w:numFmt w:val="lowerLetter"/>
+      <w:lvlText w:val="%2."/>
+      <w:lvlJc w:val="left"/>
+      <w:pPr>
+        <w:ind w:left="3204" w:hanging="360"/>
+      </w:pPr>
+    </w:lvl>
+    <w:lvl w:ilvl="2" w:tplc="080A001B" w:tentative="1">
+      <w:start w:val="1"/>
+      <w:numFmt w:val="lowerRoman"/>
+      <w:lvlText w:val="%3."/>
+      <w:lvlJc w:val="right"/>
+      <w:pPr>
+        <w:ind w:left="3924" w:hanging="180"/>
+      </w:pPr>
+    </w:lvl>
+    <w:lvl w:ilvl="3" w:tplc="080A000F" w:tentative="1">
+      <w:start w:val="1"/>
+      <w:numFmt w:val="decimal"/>
+      <w:lvlText w:val="%4."/>
+      <w:lvlJc w:val="left"/>
+      <w:pPr>
+        <w:ind w:left="4644" w:hanging="360"/>
+      </w:pPr>
+    </w:lvl>
+    <w:lvl w:ilvl="4" w:tplc="080A0019" w:tentative="1">
+      <w:start w:val="1"/>
+      <w:numFmt w:val="lowerLetter"/>
+      <w:lvlText w:val="%5."/>
+      <w:lvlJc w:val="left"/>
+      <w:pPr>
+        <w:ind w:left="5364" w:hanging="360"/>
+      </w:pPr>
+    </w:lvl>
+    <w:lvl w:ilvl="5" w:tplc="080A001B" w:tentative="1">
+      <w:start w:val="1"/>
+      <w:numFmt w:val="lowerRoman"/>
+      <w:lvlText w:val="%6."/>
+      <w:lvlJc w:val="right"/>
+      <w:pPr>
+        <w:ind w:left="6084" w:hanging="180"/>
+      </w:pPr>
+    </w:lvl>
+    <w:lvl w:ilvl="6" w:tplc="080A000F" w:tentative="1">
+      <w:start w:val="1"/>
+      <w:numFmt w:val="decimal"/>
+      <w:lvlText w:val="%7."/>
+      <w:lvlJc w:val="left"/>
+      <w:pPr>
+        <w:ind w:left="6804" w:hanging="360"/>
+      </w:pPr>
+    </w:lvl>
+    <w:lvl w:ilvl="7" w:tplc="080A0019" w:tentative="1">
+      <w:start w:val="1"/>
+      <w:numFmt w:val="lowerLetter"/>
+      <w:lvlText w:val="%8."/>
+      <w:lvlJc w:val="left"/>
+      <w:pPr>
+        <w:ind w:left="7524" w:hanging="360"/>
+      </w:pPr>
+    </w:lvl>
+    <w:lvl w:ilvl="8" w:tplc="080A001B" w:tentative="1">
+      <w:start w:val="1"/>
+      <w:numFmt w:val="lowerRoman"/>
+      <w:lvlText w:val="%9."/>
+      <w:lvlJc w:val="right"/>
+      <w:pPr>
+        <w:ind w:left="8244" w:hanging="180"/>
+      </w:pPr>
+    </w:lvl>
+  </w:abstractNum>
   <w:num w:numId="1" w16cid:durableId="1917592398">
-    <w:abstractNumId w:val="13"/>
+    <w:abstractNumId w:val="17"/>
   </w:num>
   <w:num w:numId="2" w16cid:durableId="908227842">
-    <w:abstractNumId w:val="5"/>
+    <w:abstractNumId w:val="6"/>
   </w:num>
   <w:num w:numId="3" w16cid:durableId="434986196">
-    <w:abstractNumId w:val="21"/>
+    <w:abstractNumId w:val="28"/>
   </w:num>
   <w:num w:numId="4" w16cid:durableId="2135556547">
+    <w:abstractNumId w:val="20"/>
+  </w:num>
+  <w:num w:numId="5" w16cid:durableId="1117025090">
+    <w:abstractNumId w:val="11"/>
+  </w:num>
+  <w:num w:numId="6" w16cid:durableId="542598317">
+    <w:abstractNumId w:val="29"/>
+  </w:num>
+  <w:num w:numId="7" w16cid:durableId="253127158">
+    <w:abstractNumId w:val="2"/>
+  </w:num>
+  <w:num w:numId="8" w16cid:durableId="804355655">
     <w:abstractNumId w:val="15"/>
   </w:num>
-  <w:num w:numId="5" w16cid:durableId="1117025090">
-    <w:abstractNumId w:val="9"/>
-  </w:num>
-  <w:num w:numId="6" w16cid:durableId="542598317">
-    <w:abstractNumId w:val="22"/>
-  </w:num>
-  <w:num w:numId="7" w16cid:durableId="253127158">
-    <w:abstractNumId w:val="1"/>
-  </w:num>
-  <w:num w:numId="8" w16cid:durableId="804355655">
-    <w:abstractNumId w:val="11"/>
-  </w:num>
   <w:num w:numId="9" w16cid:durableId="118884311">
-    <w:abstractNumId w:val="14"/>
+    <w:abstractNumId w:val="19"/>
   </w:num>
   <w:num w:numId="10" w16cid:durableId="1245990813">
-    <w:abstractNumId w:val="6"/>
+    <w:abstractNumId w:val="7"/>
   </w:num>
   <w:num w:numId="11" w16cid:durableId="359859420">
     <w:abstractNumId w:val="0"/>
   </w:num>
   <w:num w:numId="12" w16cid:durableId="2144148998">
+    <w:abstractNumId w:val="4"/>
+  </w:num>
+  <w:num w:numId="13" w16cid:durableId="1194222032">
     <w:abstractNumId w:val="3"/>
   </w:num>
-  <w:num w:numId="13" w16cid:durableId="1194222032">
-    <w:abstractNumId w:val="2"/>
-  </w:num>
   <w:num w:numId="14" w16cid:durableId="2081712751">
-    <w:abstractNumId w:val="7"/>
+    <w:abstractNumId w:val="8"/>
   </w:num>
   <w:num w:numId="15" w16cid:durableId="2077896922">
-    <w:abstractNumId w:val="17"/>
+    <w:abstractNumId w:val="22"/>
   </w:num>
   <w:num w:numId="16" w16cid:durableId="1041172478">
+    <w:abstractNumId w:val="16"/>
+  </w:num>
+  <w:num w:numId="17" w16cid:durableId="78260352">
+    <w:abstractNumId w:val="5"/>
+  </w:num>
+  <w:num w:numId="18" w16cid:durableId="1462190601">
+    <w:abstractNumId w:val="31"/>
+  </w:num>
+  <w:num w:numId="19" w16cid:durableId="297955495">
+    <w:abstractNumId w:val="21"/>
+  </w:num>
+  <w:num w:numId="20" w16cid:durableId="350230824">
+    <w:abstractNumId w:val="10"/>
+  </w:num>
+  <w:num w:numId="21" w16cid:durableId="2067022729">
+    <w:abstractNumId w:val="27"/>
+  </w:num>
+  <w:num w:numId="22" w16cid:durableId="605574619">
+    <w:abstractNumId w:val="24"/>
+  </w:num>
+  <w:num w:numId="23" w16cid:durableId="1250504941">
+    <w:abstractNumId w:val="25"/>
+  </w:num>
+  <w:num w:numId="24" w16cid:durableId="380598810">
     <w:abstractNumId w:val="12"/>
   </w:num>
-  <w:num w:numId="17" w16cid:durableId="78260352">
-    <w:abstractNumId w:val="4"/>
+  <w:num w:numId="25" w16cid:durableId="168907100">
+    <w:abstractNumId w:val="13"/>
   </w:num>
-  <w:num w:numId="18" w16cid:durableId="1462190601">
+  <w:num w:numId="26" w16cid:durableId="2069260168">
+    <w:abstractNumId w:val="1"/>
+  </w:num>
+  <w:num w:numId="27" w16cid:durableId="1572498794">
+    <w:abstractNumId w:val="14"/>
+  </w:num>
+  <w:num w:numId="28" w16cid:durableId="633874380">
+    <w:abstractNumId w:val="30"/>
+  </w:num>
+  <w:num w:numId="29" w16cid:durableId="1928493403">
+    <w:abstractNumId w:val="32"/>
+  </w:num>
+  <w:num w:numId="30" w16cid:durableId="953906061">
     <w:abstractNumId w:val="23"/>
   </w:num>
-  <w:num w:numId="19" w16cid:durableId="297955495">
-    <w:abstractNumId w:val="16"/>
+  <w:num w:numId="31" w16cid:durableId="659962362">
+    <w:abstractNumId w:val="9"/>
   </w:num>
-  <w:num w:numId="20" w16cid:durableId="350230824">
-    <w:abstractNumId w:val="8"/>
+  <w:num w:numId="32" w16cid:durableId="703751105">
+    <w:abstractNumId w:val="26"/>
   </w:num>
-  <w:num w:numId="21" w16cid:durableId="2067022729">
-    <w:abstractNumId w:val="20"/>
-  </w:num>
-  <w:num w:numId="22" w16cid:durableId="605574619">
+  <w:num w:numId="33" w16cid:durableId="252784248">
     <w:abstractNumId w:val="18"/>
-  </w:num>
-  <w:num w:numId="23" w16cid:durableId="1250504941">
-    <w:abstractNumId w:val="19"/>
-  </w:num>
-  <w:num w:numId="24" w16cid:durableId="380598810">
-    <w:abstractNumId w:val="10"/>
   </w:num>
 </w:numbering>
 </file>
